--- a/plan_titulacion.docx
+++ b/plan_titulacion.docx
@@ -11,20 +11,20 @@
           <w:noProof/>
         </w:rPr>
         <w:drawing>
-          <wp:inline distT="0" distB="0" distL="0" distR="0" wp14:anchorId="66A552B0" wp14:editId="6F6227E4">
+          <wp:inline distT="0" distB="0" distL="0" distR="0" wp14:anchorId="60A5DAF7" wp14:editId="3E45410D">
             <wp:extent cx="1438730" cy="1478112"/>
             <wp:effectExtent l="0" t="0" r="0" b="0"/>
-            <wp:docPr id="1" name="image1.png"/>
+            <wp:docPr id="1" name="image1.png" descr="Israel.&#10;&#10;AI-generated content may be incorrect."/>
             <wp:cNvGraphicFramePr/>
             <a:graphic xmlns:a="http://schemas.openxmlformats.org/drawingml/2006/main">
               <a:graphicData uri="http://schemas.openxmlformats.org/drawingml/2006/picture">
                 <pic:pic xmlns:pic="http://schemas.openxmlformats.org/drawingml/2006/picture">
                   <pic:nvPicPr>
-                    <pic:cNvPr id="0" name="image1.png"/>
+                    <pic:cNvPr id="1" name="image1.png" descr="Israel.&#10;&#10;AI-generated content may be incorrect."/>
                     <pic:cNvPicPr preferRelativeResize="0"/>
                   </pic:nvPicPr>
                   <pic:blipFill>
-                    <a:blip r:embed="rId8"/>
+                    <a:blip r:embed="rId6"/>
                     <a:srcRect l="10017" t="10053" r="9854" b="10888"/>
                     <a:stretch>
                       <a:fillRect/>
@@ -128,16 +128,7 @@
           <w:sz w:val="28"/>
           <w:szCs w:val="28"/>
         </w:rPr>
-        <w:t>MAESTRÍA EN</w:t>
-      </w:r>
-      <w:r>
-        <w:rPr>
-          <w:b/>
-          <w:bCs/>
-          <w:sz w:val="28"/>
-          <w:szCs w:val="28"/>
-        </w:rPr>
-        <w:t xml:space="preserve"> BIG DATA Y DATA SCIENCE</w:t>
+        <w:t>MAESTRÍA EN BIG DATA Y DATA SCIENCE</w:t>
       </w:r>
     </w:p>
     <w:p>
@@ -242,7 +233,7 @@
         <w:tc>
           <w:tcPr>
             <w:tcW w:w="8494" w:type="dxa"/>
-            <w:shd w:val="clear" w:color="auto" w:fill="B4C6E7" w:themeFill="accent1" w:themeFillTint="66"/>
+            <w:shd w:val="clear" w:color="auto" w:fill="B4C6E7"/>
           </w:tcPr>
           <w:p>
             <w:pPr>
@@ -255,35 +246,7 @@
               <w:rPr>
                 <w:b/>
               </w:rPr>
-              <w:t xml:space="preserve">Integración de analítica en tiempo real y </w:t>
-            </w:r>
-            <w:proofErr w:type="spellStart"/>
-            <w:r>
-              <w:rPr>
-                <w:b/>
-              </w:rPr>
-              <w:t>LLMs</w:t>
-            </w:r>
-            <w:proofErr w:type="spellEnd"/>
-            <w:r>
-              <w:rPr>
-                <w:b/>
-              </w:rPr>
-              <w:t xml:space="preserve"> en la ingesta de metadatos y grabaciones telefónicas, para identificar prácticas de atención críticas y predecir anomalías en el rendimiento de los agentes de </w:t>
-            </w:r>
-            <w:proofErr w:type="spellStart"/>
-            <w:r>
-              <w:rPr>
-                <w:b/>
-              </w:rPr>
-              <w:t>callcenter</w:t>
-            </w:r>
-            <w:proofErr w:type="spellEnd"/>
-            <w:r>
-              <w:rPr>
-                <w:b/>
-              </w:rPr>
-              <w:t>.</w:t>
+              <w:t>Integración de analítica en tiempo real y LLMs en la ingesta de metadatos y grabaciones telefónicas, para identificar prácticas de atención críticas y predecir anomalías en el rendimiento de los agentes de call center.</w:t>
             </w:r>
           </w:p>
         </w:tc>
@@ -313,7 +276,7 @@
         <w:tc>
           <w:tcPr>
             <w:tcW w:w="8494" w:type="dxa"/>
-            <w:shd w:val="clear" w:color="auto" w:fill="B4C6E7" w:themeFill="accent1" w:themeFillTint="66"/>
+            <w:shd w:val="clear" w:color="auto" w:fill="B4C6E7"/>
           </w:tcPr>
           <w:p>
             <w:pPr>
@@ -386,7 +349,7 @@
           <w:bCs/>
         </w:rPr>
         <w:sectPr>
-          <w:footerReference w:type="default" r:id="rId9"/>
+          <w:footerReference w:type="default" r:id="rId7"/>
           <w:pgSz w:w="11906" w:h="16838"/>
           <w:pgMar w:top="2552" w:right="1701" w:bottom="1417" w:left="1701" w:header="708" w:footer="708" w:gutter="0"/>
           <w:pgNumType w:start="1"/>
@@ -404,17 +367,20 @@
     </w:p>
     <w:p>
       <w:pPr>
-        <w:pStyle w:val="Heading1"/>
+        <w:spacing w:before="360" w:after="120"/>
         <w:jc w:val="center"/>
-        <w:rPr>
-          <w:sz w:val="20"/>
-          <w:szCs w:val="20"/>
-        </w:rPr>
-      </w:pPr>
-      <w:r>
-        <w:rPr>
-          <w:sz w:val="20"/>
-          <w:szCs w:val="20"/>
+        <w:outlineLvl w:val="0"/>
+        <w:rPr>
+          <w:b/>
+          <w:bCs/>
+          <w:color w:val="000000"/>
+        </w:rPr>
+      </w:pPr>
+      <w:r>
+        <w:rPr>
+          <w:b/>
+          <w:bCs/>
+          <w:color w:val="000000"/>
         </w:rPr>
         <w:lastRenderedPageBreak/>
         <w:t>I. REVISIÓN DE LITERATURA</w:t>
@@ -425,6 +391,32 @@
         <w:spacing w:after="120" w:line="276" w:lineRule="auto"/>
         <w:jc w:val="both"/>
       </w:pPr>
+      <w:r>
+        <w:t>Los call centers generan de forma continua dos tipos principales de información. Por un lado, se registran datos estructurados de cada llamada, como la fecha, hora, duración y otros detalles operativos, que son almacenados en bases de datos relacionales mediante registros (CDR). Por otro lado, se guardan las grabaciones de las conversaciones para procesos de revisión, control de calidad o auditoria, siendo estas las que contienen la mayor cantidad de información relevante sobre la interacción entre el cliente y el agente. Actualmente, gran parte de la evaluación de estas llamadas se realiza manualmente, lo que demanda mucho tiempo y esfuerzo, además de limitar la cantidad de interacciones que pueden ser revisadas y analizadas. Debido al alto volumen de información generado y a la diversidad de formatos, este escenario se relaciona directamente con el Big Data. De igual forma, las grabaciones pueden incluir información personal o financiera, por lo que es necesario considerar mecanismos de anonimización que protejan la privacidad de los usuarios. En este contexto, los avances en analítica en tiempo real, reconocimiento automático de voz (ASR) y modelos de lenguaje de gran escala (LLM) ofrecen nuevas oportunidades para automatizar la evaluación de la calidad de atención, identificar practicas inadecuadas y detectar posibles problemas de desempeño de los agentes. Con esto, la presente revisión de literatura se estructura en cuatro ejes: arquitecturas de analítica en tiempo real, reconocimiento de voz y análisis de audio, aplicación de LLM y procesamiento de lenguaje natural (PLN) en conversaciones, y técnicas de detección de anomalías y predicción de rendimiento.</w:t>
+      </w:r>
+    </w:p>
+    <w:p>
+      <w:pPr>
+        <w:spacing w:before="240" w:after="80"/>
+        <w:outlineLvl w:val="1"/>
+        <w:rPr>
+          <w:i/>
+          <w:iCs/>
+          <w:color w:val="333333"/>
+          <w:sz w:val="22"/>
+          <w:szCs w:val="22"/>
+        </w:rPr>
+      </w:pPr>
+      <w:r>
+        <w:rPr>
+          <w:i/>
+          <w:iCs/>
+          <w:color w:val="333333"/>
+          <w:sz w:val="22"/>
+          <w:szCs w:val="22"/>
+        </w:rPr>
+        <w:t>A. Analítica en tiempo real y arquitecturas de datos masivos</w:t>
+      </w:r>
     </w:p>
     <w:p>
       <w:pPr>
@@ -432,75 +424,15 @@
         <w:jc w:val="both"/>
       </w:pPr>
       <w:r>
-        <w:t>La operación de los centros de contacto</w:t>
-      </w:r>
-      <w:r>
-        <w:t xml:space="preserve"> o </w:t>
-      </w:r>
-      <w:r>
-        <w:t xml:space="preserve">call centers de venta genera de forma continua dos clases de datos heterogéneos: metadatos estructurados de cada </w:t>
-      </w:r>
-      <w:r>
-        <w:t>llamada,</w:t>
-      </w:r>
-      <w:r>
-        <w:t xml:space="preserve"> es decir, l</w:t>
-      </w:r>
-      <w:r>
-        <w:t>os registros de detalle de llamada (CDR) y grabaciones de voz no estructuradas que concentran la mayor parte del valor informativo. La auditoría tradicional de estas interacciones es manual, lo que limita su cobertura y su capacidad de producir métricas oportunas para la toma de decisiones gerenciales. Por su volumen, velocidad y variedad, estos datos exhiben características propias del paradigma Big Data, y su tratamiento se complica porque las grabaciones contienen información personal y financiera, lo que impone restricciones de privacidad y cumplimiento normativo</w:t>
-      </w:r>
-      <w:r>
-        <w:t>,</w:t>
-      </w:r>
-      <w:r>
-        <w:t xml:space="preserve"> </w:t>
-      </w:r>
-      <w:r>
-        <w:t>co</w:t>
-      </w:r>
-      <w:r>
-        <w:t>mo la anonimización de datos sensibles</w:t>
-      </w:r>
-      <w:r>
-        <w:t>,</w:t>
-      </w:r>
-      <w:r>
-        <w:t xml:space="preserve"> que condicionan el diseño de cualquier solución analítica. La convergencia reciente de la analítica en tiempo real, el reconocimiento automático del habla (ASR) y los modelos de lenguaje de gran escala (LLM) abre una vía para automatizar el análisis de la calidad de la gestión, identificar prácticas de atención críticas y anticipar anomalías en el desempeño de los agentes. Esta revisión organiza el estado del arte en cuatro ejes temáticos: arquitecturas de analítica en tiempo real, ASR y analítica de voz, LLM y procesamiento de lenguaje natural (PLN) para el análisis de conversaciones, y detección de anomalías y predicción del rendimiento.</w:t>
-      </w:r>
-    </w:p>
-    <w:p>
-      <w:pPr>
-        <w:spacing w:after="120" w:line="276" w:lineRule="auto"/>
-        <w:jc w:val="both"/>
-      </w:pPr>
-    </w:p>
-    <w:p>
-      <w:pPr>
-        <w:pStyle w:val="Heading2"/>
-        <w:rPr>
-          <w:rStyle w:val="Emphasis"/>
-        </w:rPr>
-      </w:pPr>
-      <w:r>
-        <w:rPr>
-          <w:rStyle w:val="Emphasis"/>
-        </w:rPr>
-        <w:t>A. Analítica en tiempo real y arquitecturas de datos masivos</w:t>
-      </w:r>
-    </w:p>
-    <w:p>
-      <w:pPr>
-        <w:spacing w:after="120" w:line="276" w:lineRule="auto"/>
-        <w:jc w:val="both"/>
-      </w:pPr>
-    </w:p>
-    <w:p>
-      <w:pPr>
-        <w:spacing w:after="120" w:line="276" w:lineRule="auto"/>
-        <w:jc w:val="both"/>
-      </w:pPr>
-      <w:r>
-        <w:t>El procesamiento de grandes volúmenes de datos con requisitos de latencia ha cristalizado en dos patrones arquitectónicos de referencia. La arquitectura Lambda combina una capa de procesamiento por lotes con una capa de velocidad, lo que permite reconciliar la exactitud del histórico con la baja latencia del flujo entrante</w:t>
+        <w:t xml:space="preserve">El manejo de grandes cantidades de datos que requieren respuestas rápidas ha dado lugar a diferentes modelos de arquitectura para su procesamiento. Entre los </w:t>
+      </w:r>
+      <w:proofErr w:type="spellStart"/>
+      <w:r>
+        <w:t>mas</w:t>
+      </w:r>
+      <w:proofErr w:type="spellEnd"/>
+      <w:r>
+        <w:t xml:space="preserve"> conocidos se encuentra la arquitectura Lamba, que combina el procesamiento de datos histórico por lotes con el procesamiento de información en tiempo real, permitiendo obtener resultados precisos sin perder velocidad en el análisis de nuevos datos</w:t>
       </w:r>
       <w:r>
         <w:rPr>
@@ -513,10 +445,10 @@
           <w:rPr>
             <w:color w:val="000000"/>
           </w:rPr>
-          <w:tag w:val="MENDELEY_CITATION_v3_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"/>
-          <w:id w:val="1986429316"/>
+          <w:tag w:val="MENDELEY_CITATION_v3_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"/>
+          <w:id w:val="1296259500"/>
           <w:placeholder>
-            <w:docPart w:val="DefaultPlaceholder_-1854013440"/>
+            <w:docPart w:val="92A048994EE7462FA5C1F18F998074A3"/>
           </w:placeholder>
         </w:sdtPr>
         <w:sdtContent>
@@ -532,23 +464,20 @@
         <w:rPr>
           <w:color w:val="000000"/>
         </w:rPr>
-        <w:t xml:space="preserve">. </w:t>
-      </w:r>
-      <w:r>
-        <w:t>No obstante, la duplicación de lógica entre ambas capas motivó la arquitectura Kappa, que unifica el procesamiento en un único flujo de eventos y simplifica el mantenimiento</w:t>
-      </w:r>
-      <w:r>
-        <w:t xml:space="preserve"> </w:t>
+        <w:t xml:space="preserve">. Sin embargo, la necesidad de mantener dos procesos con lógicas similares impulso el desarrollo de otra arquitectura denominada Kappa, la cual centraliza todo el procesamiento en un único flujo de eventos, facilitando la administración y </w:t>
+      </w:r>
+      <w:r>
+        <w:t xml:space="preserve">mantenimiento </w:t>
       </w:r>
       <w:sdt>
         <w:sdtPr>
           <w:rPr>
             <w:color w:val="000000"/>
           </w:rPr>
-          <w:tag w:val="MENDELEY_CITATION_v3_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"/>
-          <w:id w:val="1112019744"/>
+          <w:tag w:val="MENDELEY_CITATION_v3_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"/>
+          <w:id w:val="-620073599"/>
           <w:placeholder>
-            <w:docPart w:val="DefaultPlaceholder_-1854013440"/>
+            <w:docPart w:val="5A81BE2DBBB14F0BA7025D24615DD9C4"/>
           </w:placeholder>
         </w:sdtPr>
         <w:sdtContent>
@@ -561,15 +490,12 @@
         </w:sdtContent>
       </w:sdt>
       <w:r>
-        <w:t>. Estos fundamentos siguen vigentes en propuestas contemporáneas: Khattach et al</w:t>
-      </w:r>
-      <w:r>
-        <w:t>.</w:t>
-      </w:r>
-      <w:r>
-        <w:t xml:space="preserve"> describen una arquitectura de extremo a extremo que integra ingesta por streaming y tuberías de aprendizaje automático para analítica en tiempo real y mantenimiento predictivo sobre datos del Internet de las cosas</w:t>
-      </w:r>
-      <w:r>
+        <w:t>. Estos enfoques continúan siendo relevantes en la actualidad, por ejemplo, Khattach et al. proponen una arquitectura integral que combina procesamiento en streaming y modelos de aprendizaje automático para analizar información en tiempo real y apoyar tareas de mantenimiento predictivo en entornos del Internet de las Cosas (IoT)</w:t>
+      </w:r>
+      <w:r>
+        <w:rPr>
+          <w:color w:val="000000"/>
+        </w:rPr>
         <w:t xml:space="preserve"> </w:t>
       </w:r>
       <w:sdt>
@@ -577,10 +503,10 @@
           <w:rPr>
             <w:color w:val="000000"/>
           </w:rPr>
-          <w:tag w:val="MENDELEY_CITATION_v3_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"/>
-          <w:id w:val="-1473984777"/>
+          <w:tag w:val="MENDELEY_CITATION_v3_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"/>
+          <w:id w:val="1909418755"/>
           <w:placeholder>
-            <w:docPart w:val="DefaultPlaceholder_-1854013440"/>
+            <w:docPart w:val="5843609117BF473A8CC6B5934A866FB3"/>
           </w:placeholder>
         </w:sdtPr>
         <w:sdtContent>
@@ -593,29 +519,17 @@
         </w:sdtContent>
       </w:sdt>
       <w:r>
-        <w:t xml:space="preserve">, evidenciando la madurez de combinar plataformas de mensajería de eventos para la ingesta con motores de cómputo distribuido para el procesamiento por lotes. En el plano gerencial, </w:t>
-      </w:r>
-      <w:r>
-        <w:t>Pincay y Marcillo</w:t>
-      </w:r>
-      <w:r>
-        <w:t xml:space="preserve"> </w:t>
-      </w:r>
-      <w:r>
-        <w:t>muestran que la integración de Big Data y aprendizaje automático mejora la automatización de las decisiones empresariales</w:t>
-      </w:r>
-      <w:r>
-        <w:t xml:space="preserve"> </w:t>
+        <w:t xml:space="preserve">. Esto muestra que la integración entre plataformas de mensajería de eventos y sistemas de procesamiento se ha convertido en una solución para el tratamiento de grandes volúmenes de datos. Desde otra perspectiva, Pincay y Marcillo destacan que la combinación de Big Data y aprendizaje automático ayudan a mejorar la automatización y la calidad de las decisiones gerenciales </w:t>
       </w:r>
       <w:sdt>
         <w:sdtPr>
           <w:rPr>
             <w:color w:val="000000"/>
           </w:rPr>
-          <w:tag w:val="MENDELEY_CITATION_v3_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"/>
-          <w:id w:val="-1359805428"/>
+          <w:tag w:val="MENDELEY_CITATION_v3_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"/>
+          <w:id w:val="397711497"/>
           <w:placeholder>
-            <w:docPart w:val="DefaultPlaceholder_-1854013440"/>
+            <w:docPart w:val="B3A3D1D497CF49DEA0DA7E22E983EA38"/>
           </w:placeholder>
         </w:sdtPr>
         <w:sdtContent>
@@ -628,7 +542,30 @@
         </w:sdtContent>
       </w:sdt>
       <w:r>
-        <w:t>. Para el problema abordado, estas arquitecturas justifican un diseño híbrido que procese cada llamada casi en tiempo real al finalizar y que, en paralelo, permita el reprocesamiento masivo del histórico por rangos de fechas con la misma lógica de limpieza y validación.</w:t>
+        <w:t>. Con estas aportaciones, para el presente trabajo resulta pertinente utilizar una arquitectura hibrida capaz de analizar cada llamada casi inmediatamente después de finalizada, mientras que, de forma paralela, permita reprocesar grandes cantidades de información histórica aplicando los mismos criterios de validación y limpieza de datos.</w:t>
+      </w:r>
+    </w:p>
+    <w:p>
+      <w:pPr>
+        <w:spacing w:before="240" w:after="80"/>
+        <w:outlineLvl w:val="1"/>
+        <w:rPr>
+          <w:i/>
+          <w:iCs/>
+          <w:color w:val="333333"/>
+          <w:sz w:val="22"/>
+          <w:szCs w:val="22"/>
+        </w:rPr>
+      </w:pPr>
+      <w:r>
+        <w:rPr>
+          <w:i/>
+          <w:iCs/>
+          <w:color w:val="333333"/>
+          <w:sz w:val="22"/>
+          <w:szCs w:val="22"/>
+        </w:rPr>
+        <w:t>B. Reconocimiento automático del habla y analítica de voz</w:t>
       </w:r>
     </w:p>
     <w:p>
@@ -636,47 +573,24 @@
         <w:spacing w:after="120" w:line="276" w:lineRule="auto"/>
         <w:jc w:val="both"/>
       </w:pPr>
-    </w:p>
-    <w:p>
-      <w:pPr>
-        <w:pStyle w:val="Heading2"/>
-        <w:rPr>
-          <w:rStyle w:val="Emphasis"/>
-        </w:rPr>
-      </w:pPr>
-      <w:r>
-        <w:rPr>
-          <w:rStyle w:val="Emphasis"/>
-        </w:rPr>
-        <w:t>B. Reconocimiento automático del habla y analítica de voz</w:t>
-      </w:r>
-    </w:p>
-    <w:p>
-      <w:pPr>
-        <w:spacing w:after="120" w:line="276" w:lineRule="auto"/>
-        <w:jc w:val="both"/>
-      </w:pPr>
-    </w:p>
-    <w:p>
-      <w:pPr>
-        <w:spacing w:after="120" w:line="276" w:lineRule="auto"/>
-        <w:jc w:val="both"/>
-      </w:pPr>
-      <w:r>
-        <w:t>El análisis de grabaciones telefónicas depende de transcribir la voz a texto y de atribuir cada intervención a su interlocutor. En grabaciones monocanal mezcladas, donde asesor y cliente comparten un único canal, la diarización resulta indispensable; Wang et al. proponen DiarizationLM, un marco que emplea un LLM para post-procesar y corregir la salida de los sistemas de diarización, reduciendo los errores de atribución de hablante</w:t>
-      </w:r>
-      <w:r>
-        <w:t xml:space="preserve"> </w:t>
+      <w:r>
+        <w:t xml:space="preserve">El análisis de las grabaciones requiere transformar la información de audio en texto e identificar correctamente quien </w:t>
+      </w:r>
+      <w:r>
+        <w:t>está</w:t>
+      </w:r>
+      <w:r>
+        <w:t xml:space="preserve"> hablando en cada momento de la conversación. Este proceso es importante cuando tanto el agente como el cliente comparten el mismo canal de audio, ya que resulta necesario diferenciar cada intervención. En este sentido, Wang et al. proponen DiarizationLM, una solución que utiliza LLM para mejorar los resultados de los sistemas de diarización y reducir errores en la identificación de los que intervienen en la llamada </w:t>
       </w:r>
       <w:sdt>
         <w:sdtPr>
           <w:rPr>
             <w:color w:val="000000"/>
           </w:rPr>
-          <w:tag w:val="MENDELEY_CITATION_v3_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"/>
-          <w:id w:val="1526520028"/>
+          <w:tag w:val="MENDELEY_CITATION_v3_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"/>
+          <w:id w:val="-1222439543"/>
           <w:placeholder>
-            <w:docPart w:val="DefaultPlaceholder_-1854013440"/>
+            <w:docPart w:val="53FDF0F8C1514752A4EDC582BBD06E5C"/>
           </w:placeholder>
         </w:sdtPr>
         <w:sdtContent>
@@ -689,38 +603,17 @@
         </w:sdtContent>
       </w:sdt>
       <w:r>
-        <w:t>. La calidad de la transcripción, sin embargo, está sujeta a riesgos documentados: Koenecke et al. evidencian que modelos de ASR como Whisper pueden producir "alucinaciones"</w:t>
-      </w:r>
-      <w:r>
-        <w:t>, es decir t</w:t>
-      </w:r>
-      <w:r>
-        <w:t>exto inexistente</w:t>
-      </w:r>
-      <w:r>
-        <w:t xml:space="preserve"> </w:t>
-      </w:r>
-      <w:r>
-        <w:t>en el audio</w:t>
-      </w:r>
-      <w:r>
-        <w:t>,</w:t>
-      </w:r>
-      <w:r>
-        <w:t xml:space="preserve"> con consecuencias dañinas en contextos sensibles</w:t>
-      </w:r>
-      <w:r>
-        <w:t xml:space="preserve"> </w:t>
+        <w:t xml:space="preserve">. Sin embargo, la transcripción presenta otros desafíos. Koenecke et al. señalan que herramientas de ASR como Whisper pueden generar información que realmente no está presente en el audio, esto se lo denomina alucinaciones, lo que puede ocasionar problemas cuando se trabaja con información sensible </w:t>
       </w:r>
       <w:sdt>
         <w:sdtPr>
           <w:rPr>
             <w:color w:val="000000"/>
           </w:rPr>
-          <w:tag w:val="MENDELEY_CITATION_v3_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"/>
-          <w:id w:val="1946336599"/>
+          <w:tag w:val="MENDELEY_CITATION_v3_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"/>
+          <w:id w:val="196204868"/>
           <w:placeholder>
-            <w:docPart w:val="DefaultPlaceholder_-1854013440"/>
+            <w:docPart w:val="A228149FB0C746888D07E8A214A60440"/>
           </w:placeholder>
         </w:sdtPr>
         <w:sdtContent>
@@ -733,10 +626,15 @@
         </w:sdtContent>
       </w:sdt>
       <w:r>
-        <w:t>, lo que obliga a incorporar mecanismos de verificación de las salidas. Asimismo, Harris et al. cuantifican sesgos de género y dialecto en el ASR</w:t>
-      </w:r>
-      <w:r>
-        <w:t xml:space="preserve"> </w:t>
+        <w:t xml:space="preserve">. Por esta razón, se recomienda incorporar mecanismos que permitan validar la calidad de las transcripciones. Igualmente, Harris et al. identifican la existencia de sesgos en cuanto al </w:t>
+      </w:r>
+      <w:proofErr w:type="spellStart"/>
+      <w:r>
+        <w:t>genero</w:t>
+      </w:r>
+      <w:proofErr w:type="spellEnd"/>
+      <w:r>
+        <w:t xml:space="preserve"> y variantes de dialecto en los ASR </w:t>
       </w:r>
       <w:sdt>
         <w:sdtPr>
@@ -744,9 +642,9 @@
             <w:color w:val="000000"/>
           </w:rPr>
           <w:tag w:val="MENDELEY_CITATION_v3_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"/>
-          <w:id w:val="810058133"/>
+          <w:id w:val="2089814946"/>
           <w:placeholder>
-            <w:docPart w:val="DefaultPlaceholder_-1854013440"/>
+            <w:docPart w:val="861B7CF906CB498CB37572622BD0FDF2"/>
           </w:placeholder>
         </w:sdtPr>
         <w:sdtContent>
@@ -759,24 +657,21 @@
         </w:sdtContent>
       </w:sdt>
       <w:r>
-        <w:t xml:space="preserve">, un hallazgo especialmente pertinente para el español ecuatoriano, cuyas variantes pueden degradar la precisión del reconocimiento. Más allá del contenido léxico, la dimensión </w:t>
+        <w:t xml:space="preserve"> siendo relevante en nuestro contexto con el dialecto ecuatoriano. Otros elementos presentes también son la emoción transmitida durante la conversación, esto aporta información valiosa. En esta línea, </w:t>
       </w:r>
       <w:r>
         <w:lastRenderedPageBreak/>
-        <w:t>paralingüística aporta valor analítico: Barhoumi y BenAyed presentan un sistema de reconocimiento de emociones en el habla en tiempo real basado en aprendizaje profundo y aumento de datos</w:t>
-      </w:r>
-      <w:r>
-        <w:t xml:space="preserve"> </w:t>
+        <w:t xml:space="preserve">Barhoumi y BenAyed desarrollaron un sistema capaz de reconocer emociones en tiempo real con técnicas de aprendizaje profundo </w:t>
       </w:r>
       <w:sdt>
         <w:sdtPr>
           <w:rPr>
             <w:color w:val="000000"/>
           </w:rPr>
-          <w:tag w:val="MENDELEY_CITATION_v3_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"/>
-          <w:id w:val="-2054691557"/>
+          <w:tag w:val="MENDELEY_CITATION_v3_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"/>
+          <w:id w:val="936263265"/>
           <w:placeholder>
-            <w:docPart w:val="DefaultPlaceholder_-1854013440"/>
+            <w:docPart w:val="7D57DCDF6DA245CC8A0129DEFEAE87A0"/>
           </w:placeholder>
         </w:sdtPr>
         <w:sdtContent>
@@ -789,7 +684,30 @@
         </w:sdtContent>
       </w:sdt>
       <w:r>
-        <w:t>, capacidad clave para evaluar el trato y la evolución del sentimiento tanto del cliente como del asesor a lo largo de la conversación.</w:t>
+        <w:t>, lo que permite evaluar de mejor manera la interacción entre el cliente y el agente, y comprender como evoluciona el sentimiento a lo largo de la llamada.</w:t>
+      </w:r>
+    </w:p>
+    <w:p>
+      <w:pPr>
+        <w:spacing w:before="240" w:after="80"/>
+        <w:outlineLvl w:val="1"/>
+        <w:rPr>
+          <w:i/>
+          <w:iCs/>
+          <w:color w:val="333333"/>
+          <w:sz w:val="22"/>
+          <w:szCs w:val="22"/>
+        </w:rPr>
+      </w:pPr>
+      <w:r>
+        <w:rPr>
+          <w:i/>
+          <w:iCs/>
+          <w:color w:val="333333"/>
+          <w:sz w:val="22"/>
+          <w:szCs w:val="22"/>
+        </w:rPr>
+        <w:t>C. LLM y PLN para análisis de conversaciones, sentimiento y cumplimiento</w:t>
       </w:r>
     </w:p>
     <w:p>
@@ -797,47 +715,18 @@
         <w:spacing w:after="120" w:line="276" w:lineRule="auto"/>
         <w:jc w:val="both"/>
       </w:pPr>
-    </w:p>
-    <w:p>
-      <w:pPr>
-        <w:pStyle w:val="Heading2"/>
-        <w:rPr>
-          <w:rStyle w:val="Emphasis"/>
-        </w:rPr>
-      </w:pPr>
-      <w:r>
-        <w:rPr>
-          <w:rStyle w:val="Emphasis"/>
-        </w:rPr>
-        <w:t>C. LLM y PLN para análisis de conversaciones, sentimiento y cumplimiento</w:t>
-      </w:r>
-    </w:p>
-    <w:p>
-      <w:pPr>
-        <w:spacing w:after="120" w:line="276" w:lineRule="auto"/>
-        <w:jc w:val="both"/>
-      </w:pPr>
-    </w:p>
-    <w:p>
-      <w:pPr>
-        <w:spacing w:after="120" w:line="276" w:lineRule="auto"/>
-        <w:jc w:val="both"/>
-      </w:pPr>
-      <w:r>
-        <w:t>Los LLM han ampliado de forma notable el alcance del PLN. Las revisiones de Minaee et al.</w:t>
-      </w:r>
-      <w:r>
-        <w:t xml:space="preserve"> </w:t>
+      <w:r>
+        <w:t xml:space="preserve">Los LLM han generado avances importantes en el campo del PLN, ampliando las posibilidades de análisis y comprensión de información textual. Diversos estudios, como los realizados por Minaee et al. y Raiaan et al., analizan las principales características, capacidades y limitaciones, dando una base teórica para la aplicación de distintos escenarios </w:t>
       </w:r>
       <w:sdt>
         <w:sdtPr>
           <w:rPr>
             <w:color w:val="000000"/>
           </w:rPr>
-          <w:tag w:val="MENDELEY_CITATION_v3_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"/>
-          <w:id w:val="1228261214"/>
+          <w:tag w:val="MENDELEY_CITATION_v3_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"/>
+          <w:id w:val="955753769"/>
           <w:placeholder>
-            <w:docPart w:val="DefaultPlaceholder_-1854013440"/>
+            <w:docPart w:val="BBC80184B4C043E2B95774D5190BC358"/>
           </w:placeholder>
         </w:sdtPr>
         <w:sdtContent>
@@ -853,23 +742,17 @@
         <w:rPr>
           <w:color w:val="000000"/>
         </w:rPr>
-        <w:t xml:space="preserve"> </w:t>
-      </w:r>
-      <w:r>
-        <w:t>y de Raiaan et al.</w:t>
-      </w:r>
-      <w:r>
-        <w:t xml:space="preserve"> </w:t>
+        <w:t xml:space="preserve">, </w:t>
       </w:r>
       <w:sdt>
         <w:sdtPr>
           <w:rPr>
             <w:color w:val="000000"/>
           </w:rPr>
-          <w:tag w:val="MENDELEY_CITATION_v3_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"/>
-          <w:id w:val="-1409072029"/>
+          <w:tag w:val="MENDELEY_CITATION_v3_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"/>
+          <w:id w:val="-425885951"/>
           <w:placeholder>
-            <w:docPart w:val="DefaultPlaceholder_-1854013440"/>
+            <w:docPart w:val="2923F5B0C34C4BC5948F44CD4E962CC3"/>
           </w:placeholder>
         </w:sdtPr>
         <w:sdtContent>
@@ -885,23 +768,17 @@
         <w:rPr>
           <w:color w:val="000000"/>
         </w:rPr>
-        <w:t xml:space="preserve"> </w:t>
-      </w:r>
-      <w:r>
-        <w:t>sistematizan sus arquitecturas, capacidades emergentes y limitaciones, y ofrecen el marco conceptual para su adopción analítica. En la tarea específica de análisis de sentimiento, Zhang et al. realizan una evaluación crítica del desempeño de los LLM y advierten que, pese a su versatilidad en escenarios sin ajuste fino, persisten brechas frente a modelos especializados, sobre todo en el análisis de sentimiento basado en aspectos</w:t>
-      </w:r>
-      <w:r>
-        <w:t xml:space="preserve"> </w:t>
+        <w:t xml:space="preserve">. En el ámbito del análisis de sentimientos, Zhang et al. destacan que, aunque los LLM ofrecen buenos resultados y una capacidad de adaptación sin necesidad de ajustes complejos, todavía existen diferencias de rendimiento en comparación con modelos desarrollados para tareas más específicas, especialmente cuando se requiere analizar opiniones sobre aspectos concretos </w:t>
       </w:r>
       <w:sdt>
         <w:sdtPr>
           <w:rPr>
             <w:color w:val="000000"/>
           </w:rPr>
-          <w:tag w:val="MENDELEY_CITATION_v3_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"/>
-          <w:id w:val="-1483159516"/>
+          <w:tag w:val="MENDELEY_CITATION_v3_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"/>
+          <w:id w:val="1412049197"/>
           <w:placeholder>
-            <w:docPart w:val="DefaultPlaceholder_-1854013440"/>
+            <w:docPart w:val="E8762C8E837F4EAC84EC33B7E1A8E10D"/>
           </w:placeholder>
         </w:sdtPr>
         <w:sdtContent>
@@ -914,32 +791,17 @@
         </w:sdtContent>
       </w:sdt>
       <w:r>
-        <w:t>. Estas capacidades habilitan la evaluación automatizada de la calidad de venta</w:t>
-      </w:r>
-      <w:r>
-        <w:t xml:space="preserve">, </w:t>
-      </w:r>
-      <w:r>
-        <w:t>adherencia al guion, detección de frases engañosas y verificación del cumplimiento normativo</w:t>
-      </w:r>
-      <w:r>
-        <w:t xml:space="preserve"> </w:t>
-      </w:r>
-      <w:r>
-        <w:t>directamente sobre las transcripciones. Dado que el caso de estudio combina metadatos, audio y texto, resulta pertinente la revisión de Quintero Bernal et al. sobre fusión de datos multimodal y sus condiciones adversas</w:t>
-      </w:r>
-      <w:r>
-        <w:t xml:space="preserve"> </w:t>
+        <w:t xml:space="preserve">. A pesar de las limitaciones, los LLM permiten automatizar actividades como la evaluación de la calidad de las ventas, verificación de cumplimiento de guiones de atención, identificación de mensajes engañosos y la revisión de requisitos normativos a partir de las transcripciones. Además, debido a que este estudio integra información proveniente de varias fuentes, resulta relevante considerar los aportes de Quintero Bernal et al. sobre la fusión de datos multimodales </w:t>
       </w:r>
       <w:sdt>
         <w:sdtPr>
           <w:rPr>
             <w:color w:val="000000"/>
           </w:rPr>
-          <w:tag w:val="MENDELEY_CITATION_v3_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"/>
-          <w:id w:val="1642927912"/>
+          <w:tag w:val="MENDELEY_CITATION_v3_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"/>
+          <w:id w:val="796107615"/>
           <w:placeholder>
-            <w:docPart w:val="DefaultPlaceholder_-1854013440"/>
+            <w:docPart w:val="0B821466430842B698E23ACF890722B7"/>
           </w:placeholder>
         </w:sdtPr>
         <w:sdtContent>
@@ -952,7 +814,36 @@
         </w:sdtContent>
       </w:sdt>
       <w:r>
-        <w:t>, que orienta la integración coherente de fuentes heterogéneas para enriquecer el análisis semántico.</w:t>
+        <w:t xml:space="preserve">, ya que ofrecen lineamientos para combinar de manera adecuada distintos tipos de información y obtener un análisis </w:t>
+      </w:r>
+      <w:r>
+        <w:t>más</w:t>
+      </w:r>
+      <w:r>
+        <w:t xml:space="preserve"> completo y valioso de las conversaciones.</w:t>
+      </w:r>
+    </w:p>
+    <w:p>
+      <w:pPr>
+        <w:spacing w:before="240" w:after="80"/>
+        <w:outlineLvl w:val="1"/>
+        <w:rPr>
+          <w:i/>
+          <w:iCs/>
+          <w:color w:val="333333"/>
+          <w:sz w:val="22"/>
+          <w:szCs w:val="22"/>
+        </w:rPr>
+      </w:pPr>
+      <w:r>
+        <w:rPr>
+          <w:i/>
+          <w:iCs/>
+          <w:color w:val="333333"/>
+          <w:sz w:val="22"/>
+          <w:szCs w:val="22"/>
+        </w:rPr>
+        <w:t>D. Detección de anomalías y predicción del rendimiento</w:t>
       </w:r>
     </w:p>
     <w:p>
@@ -960,47 +851,18 @@
         <w:spacing w:after="120" w:line="276" w:lineRule="auto"/>
         <w:jc w:val="both"/>
       </w:pPr>
-    </w:p>
-    <w:p>
-      <w:pPr>
-        <w:pStyle w:val="Heading2"/>
-        <w:rPr>
-          <w:rStyle w:val="Emphasis"/>
-        </w:rPr>
-      </w:pPr>
-      <w:r>
-        <w:rPr>
-          <w:rStyle w:val="Emphasis"/>
-        </w:rPr>
-        <w:t>D. Detección de anomalías y predicción del rendimiento</w:t>
-      </w:r>
-    </w:p>
-    <w:p>
-      <w:pPr>
-        <w:spacing w:after="120" w:line="276" w:lineRule="auto"/>
-        <w:jc w:val="both"/>
-      </w:pPr>
-    </w:p>
-    <w:p>
-      <w:pPr>
-        <w:spacing w:after="120" w:line="276" w:lineRule="auto"/>
-        <w:jc w:val="both"/>
-      </w:pPr>
-      <w:r>
-        <w:t>Anticipar caídas de desempeño y comportamientos atípicos de los agentes requiere técnicas de detección de anomalías y de pronóstico. Su et al., en una revisión sistemática, examinan el uso de LLM para el pronóstico y la detección de anomalías, mostrando su aplicación creciente en conjunto con métodos clásicos</w:t>
-      </w:r>
-      <w:r>
-        <w:t xml:space="preserve"> </w:t>
+      <w:r>
+        <w:t xml:space="preserve">La identificación temprana de la disminución del desempeño y de comportamientos inusuales de los agentes requiere la aplicación de técnicas de predicción y detección de anomalías. Su et al. analizan, mediante la revisión sistemática, como los LLM están siendo usados con mayor frecuencia para tareas de diagnóstico y detección de anomalías, complementando los métodos tradicionales </w:t>
       </w:r>
       <w:sdt>
         <w:sdtPr>
           <w:rPr>
             <w:color w:val="000000"/>
           </w:rPr>
-          <w:tag w:val="MENDELEY_CITATION_v3_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"/>
-          <w:id w:val="838040102"/>
+          <w:tag w:val="MENDELEY_CITATION_v3_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"/>
+          <w:id w:val="1626043347"/>
           <w:placeholder>
-            <w:docPart w:val="DefaultPlaceholder_-1854013440"/>
+            <w:docPart w:val="535ABF2F0F8E4F7088437767BDABBF5F"/>
           </w:placeholder>
         </w:sdtPr>
         <w:sdtContent>
@@ -1013,20 +875,17 @@
         </w:sdtContent>
       </w:sdt>
       <w:r>
-        <w:t>. En el dominio afín de las telecomunicaciones, Edozie et al. revisan los avances de la inteligencia artificial para la detección de anomalías en redes</w:t>
-      </w:r>
-      <w:r>
-        <w:t xml:space="preserve"> </w:t>
+        <w:t xml:space="preserve">. Igualmente, Edozie et al. destacan los avances de la inteligencia artificial en la detección de comportamientos anómalos en las redes de telecomunicaciones </w:t>
       </w:r>
       <w:sdt>
         <w:sdtPr>
           <w:rPr>
             <w:color w:val="000000"/>
           </w:rPr>
-          <w:tag w:val="MENDELEY_CITATION_v3_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"/>
-          <w:id w:val="-365761726"/>
+          <w:tag w:val="MENDELEY_CITATION_v3_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"/>
+          <w:id w:val="1871799840"/>
           <w:placeholder>
-            <w:docPart w:val="DefaultPlaceholder_-1854013440"/>
+            <w:docPart w:val="C4986038EF914A10B60CCA76FA3EBB9B"/>
           </w:placeholder>
         </w:sdtPr>
         <w:sdtContent>
@@ -1039,32 +898,17 @@
         </w:sdtContent>
       </w:sdt>
       <w:r>
-        <w:t>. Cuando se carece de etiquetas abundantes</w:t>
-      </w:r>
-      <w:r>
-        <w:t xml:space="preserve">, </w:t>
-      </w:r>
-      <w:r>
-        <w:t>situación habitual cuando las auditorías manuales son escasas</w:t>
-      </w:r>
-      <w:r>
-        <w:t>,</w:t>
-      </w:r>
-      <w:r>
-        <w:t xml:space="preserve"> las técnicas no supervisadas resultan idóneas: Berahmand et al. compendian los autocodificadores y sus aplicaciones para la reducción de dimensionalidad y la detección de anomalías</w:t>
-      </w:r>
-      <w:r>
-        <w:t xml:space="preserve"> </w:t>
+        <w:t xml:space="preserve">. En casos donde las auditorias son manuales, no se dispone de suficientes etiquetados para entrenar los modelos. Es por eso que los enfoques no supervisados se convierten en una alternativa adecuada. Berahmand et al. presentan un estudio sobre autocodificadores y sus aplicaciones en la reducción de patrones atípicos en los datos </w:t>
       </w:r>
       <w:sdt>
         <w:sdtPr>
           <w:rPr>
             <w:color w:val="000000"/>
           </w:rPr>
-          <w:tag w:val="MENDELEY_CITATION_v3_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"/>
-          <w:id w:val="-229317199"/>
+          <w:tag w:val="MENDELEY_CITATION_v3_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"/>
+          <w:id w:val="1421058488"/>
           <w:placeholder>
-            <w:docPart w:val="DefaultPlaceholder_-1854013440"/>
+            <w:docPart w:val="F2C0B57624B642DBA60DE820D903AC52"/>
           </w:placeholder>
         </w:sdtPr>
         <w:sdtContent>
@@ -1077,20 +921,17 @@
         </w:sdtContent>
       </w:sdt>
       <w:r>
-        <w:t>, mientras que Kong et al. revisan el aprendizaje profundo para el pronóstico de series temporales</w:t>
-      </w:r>
-      <w:r>
-        <w:t xml:space="preserve"> </w:t>
+        <w:t xml:space="preserve">. Por su parte, Kong et al. revisan diferentes técnicas de aprendizaje profundo orientadas al pronóstico de series temporales </w:t>
       </w:r>
       <w:sdt>
         <w:sdtPr>
           <w:rPr>
             <w:color w:val="000000"/>
           </w:rPr>
-          <w:tag w:val="MENDELEY_CITATION_v3_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"/>
-          <w:id w:val="1057662948"/>
+          <w:tag w:val="MENDELEY_CITATION_v3_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"/>
+          <w:id w:val="1012569662"/>
           <w:placeholder>
-            <w:docPart w:val="DefaultPlaceholder_-1854013440"/>
+            <w:docPart w:val="B1EB3ECC9CED4AE7AED5566E8B5F6A63"/>
           </w:placeholder>
         </w:sdtPr>
         <w:sdtContent>
@@ -1103,7 +944,33 @@
         </w:sdtContent>
       </w:sdt>
       <w:r>
-        <w:t>, aplicable a indicadores operativos como la contactabilidad, la tasa de conversión y la duración media por agente.</w:t>
+        <w:rPr>
+          <w:color w:val="000000"/>
+        </w:rPr>
+        <w:t>, las cuales pueden utilizarse para analizar y predecir indicadores relevantes, tales como tasa de contactabilidad, porcentaje de conversión a ventas o duración promedio de llamadas por cada agente.</w:t>
+      </w:r>
+    </w:p>
+    <w:p>
+      <w:pPr>
+        <w:spacing w:before="240" w:after="80"/>
+        <w:outlineLvl w:val="1"/>
+        <w:rPr>
+          <w:i/>
+          <w:iCs/>
+          <w:color w:val="333333"/>
+          <w:sz w:val="22"/>
+          <w:szCs w:val="22"/>
+        </w:rPr>
+      </w:pPr>
+      <w:r>
+        <w:rPr>
+          <w:i/>
+          <w:iCs/>
+          <w:color w:val="333333"/>
+          <w:sz w:val="22"/>
+          <w:szCs w:val="22"/>
+        </w:rPr>
+        <w:t>Síntesis y vacío de investigación</w:t>
       </w:r>
     </w:p>
     <w:p>
@@ -1111,19 +978,28 @@
         <w:spacing w:after="120" w:line="276" w:lineRule="auto"/>
         <w:jc w:val="both"/>
       </w:pPr>
-    </w:p>
-    <w:p>
-      <w:pPr>
-        <w:pStyle w:val="Heading2"/>
-        <w:rPr>
-          <w:rStyle w:val="Emphasis"/>
-        </w:rPr>
-      </w:pPr>
-      <w:r>
-        <w:rPr>
-          <w:rStyle w:val="Emphasis"/>
-        </w:rPr>
-        <w:t>Síntesis y vacío de investigación</w:t>
+      <w:r>
+        <w:t>En términos generales, la literatura revisada muestra que existen avances importantes y un nivel de desarrollo alto en cada tecnología involucrada, como ASR, análisis en tiempo real, diarización, LLM y análisis de sentimiento junto con PLN para el cumplimiento normativo y detección de anomalías. Sin embargo, son limitadas las propuestas que integren todos estos componentes dentro de un único proceso. Actualmente, no se encontró soluciones que combinen, en un mismo flujo y de manera casi inmediata, la captura de metadatos y grabaciones, la transcripción con protección de datos sensibles y análisis con LLM para predicción de posibles anomalías en el desempeño de los agentes. La mayor parte de las investigaciones se centran en resolver problemas específicos de manera independiente y pocas consideran la privacidad y trazabilidad como algo necesario cuando se manejan datos personales o financieros. Por esto, existe la posibilidad de desarrollar una solución integral que permita reemplazar auditorias manuales, por un sistema automatizado capaz de generar indicadores de calidad y alertas de riesgo de manera eficiente y consistente. Esta necesidad constituye la base del problema de investigación del presente trabajo.</w:t>
+      </w:r>
+    </w:p>
+    <w:p>
+      <w:pPr>
+        <w:spacing w:before="360" w:after="120"/>
+        <w:jc w:val="center"/>
+        <w:outlineLvl w:val="0"/>
+        <w:rPr>
+          <w:b/>
+          <w:bCs/>
+          <w:color w:val="000000"/>
+        </w:rPr>
+      </w:pPr>
+      <w:r>
+        <w:rPr>
+          <w:b/>
+          <w:bCs/>
+          <w:color w:val="000000"/>
+        </w:rPr>
+        <w:t>II. PROBLEMA DE INVESTIGACIÓN</w:t>
       </w:r>
     </w:p>
     <w:p>
@@ -1131,90 +1007,25 @@
         <w:spacing w:after="120" w:line="276" w:lineRule="auto"/>
         <w:jc w:val="both"/>
       </w:pPr>
-    </w:p>
-    <w:p>
-      <w:pPr>
-        <w:spacing w:after="120" w:line="276" w:lineRule="auto"/>
-        <w:jc w:val="both"/>
-      </w:pPr>
-      <w:r>
-        <w:t>En conjunto, la literatura demuestra la madurez individual de cada bloque</w:t>
-      </w:r>
-      <w:r>
-        <w:t xml:space="preserve">, </w:t>
-      </w:r>
-      <w:r>
-        <w:t>arquitecturas de streaming, ASR con diarización, LLM para sentimiento y cumplimiento, y detección de anomalías, pero su integración en un</w:t>
-      </w:r>
-      <w:r>
-        <w:t xml:space="preserve"> pipeline</w:t>
-      </w:r>
-      <w:r>
-        <w:t xml:space="preserve"> de extremo a extremo continúa siendo escasa. No se identifican propuestas que articulen, en un único flujo </w:t>
-      </w:r>
-      <w:r>
-        <w:t>casi en tiempo real</w:t>
-      </w:r>
-      <w:r>
-        <w:t xml:space="preserve">, la ingesta de metadatos y grabaciones, la transcripción y anonimización de datos sensibles, el análisis del cumplimiento normativo mediante LLM y la predicción de anomalías en el rendimiento de los agentes, particularmente en español y en contextos de venta regulada por entidades financieras. La mayoría de los trabajos validan sus aportes sobre bloques aislados y rara vez incorporan, de forma conjunta, la privacidad por diseño y la </w:t>
-      </w:r>
-      <w:r>
-        <w:t>trazabilidad exigida</w:t>
-      </w:r>
-      <w:r>
-        <w:t xml:space="preserve"> cuando se procesan datos personales y financieros. Atender esta brecha permitiría sustituir la auditoría manual y de baja cobertura por un sistema reproducible que genere métricas de calidad y alertas de riesgo de forma sistemática. Este vacío fundamenta el problema de investigación del presente trabajo.</w:t>
-      </w:r>
-    </w:p>
-    <w:p>
-      <w:pPr>
-        <w:spacing w:after="120" w:line="276" w:lineRule="auto"/>
-        <w:jc w:val="both"/>
-      </w:pPr>
-    </w:p>
-    <w:p>
-      <w:pPr>
-        <w:spacing w:after="120" w:line="276" w:lineRule="auto"/>
-        <w:jc w:val="both"/>
-      </w:pPr>
-    </w:p>
-    <w:p>
-      <w:pPr>
-        <w:pStyle w:val="Heading1"/>
-        <w:jc w:val="center"/>
-        <w:rPr>
-          <w:sz w:val="20"/>
-          <w:szCs w:val="20"/>
-        </w:rPr>
-      </w:pPr>
-      <w:r>
-        <w:rPr>
-          <w:sz w:val="20"/>
-          <w:szCs w:val="20"/>
-        </w:rPr>
+      <w:r>
+        <w:t xml:space="preserve">Los call center generan cada día grandes cantidades de información, principalmente en grabaciones de audio que no están estructuradas y que, en muchos casos, no se analizan completamente. En este trabajo, se dispone de </w:t>
+      </w:r>
+      <w:r>
+        <w:t>más</w:t>
+      </w:r>
+      <w:r>
+        <w:t xml:space="preserve"> de 100 GB de grabaciones y </w:t>
+      </w:r>
+      <w:r>
+        <w:t>más</w:t>
+      </w:r>
+      <w:r>
+        <w:t xml:space="preserve"> de 100.000 registros de llamada (CDR) acumulados desde el 2017. Actualmente, la </w:t>
+      </w:r>
+      <w:r>
         <w:lastRenderedPageBreak/>
-        <w:t>II. PROBLEMA DE INVESTIGACIÓN</w:t>
-      </w:r>
-    </w:p>
-    <w:p>
-      <w:pPr>
-        <w:spacing w:after="120" w:line="276" w:lineRule="auto"/>
-        <w:jc w:val="both"/>
-      </w:pPr>
-    </w:p>
-    <w:p>
-      <w:pPr>
-        <w:spacing w:after="120" w:line="276" w:lineRule="auto"/>
-        <w:jc w:val="both"/>
-      </w:pPr>
-      <w:r>
-        <w:t>Los centros de contacto de venta saliente generan volúmenes crecientes de datos, en su mayoría grabaciones de voz no estructuradas que rara vez se procesan en su totalidad; en el caso de estudio se acumulan más de 100 GB de audio y más de 100.000 registros de detalle de llamada (CDR) desde 2017. La evaluación del desempeño en infraestructuras PBX como Asterisk se realiza mediante auditorías manuales que cubren una fracción mínima de las interacciones, lo que introduce una alta latencia operativa e impide detectar a tiempo anomalías, malas prácticas de atención y riesgos de incumplimiento normativo ante las entidades financieras.</w:t>
-      </w:r>
-    </w:p>
-    <w:p>
-      <w:pPr>
-        <w:spacing w:after="120" w:line="276" w:lineRule="auto"/>
-        <w:jc w:val="both"/>
-      </w:pPr>
+        <w:t>evaluación del desempeño de los agentes se basa principalmente en auditorias manuales, las cuales solo permiten ver una pequeña parte de las interacciones. Esto provoca demoras en la obtención de resultados y dificulta la detección de anomalías en el desempeño, practicas inadecuadas y posible incumplimiento de las normativas establecidas por la empresa.</w:t>
+      </w:r>
     </w:p>
     <w:p>
       <w:pPr>
@@ -1232,7 +1043,7 @@
           <w:tag w:val="MENDELEY_CITATION_v3_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"/>
           <w:id w:val="-1786488275"/>
           <w:placeholder>
-            <w:docPart w:val="DefaultPlaceholder_-1854013440"/>
+            <w:docPart w:val="4154F53E0B29499AAC5B90ADF58F5304"/>
           </w:placeholder>
         </w:sdtPr>
         <w:sdtContent>
@@ -1245,10 +1056,7 @@
         </w:sdtContent>
       </w:sdt>
       <w:r>
-        <w:t>, y existen arquitecturas maduras de analítica en tiempo real</w:t>
-      </w:r>
-      <w:r>
-        <w:t xml:space="preserve"> </w:t>
+        <w:t xml:space="preserve">, y existen arquitecturas maduras de analítica en tiempo real </w:t>
       </w:r>
       <w:sdt>
         <w:sdtPr>
@@ -1258,7 +1066,7 @@
           <w:tag w:val="MENDELEY_CITATION_v3_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"/>
           <w:id w:val="864028582"/>
           <w:placeholder>
-            <w:docPart w:val="DefaultPlaceholder_-1854013440"/>
+            <w:docPart w:val="4154F53E0B29499AAC5B90ADF58F5304"/>
           </w:placeholder>
         </w:sdtPr>
         <w:sdtContent>
@@ -1281,6 +1089,383 @@
           <w:tag w:val="MENDELEY_CITATION_v3_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"/>
           <w:id w:val="-1966799436"/>
           <w:placeholder>
+            <w:docPart w:val="4154F53E0B29499AAC5B90ADF58F5304"/>
+          </w:placeholder>
+        </w:sdtPr>
+        <w:sdtContent>
+          <w:r>
+            <w:rPr>
+              <w:color w:val="000000"/>
+            </w:rPr>
+            <w:t>[13]</w:t>
+          </w:r>
+        </w:sdtContent>
+      </w:sdt>
+      <w:r>
+        <w:t>.</w:t>
+      </w:r>
+    </w:p>
+    <w:p>
+      <w:pPr>
+        <w:spacing w:after="120" w:line="276" w:lineRule="auto"/>
+        <w:jc w:val="both"/>
+      </w:pPr>
+      <w:r>
+        <w:t>A partir de este vacío se formula la siguiente pregunta de investigación:</w:t>
+      </w:r>
+    </w:p>
+    <w:p>
+      <w:pPr>
+        <w:spacing w:before="200" w:after="160"/>
+        <w:ind w:left="864" w:right="864"/>
+        <w:jc w:val="center"/>
+        <w:rPr>
+          <w:i/>
+          <w:iCs/>
+          <w:color w:val="404040"/>
+        </w:rPr>
+      </w:pPr>
+      <w:r>
+        <w:rPr>
+          <w:i/>
+          <w:iCs/>
+          <w:color w:val="404040"/>
+        </w:rPr>
+        <w:t>¿Cómo diseñar e implementar una arquitectura que integre Modelos de Lenguaje de Gran Escala (LLM) y analítica en tiempo real sobre registros CDR y grabaciones de audio para identificar de forma escalable prácticas de atención críticas y predecir anomalías en el rendimiento de los agentes de un call center?</w:t>
+      </w:r>
+    </w:p>
+    <w:p>
+      <w:pPr>
+        <w:spacing w:after="120" w:line="276" w:lineRule="auto"/>
+        <w:jc w:val="both"/>
+      </w:pPr>
+      <w:r>
+        <w:rPr>
+          <w:b/>
+          <w:bCs/>
+        </w:rPr>
+        <w:t>Hipótesis:</w:t>
+      </w:r>
+      <w:r>
+        <w:t xml:space="preserve"> una arquitectura modular que combine analítica de streaming y LLM sobre metadatos CDR y transcripciones de audio permitirá analizar las interacciones a escala con una precisión estadísticamente superior en los KPIs de calidad y reducir el tiempo de detección de anomalías frente a la auditoría manual.</w:t>
+      </w:r>
+    </w:p>
+    <w:p>
+      <w:pPr>
+        <w:spacing w:before="360" w:after="120"/>
+        <w:jc w:val="center"/>
+        <w:outlineLvl w:val="0"/>
+        <w:rPr>
+          <w:b/>
+          <w:bCs/>
+          <w:color w:val="000000"/>
+        </w:rPr>
+      </w:pPr>
+      <w:r>
+        <w:rPr>
+          <w:b/>
+          <w:bCs/>
+          <w:color w:val="000000"/>
+        </w:rPr>
+        <w:t>III. OBJETIVO GENERAL</w:t>
+      </w:r>
+    </w:p>
+    <w:p>
+      <w:pPr>
+        <w:numPr>
+          <w:ilvl w:val="0"/>
+          <w:numId w:val="1"/>
+        </w:numPr>
+        <w:spacing w:after="80"/>
+        <w:jc w:val="both"/>
+      </w:pPr>
+      <w:r>
+        <w:t>Implementar una solución de Big Data para el procesamiento concurrente de metadatos CDR y grabaciones de audio no estructuradas, mediante la integración de analítica en tiempo real (streaming) y Modelos de Lenguaje de Gran Escala (LLM), con el fin de identificar prácticas de atención críticas y predecir anomalías en el rendimiento de los agentes de un call center.</w:t>
+      </w:r>
+    </w:p>
+    <w:p>
+      <w:pPr>
+        <w:spacing w:before="240" w:after="80"/>
+        <w:jc w:val="center"/>
+        <w:outlineLvl w:val="1"/>
+        <w:rPr>
+          <w:b/>
+          <w:bCs/>
+          <w:color w:val="333333"/>
+        </w:rPr>
+      </w:pPr>
+      <w:r>
+        <w:rPr>
+          <w:b/>
+          <w:bCs/>
+          <w:color w:val="000000"/>
+        </w:rPr>
+        <w:t>IV. OBJETIVOS ESPECÍFICOS</w:t>
+      </w:r>
+    </w:p>
+    <w:p>
+      <w:pPr>
+        <w:numPr>
+          <w:ilvl w:val="0"/>
+          <w:numId w:val="1"/>
+        </w:numPr>
+        <w:spacing w:after="80"/>
+        <w:jc w:val="both"/>
+      </w:pPr>
+      <w:r>
+        <w:t>Contextualizar los fundamentos teóricos sobre analítica en tiempo real, reconocimiento automático del habla (ASR) y Modelos de Lenguaje de Gran Escala aplicados al análisis de interacciones de call center, mediante una revisión sistemática de la literatura científica actualizada.</w:t>
+      </w:r>
+    </w:p>
+    <w:p>
+      <w:pPr>
+        <w:numPr>
+          <w:ilvl w:val="0"/>
+          <w:numId w:val="1"/>
+        </w:numPr>
+        <w:spacing w:after="80"/>
+        <w:jc w:val="both"/>
+      </w:pPr>
+      <w:r>
+        <w:t>Diagnosticar el proceso actual de auditoría y la calidad, trazabilidad y requerimientos de los datos, registros CDR y grabaciones, mediante el análisis de un conjunto representativo de llamadas y de la infraestructura existente (Asterisk/MySQL).</w:t>
+      </w:r>
+    </w:p>
+    <w:p>
+      <w:pPr>
+        <w:numPr>
+          <w:ilvl w:val="0"/>
+          <w:numId w:val="1"/>
+        </w:numPr>
+        <w:spacing w:after="80"/>
+        <w:jc w:val="both"/>
+      </w:pPr>
+      <w:r>
+        <w:t>Desarrollar una arquitectura modular que integre ingesta por streaming, procesamiento distribuido por lotes, transcripción con anonimización de datos sensibles y análisis mediante LLM, para identificar prácticas de atención críticas y construir indicadores de calidad y de rendimiento de los agentes.</w:t>
+      </w:r>
+    </w:p>
+    <w:p>
+      <w:pPr>
+        <w:numPr>
+          <w:ilvl w:val="0"/>
+          <w:numId w:val="1"/>
+        </w:numPr>
+        <w:spacing w:after="80"/>
+        <w:jc w:val="both"/>
+      </w:pPr>
+      <w:r>
+        <w:t>Validar el impacto de la arquitectura propuesta en un entorno real de la empresa, comparando indicadores antes y después de su implementación, cobertura de auditoría, precisión en la identificación de prácticas críticas y tiempo de detección de anomalías, frente a la auditoría manual como línea base.</w:t>
+      </w:r>
+    </w:p>
+    <w:p>
+      <w:pPr>
+        <w:spacing w:before="360" w:after="120"/>
+        <w:jc w:val="center"/>
+        <w:outlineLvl w:val="0"/>
+        <w:rPr>
+          <w:b/>
+          <w:bCs/>
+          <w:color w:val="000000"/>
+        </w:rPr>
+      </w:pPr>
+      <w:r>
+        <w:rPr>
+          <w:b/>
+          <w:bCs/>
+          <w:color w:val="000000"/>
+        </w:rPr>
+        <w:t>V. JUSTIFICACIÓN PRÁCTICA</w:t>
+      </w:r>
+    </w:p>
+    <w:p>
+      <w:pPr>
+        <w:spacing w:after="120" w:line="276" w:lineRule="auto"/>
+        <w:jc w:val="both"/>
+      </w:pPr>
+      <w:r>
+        <w:t>El trabajo plantea el desarrollo de una solución basada en tecnologías Big Data, que combina analítica en tiempo real y LLM para procesar simultáneamente tanto los CDR como las grabaciones de llamadas. Esta propuesta incorpora funcionalidades como la transcripción del audio, protección de datos sensibles mediante procesos de anonimización y evaluación de la calidad de atención por los agentes. De esta manera, se busca reemplazar el modelo tradicional de la auditoría manual, que actualmente solo permite revisar una pequeña parte de las interacciones, por un sistema capaz de analizar de forma continua y casi en tiempo real la totalidad de las llamadas generadas.</w:t>
+      </w:r>
+    </w:p>
+    <w:p>
+      <w:pPr>
+        <w:spacing w:after="120" w:line="276" w:lineRule="auto"/>
+        <w:jc w:val="both"/>
+      </w:pPr>
+      <w:r>
+        <w:lastRenderedPageBreak/>
+        <w:t>Desde lo técnico, la propuesta permite integrar eficientemente el procesamiento de datos en tiempo real y procesamiento por lotes, incorporando mecanismos de privacidad y aprovechando la infraestructura ya disponible como Asterisk y la base de datos. En el plano académico, el estudio aporta una solución de posible referencia que puede ser replicada en otros escenarios, al combinar varias tecnologías para identificar practicas críticas de atención y posibles anomalías en el desempeño. Además, desde la perspectiva social, la solución brinda una mayor protección a los consumidores al facilitar la identificación de prácticas de venta inadecuadas y reducir el riesgo de incumplimiento normativo. Al mismo tiempo, proporciona a la empresa indicadores objetivo que apoyan la mejora de procesos hacia los agentes, favoreciendo la toma de decisiones informada por parte de la gerencia.</w:t>
+      </w:r>
+    </w:p>
+    <w:p>
+      <w:pPr>
+        <w:spacing w:before="360" w:after="120"/>
+        <w:jc w:val="center"/>
+        <w:outlineLvl w:val="0"/>
+        <w:rPr>
+          <w:b/>
+          <w:bCs/>
+          <w:color w:val="000000"/>
+        </w:rPr>
+      </w:pPr>
+      <w:r>
+        <w:rPr>
+          <w:b/>
+          <w:bCs/>
+          <w:color w:val="000000"/>
+        </w:rPr>
+        <w:t>VI. VINCULACIÓN CON LA SOCIEDAD Y BENEFICIARIOS DIRECTOS</w:t>
+      </w:r>
+    </w:p>
+    <w:p>
+      <w:pPr>
+        <w:spacing w:after="120" w:line="276" w:lineRule="auto"/>
+        <w:jc w:val="both"/>
+      </w:pPr>
+      <w:r>
+        <w:t xml:space="preserve">El principal aporte de este proyecto consiste en brindar capacitación y acompañamiento a la empresa donde se pondrá en marcha la solución propuesta. Para ello, se capacitará al equipo directivo, personal de </w:t>
+      </w:r>
+      <w:r>
+        <w:t>auditoría</w:t>
+      </w:r>
+      <w:r>
+        <w:t xml:space="preserve"> y calidad y gerentes para el uso adecuado del tablero analítico, comprensión de indicadores de desempeño y calidad y gestión de las alertas relacionadas con </w:t>
+      </w:r>
+      <w:r>
+        <w:t>prácticas</w:t>
+      </w:r>
+      <w:r>
+        <w:t xml:space="preserve"> inadecuadas o comportamientos anómalos. La capacitación se la realizará junto con la implementación real de la solución ya que ellos serán los que administren como parte de sus actividades diarias.</w:t>
+      </w:r>
+    </w:p>
+    <w:p>
+      <w:pPr>
+        <w:spacing w:after="120" w:line="276" w:lineRule="auto"/>
+        <w:jc w:val="both"/>
+      </w:pPr>
+      <w:r>
+        <w:t xml:space="preserve">Como aporte a la sociedad, el proyecto busca fomentar procesos de venta </w:t>
+      </w:r>
+      <w:r>
+        <w:t>más</w:t>
+      </w:r>
+      <w:r>
+        <w:t xml:space="preserve"> claros y transparentes, contribuyendo a una mejor protección de los consumidores. Esto mediante la detección temprana de </w:t>
+      </w:r>
+      <w:r>
+        <w:t>prácticas</w:t>
+      </w:r>
+      <w:r>
+        <w:t xml:space="preserve"> inadecuadas y el apoyo al cumplimiento a las normativas de la empresa. Así mismo, a los agentes se les proporciona información acerca de su desempeño con retroalimentación </w:t>
+      </w:r>
+      <w:r>
+        <w:t>más</w:t>
+      </w:r>
+      <w:r>
+        <w:t xml:space="preserve"> precisa y contribuyendo a su desarrollo y desempeño profesional.</w:t>
+      </w:r>
+    </w:p>
+    <w:p>
+      <w:pPr>
+        <w:spacing w:after="120" w:line="276" w:lineRule="auto"/>
+        <w:jc w:val="both"/>
+      </w:pPr>
+      <w:r>
+        <w:t xml:space="preserve">Como resultado de este trabajo, se entregará un tablero analítico para el seguimiento operativo y gerencial junto con la documentación pertinente. Los beneficiarios directos son los directivos de la empresa, personal de </w:t>
+      </w:r>
+      <w:r>
+        <w:t>auditoría</w:t>
+      </w:r>
+      <w:r>
+        <w:t xml:space="preserve"> y los agentes del call center. De forma indirecta, también se beneficiarán los clientes, al recibir atención </w:t>
+      </w:r>
+      <w:r>
+        <w:t>más</w:t>
+      </w:r>
+      <w:r>
+        <w:t xml:space="preserve"> controlada y orientada a la calidad. Adicionalmente, el proyecto se alinea con los ODS 8 y 9, relacionados con el trabajo decente, crecimiento económico e impulso a la innovación y la infraestructura tecnológica. </w:t>
+      </w:r>
+    </w:p>
+    <w:p>
+      <w:pPr>
+        <w:spacing w:before="360" w:after="120"/>
+        <w:jc w:val="center"/>
+        <w:outlineLvl w:val="0"/>
+        <w:rPr>
+          <w:b/>
+          <w:bCs/>
+          <w:color w:val="000000"/>
+        </w:rPr>
+      </w:pPr>
+      <w:r>
+        <w:rPr>
+          <w:b/>
+          <w:bCs/>
+          <w:color w:val="000000"/>
+        </w:rPr>
+        <w:t>VII. MÉTODO DE INVESTIGACIÓN</w:t>
+      </w:r>
+    </w:p>
+    <w:p>
+      <w:pPr>
+        <w:spacing w:after="120" w:line="276" w:lineRule="auto"/>
+        <w:jc w:val="both"/>
+      </w:pPr>
+      <w:r>
+        <w:t>El diseño metodológico de la presente investigación se organiza en cinco componentes aplicados al problema: el enfoque investigativo, el procedimiento, los participantes, los instrumentos empleados y las técnicas de análisis de los datos obtenidos. Dado que el objetivo central consiste en diseñar, construir y evaluar una solución tecnológica que resuelva un problema real identificado, el estudio adopta un carácter esencialmente técnico y experimental aplicado, sustentado en la medición cuantitativa del desempeño de esta.</w:t>
+      </w:r>
+    </w:p>
+    <w:p>
+      <w:pPr>
+        <w:spacing w:before="240" w:after="80"/>
+        <w:outlineLvl w:val="1"/>
+        <w:rPr>
+          <w:bCs/>
+          <w:i/>
+          <w:color w:val="000000"/>
+        </w:rPr>
+      </w:pPr>
+      <w:r>
+        <w:rPr>
+          <w:bCs/>
+          <w:i/>
+          <w:color w:val="000000"/>
+        </w:rPr>
+        <w:t>A. Enfoque de la Investigación</w:t>
+      </w:r>
+    </w:p>
+    <w:p>
+      <w:pPr>
+        <w:spacing w:after="120" w:line="276" w:lineRule="auto"/>
+        <w:jc w:val="both"/>
+      </w:pPr>
+      <w:r>
+        <w:t xml:space="preserve">El trabajo adopta un enfoque cuantitativo, ya que busca evaluar de manera objetiva el desempeño de la solución a través de indicadores medibles relacionados con la calidad y rendimiento. Para el desarrollo de utiliza el marco metodológico </w:t>
+      </w:r>
+      <w:proofErr w:type="spellStart"/>
+      <w:r>
+        <w:t>Design</w:t>
+      </w:r>
+      <w:proofErr w:type="spellEnd"/>
+      <w:r>
+        <w:t xml:space="preserve"> Science </w:t>
+      </w:r>
+      <w:proofErr w:type="spellStart"/>
+      <w:r>
+        <w:t>Research</w:t>
+      </w:r>
+      <w:proofErr w:type="spellEnd"/>
+      <w:r>
+        <w:t xml:space="preserve"> (DSR)</w:t>
+      </w:r>
+      <w:r>
+        <w:t xml:space="preserve"> </w:t>
+      </w:r>
+      <w:sdt>
+        <w:sdtPr>
+          <w:rPr>
+            <w:color w:val="000000"/>
+          </w:rPr>
+          <w:tag w:val="MENDELEY_CITATION_v3_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"/>
+          <w:id w:val="-676959284"/>
+          <w:placeholder>
             <w:docPart w:val="DefaultPlaceholder_-1854013440"/>
           </w:placeholder>
         </w:sdtPr>
@@ -1289,12 +1474,15 @@
             <w:rPr>
               <w:color w:val="000000"/>
             </w:rPr>
-            <w:t>[13]</w:t>
+            <w:t>[17]</w:t>
           </w:r>
         </w:sdtContent>
       </w:sdt>
       <w:r>
-        <w:t>.</w:t>
+        <w:t>,</w:t>
+      </w:r>
+      <w:r>
+        <w:t xml:space="preserve"> debido a que el objetivo principal es diseñar, implementar y evaluar una solución que responda a una necesidad real identificada en un entorno empresarial. Este enfoque proporciona una metodología estructurada que permite combinar el conocimiento con la aplicación práctica, garantizando una solución que tenga sustento teórico como utilidad en un contexto real.</w:t>
       </w:r>
     </w:p>
     <w:p>
@@ -1302,6 +1490,91 @@
         <w:spacing w:after="120" w:line="276" w:lineRule="auto"/>
         <w:jc w:val="both"/>
       </w:pPr>
+      <w:r>
+        <w:t>Como metodología del ciclo de datos aplicaremos CRISP-DM (Cross-</w:t>
+      </w:r>
+      <w:proofErr w:type="spellStart"/>
+      <w:r>
+        <w:t>Industry</w:t>
+      </w:r>
+      <w:proofErr w:type="spellEnd"/>
+      <w:r>
+        <w:t xml:space="preserve"> Standard Process </w:t>
+      </w:r>
+      <w:proofErr w:type="spellStart"/>
+      <w:r>
+        <w:t>for</w:t>
+      </w:r>
+      <w:proofErr w:type="spellEnd"/>
+      <w:r>
+        <w:t xml:space="preserve"> Data </w:t>
+      </w:r>
+      <w:proofErr w:type="spellStart"/>
+      <w:r>
+        <w:t>Mining</w:t>
+      </w:r>
+      <w:proofErr w:type="spellEnd"/>
+      <w:r>
+        <w:t>)</w:t>
+      </w:r>
+      <w:r>
+        <w:t xml:space="preserve"> </w:t>
+      </w:r>
+      <w:sdt>
+        <w:sdtPr>
+          <w:rPr>
+            <w:color w:val="000000"/>
+          </w:rPr>
+          <w:tag w:val="MENDELEY_CITATION_v3_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"/>
+          <w:id w:val="555977558"/>
+          <w:placeholder>
+            <w:docPart w:val="DefaultPlaceholder_-1854013440"/>
+          </w:placeholder>
+        </w:sdtPr>
+        <w:sdtContent>
+          <w:r>
+            <w:rPr>
+              <w:color w:val="000000"/>
+            </w:rPr>
+            <w:t>[18]</w:t>
+          </w:r>
+        </w:sdtContent>
+      </w:sdt>
+      <w:r>
+        <w:t xml:space="preserve">, </w:t>
+      </w:r>
+      <w:r>
+        <w:t>cuyas fases guían a la construcción del pipeline. El uso de esta metodología consiste en enfoques de arquitectura hibrida los cuales combinan la ventaja del procesamiento por lotes con la capacidad de analizar nuevos datos con baja latencia</w:t>
+      </w:r>
+      <w:r>
+        <w:t xml:space="preserve"> </w:t>
+      </w:r>
+      <w:sdt>
+        <w:sdtPr>
+          <w:rPr>
+            <w:color w:val="000000"/>
+          </w:rPr>
+          <w:tag w:val="MENDELEY_CITATION_v3_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"/>
+          <w:id w:val="849606371"/>
+          <w:placeholder>
+            <w:docPart w:val="DefaultPlaceholder_-1854013440"/>
+          </w:placeholder>
+        </w:sdtPr>
+        <w:sdtContent>
+          <w:r>
+            <w:rPr>
+              <w:color w:val="000000"/>
+            </w:rPr>
+            <w:t>[1], [2], [3]</w:t>
+          </w:r>
+        </w:sdtContent>
+      </w:sdt>
+      <w:r>
+        <w:t xml:space="preserve">. </w:t>
+      </w:r>
+      <w:r>
+        <w:t>Gracias a esto, la solución puede procesar cada llamada poco después de finalizada y que, al mismo tiempo, podamos procesar grandes cantidades de información histórica, manteniendo criterios uniformes de análisis en los datos.</w:t>
+      </w:r>
     </w:p>
     <w:p>
       <w:pPr>
@@ -1309,23 +1582,27 @@
         <w:jc w:val="both"/>
       </w:pPr>
       <w:r>
-        <w:t>A partir de este vacío se formula la siguiente pregunta de investigación:</w:t>
-      </w:r>
-    </w:p>
-    <w:p>
-      <w:pPr>
-        <w:pStyle w:val="Quote"/>
-      </w:pPr>
-      <w:r>
-        <w:t xml:space="preserve">¿Cómo diseñar e implementar una arquitectura que integre Modelos de Lenguaje de Gran Escala (LLM) y analítica en tiempo real sobre registros CDR y grabaciones de audio para identificar de forma escalable prácticas de atención críticas y predecir anomalías en el rendimiento de los agentes de un </w:t>
-      </w:r>
-      <w:proofErr w:type="gramStart"/>
-      <w:r>
-        <w:t>call center</w:t>
-      </w:r>
-      <w:proofErr w:type="gramEnd"/>
-      <w:r>
-        <w:t>?</w:t>
+        <w:lastRenderedPageBreak/>
+        <w:t>La validación de la propuesta se llevará a cabo con la implementación en el entorno real de la empresa. Para esto, utilizaran un tablero analítico que presentara indicadores de calidad y rendimiento definidos por la empresa, permitiendo monitorear de forma continua los resultados. Esta implementación facilitará la comparación entre el desempeño automatizado contra el proceso manual, con el fin de evaluar los beneficios de la solución y proporcionar información oportuna que apoye la toma de decisiones de la gerencia.</w:t>
+      </w:r>
+    </w:p>
+    <w:p>
+      <w:pPr>
+        <w:spacing w:before="240" w:after="80"/>
+        <w:outlineLvl w:val="1"/>
+        <w:rPr>
+          <w:bCs/>
+          <w:i/>
+          <w:color w:val="333333"/>
+        </w:rPr>
+      </w:pPr>
+      <w:r>
+        <w:rPr>
+          <w:bCs/>
+          <w:i/>
+          <w:color w:val="000000"/>
+        </w:rPr>
+        <w:t>B. Procedimiento</w:t>
       </w:r>
     </w:p>
     <w:p>
@@ -1334,313 +1611,439 @@
         <w:jc w:val="both"/>
       </w:pPr>
       <w:r>
+        <w:t>El desarrollo se estructura en etapas secuenciales e iterativas, alineadas con las fases de CRISP-DM y con los objetivos específicos del trabajo:</w:t>
+      </w:r>
+    </w:p>
+    <w:p>
+      <w:pPr>
+        <w:numPr>
+          <w:ilvl w:val="0"/>
+          <w:numId w:val="2"/>
+        </w:numPr>
+        <w:spacing w:after="120" w:line="276" w:lineRule="auto"/>
+        <w:jc w:val="both"/>
+      </w:pPr>
+      <w:r>
         <w:rPr>
           <w:b/>
           <w:bCs/>
         </w:rPr>
-        <w:t>Hipótesis:</w:t>
-      </w:r>
-      <w:r>
-        <w:t xml:space="preserve"> una arquitectura modular que combine analítica de streaming y LLM sobre metadatos CDR y transcripciones de audio permitirá analizar las interacciones a escala con una precisión estadísticamente superior en los KPIs de calidad y reducir el tiempo de detección de anomalías frente a la auditoría manual.</w:t>
-      </w:r>
-    </w:p>
-    <w:p>
-      <w:pPr>
-        <w:pStyle w:val="Heading1"/>
-        <w:jc w:val="center"/>
-        <w:rPr>
-          <w:sz w:val="20"/>
-          <w:szCs w:val="20"/>
-        </w:rPr>
-      </w:pPr>
-      <w:r>
-        <w:rPr>
-          <w:sz w:val="20"/>
-          <w:szCs w:val="20"/>
-        </w:rPr>
-        <w:t>III. OBJETIVO</w:t>
-      </w:r>
-      <w:r>
-        <w:rPr>
-          <w:sz w:val="20"/>
-          <w:szCs w:val="20"/>
-        </w:rPr>
-        <w:t xml:space="preserve"> GENERAL</w:t>
-      </w:r>
-    </w:p>
-    <w:p>
-      <w:pPr>
-        <w:pStyle w:val="ListParagraph"/>
-        <w:spacing w:after="80"/>
-        <w:ind w:left="720"/>
+        <w:t>Comprensión del negocio y diseño metodológico:</w:t>
+      </w:r>
+      <w:r>
+        <w:t xml:space="preserve"> Comprensión de los fundamentos teóricos, caracterización del proceso actual de auditoría y definición de los indicadores de calidad, contactabilidad y rendimiento a partir de los parámetros establecidos por la empresa.</w:t>
+      </w:r>
+    </w:p>
+    <w:p>
+      <w:pPr>
+        <w:numPr>
+          <w:ilvl w:val="0"/>
+          <w:numId w:val="2"/>
+        </w:numPr>
+        <w:spacing w:after="120" w:line="276" w:lineRule="auto"/>
         <w:jc w:val="both"/>
       </w:pPr>
-    </w:p>
-    <w:p>
-      <w:pPr>
-        <w:pStyle w:val="ListParagraph"/>
+      <w:r>
+        <w:rPr>
+          <w:b/>
+          <w:bCs/>
+        </w:rPr>
+        <w:t>Comprensión de los datos:</w:t>
+      </w:r>
+      <w:r>
+        <w:t xml:space="preserve"> Exploración de los registros (CDR) almacenados en MySQL y de las grabaciones (WAV/MP3) generadas por Asterisk, con evaluación de su calidad, trazabilidad, incluyendo el vínculo entre cada CDR y su grabación.</w:t>
+      </w:r>
+    </w:p>
+    <w:p>
+      <w:pPr>
+        <w:numPr>
+          <w:ilvl w:val="0"/>
+          <w:numId w:val="2"/>
+        </w:numPr>
+        <w:spacing w:after="120" w:line="276" w:lineRule="auto"/>
+        <w:jc w:val="both"/>
+      </w:pPr>
+      <w:r>
+        <w:rPr>
+          <w:b/>
+          <w:bCs/>
+        </w:rPr>
+        <w:t>Preparación de los datos:</w:t>
+      </w:r>
+      <w:r>
+        <w:t xml:space="preserve"> Limpieza, normalización y cruce CDR–grabación; conversión y estandarización de formatos de audio; filtrado de la muestra por criterios de duración; y transcripción con diarización y anonimización de datos sensibles previo a cualquier análisis.</w:t>
+      </w:r>
+    </w:p>
+    <w:p>
+      <w:pPr>
+        <w:numPr>
+          <w:ilvl w:val="0"/>
+          <w:numId w:val="2"/>
+        </w:numPr>
+        <w:spacing w:after="120" w:line="276" w:lineRule="auto"/>
+        <w:jc w:val="both"/>
+      </w:pPr>
+      <w:r>
+        <w:rPr>
+          <w:b/>
+          <w:bCs/>
+        </w:rPr>
+        <w:t>Modelado y desarrollo:</w:t>
+      </w:r>
+      <w:r>
+        <w:t xml:space="preserve"> Implementación de la ingesta por streaming, del procesamiento distribuido por lotes del histórico, del módulo de transcripción y del análisis mediante LLM para identificar prácticas de atención críticas y construir los indicadores de calidad y rendimiento.</w:t>
+      </w:r>
+    </w:p>
+    <w:p>
+      <w:pPr>
+        <w:numPr>
+          <w:ilvl w:val="0"/>
+          <w:numId w:val="2"/>
+        </w:numPr>
+        <w:spacing w:after="120" w:line="276" w:lineRule="auto"/>
+        <w:jc w:val="both"/>
+      </w:pPr>
+      <w:r>
+        <w:rPr>
+          <w:b/>
+          <w:bCs/>
+        </w:rPr>
+        <w:t>Evaluación:</w:t>
+      </w:r>
+      <w:r>
+        <w:t xml:space="preserve"> Medición del desempeño de la solución con las métricas definidas en la sección E y comparación de los indicadores frente a la auditoría manual.</w:t>
+      </w:r>
+    </w:p>
+    <w:p>
+      <w:pPr>
+        <w:numPr>
+          <w:ilvl w:val="0"/>
+          <w:numId w:val="2"/>
+        </w:numPr>
+        <w:spacing w:after="120" w:line="276" w:lineRule="auto"/>
+        <w:jc w:val="both"/>
+      </w:pPr>
+      <w:r>
+        <w:rPr>
+          <w:b/>
+          <w:bCs/>
+        </w:rPr>
+        <w:t>Despliegue:</w:t>
+      </w:r>
+      <w:r>
+        <w:t xml:space="preserve"> Puesta en producción del pipeline y del tablero analítico en el entorno real de la empresa, con visualización de las métricas para la gerencia, auditores y retroalimentación a los agentes.</w:t>
+      </w:r>
+    </w:p>
+    <w:p>
+      <w:pPr>
+        <w:spacing w:before="240" w:after="80"/>
+        <w:outlineLvl w:val="1"/>
+        <w:rPr>
+          <w:bCs/>
+          <w:i/>
+          <w:color w:val="333333"/>
+        </w:rPr>
+      </w:pPr>
+      <w:r>
+        <w:rPr>
+          <w:bCs/>
+          <w:i/>
+          <w:color w:val="000000"/>
+        </w:rPr>
+        <w:t>C. Participantes</w:t>
+      </w:r>
+    </w:p>
+    <w:p>
+      <w:pPr>
+        <w:spacing w:after="120" w:line="276" w:lineRule="auto"/>
+        <w:jc w:val="both"/>
+      </w:pPr>
+      <w:r>
+        <w:t>Dado el carácter técnico del estudio y el marco DSR, la unidad de análisis principal no corresponde a personas, sino a los datos procesados por la solución y a las configuraciones evaluadas.</w:t>
+      </w:r>
+    </w:p>
+    <w:p>
+      <w:pPr>
         <w:numPr>
           <w:ilvl w:val="0"/>
           <w:numId w:val="3"/>
         </w:numPr>
-        <w:spacing w:after="80"/>
+        <w:spacing w:after="120" w:line="276" w:lineRule="auto"/>
         <w:jc w:val="both"/>
       </w:pPr>
       <w:r>
-        <w:t xml:space="preserve">Implementar una arquitectura modular de Big Data para el procesamiento concurrente de metadatos CDR y grabaciones de audio no estructuradas, mediante la integración de analítica en tiempo real (streaming) y Modelos de Lenguaje de Gran Escala (LLM), con el fin de identificar prácticas de atención críticas y predecir anomalías en el rendimiento de los agentes de un </w:t>
-      </w:r>
-      <w:proofErr w:type="gramStart"/>
-      <w:r>
-        <w:t>call center</w:t>
-      </w:r>
-      <w:proofErr w:type="gramEnd"/>
-      <w:r>
-        <w:t>.</w:t>
-      </w:r>
-    </w:p>
-    <w:p>
-      <w:pPr>
-        <w:pStyle w:val="ListParagraph"/>
-        <w:spacing w:after="80"/>
-        <w:ind w:left="720"/>
-        <w:jc w:val="both"/>
-      </w:pPr>
-    </w:p>
-    <w:p>
-      <w:pPr>
-        <w:pStyle w:val="Heading2"/>
-        <w:jc w:val="center"/>
-        <w:rPr>
-          <w:sz w:val="20"/>
-          <w:szCs w:val="20"/>
-        </w:rPr>
-      </w:pPr>
-      <w:r>
-        <w:rPr>
-          <w:color w:val="000000"/>
-          <w:sz w:val="20"/>
-          <w:szCs w:val="20"/>
-        </w:rPr>
-        <w:t>IV. OBJETIVOS ESPECÍFICOS</w:t>
-      </w:r>
-    </w:p>
-    <w:p>
-      <w:pPr>
-        <w:pStyle w:val="ListParagraph"/>
-        <w:spacing w:after="80"/>
-        <w:ind w:left="720"/>
-        <w:jc w:val="both"/>
-      </w:pPr>
-    </w:p>
-    <w:p>
-      <w:pPr>
-        <w:pStyle w:val="ListParagraph"/>
+        <w:rPr>
+          <w:b/>
+          <w:bCs/>
+        </w:rPr>
+        <w:t>Población</w:t>
+      </w:r>
+      <w:r>
+        <w:t>: El universo de interacciones del call center registradas desde 2017, correspondiente a más de 100.000 registros CDR y más de 100 GB de grabaciones de audio.</w:t>
+      </w:r>
+    </w:p>
+    <w:p>
+      <w:pPr>
         <w:numPr>
           <w:ilvl w:val="0"/>
           <w:numId w:val="3"/>
         </w:numPr>
-        <w:spacing w:after="80"/>
+        <w:spacing w:after="120" w:line="276" w:lineRule="auto"/>
         <w:jc w:val="both"/>
       </w:pPr>
       <w:r>
-        <w:t xml:space="preserve">Contextualizar los fundamentos teóricos sobre analítica en tiempo real, reconocimiento automático del habla (ASR) y Modelos de Lenguaje de Gran Escala aplicados al análisis de interacciones de </w:t>
-      </w:r>
-      <w:proofErr w:type="gramStart"/>
-      <w:r>
-        <w:t>call center</w:t>
-      </w:r>
-      <w:proofErr w:type="gramEnd"/>
-      <w:r>
-        <w:t>, mediante una revisión sistemática de la literatura científica actualizada.</w:t>
-      </w:r>
-    </w:p>
-    <w:p>
-      <w:pPr>
-        <w:pStyle w:val="ListParagraph"/>
+        <w:rPr>
+          <w:b/>
+          <w:bCs/>
+        </w:rPr>
+        <w:t>Muestra</w:t>
+      </w:r>
+      <w:r>
+        <w:t>: El conjunto de llamadas resultante tras la depuración de los datos crudos y el cruce válido entre cada CDR y su grabación, acotado además mediante criterios de duración mínima y máxima de la llamada, con el fin de descartar interacciones no representativas como llamadas fallidas, sin contacto efectivo o de duración anómala y delimitar los casos con valor analítico.</w:t>
+      </w:r>
+    </w:p>
+    <w:p>
+      <w:pPr>
         <w:numPr>
           <w:ilvl w:val="0"/>
           <w:numId w:val="3"/>
         </w:numPr>
-        <w:spacing w:after="80"/>
+        <w:spacing w:after="120" w:line="276" w:lineRule="auto"/>
         <w:jc w:val="both"/>
       </w:pPr>
       <w:r>
-        <w:t>Diagnosticar el proceso actual de auditoría y la calidad, trazabilidad y requerimientos de los datos</w:t>
-      </w:r>
-      <w:r>
-        <w:t xml:space="preserve">, </w:t>
-      </w:r>
-      <w:r>
-        <w:t>registros CDR y grabaciones</w:t>
-      </w:r>
-      <w:r>
-        <w:t>,</w:t>
-      </w:r>
-      <w:r>
-        <w:t xml:space="preserve"> mediante el análisis de un conjunto representativo de llamadas y de la infraestructura existente (Asterisk/MySQL)</w:t>
-      </w:r>
-      <w:r>
-        <w:t>.</w:t>
-      </w:r>
-    </w:p>
-    <w:p>
-      <w:pPr>
-        <w:pStyle w:val="ListParagraph"/>
+        <w:rPr>
+          <w:b/>
+          <w:bCs/>
+        </w:rPr>
+        <w:t>Unidad de análisis</w:t>
+      </w:r>
+      <w:r>
+        <w:t>: Cada llamada individual, entendida como la vinculación entre el registro CDR con su grabación y su correspondiente transcripción anonimizada.</w:t>
+      </w:r>
+    </w:p>
+    <w:p>
+      <w:pPr>
+        <w:spacing w:before="240" w:after="80"/>
+        <w:outlineLvl w:val="1"/>
+        <w:rPr>
+          <w:bCs/>
+          <w:i/>
+          <w:color w:val="333333"/>
+        </w:rPr>
+      </w:pPr>
+      <w:r>
+        <w:rPr>
+          <w:bCs/>
+          <w:i/>
+          <w:color w:val="000000"/>
+        </w:rPr>
+        <w:t>D. Instrumentos</w:t>
+      </w:r>
+    </w:p>
+    <w:p>
+      <w:pPr>
+        <w:spacing w:after="120" w:line="276" w:lineRule="auto"/>
+        <w:jc w:val="both"/>
+      </w:pPr>
+      <w:r>
+        <w:t>Los instrumentos empleados para la recolección, el procesamiento y el análisis de los datos son coherentes con la naturaleza técnica del estudio:</w:t>
+      </w:r>
+    </w:p>
+    <w:p>
+      <w:pPr>
         <w:numPr>
           <w:ilvl w:val="0"/>
-          <w:numId w:val="3"/>
+          <w:numId w:val="4"/>
         </w:numPr>
-        <w:spacing w:after="80"/>
+        <w:spacing w:after="120" w:line="276" w:lineRule="auto"/>
         <w:jc w:val="both"/>
       </w:pPr>
       <w:r>
-        <w:t>Desarrollar una arquitectura modular que integre ingesta por streaming, procesamiento distribuido por lotes, transcripción con anonimización de datos sensibles y análisis mediante LLM, para identificar prácticas de atención críticas y construir indicadores de calidad y de rendimiento de los agentes.</w:t>
-      </w:r>
-    </w:p>
-    <w:p>
-      <w:pPr>
-        <w:pStyle w:val="ListParagraph"/>
+        <w:rPr>
+          <w:b/>
+          <w:bCs/>
+        </w:rPr>
+        <w:t>Infraestructura fuente existente</w:t>
+      </w:r>
+      <w:r>
+        <w:t>: Servidor Asterisk que gestiona llamadas y generación de grabaciones, así como la base de datos MySQL con los registros CDR, que constituyen el origen de los datos del caso de estudio.</w:t>
+      </w:r>
+    </w:p>
+    <w:p>
+      <w:pPr>
         <w:numPr>
           <w:ilvl w:val="0"/>
-          <w:numId w:val="3"/>
+          <w:numId w:val="4"/>
         </w:numPr>
-        <w:spacing w:after="80"/>
-        <w:jc w:val="both"/>
-      </w:pPr>
-      <w:r>
-        <w:lastRenderedPageBreak/>
-        <w:t>Validar el impacto de la arquitectura propuesta en un entorno real de la empresa, comparando indicadores antes y después de su implementación</w:t>
-      </w:r>
-      <w:r>
-        <w:t xml:space="preserve">, </w:t>
-      </w:r>
-      <w:r>
-        <w:t>cobertura de auditoría, precisión en la identificación de prácticas críticas y tiempo de detección de anomalías</w:t>
-      </w:r>
-      <w:r>
-        <w:t>,</w:t>
-      </w:r>
-      <w:r>
-        <w:t xml:space="preserve"> frente a la auditoría manual como línea base.</w:t>
-      </w:r>
-    </w:p>
-    <w:p>
-      <w:pPr>
-        <w:pStyle w:val="ListParagraph"/>
-        <w:spacing w:after="80"/>
-        <w:ind w:left="720"/>
-        <w:jc w:val="both"/>
-      </w:pPr>
-    </w:p>
-    <w:p>
-      <w:pPr>
-        <w:pStyle w:val="Heading1"/>
-        <w:jc w:val="center"/>
-        <w:rPr>
-          <w:sz w:val="20"/>
-          <w:szCs w:val="20"/>
-        </w:rPr>
-      </w:pPr>
-      <w:r>
-        <w:rPr>
-          <w:sz w:val="20"/>
-          <w:szCs w:val="20"/>
-        </w:rPr>
-        <w:t>V. JUSTIFICACIÓN PRÁCTICA</w:t>
-      </w:r>
-    </w:p>
-    <w:p>
-      <w:pPr>
         <w:spacing w:after="120" w:line="276" w:lineRule="auto"/>
         <w:jc w:val="both"/>
       </w:pPr>
-    </w:p>
-    <w:p>
-      <w:pPr>
+      <w:r>
+        <w:rPr>
+          <w:b/>
+          <w:bCs/>
+        </w:rPr>
+        <w:lastRenderedPageBreak/>
+        <w:t>Ingesta</w:t>
+      </w:r>
+      <w:r>
+        <w:t>: En tiempo real Apache Kafka, para la captura del evento de finalización de cada llamada y la incorporación incremental de sus metadatos y grabación al pipeline.</w:t>
+      </w:r>
+    </w:p>
+    <w:p>
+      <w:pPr>
+        <w:numPr>
+          <w:ilvl w:val="0"/>
+          <w:numId w:val="4"/>
+        </w:numPr>
         <w:spacing w:after="120" w:line="276" w:lineRule="auto"/>
         <w:jc w:val="both"/>
       </w:pPr>
       <w:r>
-        <w:t>La presente investigación propone una arquitectura modular de Big Data que integra analítica en tiempo real y Modelos de Lenguaje de Gran Escala para procesar de forma concurrente los metadatos CDR y las grabaciones de las llamadas, incorporando transcripción automática, anonimización de datos sensibles y evaluación automatizada de la calidad de la gestión. La solución sustituye la auditoría manual</w:t>
-      </w:r>
-      <w:r>
-        <w:t xml:space="preserve">, </w:t>
-      </w:r>
-      <w:r>
-        <w:t>que hoy cubre una fracción mínima de las interacciones</w:t>
-      </w:r>
-      <w:r>
-        <w:t>,</w:t>
-      </w:r>
-      <w:r>
-        <w:t xml:space="preserve"> por un análisis sistemático y casi en tiempo real de la totalidad de las llamadas.</w:t>
-      </w:r>
-    </w:p>
-    <w:p>
-      <w:pPr>
+        <w:rPr>
+          <w:b/>
+          <w:bCs/>
+        </w:rPr>
+        <w:t>Procesamiento distribuido por lotes</w:t>
+      </w:r>
+      <w:r>
+        <w:t xml:space="preserve">: Apache Spark / </w:t>
+      </w:r>
+      <w:proofErr w:type="spellStart"/>
+      <w:r>
+        <w:t>PySpark</w:t>
+      </w:r>
+      <w:proofErr w:type="spellEnd"/>
+      <w:r>
+        <w:t>, para el reprocesamiento masivo del histórico por rangos de fechas bajo la misma lógica de limpieza y validación.</w:t>
+      </w:r>
+    </w:p>
+    <w:p>
+      <w:pPr>
+        <w:numPr>
+          <w:ilvl w:val="0"/>
+          <w:numId w:val="4"/>
+        </w:numPr>
         <w:spacing w:after="120" w:line="276" w:lineRule="auto"/>
         <w:jc w:val="both"/>
       </w:pPr>
-    </w:p>
-    <w:p>
-      <w:pPr>
+      <w:r>
+        <w:rPr>
+          <w:b/>
+          <w:bCs/>
+        </w:rPr>
+        <w:t>Transcripción y analítica de voz</w:t>
+      </w:r>
+      <w:r>
+        <w:t>: Whisper, para el reconocimiento automático del habla (ASR) con diarización y anonimización de datos personales y financieros previa al análisis; se incorporan mecanismos de verificación de las salidas para mitigar los riesgos de alucinación.</w:t>
+      </w:r>
+    </w:p>
+    <w:p>
+      <w:pPr>
+        <w:numPr>
+          <w:ilvl w:val="0"/>
+          <w:numId w:val="4"/>
+        </w:numPr>
         <w:spacing w:after="120" w:line="276" w:lineRule="auto"/>
         <w:jc w:val="both"/>
       </w:pPr>
       <w:r>
-        <w:t>En el plano técnico, aporta una integración eficiente entre el procesamiento por streaming y por lotes con privacidad por diseño, viable sobre la infraestructura existente (Asterisk y base de datos relacional). En el plano científico, contribuye con una arquitectura de referencia replicable que articula streaming, reconocimiento automático del habla y LLM para la identificación de prácticas críticas y la predicción de anomalías, atendiendo un vacío señalado en la literatura. En el plano social, fortalece la protección del consumidor al detectar prácticas de venta engañosas y reducir el riesgo de sanciones y reclamos ante las entidades financieras; a la vez, ofrece a la empresa métricas objetivas para mejorar la gestión, la conversión y la retroalimentación a los agentes, optimizando la toma de decisiones gerenciales.</w:t>
-      </w:r>
-    </w:p>
-    <w:p>
-      <w:pPr>
+        <w:rPr>
+          <w:b/>
+          <w:bCs/>
+        </w:rPr>
+        <w:t>Análisis semántico con LLM</w:t>
+      </w:r>
+      <w:r>
+        <w:t>: un LLM local para el procesamiento de contenido sensible, preservando la privacidad por diseño, y LLM vía API para tareas no sensibles que no comprometen datos personales y análisis del sentimiento.</w:t>
+      </w:r>
+    </w:p>
+    <w:p>
+      <w:pPr>
+        <w:numPr>
+          <w:ilvl w:val="0"/>
+          <w:numId w:val="4"/>
+        </w:numPr>
         <w:spacing w:after="120" w:line="276" w:lineRule="auto"/>
         <w:jc w:val="both"/>
       </w:pPr>
-    </w:p>
-    <w:p>
-      <w:pPr>
-        <w:pStyle w:val="Heading1"/>
-        <w:jc w:val="center"/>
-        <w:rPr>
-          <w:sz w:val="20"/>
-          <w:szCs w:val="20"/>
-        </w:rPr>
-      </w:pPr>
-      <w:r>
-        <w:rPr>
-          <w:sz w:val="20"/>
-          <w:szCs w:val="20"/>
-        </w:rPr>
-        <w:t>V</w:t>
-      </w:r>
-      <w:r>
-        <w:rPr>
-          <w:sz w:val="20"/>
-          <w:szCs w:val="20"/>
-        </w:rPr>
-        <w:t>I</w:t>
-      </w:r>
-      <w:r>
-        <w:rPr>
-          <w:sz w:val="20"/>
-          <w:szCs w:val="20"/>
-        </w:rPr>
-        <w:t>. VINCULACIÓN CON LA SOCIEDAD Y BENEFICIARIOS DIRECTOS</w:t>
-      </w:r>
-    </w:p>
-    <w:p>
-      <w:pPr>
+      <w:r>
+        <w:rPr>
+          <w:b/>
+          <w:bCs/>
+        </w:rPr>
+        <w:t>Entorno de programación</w:t>
+      </w:r>
+      <w:r>
+        <w:t xml:space="preserve">: Python con pandas, </w:t>
+      </w:r>
+      <w:proofErr w:type="spellStart"/>
+      <w:r>
+        <w:t>PySpark</w:t>
+      </w:r>
+      <w:proofErr w:type="spellEnd"/>
+      <w:r>
+        <w:t xml:space="preserve"> y librerías de aprendizaje automático para la preparación de datos, el cálculo de indicadores y la evaluación de los modelos.</w:t>
+      </w:r>
+    </w:p>
+    <w:p>
+      <w:pPr>
+        <w:numPr>
+          <w:ilvl w:val="0"/>
+          <w:numId w:val="4"/>
+        </w:numPr>
         <w:spacing w:after="120" w:line="276" w:lineRule="auto"/>
         <w:jc w:val="both"/>
       </w:pPr>
-    </w:p>
-    <w:p>
-      <w:pPr>
+      <w:r>
+        <w:rPr>
+          <w:b/>
+          <w:bCs/>
+        </w:rPr>
+        <w:t>Almacenamiento analítico</w:t>
+      </w:r>
+      <w:r>
+        <w:t>: Base de datos relacional para consolidar los indicadores procesados que alimentan el consumo.</w:t>
+      </w:r>
+    </w:p>
+    <w:p>
+      <w:pPr>
+        <w:numPr>
+          <w:ilvl w:val="0"/>
+          <w:numId w:val="4"/>
+        </w:numPr>
         <w:spacing w:after="120" w:line="276" w:lineRule="auto"/>
         <w:jc w:val="both"/>
       </w:pPr>
       <w:r>
-        <w:t>El principal aporte de vinculación es la capacitación y asesoría a la empresa donde la solución se implementará. Se transferirá conocimiento al equipo gerencial, al área de auditoría y calidad, y a los supervisores, mediante asesoría en el uso del tablero analítico, la interpretación de los indicadores de calidad y rendimiento, y la respuesta a las alertas de prácticas críticas y anomalías. Este aporte se articula directamente con la validación por implementación real planteada en los objetivos específicos, ya que serán los propios usuarios de la gerencia quienes consuman y operen la solución.</w:t>
+        <w:rPr>
+          <w:b/>
+          <w:bCs/>
+        </w:rPr>
+        <w:t>Consumo</w:t>
+      </w:r>
+      <w:r>
+        <w:t xml:space="preserve">: Tablero analítico como producto final, que presenta los indicadores de calidad, contactabilidad y rendimiento a la gerencia y a los equipos pertinentes. </w:t>
+      </w:r>
+    </w:p>
+    <w:p>
+      <w:pPr>
+        <w:spacing w:before="240" w:after="80"/>
+        <w:outlineLvl w:val="1"/>
+        <w:rPr>
+          <w:bCs/>
+          <w:i/>
+          <w:color w:val="333333"/>
+        </w:rPr>
+      </w:pPr>
+      <w:r>
+        <w:rPr>
+          <w:bCs/>
+          <w:i/>
+          <w:color w:val="000000"/>
+        </w:rPr>
+        <w:t>E. Análisis de Datos</w:t>
       </w:r>
     </w:p>
     <w:p>
@@ -1648,270 +2051,186 @@
         <w:spacing w:after="120" w:line="276" w:lineRule="auto"/>
         <w:jc w:val="both"/>
       </w:pPr>
-    </w:p>
-    <w:p>
-      <w:pPr>
+      <w:r>
+        <w:t>El análisis de los datos combina la evaluación del desempeño de los modelos con la medición de los indicadores de negocio, contrastados frente al proceso de auditoría manual:</w:t>
+      </w:r>
+    </w:p>
+    <w:p>
+      <w:pPr>
+        <w:numPr>
+          <w:ilvl w:val="0"/>
+          <w:numId w:val="5"/>
+        </w:numPr>
         <w:spacing w:after="120" w:line="276" w:lineRule="auto"/>
         <w:jc w:val="both"/>
       </w:pPr>
       <w:r>
-        <w:t>Como contribución a la sociedad, el proyecto promueve ventas más transparentes y la protección del consumidor, al detectar prácticas engañosas y favorecer el cumplimiento normativo ante las entidades financieras y los organismos de control; además, brinda a los agentes una retroalimentación objetiva que mejora sus condiciones laborales.</w:t>
-      </w:r>
-    </w:p>
-    <w:p>
-      <w:pPr>
+        <w:rPr>
+          <w:b/>
+          <w:bCs/>
+        </w:rPr>
+        <w:t>Identificación de prácticas de atención críticas</w:t>
+      </w:r>
+      <w:r>
+        <w:t xml:space="preserve">:  </w:t>
+      </w:r>
+      <w:proofErr w:type="spellStart"/>
+      <w:r>
+        <w:t>Accuracy</w:t>
+      </w:r>
+      <w:proofErr w:type="spellEnd"/>
+      <w:r>
+        <w:t xml:space="preserve">, </w:t>
+      </w:r>
+      <w:proofErr w:type="spellStart"/>
+      <w:r>
+        <w:t>Precision</w:t>
+      </w:r>
+      <w:proofErr w:type="spellEnd"/>
+      <w:r>
+        <w:t xml:space="preserve">, </w:t>
+      </w:r>
+      <w:proofErr w:type="spellStart"/>
+      <w:r>
+        <w:t>Recall</w:t>
+      </w:r>
+      <w:proofErr w:type="spellEnd"/>
+      <w:r>
+        <w:t xml:space="preserve"> y F1-score, calculadas sobre el conjunto de datos, para cuantificar la exactitud del sistema en la detección de malas prácticas y del cumplimiento de los parámetros de calidad definidos por la empresa.</w:t>
+      </w:r>
+    </w:p>
+    <w:p>
+      <w:pPr>
+        <w:numPr>
+          <w:ilvl w:val="0"/>
+          <w:numId w:val="5"/>
+        </w:numPr>
         <w:spacing w:after="120" w:line="276" w:lineRule="auto"/>
         <w:jc w:val="both"/>
       </w:pPr>
-    </w:p>
-    <w:p>
-      <w:pPr>
+      <w:r>
+        <w:rPr>
+          <w:b/>
+          <w:bCs/>
+        </w:rPr>
+        <w:t>Indicadores clave de negocio (KPIs)</w:t>
+      </w:r>
+      <w:r>
+        <w:t>: Tasa de contactabilidad, tasa de conversión de ventas y duración media de las llamadas por agente, junto con la identificación de los horarios y días de mayor efectividad, como base para las decisiones gerenciales.</w:t>
+      </w:r>
+    </w:p>
+    <w:p>
+      <w:pPr>
+        <w:numPr>
+          <w:ilvl w:val="0"/>
+          <w:numId w:val="5"/>
+        </w:numPr>
         <w:spacing w:after="120" w:line="276" w:lineRule="auto"/>
         <w:jc w:val="both"/>
       </w:pPr>
       <w:r>
-        <w:t xml:space="preserve">Entre los productos tecnológicos se entregará el </w:t>
-      </w:r>
-      <w:r>
-        <w:t>dashboard</w:t>
-      </w:r>
-      <w:r>
-        <w:t xml:space="preserve"> operativo, la arquitectura del pipeline y su documentación técnica, junto con material de capacitación (manuales y guías de uso). Los beneficiarios directos son la gerencia, el equipo de auditoría y calidad, los supervisores y los agentes del call center; de forma indirecta, los clientes. El proyecto aporta a los ODS 8 y 9.</w:t>
-      </w:r>
-    </w:p>
-    <w:p>
-      <w:pPr>
-        <w:spacing w:after="80"/>
-      </w:pPr>
-    </w:p>
-    <w:p>
-      <w:pPr>
-        <w:spacing w:after="80"/>
-      </w:pPr>
-    </w:p>
-    <w:p>
-      <w:pPr>
-        <w:spacing w:after="80"/>
-      </w:pPr>
-    </w:p>
-    <w:p>
-      <w:pPr>
-        <w:spacing w:after="80"/>
-      </w:pPr>
-    </w:p>
-    <w:p>
-      <w:pPr>
-        <w:pStyle w:val="Heading1"/>
-        <w:jc w:val="center"/>
-        <w:rPr>
-          <w:sz w:val="20"/>
-          <w:szCs w:val="20"/>
-        </w:rPr>
-      </w:pPr>
-      <w:r>
-        <w:rPr>
-          <w:sz w:val="20"/>
-          <w:szCs w:val="20"/>
-        </w:rPr>
-        <w:lastRenderedPageBreak/>
-        <w:t>VI</w:t>
-      </w:r>
-      <w:r>
-        <w:rPr>
-          <w:sz w:val="20"/>
-          <w:szCs w:val="20"/>
-        </w:rPr>
-        <w:t>I</w:t>
-      </w:r>
-      <w:r>
-        <w:rPr>
-          <w:sz w:val="20"/>
-          <w:szCs w:val="20"/>
-        </w:rPr>
-        <w:t>. MÉTODO DE INVESTIGACIÓN</w:t>
-      </w:r>
-    </w:p>
-    <w:p>
-      <w:pPr>
+        <w:rPr>
+          <w:b/>
+          <w:bCs/>
+        </w:rPr>
+        <w:t>Métricas operativas del pipeline</w:t>
+      </w:r>
+      <w:r>
+        <w:t>: Tiempo de procesamiento por llamada y capacidad de procesamiento throughput, como evidencia del carácter en tiempo real de la arquitectura y de su escalabilidad frente al volumen histórico.</w:t>
+      </w:r>
+    </w:p>
+    <w:p>
+      <w:pPr>
+        <w:numPr>
+          <w:ilvl w:val="0"/>
+          <w:numId w:val="5"/>
+        </w:numPr>
         <w:spacing w:after="120" w:line="276" w:lineRule="auto"/>
         <w:jc w:val="both"/>
       </w:pPr>
       <w:r>
-        <w:t>Describir en detalle los elementos del método de investigación:</w:t>
-      </w:r>
-    </w:p>
-    <w:p>
-      <w:pPr>
-        <w:pStyle w:val="Heading2"/>
-        <w:rPr>
-          <w:b w:val="0"/>
-          <w:i/>
-          <w:sz w:val="20"/>
-          <w:szCs w:val="20"/>
-        </w:rPr>
-      </w:pPr>
-      <w:r>
-        <w:rPr>
-          <w:b w:val="0"/>
-          <w:i/>
-          <w:color w:val="000000"/>
-          <w:sz w:val="20"/>
-          <w:szCs w:val="20"/>
-        </w:rPr>
-        <w:t>A. Enfoque de la Investigación</w:t>
-      </w:r>
-    </w:p>
-    <w:p>
-      <w:pPr>
+        <w:rPr>
+          <w:b/>
+          <w:bCs/>
+        </w:rPr>
+        <w:t>Comparación con la línea base</w:t>
+      </w:r>
+      <w:r>
+        <w:t>: Se evaluará el proceso de auditoría, del tiempo de detección de anomalías y de la consistencia de la evaluación, antes y después de la implementación.</w:t>
+      </w:r>
+    </w:p>
+    <w:p>
+      <w:pPr>
+        <w:numPr>
+          <w:ilvl w:val="0"/>
+          <w:numId w:val="5"/>
+        </w:numPr>
         <w:spacing w:after="120" w:line="276" w:lineRule="auto"/>
         <w:jc w:val="both"/>
       </w:pPr>
       <w:r>
-        <w:t>Indicar si el enfoque es cuantitativo, cualitativo o mixto, y especificar el método correspondiente (p. ej., experimental, descriptivo, estudio de caso, etc.).</w:t>
-      </w:r>
-    </w:p>
-    <w:p>
-      <w:pPr>
-        <w:pStyle w:val="Heading2"/>
-        <w:rPr>
-          <w:b w:val="0"/>
-          <w:i/>
-          <w:sz w:val="20"/>
-          <w:szCs w:val="20"/>
-        </w:rPr>
-      </w:pPr>
-      <w:r>
-        <w:rPr>
-          <w:b w:val="0"/>
-          <w:i/>
+        <w:rPr>
+          <w:b/>
+          <w:bCs/>
+        </w:rPr>
+        <w:t>Herramientas de análisis</w:t>
+      </w:r>
+      <w:r>
+        <w:t xml:space="preserve">: Python (pandas, </w:t>
+      </w:r>
+      <w:proofErr w:type="spellStart"/>
+      <w:r>
+        <w:t>scikit-learn</w:t>
+      </w:r>
+      <w:proofErr w:type="spellEnd"/>
+      <w:r>
+        <w:t xml:space="preserve">, </w:t>
+      </w:r>
+      <w:proofErr w:type="spellStart"/>
+      <w:r>
+        <w:t>SciPy</w:t>
+      </w:r>
+      <w:proofErr w:type="spellEnd"/>
+      <w:r>
+        <w:t xml:space="preserve">, </w:t>
+      </w:r>
+      <w:proofErr w:type="spellStart"/>
+      <w:r>
+        <w:t>statsmodels</w:t>
+      </w:r>
+      <w:proofErr w:type="spellEnd"/>
+      <w:r>
+        <w:t xml:space="preserve"> y </w:t>
+      </w:r>
+      <w:proofErr w:type="spellStart"/>
+      <w:r>
+        <w:t>PySpark</w:t>
+      </w:r>
+      <w:proofErr w:type="spellEnd"/>
+      <w:r>
+        <w:t>) para el cálculo de métricas, las pruebas estadísticas y la sistematización de los resultados que se visualizan en el tablero analítico.</w:t>
+      </w:r>
+    </w:p>
+    <w:p>
+      <w:pPr>
+        <w:spacing w:before="360" w:after="120"/>
+        <w:jc w:val="center"/>
+        <w:outlineLvl w:val="0"/>
+        <w:rPr>
+          <w:b/>
+          <w:bCs/>
           <w:color w:val="000000"/>
-          <w:sz w:val="20"/>
-          <w:szCs w:val="20"/>
-        </w:rPr>
-        <w:t>B. Procedimiento</w:t>
-      </w:r>
-    </w:p>
-    <w:p>
-      <w:pPr>
-        <w:spacing w:after="120" w:line="276" w:lineRule="auto"/>
-        <w:jc w:val="both"/>
-      </w:pPr>
-      <w:r>
-        <w:t>Describir las etapas y actividades del proceso de investigación de forma secuencial.</w:t>
-      </w:r>
-    </w:p>
-    <w:p>
-      <w:pPr>
-        <w:pStyle w:val="Heading2"/>
-        <w:rPr>
-          <w:b w:val="0"/>
-          <w:i/>
-          <w:sz w:val="20"/>
-          <w:szCs w:val="20"/>
-        </w:rPr>
-      </w:pPr>
-      <w:r>
-        <w:rPr>
-          <w:b w:val="0"/>
-          <w:i/>
+          <w:lang w:val="en-US"/>
+        </w:rPr>
+      </w:pPr>
+      <w:r>
+        <w:rPr>
+          <w:b/>
+          <w:bCs/>
           <w:color w:val="000000"/>
-          <w:sz w:val="20"/>
-          <w:szCs w:val="20"/>
-        </w:rPr>
-        <w:t>C. Participantes</w:t>
-      </w:r>
-    </w:p>
-    <w:p>
-      <w:pPr>
-        <w:spacing w:after="120" w:line="276" w:lineRule="auto"/>
-        <w:jc w:val="both"/>
-      </w:pPr>
-      <w:r>
-        <w:t>Caracterizar la población y muestra. Incluir criterios de inclusión y exclusión cuando aplique.</w:t>
-      </w:r>
-    </w:p>
-    <w:p>
-      <w:pPr>
-        <w:pStyle w:val="Heading2"/>
-        <w:rPr>
-          <w:b w:val="0"/>
-          <w:i/>
-          <w:sz w:val="20"/>
-          <w:szCs w:val="20"/>
-        </w:rPr>
-      </w:pPr>
-      <w:r>
-        <w:rPr>
-          <w:b w:val="0"/>
-          <w:i/>
-          <w:color w:val="000000"/>
-          <w:sz w:val="20"/>
-          <w:szCs w:val="20"/>
-        </w:rPr>
-        <w:t>D. Instrumentos</w:t>
-      </w:r>
-    </w:p>
-    <w:p>
-      <w:pPr>
-        <w:spacing w:after="120" w:line="276" w:lineRule="auto"/>
-        <w:jc w:val="both"/>
-      </w:pPr>
-      <w:r>
-        <w:t>Detallar los instrumentos de recolección de datos utilizados (encuestas, entrevistas, sensores, software, etc.) y justificar su selección.</w:t>
-      </w:r>
-    </w:p>
-    <w:p>
-      <w:pPr>
-        <w:pStyle w:val="Heading2"/>
-        <w:rPr>
-          <w:b w:val="0"/>
-          <w:i/>
-          <w:sz w:val="20"/>
-          <w:szCs w:val="20"/>
-        </w:rPr>
-      </w:pPr>
-      <w:r>
-        <w:rPr>
-          <w:b w:val="0"/>
-          <w:i/>
-          <w:color w:val="000000"/>
-          <w:sz w:val="20"/>
-          <w:szCs w:val="20"/>
-        </w:rPr>
-        <w:t>E. Análisis de Datos</w:t>
-      </w:r>
-    </w:p>
-    <w:p>
-      <w:pPr>
-        <w:spacing w:after="120" w:line="276" w:lineRule="auto"/>
-        <w:jc w:val="both"/>
-      </w:pPr>
-      <w:r>
-        <w:t>Describir las técnicas estadísticas o analíticas empleadas para procesar e interpretar los datos obtenidos.</w:t>
-      </w:r>
-    </w:p>
-    <w:p>
-      <w:pPr>
-        <w:pStyle w:val="Heading1"/>
-        <w:jc w:val="center"/>
-        <w:rPr>
-          <w:sz w:val="20"/>
-          <w:szCs w:val="20"/>
-        </w:rPr>
-      </w:pPr>
-      <w:r>
-        <w:rPr>
-          <w:sz w:val="20"/>
-          <w:szCs w:val="20"/>
-        </w:rPr>
-        <w:t xml:space="preserve">VIII. </w:t>
-      </w:r>
-      <w:r>
-        <w:rPr>
-          <w:sz w:val="20"/>
-          <w:szCs w:val="20"/>
-        </w:rPr>
-        <w:t>REFERENCIAS</w:t>
+          <w:lang w:val="en-US"/>
+        </w:rPr>
+        <w:t>VIII. REFERENCIAS</w:t>
       </w:r>
     </w:p>
     <w:sdt>
@@ -1922,7 +2241,7 @@
         <w:tag w:val="MENDELEY_BIBLIOGRAPHY"/>
         <w:id w:val="1017204002"/>
         <w:placeholder>
-          <w:docPart w:val="DefaultPlaceholder_-1854013440"/>
+          <w:docPart w:val="4154F53E0B29499AAC5B90ADF58F5304"/>
         </w:placeholder>
       </w:sdtPr>
       <w:sdtContent>
@@ -1931,7 +2250,7 @@
             <w:autoSpaceDE w:val="0"/>
             <w:autoSpaceDN w:val="0"/>
             <w:ind w:hanging="640"/>
-            <w:divId w:val="1275987559"/>
+            <w:divId w:val="1820074350"/>
             <w:rPr>
               <w:color w:val="000000"/>
               <w:szCs w:val="24"/>
@@ -1951,23 +2270,7 @@
               <w:lang w:val="en-US"/>
             </w:rPr>
             <w:tab/>
-            <w:t xml:space="preserve">M. Kiran, P. Murphy, I. Monga, J. Dugan, y S. S. Baveja, “Lambda architecture for cost-effective batch and speed big data processing”, </w:t>
-          </w:r>
-          <w:proofErr w:type="spellStart"/>
-          <w:r>
-            <w:rPr>
-              <w:color w:val="000000"/>
-              <w:lang w:val="en-US"/>
-            </w:rPr>
-            <w:t>en</w:t>
-          </w:r>
-          <w:proofErr w:type="spellEnd"/>
-          <w:r>
-            <w:rPr>
-              <w:color w:val="000000"/>
-              <w:lang w:val="en-US"/>
-            </w:rPr>
-            <w:t xml:space="preserve"> </w:t>
+            <w:t xml:space="preserve">M. Kiran, P. Murphy, I. Monga, J. Dugan, and S. S. Baveja, “Lambda architecture for cost-effective batch and speed big data processing,” in </w:t>
           </w:r>
           <w:r>
             <w:rPr>
@@ -2007,9 +2310,10 @@
             <w:autoSpaceDE w:val="0"/>
             <w:autoSpaceDN w:val="0"/>
             <w:ind w:hanging="640"/>
-            <w:divId w:val="29038010"/>
-            <w:rPr>
-              <w:color w:val="000000"/>
+            <w:divId w:val="909849788"/>
+            <w:rPr>
+              <w:color w:val="000000"/>
+              <w:lang w:val="en-US"/>
             </w:rPr>
           </w:pPr>
           <w:r>
@@ -2025,13 +2329,7 @@
               <w:lang w:val="en-US"/>
             </w:rPr>
             <w:tab/>
-            <w:t xml:space="preserve">J. Kreps, “Questioning the Lambda Architecture”, 2014. </w:t>
-          </w:r>
-          <w:r>
-            <w:rPr>
-              <w:color w:val="000000"/>
-            </w:rPr>
-            <w:t>[En línea]. Disponible en: https://www.oreilly.com/radar/questioning-the-lambda-architecture/</w:t>
+            <w:t>J. Kreps, “Questioning the Lambda Architecture,” 2014. [Online]. Available: https://www.oreilly.com/radar/questioning-the-lambda-architecture/</w:t>
           </w:r>
         </w:p>
         <w:p>
@@ -2039,7 +2337,7 @@
             <w:autoSpaceDE w:val="0"/>
             <w:autoSpaceDN w:val="0"/>
             <w:ind w:hanging="640"/>
-            <w:divId w:val="1380204836"/>
+            <w:divId w:val="1069423082"/>
             <w:rPr>
               <w:color w:val="000000"/>
               <w:lang w:val="en-US"/>
@@ -2058,7 +2356,7 @@
               <w:lang w:val="en-US"/>
             </w:rPr>
             <w:tab/>
-            <w:t xml:space="preserve">O. Khattach, O. Moussaoui, y M. Hassine, “End-to-End Architecture for Real-Time IoT Analytics and Predictive Maintenance Using Stream Processing and ML Pipelines”, </w:t>
+            <w:t xml:space="preserve">O. Khattach, O. Moussaoui, and M. Hassine, “End-to-End Architecture for Real-Time IoT Analytics and Predictive Maintenance Using Stream Processing and ML Pipelines,” </w:t>
           </w:r>
           <w:r>
             <w:rPr>
@@ -2074,23 +2372,7 @@
               <w:color w:val="000000"/>
               <w:lang w:val="en-US"/>
             </w:rPr>
-            <w:t xml:space="preserve">, vol. 25, </w:t>
-          </w:r>
-          <w:proofErr w:type="spellStart"/>
-          <w:r>
-            <w:rPr>
-              <w:color w:val="000000"/>
-              <w:lang w:val="en-US"/>
-            </w:rPr>
-            <w:t>núm</w:t>
-          </w:r>
-          <w:proofErr w:type="spellEnd"/>
-          <w:r>
-            <w:rPr>
-              <w:color w:val="000000"/>
-              <w:lang w:val="en-US"/>
-            </w:rPr>
-            <w:t xml:space="preserve">. 9, p. 2945, 2025, </w:t>
+            <w:t xml:space="preserve">, vol. 25, no. 9, p. 2945, 2025, </w:t>
           </w:r>
           <w:proofErr w:type="spellStart"/>
           <w:r>
@@ -2114,7 +2396,7 @@
             <w:autoSpaceDE w:val="0"/>
             <w:autoSpaceDN w:val="0"/>
             <w:ind w:hanging="640"/>
-            <w:divId w:val="326831231"/>
+            <w:divId w:val="621232569"/>
             <w:rPr>
               <w:color w:val="000000"/>
               <w:lang w:val="en-US"/>
@@ -2124,6 +2406,7 @@
             <w:rPr>
               <w:color w:val="000000"/>
             </w:rPr>
+            <w:lastRenderedPageBreak/>
             <w:t>[4]</w:t>
           </w:r>
           <w:r>
@@ -2131,7 +2414,7 @@
               <w:color w:val="000000"/>
             </w:rPr>
             <w:tab/>
-            <w:t xml:space="preserve">Y. A. Pincay Mendoza, V. C. Marcillo Salazar, V. V. García Constante, A. G. Espinoza Cesme, A. M. Morán Holguín, y G. A. Veloz Santa Cruz, “Decisiones gerenciales automatizadas: integrando Big Data y Machine </w:t>
+            <w:t xml:space="preserve">Y. A. Pincay Mendoza, V. C. Marcillo Salazar, V. V. García Constante, A. G. Espinoza Cesme, A. M. Morán Holguín, and G. A. Veloz Santa Cruz, “Decisiones gerenciales automatizadas: integrando Big Data y Machine </w:t>
           </w:r>
           <w:proofErr w:type="spellStart"/>
           <w:r>
@@ -2145,7 +2428,7 @@
             <w:rPr>
               <w:color w:val="000000"/>
             </w:rPr>
-            <w:t xml:space="preserve">”, </w:t>
+            <w:t xml:space="preserve">,” </w:t>
           </w:r>
           <w:proofErr w:type="spellStart"/>
           <w:r>
@@ -2179,7 +2462,7 @@
               <w:color w:val="000000"/>
               <w:lang w:val="en-US"/>
             </w:rPr>
-            <w:t xml:space="preserve">, vol. 28, </w:t>
+            <w:t xml:space="preserve">, vol. 28, no. 1, p. 357, 2025, </w:t>
           </w:r>
           <w:proofErr w:type="spellStart"/>
           <w:r>
@@ -2187,7 +2470,7 @@
               <w:color w:val="000000"/>
               <w:lang w:val="en-US"/>
             </w:rPr>
-            <w:t>núm</w:t>
+            <w:t>doi</w:t>
           </w:r>
           <w:proofErr w:type="spellEnd"/>
           <w:r>
@@ -2195,39 +2478,7 @@
               <w:color w:val="000000"/>
               <w:lang w:val="en-US"/>
             </w:rPr>
-            <w:t xml:space="preserve">. 1, p. 357, 2025, </w:t>
-          </w:r>
-          <w:proofErr w:type="spellStart"/>
-          <w:r>
-            <w:rPr>
-              <w:color w:val="000000"/>
-              <w:lang w:val="en-US"/>
-            </w:rPr>
-            <w:t>doi</w:t>
-          </w:r>
-          <w:proofErr w:type="spellEnd"/>
-          <w:r>
-            <w:rPr>
-              <w:color w:val="000000"/>
-              <w:lang w:val="en-US"/>
-            </w:rPr>
-            <w:t>: 10.21503/</w:t>
-          </w:r>
-          <w:proofErr w:type="gramStart"/>
-          <w:r>
-            <w:rPr>
-              <w:color w:val="000000"/>
-              <w:lang w:val="en-US"/>
-            </w:rPr>
-            <w:t>cyd.v</w:t>
-          </w:r>
-          <w:proofErr w:type="gramEnd"/>
-          <w:r>
-            <w:rPr>
-              <w:color w:val="000000"/>
-              <w:lang w:val="en-US"/>
-            </w:rPr>
-            <w:t>28i1.2830.</w:t>
+            <w:t>: 10.21503/cyd.v28i1.2830.</w:t>
           </w:r>
         </w:p>
         <w:p>
@@ -2235,7 +2486,7 @@
             <w:autoSpaceDE w:val="0"/>
             <w:autoSpaceDN w:val="0"/>
             <w:ind w:hanging="640"/>
-            <w:divId w:val="1352485852"/>
+            <w:divId w:val="1203592104"/>
             <w:rPr>
               <w:color w:val="000000"/>
               <w:lang w:val="en-US"/>
@@ -2254,7 +2505,7 @@
               <w:lang w:val="en-US"/>
             </w:rPr>
             <w:tab/>
-            <w:t xml:space="preserve">Q. Wang, Y. Huang, G. Zhao, E. Clark, W. Xia, y H. Liao, “DiarizationLM: Speaker </w:t>
+            <w:t xml:space="preserve">Q. Wang, Y. Huang, G. Zhao, E. Clark, W. Xia, and H. Liao, “DiarizationLM: Speaker </w:t>
           </w:r>
           <w:proofErr w:type="spellStart"/>
           <w:r>
@@ -2270,23 +2521,7 @@
               <w:color w:val="000000"/>
               <w:lang w:val="en-US"/>
             </w:rPr>
-            <w:t xml:space="preserve"> Post-Processing with Large Language Models”, </w:t>
-          </w:r>
-          <w:proofErr w:type="spellStart"/>
-          <w:r>
-            <w:rPr>
-              <w:color w:val="000000"/>
-              <w:lang w:val="en-US"/>
-            </w:rPr>
-            <w:t>en</w:t>
-          </w:r>
-          <w:proofErr w:type="spellEnd"/>
-          <w:r>
-            <w:rPr>
-              <w:color w:val="000000"/>
-              <w:lang w:val="en-US"/>
-            </w:rPr>
-            <w:t xml:space="preserve"> </w:t>
+            <w:t xml:space="preserve"> Post-Processing with Large Language Models,” in </w:t>
           </w:r>
           <w:proofErr w:type="spellStart"/>
           <w:r>
@@ -2337,7 +2572,7 @@
             <w:autoSpaceDE w:val="0"/>
             <w:autoSpaceDN w:val="0"/>
             <w:ind w:hanging="640"/>
-            <w:divId w:val="1996227091"/>
+            <w:divId w:val="486016933"/>
             <w:rPr>
               <w:color w:val="000000"/>
               <w:lang w:val="en-US"/>
@@ -2356,25 +2591,8 @@
               <w:lang w:val="en-US"/>
             </w:rPr>
             <w:tab/>
-            <w:t xml:space="preserve">A. Koenecke, A. S. G. Choi, K. X. Mei, H. Schellmann, y M. Sloane, “Careless Whisper: Speech-to-Text Hallucination Harms”, </w:t>
-          </w:r>
-          <w:proofErr w:type="spellStart"/>
-          <w:r>
-            <w:rPr>
-              <w:color w:val="000000"/>
-              <w:lang w:val="en-US"/>
-            </w:rPr>
-            <w:t>en</w:t>
-          </w:r>
-          <w:proofErr w:type="spellEnd"/>
-          <w:r>
-            <w:rPr>
-              <w:color w:val="000000"/>
-              <w:lang w:val="en-US"/>
-            </w:rPr>
-            <w:t xml:space="preserve"> </w:t>
-          </w:r>
-          <w:proofErr w:type="gramStart"/>
+            <w:t xml:space="preserve">A. Koenecke, A. S. G. Choi, K. X. Mei, H. Schellmann, and M. Sloane, “Careless Whisper: Speech-to-Text Hallucination Harms,” in </w:t>
+          </w:r>
           <w:r>
             <w:rPr>
               <w:i/>
@@ -2382,17 +2600,7 @@
               <w:color w:val="000000"/>
               <w:lang w:val="en-US"/>
             </w:rPr>
-            <w:t>The</w:t>
-          </w:r>
-          <w:proofErr w:type="gramEnd"/>
-          <w:r>
-            <w:rPr>
-              <w:i/>
-              <w:iCs/>
-              <w:color w:val="000000"/>
-              <w:lang w:val="en-US"/>
-            </w:rPr>
-            <w:t xml:space="preserve"> 2024 ACM Conference on Fairness, Accountability, and Transparency</w:t>
+            <w:t>The 2024 ACM Conference on Fairness, Accountability, and Transparency</w:t>
           </w:r>
           <w:r>
             <w:rPr>
@@ -2423,7 +2631,7 @@
             <w:autoSpaceDE w:val="0"/>
             <w:autoSpaceDN w:val="0"/>
             <w:ind w:hanging="640"/>
-            <w:divId w:val="747386706"/>
+            <w:divId w:val="43258909"/>
             <w:rPr>
               <w:color w:val="000000"/>
               <w:lang w:val="en-US"/>
@@ -2442,7 +2650,7 @@
               <w:lang w:val="en-US"/>
             </w:rPr>
             <w:tab/>
-            <w:t xml:space="preserve">C. Harris, C. Mgbahurike, N. Kumar, y D. Yang, “Modeling Gender and Dialect Bias in Automatic Speech Recognition”, </w:t>
+            <w:t xml:space="preserve">C. Harris, C. </w:t>
           </w:r>
           <w:proofErr w:type="spellStart"/>
           <w:r>
@@ -2450,7 +2658,7 @@
               <w:color w:val="000000"/>
               <w:lang w:val="en-US"/>
             </w:rPr>
-            <w:t>en</w:t>
+            <w:t>Mgbahurike</w:t>
           </w:r>
           <w:proofErr w:type="spellEnd"/>
           <w:r>
@@ -2458,7 +2666,7 @@
               <w:color w:val="000000"/>
               <w:lang w:val="en-US"/>
             </w:rPr>
-            <w:t xml:space="preserve"> </w:t>
+            <w:t xml:space="preserve">, N. Kumar, and D. Yang, “Modeling Gender and Dialect Bias in Automatic Speech Recognition,” in </w:t>
           </w:r>
           <w:r>
             <w:rPr>
@@ -2498,7 +2706,7 @@
             <w:autoSpaceDE w:val="0"/>
             <w:autoSpaceDN w:val="0"/>
             <w:ind w:hanging="640"/>
-            <w:divId w:val="645355949"/>
+            <w:divId w:val="1305963374"/>
             <w:rPr>
               <w:color w:val="000000"/>
               <w:lang w:val="en-US"/>
@@ -2517,23 +2725,7 @@
               <w:lang w:val="en-US"/>
             </w:rPr>
             <w:tab/>
-            <w:t xml:space="preserve">C. Barhoumi y </w:t>
-          </w:r>
-          <w:proofErr w:type="spellStart"/>
-          <w:r>
-            <w:rPr>
-              <w:color w:val="000000"/>
-              <w:lang w:val="en-US"/>
-            </w:rPr>
-            <w:t>Y</w:t>
-          </w:r>
-          <w:proofErr w:type="spellEnd"/>
-          <w:r>
-            <w:rPr>
-              <w:color w:val="000000"/>
-              <w:lang w:val="en-US"/>
-            </w:rPr>
-            <w:t xml:space="preserve">. BenAyed, “Real-time speech emotion recognition using deep learning and data augmentation”, </w:t>
+            <w:t xml:space="preserve">C. Barhoumi and Y. BenAyed, “Real-time speech emotion recognition using deep learning and data augmentation,” </w:t>
           </w:r>
           <w:proofErr w:type="spellStart"/>
           <w:r>
@@ -2560,23 +2752,7 @@
               <w:color w:val="000000"/>
               <w:lang w:val="en-US"/>
             </w:rPr>
-            <w:t xml:space="preserve">, vol. 58, </w:t>
-          </w:r>
-          <w:proofErr w:type="spellStart"/>
-          <w:r>
-            <w:rPr>
-              <w:color w:val="000000"/>
-              <w:lang w:val="en-US"/>
-            </w:rPr>
-            <w:t>núm</w:t>
-          </w:r>
-          <w:proofErr w:type="spellEnd"/>
-          <w:r>
-            <w:rPr>
-              <w:color w:val="000000"/>
-              <w:lang w:val="en-US"/>
-            </w:rPr>
-            <w:t xml:space="preserve">. 2, 2024, </w:t>
+            <w:t xml:space="preserve">, vol. 58, no. 2, 2024, </w:t>
           </w:r>
           <w:proofErr w:type="spellStart"/>
           <w:r>
@@ -2600,7 +2776,7 @@
             <w:autoSpaceDE w:val="0"/>
             <w:autoSpaceDN w:val="0"/>
             <w:ind w:hanging="640"/>
-            <w:divId w:val="535583581"/>
+            <w:divId w:val="1266577814"/>
             <w:rPr>
               <w:color w:val="000000"/>
               <w:lang w:val="en-US"/>
@@ -2628,14 +2804,14 @@
               <w:color w:val="000000"/>
               <w:lang w:val="en-US"/>
             </w:rPr>
-            <w:t>et al.</w:t>
-          </w:r>
-          <w:r>
-            <w:rPr>
-              <w:color w:val="000000"/>
-              <w:lang w:val="en-US"/>
-            </w:rPr>
-            <w:t xml:space="preserve">, “Large Language Models: A Survey”, 2024. </w:t>
+            <w:t>et al.</w:t>
+          </w:r>
+          <w:r>
+            <w:rPr>
+              <w:color w:val="000000"/>
+              <w:lang w:val="en-US"/>
+            </w:rPr>
+            <w:t xml:space="preserve">, “Large Language Models: A Survey,” 2024. </w:t>
           </w:r>
           <w:proofErr w:type="spellStart"/>
           <w:r>
@@ -2659,7 +2835,7 @@
             <w:autoSpaceDE w:val="0"/>
             <w:autoSpaceDN w:val="0"/>
             <w:ind w:hanging="640"/>
-            <w:divId w:val="1927376957"/>
+            <w:divId w:val="494036768"/>
             <w:rPr>
               <w:color w:val="000000"/>
               <w:lang w:val="en-US"/>
@@ -2687,14 +2863,14 @@
               <w:color w:val="000000"/>
               <w:lang w:val="en-US"/>
             </w:rPr>
-            <w:t>et al.</w:t>
-          </w:r>
-          <w:r>
-            <w:rPr>
-              <w:color w:val="000000"/>
-              <w:lang w:val="en-US"/>
-            </w:rPr>
-            <w:t xml:space="preserve">, “A Review on Large Language Models: Architectures, Applications, Taxonomies, Open Issues and Challenges”, </w:t>
+            <w:t>et al.</w:t>
+          </w:r>
+          <w:r>
+            <w:rPr>
+              <w:color w:val="000000"/>
+              <w:lang w:val="en-US"/>
+            </w:rPr>
+            <w:t xml:space="preserve">, “A Review on Large Language Models: Architectures, Applications, Taxonomies, Open Issues and Challenges,” </w:t>
           </w:r>
           <w:r>
             <w:rPr>
@@ -2734,7 +2910,7 @@
             <w:autoSpaceDE w:val="0"/>
             <w:autoSpaceDN w:val="0"/>
             <w:ind w:hanging="640"/>
-            <w:divId w:val="785929066"/>
+            <w:divId w:val="382028307"/>
             <w:rPr>
               <w:color w:val="000000"/>
               <w:lang w:val="en-US"/>
@@ -2753,23 +2929,7 @@
               <w:lang w:val="en-US"/>
             </w:rPr>
             <w:tab/>
-            <w:t xml:space="preserve">W. Zhang, Y. Deng, B. Liu, S. Pan, y L. Bing, “Sentiment Analysis in the Era of Large Language Models: A Reality Check”, </w:t>
-          </w:r>
-          <w:proofErr w:type="spellStart"/>
-          <w:r>
-            <w:rPr>
-              <w:color w:val="000000"/>
-              <w:lang w:val="en-US"/>
-            </w:rPr>
-            <w:t>en</w:t>
-          </w:r>
-          <w:proofErr w:type="spellEnd"/>
-          <w:r>
-            <w:rPr>
-              <w:color w:val="000000"/>
-              <w:lang w:val="en-US"/>
-            </w:rPr>
-            <w:t xml:space="preserve"> </w:t>
+            <w:t xml:space="preserve">W. Zhang, Y. Deng, B. Liu, S. Pan, and L. Bing, “Sentiment Analysis in the Era of Large Language Models: A Reality Check,” in </w:t>
           </w:r>
           <w:r>
             <w:rPr>
@@ -2809,7 +2969,7 @@
             <w:autoSpaceDE w:val="0"/>
             <w:autoSpaceDN w:val="0"/>
             <w:ind w:hanging="640"/>
-            <w:divId w:val="279187501"/>
+            <w:divId w:val="1290087094"/>
             <w:rPr>
               <w:color w:val="000000"/>
             </w:rPr>
@@ -2825,7 +2985,7 @@
               <w:color w:val="000000"/>
             </w:rPr>
             <w:tab/>
-            <w:t xml:space="preserve">D. F. Quintero Bernal, H. Kaschel, y J. Kern, “Una revisión de fusión de datos multimodal: aplicaciones y condiciones adversas”, </w:t>
+            <w:t xml:space="preserve">D. F. Quintero Bernal, H. Kaschel, and J. Kern, “Una revisión de fusión de datos multimodal: aplicaciones y condiciones adversas,” </w:t>
           </w:r>
           <w:r>
             <w:rPr>
@@ -2849,7 +3009,7 @@
             <w:rPr>
               <w:color w:val="000000"/>
             </w:rPr>
-            <w:t xml:space="preserve">, vol. 21, núm. 1, pp. 95–114, 2025, </w:t>
+            <w:t xml:space="preserve">, vol. 21, no. 1, pp. 95–114, 2025, </w:t>
           </w:r>
           <w:proofErr w:type="spellStart"/>
           <w:r>
@@ -2871,7 +3031,7 @@
             <w:autoSpaceDE w:val="0"/>
             <w:autoSpaceDN w:val="0"/>
             <w:ind w:hanging="640"/>
-            <w:divId w:val="1766420471"/>
+            <w:divId w:val="1553269318"/>
             <w:rPr>
               <w:color w:val="000000"/>
               <w:lang w:val="en-US"/>
@@ -2882,7 +3042,6 @@
               <w:color w:val="000000"/>
               <w:lang w:val="en-US"/>
             </w:rPr>
-            <w:lastRenderedPageBreak/>
             <w:t>[13]</w:t>
           </w:r>
           <w:r>
@@ -2900,14 +3059,14 @@
               <w:color w:val="000000"/>
               <w:lang w:val="en-US"/>
             </w:rPr>
-            <w:t>et al.</w:t>
-          </w:r>
-          <w:r>
-            <w:rPr>
-              <w:color w:val="000000"/>
-              <w:lang w:val="en-US"/>
-            </w:rPr>
-            <w:t xml:space="preserve">, “Large Language Models for Forecasting and Anomaly Detection: A Systematic Literature Review”, 2024. </w:t>
+            <w:t>et al.</w:t>
+          </w:r>
+          <w:r>
+            <w:rPr>
+              <w:color w:val="000000"/>
+              <w:lang w:val="en-US"/>
+            </w:rPr>
+            <w:t xml:space="preserve">, “Large Language Models for Forecasting and Anomaly Detection: A Systematic Literature Review,” 2024. </w:t>
           </w:r>
           <w:proofErr w:type="spellStart"/>
           <w:r>
@@ -2931,7 +3090,7 @@
             <w:autoSpaceDE w:val="0"/>
             <w:autoSpaceDN w:val="0"/>
             <w:ind w:hanging="640"/>
-            <w:divId w:val="75323994"/>
+            <w:divId w:val="74398222"/>
             <w:rPr>
               <w:color w:val="000000"/>
               <w:lang w:val="en-US"/>
@@ -2950,7 +3109,7 @@
               <w:lang w:val="en-US"/>
             </w:rPr>
             <w:tab/>
-            <w:t xml:space="preserve">E. Edozie, A. N. Shuaibu, B. O. Sadiq, y U. K. John, “Artificial intelligence advances in anomaly detection for telecom networks”, </w:t>
+            <w:t xml:space="preserve">E. Edozie, A. N. Shuaibu, B. O. Sadiq, and U. K. John, “Artificial intelligence advances in anomaly detection for telecom networks,” </w:t>
           </w:r>
           <w:proofErr w:type="spellStart"/>
           <w:r>
@@ -2977,23 +3136,7 @@
               <w:color w:val="000000"/>
               <w:lang w:val="en-US"/>
             </w:rPr>
-            <w:t xml:space="preserve">, vol. 58, </w:t>
-          </w:r>
-          <w:proofErr w:type="spellStart"/>
-          <w:r>
-            <w:rPr>
-              <w:color w:val="000000"/>
-              <w:lang w:val="en-US"/>
-            </w:rPr>
-            <w:t>núm</w:t>
-          </w:r>
-          <w:proofErr w:type="spellEnd"/>
-          <w:r>
-            <w:rPr>
-              <w:color w:val="000000"/>
-              <w:lang w:val="en-US"/>
-            </w:rPr>
-            <w:t xml:space="preserve">. 4, 2025, </w:t>
+            <w:t xml:space="preserve">, vol. 58, no. 4, 2025, </w:t>
           </w:r>
           <w:proofErr w:type="spellStart"/>
           <w:r>
@@ -3017,7 +3160,7 @@
             <w:autoSpaceDE w:val="0"/>
             <w:autoSpaceDN w:val="0"/>
             <w:ind w:hanging="640"/>
-            <w:divId w:val="2109693231"/>
+            <w:divId w:val="839732387"/>
             <w:rPr>
               <w:color w:val="000000"/>
               <w:lang w:val="en-US"/>
@@ -3036,23 +3179,7 @@
               <w:lang w:val="en-US"/>
             </w:rPr>
             <w:tab/>
-            <w:t xml:space="preserve">K. Berahmand, F. Daneshfar, E. S. Salehi, Y. Li, y </w:t>
-          </w:r>
-          <w:proofErr w:type="spellStart"/>
-          <w:r>
-            <w:rPr>
-              <w:color w:val="000000"/>
-              <w:lang w:val="en-US"/>
-            </w:rPr>
-            <w:t>Y</w:t>
-          </w:r>
-          <w:proofErr w:type="spellEnd"/>
-          <w:r>
-            <w:rPr>
-              <w:color w:val="000000"/>
-              <w:lang w:val="en-US"/>
-            </w:rPr>
-            <w:t xml:space="preserve">. Xu, “Autoencoders and their applications in machine learning: a survey”, </w:t>
+            <w:t xml:space="preserve">K. Berahmand, F. Daneshfar, E. S. Salehi, Y. Li, and Y. Xu, “Autoencoders and their applications in machine learning: a survey,” </w:t>
           </w:r>
           <w:proofErr w:type="spellStart"/>
           <w:r>
@@ -3079,23 +3206,7 @@
               <w:color w:val="000000"/>
               <w:lang w:val="en-US"/>
             </w:rPr>
-            <w:t xml:space="preserve">, vol. 57, </w:t>
-          </w:r>
-          <w:proofErr w:type="spellStart"/>
-          <w:r>
-            <w:rPr>
-              <w:color w:val="000000"/>
-              <w:lang w:val="en-US"/>
-            </w:rPr>
-            <w:t>núm</w:t>
-          </w:r>
-          <w:proofErr w:type="spellEnd"/>
-          <w:r>
-            <w:rPr>
-              <w:color w:val="000000"/>
-              <w:lang w:val="en-US"/>
-            </w:rPr>
-            <w:t xml:space="preserve">. 2, 2024, </w:t>
+            <w:t xml:space="preserve">, vol. 57, no. 2, 2024, </w:t>
           </w:r>
           <w:proofErr w:type="spellStart"/>
           <w:r>
@@ -3119,7 +3230,7 @@
             <w:autoSpaceDE w:val="0"/>
             <w:autoSpaceDN w:val="0"/>
             <w:ind w:hanging="640"/>
-            <w:divId w:val="1599406081"/>
+            <w:divId w:val="396126745"/>
             <w:rPr>
               <w:color w:val="000000"/>
               <w:lang w:val="en-US"/>
@@ -3147,14 +3258,14 @@
               <w:color w:val="000000"/>
               <w:lang w:val="en-US"/>
             </w:rPr>
-            <w:t>et al.</w:t>
-          </w:r>
-          <w:r>
-            <w:rPr>
-              <w:color w:val="000000"/>
-              <w:lang w:val="en-US"/>
-            </w:rPr>
-            <w:t xml:space="preserve">, “Deep learning for time series forecasting: a survey”, </w:t>
+            <w:t>et al.</w:t>
+          </w:r>
+          <w:r>
+            <w:rPr>
+              <w:color w:val="000000"/>
+              <w:lang w:val="en-US"/>
+            </w:rPr>
+            <w:t xml:space="preserve">, “Deep learning for time series forecasting: a survey,” </w:t>
           </w:r>
           <w:r>
             <w:rPr>
@@ -3170,7 +3281,7 @@
               <w:color w:val="000000"/>
               <w:lang w:val="en-US"/>
             </w:rPr>
-            <w:t xml:space="preserve">, vol. 16, </w:t>
+            <w:t xml:space="preserve">, vol. 16, no. 7–8, pp. 5079–5112, 2025, </w:t>
           </w:r>
           <w:proofErr w:type="spellStart"/>
           <w:r>
@@ -3178,7 +3289,7 @@
               <w:color w:val="000000"/>
               <w:lang w:val="en-US"/>
             </w:rPr>
-            <w:t>núm</w:t>
+            <w:t>doi</w:t>
           </w:r>
           <w:proofErr w:type="spellEnd"/>
           <w:r>
@@ -3186,7 +3297,50 @@
               <w:color w:val="000000"/>
               <w:lang w:val="en-US"/>
             </w:rPr>
-            <w:t xml:space="preserve">. 7–8, pp. 5079–5112, 2025, </w:t>
+            <w:t>: 10.1007/s13042-025-02560-w.</w:t>
+          </w:r>
+        </w:p>
+        <w:p>
+          <w:pPr>
+            <w:autoSpaceDE w:val="0"/>
+            <w:autoSpaceDN w:val="0"/>
+            <w:ind w:hanging="640"/>
+            <w:divId w:val="2087221887"/>
+            <w:rPr>
+              <w:color w:val="000000"/>
+              <w:lang w:val="en-US"/>
+            </w:rPr>
+          </w:pPr>
+          <w:r>
+            <w:rPr>
+              <w:color w:val="000000"/>
+              <w:lang w:val="en-US"/>
+            </w:rPr>
+            <w:t>[17]</w:t>
+          </w:r>
+          <w:r>
+            <w:rPr>
+              <w:color w:val="000000"/>
+              <w:lang w:val="en-US"/>
+            </w:rPr>
+            <w:tab/>
+            <w:t xml:space="preserve">A. R. Hevner, S. T. March, J. Park, and S. Ram, “Design Science in Information Systems Research,” </w:t>
+          </w:r>
+          <w:r>
+            <w:rPr>
+              <w:i/>
+              <w:iCs/>
+              <w:color w:val="000000"/>
+              <w:lang w:val="en-US"/>
+            </w:rPr>
+            <w:t>MIS Quarterly</w:t>
+          </w:r>
+          <w:r>
+            <w:rPr>
+              <w:color w:val="000000"/>
+              <w:lang w:val="en-US"/>
+            </w:rPr>
+            <w:t xml:space="preserve">, vol. 28, no. 1, pp. 75–105, 2004, </w:t>
           </w:r>
           <w:proofErr w:type="spellStart"/>
           <w:r>
@@ -3202,7 +3356,50 @@
               <w:color w:val="000000"/>
               <w:lang w:val="en-US"/>
             </w:rPr>
-            <w:t>: 10.1007/s13042-025-02560-w.</w:t>
+            <w:t>: 10.2307/25148625.</w:t>
+          </w:r>
+        </w:p>
+        <w:p>
+          <w:pPr>
+            <w:autoSpaceDE w:val="0"/>
+            <w:autoSpaceDN w:val="0"/>
+            <w:ind w:hanging="640"/>
+            <w:divId w:val="2061828368"/>
+            <w:rPr>
+              <w:color w:val="000000"/>
+              <w:lang w:val="en-US"/>
+            </w:rPr>
+          </w:pPr>
+          <w:r>
+            <w:rPr>
+              <w:color w:val="000000"/>
+              <w:lang w:val="en-US"/>
+            </w:rPr>
+            <w:t>[18]</w:t>
+          </w:r>
+          <w:r>
+            <w:rPr>
+              <w:color w:val="000000"/>
+              <w:lang w:val="en-US"/>
+            </w:rPr>
+            <w:tab/>
+            <w:t xml:space="preserve">R. Wirth and J. Hipp, “CRISP-DM: Towards a Standard Process Model for Data Mining,” in </w:t>
+          </w:r>
+          <w:r>
+            <w:rPr>
+              <w:i/>
+              <w:iCs/>
+              <w:color w:val="000000"/>
+              <w:lang w:val="en-US"/>
+            </w:rPr>
+            <w:t>Proceedings of the 4th International Conference on the Practical Applications of Knowledge Discovery and Data Mining (PADD)</w:t>
+          </w:r>
+          <w:r>
+            <w:rPr>
+              <w:color w:val="000000"/>
+              <w:lang w:val="en-US"/>
+            </w:rPr>
+            <w:t>, 2000, pp. 29–39.</w:t>
           </w:r>
         </w:p>
         <w:p>
@@ -3221,26 +3418,22 @@
     </w:sdt>
     <w:p>
       <w:pPr>
-        <w:pStyle w:val="Heading1"/>
+        <w:spacing w:before="360" w:after="120"/>
         <w:jc w:val="center"/>
-        <w:rPr>
-          <w:sz w:val="20"/>
-          <w:szCs w:val="20"/>
-        </w:rPr>
-      </w:pPr>
-      <w:r>
-        <w:rPr>
-          <w:sz w:val="20"/>
-          <w:szCs w:val="20"/>
-        </w:rPr>
-        <w:t>IX</w:t>
-      </w:r>
-      <w:r>
-        <w:rPr>
-          <w:sz w:val="20"/>
-          <w:szCs w:val="20"/>
-        </w:rPr>
-        <w:t>. INFORMACIÓN ADMINISTRATIVA</w:t>
+        <w:outlineLvl w:val="0"/>
+        <w:rPr>
+          <w:b/>
+          <w:bCs/>
+          <w:color w:val="000000"/>
+        </w:rPr>
+      </w:pPr>
+      <w:r>
+        <w:rPr>
+          <w:b/>
+          <w:bCs/>
+          <w:color w:val="000000"/>
+        </w:rPr>
+        <w:t>IX. INFORMACIÓN ADMINISTRATIVA</w:t>
       </w:r>
     </w:p>
     <w:tbl>
@@ -3310,7 +3503,22 @@
           </w:tcPr>
           <w:p>
             <w:r>
-              <w:t>☐ Proyecto   ☐ Artículo científico</w:t>
+              <w:rPr>
+                <w:rFonts w:ascii="Segoe UI Symbol" w:hAnsi="Segoe UI Symbol" w:cs="Segoe UI Symbol"/>
+              </w:rPr>
+              <w:t>☐</w:t>
+            </w:r>
+            <w:r>
+              <w:t xml:space="preserve"> Proyecto   </w:t>
+            </w:r>
+            <w:r>
+              <w:rPr>
+                <w:rFonts w:ascii="Segoe UI Symbol" w:hAnsi="Segoe UI Symbol" w:cs="Segoe UI Symbol"/>
+              </w:rPr>
+              <w:t>☐</w:t>
+            </w:r>
+            <w:r>
+              <w:t xml:space="preserve"> Artículo científico</w:t>
             </w:r>
           </w:p>
         </w:tc>
@@ -3365,31 +3573,14 @@
     </w:tbl>
     <w:p>
       <w:pPr>
-        <w:spacing w:after="80"/>
-      </w:pPr>
-    </w:p>
-    <w:p>
-      <w:pPr>
         <w:spacing w:before="120"/>
         <w:jc w:val="both"/>
       </w:pPr>
-      <w:r>
-        <w:rPr>
-          <w:b/>
-          <w:bCs/>
-        </w:rPr>
-        <w:t xml:space="preserve">Nota: </w:t>
-      </w:r>
-      <w:r>
-        <w:rPr>
-          <w:color w:val="555555"/>
-        </w:rPr>
-        <w:t>Este plan debe presentarse en el estilo académico que corresponde a la maestría. Para maestrías con énfasis en ingeniería y tecnología, se emplea el estilo IEEE. Las referencias se numeran en orden de aparición entre corchetes, p. ej., [1], [2], …</w:t>
-      </w:r>
-    </w:p>
+    </w:p>
+    <w:p/>
     <w:sectPr>
-      <w:headerReference w:type="default" r:id="rId10"/>
-      <w:footerReference w:type="default" r:id="rId11"/>
+      <w:headerReference w:type="default" r:id="rId8"/>
+      <w:footerReference w:type="default" r:id="rId9"/>
       <w:pgSz w:w="12240" w:h="15840"/>
       <w:pgMar w:top="1411" w:right="1411" w:bottom="1411" w:left="1411" w:header="706" w:footer="706" w:gutter="0"/>
       <w:cols w:space="720"/>
@@ -3397,25 +3588,6 @@
     </w:sectPr>
   </w:body>
 </w:document>
-</file>
-
-<file path=word/endnotes.xml><?xml version="1.0" encoding="utf-8"?>
-<w:endnotes xmlns:wpc="http://schemas.microsoft.com/office/word/2010/wordprocessingCanvas" xmlns:cx="http://schemas.microsoft.com/office/drawing/2014/chartex" xmlns:cx1="http://schemas.microsoft.com/office/drawing/2015/9/8/chartex" xmlns:cx2="http://schemas.microsoft.com/office/drawing/2015/10/21/chartex" xmlns:cx3="http://schemas.microsoft.com/office/drawing/2016/5/9/chartex" xmlns:cx4="http://schemas.microsoft.com/office/drawing/2016/5/10/chartex" xmlns:cx5="http://schemas.microsoft.com/office/drawing/2016/5/11/chartex" xmlns:cx6="http://schemas.microsoft.com/office/drawing/2016/5/12/chartex" xmlns:cx7="http://schemas.microsoft.com/office/drawing/2016/5/13/chartex" xmlns:cx8="http://schemas.microsoft.com/office/drawing/2016/5/14/chartex" xmlns:mc="http://schemas.openxmlformats.org/markup-compatibility/2006" xmlns:aink="http://schemas.microsoft.com/office/drawing/2016/ink" xmlns:am3d="http://schemas.microsoft.com/office/drawing/2017/model3d" xmlns:o="urn:schemas-microsoft-com:office:office" xmlns:oel="http://schemas.microsoft.com/office/2019/extlst" xmlns:r="http://schemas.openxmlformats.org/officeDocument/2006/relationships" xmlns:m="http://schemas.openxmlformats.org/officeDocument/2006/math" xmlns:v="urn:schemas-microsoft-com:vml" xmlns:wp14="http://schemas.microsoft.com/office/word/2010/wordprocessingDrawing" xmlns:wp="http://schemas.openxmlformats.org/drawingml/2006/wordprocessingDrawing" xmlns:w10="urn:schemas-microsoft-com:office:word" xmlns:w="http://schemas.openxmlformats.org/wordprocessingml/2006/main" xmlns:w14="http://schemas.microsoft.com/office/word/2010/wordml" xmlns:w15="http://schemas.microsoft.com/office/word/2012/wordml" xmlns:w16cex="http://schemas.microsoft.com/office/word/2018/wordml/cex" xmlns:w16cid="http://schemas.microsoft.com/office/word/2016/wordml/cid" xmlns:w16="http://schemas.microsoft.com/office/word/2018/wordml" xmlns:w16du="http://schemas.microsoft.com/office/word/2023/wordml/word16du" xmlns:w16sdtdh="http://schemas.microsoft.com/office/word/2020/wordml/sdtdatahash" xmlns:w16sdtfl="http://schemas.microsoft.com/office/word/2024/wordml/sdtformatlock" xmlns:w16se="http://schemas.microsoft.com/office/word/2015/wordml/symex" xmlns:wpg="http://schemas.microsoft.com/office/word/2010/wordprocessingGroup" xmlns:wpi="http://schemas.microsoft.com/office/word/2010/wordprocessingInk" xmlns:wne="http://schemas.microsoft.com/office/word/2006/wordml" xmlns:wps="http://schemas.microsoft.com/office/word/2010/wordprocessingShape" mc:Ignorable="w14 w15 w16se w16cid w16 w16cex w16sdtdh w16sdtfl w16du wp14">
-  <w:endnote w:type="separator" w:id="-1">
-    <w:p>
-      <w:r>
-        <w:separator/>
-      </w:r>
-    </w:p>
-  </w:endnote>
-  <w:endnote w:type="continuationSeparator" w:id="0">
-    <w:p>
-      <w:r>
-        <w:continuationSeparator/>
-      </w:r>
-    </w:p>
-  </w:endnote>
-</w:endnotes>
 </file>
 
 <file path=word/footer1.xml><?xml version="1.0" encoding="utf-8"?>
@@ -3488,25 +3660,6 @@
 </w:ftr>
 </file>
 
-<file path=word/footnotes.xml><?xml version="1.0" encoding="utf-8"?>
-<w:footnotes xmlns:wpc="http://schemas.microsoft.com/office/word/2010/wordprocessingCanvas" xmlns:cx="http://schemas.microsoft.com/office/drawing/2014/chartex" xmlns:cx1="http://schemas.microsoft.com/office/drawing/2015/9/8/chartex" xmlns:cx2="http://schemas.microsoft.com/office/drawing/2015/10/21/chartex" xmlns:cx3="http://schemas.microsoft.com/office/drawing/2016/5/9/chartex" xmlns:cx4="http://schemas.microsoft.com/office/drawing/2016/5/10/chartex" xmlns:cx5="http://schemas.microsoft.com/office/drawing/2016/5/11/chartex" xmlns:cx6="http://schemas.microsoft.com/office/drawing/2016/5/12/chartex" xmlns:cx7="http://schemas.microsoft.com/office/drawing/2016/5/13/chartex" xmlns:cx8="http://schemas.microsoft.com/office/drawing/2016/5/14/chartex" xmlns:mc="http://schemas.openxmlformats.org/markup-compatibility/2006" xmlns:aink="http://schemas.microsoft.com/office/drawing/2016/ink" xmlns:am3d="http://schemas.microsoft.com/office/drawing/2017/model3d" xmlns:o="urn:schemas-microsoft-com:office:office" xmlns:oel="http://schemas.microsoft.com/office/2019/extlst" xmlns:r="http://schemas.openxmlformats.org/officeDocument/2006/relationships" xmlns:m="http://schemas.openxmlformats.org/officeDocument/2006/math" xmlns:v="urn:schemas-microsoft-com:vml" xmlns:wp14="http://schemas.microsoft.com/office/word/2010/wordprocessingDrawing" xmlns:wp="http://schemas.openxmlformats.org/drawingml/2006/wordprocessingDrawing" xmlns:w10="urn:schemas-microsoft-com:office:word" xmlns:w="http://schemas.openxmlformats.org/wordprocessingml/2006/main" xmlns:w14="http://schemas.microsoft.com/office/word/2010/wordml" xmlns:w15="http://schemas.microsoft.com/office/word/2012/wordml" xmlns:w16cex="http://schemas.microsoft.com/office/word/2018/wordml/cex" xmlns:w16cid="http://schemas.microsoft.com/office/word/2016/wordml/cid" xmlns:w16="http://schemas.microsoft.com/office/word/2018/wordml" xmlns:w16du="http://schemas.microsoft.com/office/word/2023/wordml/word16du" xmlns:w16sdtdh="http://schemas.microsoft.com/office/word/2020/wordml/sdtdatahash" xmlns:w16sdtfl="http://schemas.microsoft.com/office/word/2024/wordml/sdtformatlock" xmlns:w16se="http://schemas.microsoft.com/office/word/2015/wordml/symex" xmlns:wpg="http://schemas.microsoft.com/office/word/2010/wordprocessingGroup" xmlns:wpi="http://schemas.microsoft.com/office/word/2010/wordprocessingInk" xmlns:wne="http://schemas.microsoft.com/office/word/2006/wordml" xmlns:wps="http://schemas.microsoft.com/office/word/2010/wordprocessingShape" mc:Ignorable="w14 w15 w16se w16cid w16 w16cex w16sdtdh w16sdtfl w16du wp14">
-  <w:footnote w:type="separator" w:id="-1">
-    <w:p>
-      <w:r>
-        <w:separator/>
-      </w:r>
-    </w:p>
-  </w:footnote>
-  <w:footnote w:type="continuationSeparator" w:id="0">
-    <w:p>
-      <w:r>
-        <w:continuationSeparator/>
-      </w:r>
-    </w:p>
-  </w:footnote>
-</w:footnotes>
-</file>
-
 <file path=word/header1.xml><?xml version="1.0" encoding="utf-8"?>
 <w:hdr xmlns:wpc="http://schemas.microsoft.com/office/word/2010/wordprocessingCanvas" xmlns:cx="http://schemas.microsoft.com/office/drawing/2014/chartex" xmlns:cx1="http://schemas.microsoft.com/office/drawing/2015/9/8/chartex" xmlns:cx2="http://schemas.microsoft.com/office/drawing/2015/10/21/chartex" xmlns:cx3="http://schemas.microsoft.com/office/drawing/2016/5/9/chartex" xmlns:cx4="http://schemas.microsoft.com/office/drawing/2016/5/10/chartex" xmlns:cx5="http://schemas.microsoft.com/office/drawing/2016/5/11/chartex" xmlns:cx6="http://schemas.microsoft.com/office/drawing/2016/5/12/chartex" xmlns:cx7="http://schemas.microsoft.com/office/drawing/2016/5/13/chartex" xmlns:cx8="http://schemas.microsoft.com/office/drawing/2016/5/14/chartex" xmlns:mc="http://schemas.openxmlformats.org/markup-compatibility/2006" xmlns:aink="http://schemas.microsoft.com/office/drawing/2016/ink" xmlns:am3d="http://schemas.microsoft.com/office/drawing/2017/model3d" xmlns:o="urn:schemas-microsoft-com:office:office" xmlns:oel="http://schemas.microsoft.com/office/2019/extlst" xmlns:r="http://schemas.openxmlformats.org/officeDocument/2006/relationships" xmlns:m="http://schemas.openxmlformats.org/officeDocument/2006/math" xmlns:v="urn:schemas-microsoft-com:vml" xmlns:wp14="http://schemas.microsoft.com/office/word/2010/wordprocessingDrawing" xmlns:wp="http://schemas.openxmlformats.org/drawingml/2006/wordprocessingDrawing" xmlns:w10="urn:schemas-microsoft-com:office:word" xmlns:w="http://schemas.openxmlformats.org/wordprocessingml/2006/main" xmlns:w14="http://schemas.microsoft.com/office/word/2010/wordml" xmlns:w15="http://schemas.microsoft.com/office/word/2012/wordml" xmlns:w16cex="http://schemas.microsoft.com/office/word/2018/wordml/cex" xmlns:w16cid="http://schemas.microsoft.com/office/word/2016/wordml/cid" xmlns:w16="http://schemas.microsoft.com/office/word/2018/wordml" xmlns:w16du="http://schemas.microsoft.com/office/word/2023/wordml/word16du" xmlns:w16sdtdh="http://schemas.microsoft.com/office/word/2020/wordml/sdtdatahash" xmlns:w16sdtfl="http://schemas.microsoft.com/office/word/2024/wordml/sdtformatlock" xmlns:w16se="http://schemas.microsoft.com/office/word/2015/wordml/symex" xmlns:wpg="http://schemas.microsoft.com/office/word/2010/wordprocessingGroup" xmlns:wpi="http://schemas.microsoft.com/office/word/2010/wordprocessingInk" xmlns:wne="http://schemas.microsoft.com/office/word/2006/wordml" xmlns:wps="http://schemas.microsoft.com/office/word/2010/wordprocessingShape" mc:Ignorable="w14 w15 w16se w16cid w16 w16cex w16sdtdh w16sdtfl w16du wp14">
   <w:p>
@@ -3520,203 +3673,9 @@
 <file path=word/numbering.xml><?xml version="1.0" encoding="utf-8"?>
 <w:numbering xmlns:wpc="http://schemas.microsoft.com/office/word/2010/wordprocessingCanvas" xmlns:cx="http://schemas.microsoft.com/office/drawing/2014/chartex" xmlns:cx1="http://schemas.microsoft.com/office/drawing/2015/9/8/chartex" xmlns:cx2="http://schemas.microsoft.com/office/drawing/2015/10/21/chartex" xmlns:cx3="http://schemas.microsoft.com/office/drawing/2016/5/9/chartex" xmlns:cx4="http://schemas.microsoft.com/office/drawing/2016/5/10/chartex" xmlns:cx5="http://schemas.microsoft.com/office/drawing/2016/5/11/chartex" xmlns:cx6="http://schemas.microsoft.com/office/drawing/2016/5/12/chartex" xmlns:cx7="http://schemas.microsoft.com/office/drawing/2016/5/13/chartex" xmlns:cx8="http://schemas.microsoft.com/office/drawing/2016/5/14/chartex" xmlns:mc="http://schemas.openxmlformats.org/markup-compatibility/2006" xmlns:aink="http://schemas.microsoft.com/office/drawing/2016/ink" xmlns:am3d="http://schemas.microsoft.com/office/drawing/2017/model3d" xmlns:o="urn:schemas-microsoft-com:office:office" xmlns:oel="http://schemas.microsoft.com/office/2019/extlst" xmlns:r="http://schemas.openxmlformats.org/officeDocument/2006/relationships" xmlns:m="http://schemas.openxmlformats.org/officeDocument/2006/math" xmlns:v="urn:schemas-microsoft-com:vml" xmlns:wp14="http://schemas.microsoft.com/office/word/2010/wordprocessingDrawing" xmlns:wp="http://schemas.openxmlformats.org/drawingml/2006/wordprocessingDrawing" xmlns:w10="urn:schemas-microsoft-com:office:word" xmlns:w="http://schemas.openxmlformats.org/wordprocessingml/2006/main" xmlns:w14="http://schemas.microsoft.com/office/word/2010/wordml" xmlns:w15="http://schemas.microsoft.com/office/word/2012/wordml" xmlns:w16cex="http://schemas.microsoft.com/office/word/2018/wordml/cex" xmlns:w16cid="http://schemas.microsoft.com/office/word/2016/wordml/cid" xmlns:w16="http://schemas.microsoft.com/office/word/2018/wordml" xmlns:w16du="http://schemas.microsoft.com/office/word/2023/wordml/word16du" xmlns:w16sdtdh="http://schemas.microsoft.com/office/word/2020/wordml/sdtdatahash" xmlns:w16sdtfl="http://schemas.microsoft.com/office/word/2024/wordml/sdtformatlock" xmlns:w16se="http://schemas.microsoft.com/office/word/2015/wordml/symex" xmlns:wpg="http://schemas.microsoft.com/office/word/2010/wordprocessingGroup" xmlns:wpi="http://schemas.microsoft.com/office/word/2010/wordprocessingInk" xmlns:wne="http://schemas.microsoft.com/office/word/2006/wordml" xmlns:wps="http://schemas.microsoft.com/office/word/2010/wordprocessingShape" mc:Ignorable="w14 w15 w16se w16cid w16 w16cex w16sdtdh w16sdtfl w16du wp14">
   <w:abstractNum w:abstractNumId="0" w15:restartNumberingAfterBreak="0">
-    <w:nsid w:val="17FB2F95"/>
+    <w:nsid w:val="030D411B"/>
     <w:multiLevelType w:val="hybridMultilevel"/>
-    <w:tmpl w:val="46B632E2"/>
-    <w:lvl w:ilvl="0" w:tplc="6C3A80C4">
-      <w:start w:val="1"/>
-      <w:numFmt w:val="bullet"/>
-      <w:lvlText w:val="◦"/>
-      <w:lvlJc w:val="left"/>
-      <w:pPr>
-        <w:ind w:left="1080" w:hanging="360"/>
-      </w:pPr>
-    </w:lvl>
-    <w:lvl w:ilvl="1" w:tplc="5BCE489C">
-      <w:numFmt w:val="decimal"/>
-      <w:lvlText w:val=""/>
-      <w:lvlJc w:val="left"/>
-    </w:lvl>
-    <w:lvl w:ilvl="2" w:tplc="DDEC6068">
-      <w:numFmt w:val="decimal"/>
-      <w:lvlText w:val=""/>
-      <w:lvlJc w:val="left"/>
-    </w:lvl>
-    <w:lvl w:ilvl="3" w:tplc="EDD6AEDC">
-      <w:numFmt w:val="decimal"/>
-      <w:lvlText w:val=""/>
-      <w:lvlJc w:val="left"/>
-    </w:lvl>
-    <w:lvl w:ilvl="4" w:tplc="D780E746">
-      <w:numFmt w:val="decimal"/>
-      <w:lvlText w:val=""/>
-      <w:lvlJc w:val="left"/>
-    </w:lvl>
-    <w:lvl w:ilvl="5" w:tplc="05A04AFA">
-      <w:numFmt w:val="decimal"/>
-      <w:lvlText w:val=""/>
-      <w:lvlJc w:val="left"/>
-    </w:lvl>
-    <w:lvl w:ilvl="6" w:tplc="EC8075E6">
-      <w:numFmt w:val="decimal"/>
-      <w:lvlText w:val=""/>
-      <w:lvlJc w:val="left"/>
-    </w:lvl>
-    <w:lvl w:ilvl="7" w:tplc="9CE460A4">
-      <w:numFmt w:val="decimal"/>
-      <w:lvlText w:val=""/>
-      <w:lvlJc w:val="left"/>
-    </w:lvl>
-    <w:lvl w:ilvl="8" w:tplc="CB1C6FD8">
-      <w:numFmt w:val="decimal"/>
-      <w:lvlText w:val=""/>
-      <w:lvlJc w:val="left"/>
-    </w:lvl>
-  </w:abstractNum>
-  <w:abstractNum w:abstractNumId="1" w15:restartNumberingAfterBreak="0">
-    <w:nsid w:val="1F6B0A85"/>
-    <w:multiLevelType w:val="hybridMultilevel"/>
-    <w:tmpl w:val="9E00D6BC"/>
-    <w:lvl w:ilvl="0" w:tplc="77D213B0">
-      <w:start w:val="1"/>
-      <w:numFmt w:val="bullet"/>
-      <w:lvlText w:val="•"/>
-      <w:lvlJc w:val="left"/>
-      <w:pPr>
-        <w:ind w:left="720" w:hanging="360"/>
-      </w:pPr>
-    </w:lvl>
-    <w:lvl w:ilvl="1" w:tplc="C2060B12">
-      <w:numFmt w:val="decimal"/>
-      <w:lvlText w:val=""/>
-      <w:lvlJc w:val="left"/>
-    </w:lvl>
-    <w:lvl w:ilvl="2" w:tplc="ED28B406">
-      <w:numFmt w:val="decimal"/>
-      <w:lvlText w:val=""/>
-      <w:lvlJc w:val="left"/>
-    </w:lvl>
-    <w:lvl w:ilvl="3" w:tplc="D71A979E">
-      <w:numFmt w:val="decimal"/>
-      <w:lvlText w:val=""/>
-      <w:lvlJc w:val="left"/>
-    </w:lvl>
-    <w:lvl w:ilvl="4" w:tplc="2D380714">
-      <w:numFmt w:val="decimal"/>
-      <w:lvlText w:val=""/>
-      <w:lvlJc w:val="left"/>
-    </w:lvl>
-    <w:lvl w:ilvl="5" w:tplc="02C48E0C">
-      <w:numFmt w:val="decimal"/>
-      <w:lvlText w:val=""/>
-      <w:lvlJc w:val="left"/>
-    </w:lvl>
-    <w:lvl w:ilvl="6" w:tplc="F5D48F56">
-      <w:numFmt w:val="decimal"/>
-      <w:lvlText w:val=""/>
-      <w:lvlJc w:val="left"/>
-    </w:lvl>
-    <w:lvl w:ilvl="7" w:tplc="5734D750">
-      <w:numFmt w:val="decimal"/>
-      <w:lvlText w:val=""/>
-      <w:lvlJc w:val="left"/>
-    </w:lvl>
-    <w:lvl w:ilvl="8" w:tplc="D792B1D0">
-      <w:numFmt w:val="decimal"/>
-      <w:lvlText w:val=""/>
-      <w:lvlJc w:val="left"/>
-    </w:lvl>
-  </w:abstractNum>
-  <w:abstractNum w:abstractNumId="2" w15:restartNumberingAfterBreak="0">
-    <w:nsid w:val="53FB0261"/>
-    <w:multiLevelType w:val="hybridMultilevel"/>
-    <w:tmpl w:val="E6027C4C"/>
-    <w:lvl w:ilvl="0" w:tplc="0E96041C">
-      <w:start w:val="1"/>
-      <w:numFmt w:val="bullet"/>
-      <w:lvlText w:val="●"/>
-      <w:lvlJc w:val="left"/>
-      <w:pPr>
-        <w:ind w:left="720" w:hanging="360"/>
-      </w:pPr>
-    </w:lvl>
-    <w:lvl w:ilvl="1" w:tplc="2686454E">
-      <w:start w:val="1"/>
-      <w:numFmt w:val="bullet"/>
-      <w:lvlText w:val="○"/>
-      <w:lvlJc w:val="left"/>
-      <w:pPr>
-        <w:ind w:left="1440" w:hanging="360"/>
-      </w:pPr>
-    </w:lvl>
-    <w:lvl w:ilvl="2" w:tplc="444A1FCA">
-      <w:start w:val="1"/>
-      <w:numFmt w:val="bullet"/>
-      <w:lvlText w:val="■"/>
-      <w:lvlJc w:val="left"/>
-      <w:pPr>
-        <w:ind w:left="2160" w:hanging="360"/>
-      </w:pPr>
-    </w:lvl>
-    <w:lvl w:ilvl="3" w:tplc="05C0D922">
-      <w:start w:val="1"/>
-      <w:numFmt w:val="bullet"/>
-      <w:lvlText w:val="●"/>
-      <w:lvlJc w:val="left"/>
-      <w:pPr>
-        <w:ind w:left="2880" w:hanging="360"/>
-      </w:pPr>
-    </w:lvl>
-    <w:lvl w:ilvl="4" w:tplc="7E26EBE2">
-      <w:start w:val="1"/>
-      <w:numFmt w:val="bullet"/>
-      <w:lvlText w:val="○"/>
-      <w:lvlJc w:val="left"/>
-      <w:pPr>
-        <w:ind w:left="3600" w:hanging="360"/>
-      </w:pPr>
-    </w:lvl>
-    <w:lvl w:ilvl="5" w:tplc="DB14472E">
-      <w:start w:val="1"/>
-      <w:numFmt w:val="bullet"/>
-      <w:lvlText w:val="■"/>
-      <w:lvlJc w:val="left"/>
-      <w:pPr>
-        <w:ind w:left="4320" w:hanging="360"/>
-      </w:pPr>
-    </w:lvl>
-    <w:lvl w:ilvl="6" w:tplc="42BEF28A">
-      <w:start w:val="1"/>
-      <w:numFmt w:val="bullet"/>
-      <w:lvlText w:val="●"/>
-      <w:lvlJc w:val="left"/>
-      <w:pPr>
-        <w:ind w:left="5040" w:hanging="360"/>
-      </w:pPr>
-    </w:lvl>
-    <w:lvl w:ilvl="7" w:tplc="2DE64C4C">
-      <w:start w:val="1"/>
-      <w:numFmt w:val="bullet"/>
-      <w:lvlText w:val="●"/>
-      <w:lvlJc w:val="left"/>
-      <w:pPr>
-        <w:ind w:left="5760" w:hanging="360"/>
-      </w:pPr>
-    </w:lvl>
-    <w:lvl w:ilvl="8" w:tplc="813075D8">
-      <w:start w:val="1"/>
-      <w:numFmt w:val="bullet"/>
-      <w:lvlText w:val="●"/>
-      <w:lvlJc w:val="left"/>
-      <w:pPr>
-        <w:ind w:left="6480" w:hanging="360"/>
-      </w:pPr>
-    </w:lvl>
-  </w:abstractNum>
-  <w:abstractNum w:abstractNumId="3" w15:restartNumberingAfterBreak="0">
-    <w:nsid w:val="701D4712"/>
-    <w:multiLevelType w:val="hybridMultilevel"/>
-    <w:tmpl w:val="D60623CE"/>
+    <w:tmpl w:val="1A14E72C"/>
     <w:lvl w:ilvl="0" w:tplc="04090001">
       <w:start w:val="1"/>
       <w:numFmt w:val="bullet"/>
@@ -3826,20 +3785,472 @@
       </w:rPr>
     </w:lvl>
   </w:abstractNum>
-  <w:num w:numId="1" w16cid:durableId="662706172">
+  <w:abstractNum w:abstractNumId="1" w15:restartNumberingAfterBreak="0">
+    <w:nsid w:val="03BA2B6A"/>
+    <w:multiLevelType w:val="hybridMultilevel"/>
+    <w:tmpl w:val="7F1E44A2"/>
+    <w:lvl w:ilvl="0" w:tplc="04090001">
+      <w:start w:val="1"/>
+      <w:numFmt w:val="bullet"/>
+      <w:lvlText w:val=""/>
+      <w:lvlJc w:val="left"/>
+      <w:pPr>
+        <w:ind w:left="720" w:hanging="360"/>
+      </w:pPr>
+      <w:rPr>
+        <w:rFonts w:ascii="Symbol" w:hAnsi="Symbol" w:hint="default"/>
+      </w:rPr>
+    </w:lvl>
+    <w:lvl w:ilvl="1" w:tplc="04090003" w:tentative="1">
+      <w:start w:val="1"/>
+      <w:numFmt w:val="bullet"/>
+      <w:lvlText w:val="o"/>
+      <w:lvlJc w:val="left"/>
+      <w:pPr>
+        <w:ind w:left="1440" w:hanging="360"/>
+      </w:pPr>
+      <w:rPr>
+        <w:rFonts w:ascii="Courier New" w:hAnsi="Courier New" w:cs="Courier New" w:hint="default"/>
+      </w:rPr>
+    </w:lvl>
+    <w:lvl w:ilvl="2" w:tplc="04090005" w:tentative="1">
+      <w:start w:val="1"/>
+      <w:numFmt w:val="bullet"/>
+      <w:lvlText w:val=""/>
+      <w:lvlJc w:val="left"/>
+      <w:pPr>
+        <w:ind w:left="2160" w:hanging="360"/>
+      </w:pPr>
+      <w:rPr>
+        <w:rFonts w:ascii="Wingdings" w:hAnsi="Wingdings" w:hint="default"/>
+      </w:rPr>
+    </w:lvl>
+    <w:lvl w:ilvl="3" w:tplc="04090001" w:tentative="1">
+      <w:start w:val="1"/>
+      <w:numFmt w:val="bullet"/>
+      <w:lvlText w:val=""/>
+      <w:lvlJc w:val="left"/>
+      <w:pPr>
+        <w:ind w:left="2880" w:hanging="360"/>
+      </w:pPr>
+      <w:rPr>
+        <w:rFonts w:ascii="Symbol" w:hAnsi="Symbol" w:hint="default"/>
+      </w:rPr>
+    </w:lvl>
+    <w:lvl w:ilvl="4" w:tplc="04090003" w:tentative="1">
+      <w:start w:val="1"/>
+      <w:numFmt w:val="bullet"/>
+      <w:lvlText w:val="o"/>
+      <w:lvlJc w:val="left"/>
+      <w:pPr>
+        <w:ind w:left="3600" w:hanging="360"/>
+      </w:pPr>
+      <w:rPr>
+        <w:rFonts w:ascii="Courier New" w:hAnsi="Courier New" w:cs="Courier New" w:hint="default"/>
+      </w:rPr>
+    </w:lvl>
+    <w:lvl w:ilvl="5" w:tplc="04090005" w:tentative="1">
+      <w:start w:val="1"/>
+      <w:numFmt w:val="bullet"/>
+      <w:lvlText w:val=""/>
+      <w:lvlJc w:val="left"/>
+      <w:pPr>
+        <w:ind w:left="4320" w:hanging="360"/>
+      </w:pPr>
+      <w:rPr>
+        <w:rFonts w:ascii="Wingdings" w:hAnsi="Wingdings" w:hint="default"/>
+      </w:rPr>
+    </w:lvl>
+    <w:lvl w:ilvl="6" w:tplc="04090001" w:tentative="1">
+      <w:start w:val="1"/>
+      <w:numFmt w:val="bullet"/>
+      <w:lvlText w:val=""/>
+      <w:lvlJc w:val="left"/>
+      <w:pPr>
+        <w:ind w:left="5040" w:hanging="360"/>
+      </w:pPr>
+      <w:rPr>
+        <w:rFonts w:ascii="Symbol" w:hAnsi="Symbol" w:hint="default"/>
+      </w:rPr>
+    </w:lvl>
+    <w:lvl w:ilvl="7" w:tplc="04090003" w:tentative="1">
+      <w:start w:val="1"/>
+      <w:numFmt w:val="bullet"/>
+      <w:lvlText w:val="o"/>
+      <w:lvlJc w:val="left"/>
+      <w:pPr>
+        <w:ind w:left="5760" w:hanging="360"/>
+      </w:pPr>
+      <w:rPr>
+        <w:rFonts w:ascii="Courier New" w:hAnsi="Courier New" w:cs="Courier New" w:hint="default"/>
+      </w:rPr>
+    </w:lvl>
+    <w:lvl w:ilvl="8" w:tplc="04090005" w:tentative="1">
+      <w:start w:val="1"/>
+      <w:numFmt w:val="bullet"/>
+      <w:lvlText w:val=""/>
+      <w:lvlJc w:val="left"/>
+      <w:pPr>
+        <w:ind w:left="6480" w:hanging="360"/>
+      </w:pPr>
+      <w:rPr>
+        <w:rFonts w:ascii="Wingdings" w:hAnsi="Wingdings" w:hint="default"/>
+      </w:rPr>
+    </w:lvl>
+  </w:abstractNum>
+  <w:abstractNum w:abstractNumId="2" w15:restartNumberingAfterBreak="0">
+    <w:nsid w:val="29EC09FF"/>
+    <w:multiLevelType w:val="hybridMultilevel"/>
+    <w:tmpl w:val="3654A1F4"/>
+    <w:lvl w:ilvl="0" w:tplc="04090001">
+      <w:start w:val="1"/>
+      <w:numFmt w:val="bullet"/>
+      <w:lvlText w:val=""/>
+      <w:lvlJc w:val="left"/>
+      <w:pPr>
+        <w:ind w:left="720" w:hanging="360"/>
+      </w:pPr>
+      <w:rPr>
+        <w:rFonts w:ascii="Symbol" w:hAnsi="Symbol" w:hint="default"/>
+      </w:rPr>
+    </w:lvl>
+    <w:lvl w:ilvl="1" w:tplc="04090003" w:tentative="1">
+      <w:start w:val="1"/>
+      <w:numFmt w:val="bullet"/>
+      <w:lvlText w:val="o"/>
+      <w:lvlJc w:val="left"/>
+      <w:pPr>
+        <w:ind w:left="1440" w:hanging="360"/>
+      </w:pPr>
+      <w:rPr>
+        <w:rFonts w:ascii="Courier New" w:hAnsi="Courier New" w:cs="Courier New" w:hint="default"/>
+      </w:rPr>
+    </w:lvl>
+    <w:lvl w:ilvl="2" w:tplc="04090005" w:tentative="1">
+      <w:start w:val="1"/>
+      <w:numFmt w:val="bullet"/>
+      <w:lvlText w:val=""/>
+      <w:lvlJc w:val="left"/>
+      <w:pPr>
+        <w:ind w:left="2160" w:hanging="360"/>
+      </w:pPr>
+      <w:rPr>
+        <w:rFonts w:ascii="Wingdings" w:hAnsi="Wingdings" w:hint="default"/>
+      </w:rPr>
+    </w:lvl>
+    <w:lvl w:ilvl="3" w:tplc="04090001" w:tentative="1">
+      <w:start w:val="1"/>
+      <w:numFmt w:val="bullet"/>
+      <w:lvlText w:val=""/>
+      <w:lvlJc w:val="left"/>
+      <w:pPr>
+        <w:ind w:left="2880" w:hanging="360"/>
+      </w:pPr>
+      <w:rPr>
+        <w:rFonts w:ascii="Symbol" w:hAnsi="Symbol" w:hint="default"/>
+      </w:rPr>
+    </w:lvl>
+    <w:lvl w:ilvl="4" w:tplc="04090003" w:tentative="1">
+      <w:start w:val="1"/>
+      <w:numFmt w:val="bullet"/>
+      <w:lvlText w:val="o"/>
+      <w:lvlJc w:val="left"/>
+      <w:pPr>
+        <w:ind w:left="3600" w:hanging="360"/>
+      </w:pPr>
+      <w:rPr>
+        <w:rFonts w:ascii="Courier New" w:hAnsi="Courier New" w:cs="Courier New" w:hint="default"/>
+      </w:rPr>
+    </w:lvl>
+    <w:lvl w:ilvl="5" w:tplc="04090005" w:tentative="1">
+      <w:start w:val="1"/>
+      <w:numFmt w:val="bullet"/>
+      <w:lvlText w:val=""/>
+      <w:lvlJc w:val="left"/>
+      <w:pPr>
+        <w:ind w:left="4320" w:hanging="360"/>
+      </w:pPr>
+      <w:rPr>
+        <w:rFonts w:ascii="Wingdings" w:hAnsi="Wingdings" w:hint="default"/>
+      </w:rPr>
+    </w:lvl>
+    <w:lvl w:ilvl="6" w:tplc="04090001" w:tentative="1">
+      <w:start w:val="1"/>
+      <w:numFmt w:val="bullet"/>
+      <w:lvlText w:val=""/>
+      <w:lvlJc w:val="left"/>
+      <w:pPr>
+        <w:ind w:left="5040" w:hanging="360"/>
+      </w:pPr>
+      <w:rPr>
+        <w:rFonts w:ascii="Symbol" w:hAnsi="Symbol" w:hint="default"/>
+      </w:rPr>
+    </w:lvl>
+    <w:lvl w:ilvl="7" w:tplc="04090003" w:tentative="1">
+      <w:start w:val="1"/>
+      <w:numFmt w:val="bullet"/>
+      <w:lvlText w:val="o"/>
+      <w:lvlJc w:val="left"/>
+      <w:pPr>
+        <w:ind w:left="5760" w:hanging="360"/>
+      </w:pPr>
+      <w:rPr>
+        <w:rFonts w:ascii="Courier New" w:hAnsi="Courier New" w:cs="Courier New" w:hint="default"/>
+      </w:rPr>
+    </w:lvl>
+    <w:lvl w:ilvl="8" w:tplc="04090005" w:tentative="1">
+      <w:start w:val="1"/>
+      <w:numFmt w:val="bullet"/>
+      <w:lvlText w:val=""/>
+      <w:lvlJc w:val="left"/>
+      <w:pPr>
+        <w:ind w:left="6480" w:hanging="360"/>
+      </w:pPr>
+      <w:rPr>
+        <w:rFonts w:ascii="Wingdings" w:hAnsi="Wingdings" w:hint="default"/>
+      </w:rPr>
+    </w:lvl>
+  </w:abstractNum>
+  <w:abstractNum w:abstractNumId="3" w15:restartNumberingAfterBreak="0">
+    <w:nsid w:val="3CB93F2A"/>
+    <w:multiLevelType w:val="hybridMultilevel"/>
+    <w:tmpl w:val="03A2B9F6"/>
+    <w:lvl w:ilvl="0" w:tplc="04090001">
+      <w:start w:val="1"/>
+      <w:numFmt w:val="bullet"/>
+      <w:lvlText w:val=""/>
+      <w:lvlJc w:val="left"/>
+      <w:pPr>
+        <w:ind w:left="720" w:hanging="360"/>
+      </w:pPr>
+      <w:rPr>
+        <w:rFonts w:ascii="Symbol" w:hAnsi="Symbol" w:hint="default"/>
+      </w:rPr>
+    </w:lvl>
+    <w:lvl w:ilvl="1" w:tplc="04090003" w:tentative="1">
+      <w:start w:val="1"/>
+      <w:numFmt w:val="bullet"/>
+      <w:lvlText w:val="o"/>
+      <w:lvlJc w:val="left"/>
+      <w:pPr>
+        <w:ind w:left="1440" w:hanging="360"/>
+      </w:pPr>
+      <w:rPr>
+        <w:rFonts w:ascii="Courier New" w:hAnsi="Courier New" w:cs="Courier New" w:hint="default"/>
+      </w:rPr>
+    </w:lvl>
+    <w:lvl w:ilvl="2" w:tplc="04090005" w:tentative="1">
+      <w:start w:val="1"/>
+      <w:numFmt w:val="bullet"/>
+      <w:lvlText w:val=""/>
+      <w:lvlJc w:val="left"/>
+      <w:pPr>
+        <w:ind w:left="2160" w:hanging="360"/>
+      </w:pPr>
+      <w:rPr>
+        <w:rFonts w:ascii="Wingdings" w:hAnsi="Wingdings" w:hint="default"/>
+      </w:rPr>
+    </w:lvl>
+    <w:lvl w:ilvl="3" w:tplc="04090001" w:tentative="1">
+      <w:start w:val="1"/>
+      <w:numFmt w:val="bullet"/>
+      <w:lvlText w:val=""/>
+      <w:lvlJc w:val="left"/>
+      <w:pPr>
+        <w:ind w:left="2880" w:hanging="360"/>
+      </w:pPr>
+      <w:rPr>
+        <w:rFonts w:ascii="Symbol" w:hAnsi="Symbol" w:hint="default"/>
+      </w:rPr>
+    </w:lvl>
+    <w:lvl w:ilvl="4" w:tplc="04090003" w:tentative="1">
+      <w:start w:val="1"/>
+      <w:numFmt w:val="bullet"/>
+      <w:lvlText w:val="o"/>
+      <w:lvlJc w:val="left"/>
+      <w:pPr>
+        <w:ind w:left="3600" w:hanging="360"/>
+      </w:pPr>
+      <w:rPr>
+        <w:rFonts w:ascii="Courier New" w:hAnsi="Courier New" w:cs="Courier New" w:hint="default"/>
+      </w:rPr>
+    </w:lvl>
+    <w:lvl w:ilvl="5" w:tplc="04090005" w:tentative="1">
+      <w:start w:val="1"/>
+      <w:numFmt w:val="bullet"/>
+      <w:lvlText w:val=""/>
+      <w:lvlJc w:val="left"/>
+      <w:pPr>
+        <w:ind w:left="4320" w:hanging="360"/>
+      </w:pPr>
+      <w:rPr>
+        <w:rFonts w:ascii="Wingdings" w:hAnsi="Wingdings" w:hint="default"/>
+      </w:rPr>
+    </w:lvl>
+    <w:lvl w:ilvl="6" w:tplc="04090001" w:tentative="1">
+      <w:start w:val="1"/>
+      <w:numFmt w:val="bullet"/>
+      <w:lvlText w:val=""/>
+      <w:lvlJc w:val="left"/>
+      <w:pPr>
+        <w:ind w:left="5040" w:hanging="360"/>
+      </w:pPr>
+      <w:rPr>
+        <w:rFonts w:ascii="Symbol" w:hAnsi="Symbol" w:hint="default"/>
+      </w:rPr>
+    </w:lvl>
+    <w:lvl w:ilvl="7" w:tplc="04090003" w:tentative="1">
+      <w:start w:val="1"/>
+      <w:numFmt w:val="bullet"/>
+      <w:lvlText w:val="o"/>
+      <w:lvlJc w:val="left"/>
+      <w:pPr>
+        <w:ind w:left="5760" w:hanging="360"/>
+      </w:pPr>
+      <w:rPr>
+        <w:rFonts w:ascii="Courier New" w:hAnsi="Courier New" w:cs="Courier New" w:hint="default"/>
+      </w:rPr>
+    </w:lvl>
+    <w:lvl w:ilvl="8" w:tplc="04090005" w:tentative="1">
+      <w:start w:val="1"/>
+      <w:numFmt w:val="bullet"/>
+      <w:lvlText w:val=""/>
+      <w:lvlJc w:val="left"/>
+      <w:pPr>
+        <w:ind w:left="6480" w:hanging="360"/>
+      </w:pPr>
+      <w:rPr>
+        <w:rFonts w:ascii="Wingdings" w:hAnsi="Wingdings" w:hint="default"/>
+      </w:rPr>
+    </w:lvl>
+  </w:abstractNum>
+  <w:abstractNum w:abstractNumId="4" w15:restartNumberingAfterBreak="0">
+    <w:nsid w:val="701D4712"/>
+    <w:multiLevelType w:val="hybridMultilevel"/>
+    <w:tmpl w:val="D60623CE"/>
+    <w:lvl w:ilvl="0" w:tplc="04090001">
+      <w:start w:val="1"/>
+      <w:numFmt w:val="bullet"/>
+      <w:lvlText w:val=""/>
+      <w:lvlJc w:val="left"/>
+      <w:pPr>
+        <w:ind w:left="720" w:hanging="360"/>
+      </w:pPr>
+      <w:rPr>
+        <w:rFonts w:ascii="Symbol" w:hAnsi="Symbol" w:hint="default"/>
+      </w:rPr>
+    </w:lvl>
+    <w:lvl w:ilvl="1" w:tplc="04090003" w:tentative="1">
+      <w:start w:val="1"/>
+      <w:numFmt w:val="bullet"/>
+      <w:lvlText w:val="o"/>
+      <w:lvlJc w:val="left"/>
+      <w:pPr>
+        <w:ind w:left="1440" w:hanging="360"/>
+      </w:pPr>
+      <w:rPr>
+        <w:rFonts w:ascii="Courier New" w:hAnsi="Courier New" w:cs="Courier New" w:hint="default"/>
+      </w:rPr>
+    </w:lvl>
+    <w:lvl w:ilvl="2" w:tplc="04090005" w:tentative="1">
+      <w:start w:val="1"/>
+      <w:numFmt w:val="bullet"/>
+      <w:lvlText w:val=""/>
+      <w:lvlJc w:val="left"/>
+      <w:pPr>
+        <w:ind w:left="2160" w:hanging="360"/>
+      </w:pPr>
+      <w:rPr>
+        <w:rFonts w:ascii="Wingdings" w:hAnsi="Wingdings" w:hint="default"/>
+      </w:rPr>
+    </w:lvl>
+    <w:lvl w:ilvl="3" w:tplc="04090001" w:tentative="1">
+      <w:start w:val="1"/>
+      <w:numFmt w:val="bullet"/>
+      <w:lvlText w:val=""/>
+      <w:lvlJc w:val="left"/>
+      <w:pPr>
+        <w:ind w:left="2880" w:hanging="360"/>
+      </w:pPr>
+      <w:rPr>
+        <w:rFonts w:ascii="Symbol" w:hAnsi="Symbol" w:hint="default"/>
+      </w:rPr>
+    </w:lvl>
+    <w:lvl w:ilvl="4" w:tplc="04090003" w:tentative="1">
+      <w:start w:val="1"/>
+      <w:numFmt w:val="bullet"/>
+      <w:lvlText w:val="o"/>
+      <w:lvlJc w:val="left"/>
+      <w:pPr>
+        <w:ind w:left="3600" w:hanging="360"/>
+      </w:pPr>
+      <w:rPr>
+        <w:rFonts w:ascii="Courier New" w:hAnsi="Courier New" w:cs="Courier New" w:hint="default"/>
+      </w:rPr>
+    </w:lvl>
+    <w:lvl w:ilvl="5" w:tplc="04090005" w:tentative="1">
+      <w:start w:val="1"/>
+      <w:numFmt w:val="bullet"/>
+      <w:lvlText w:val=""/>
+      <w:lvlJc w:val="left"/>
+      <w:pPr>
+        <w:ind w:left="4320" w:hanging="360"/>
+      </w:pPr>
+      <w:rPr>
+        <w:rFonts w:ascii="Wingdings" w:hAnsi="Wingdings" w:hint="default"/>
+      </w:rPr>
+    </w:lvl>
+    <w:lvl w:ilvl="6" w:tplc="04090001" w:tentative="1">
+      <w:start w:val="1"/>
+      <w:numFmt w:val="bullet"/>
+      <w:lvlText w:val=""/>
+      <w:lvlJc w:val="left"/>
+      <w:pPr>
+        <w:ind w:left="5040" w:hanging="360"/>
+      </w:pPr>
+      <w:rPr>
+        <w:rFonts w:ascii="Symbol" w:hAnsi="Symbol" w:hint="default"/>
+      </w:rPr>
+    </w:lvl>
+    <w:lvl w:ilvl="7" w:tplc="04090003" w:tentative="1">
+      <w:start w:val="1"/>
+      <w:numFmt w:val="bullet"/>
+      <w:lvlText w:val="o"/>
+      <w:lvlJc w:val="left"/>
+      <w:pPr>
+        <w:ind w:left="5760" w:hanging="360"/>
+      </w:pPr>
+      <w:rPr>
+        <w:rFonts w:ascii="Courier New" w:hAnsi="Courier New" w:cs="Courier New" w:hint="default"/>
+      </w:rPr>
+    </w:lvl>
+    <w:lvl w:ilvl="8" w:tplc="04090005" w:tentative="1">
+      <w:start w:val="1"/>
+      <w:numFmt w:val="bullet"/>
+      <w:lvlText w:val=""/>
+      <w:lvlJc w:val="left"/>
+      <w:pPr>
+        <w:ind w:left="6480" w:hanging="360"/>
+      </w:pPr>
+      <w:rPr>
+        <w:rFonts w:ascii="Wingdings" w:hAnsi="Wingdings" w:hint="default"/>
+      </w:rPr>
+    </w:lvl>
+  </w:abstractNum>
+  <w:num w:numId="1" w16cid:durableId="1958220243">
+    <w:abstractNumId w:val="4"/>
+  </w:num>
+  <w:num w:numId="2" w16cid:durableId="2120485304">
+    <w:abstractNumId w:val="0"/>
+  </w:num>
+  <w:num w:numId="3" w16cid:durableId="382949056">
+    <w:abstractNumId w:val="3"/>
+  </w:num>
+  <w:num w:numId="4" w16cid:durableId="1891577779">
     <w:abstractNumId w:val="2"/>
-    <w:lvlOverride w:ilvl="0">
-      <w:startOverride w:val="1"/>
-    </w:lvlOverride>
   </w:num>
-  <w:num w:numId="2" w16cid:durableId="471361982">
+  <w:num w:numId="5" w16cid:durableId="2114590080">
     <w:abstractNumId w:val="1"/>
-    <w:lvlOverride w:ilvl="0">
-      <w:startOverride w:val="1"/>
-    </w:lvlOverride>
-  </w:num>
-  <w:num w:numId="3" w16cid:durableId="1958220243">
-    <w:abstractNumId w:val="3"/>
   </w:num>
 </w:numbering>
 </file>
@@ -3849,11 +4260,19 @@
   <w:docDefaults>
     <w:rPrDefault>
       <w:rPr>
-        <w:rFonts w:ascii="Times New Roman" w:eastAsia="Times New Roman" w:hAnsi="Times New Roman" w:cs="Times New Roman"/>
-        <w:lang w:val="es-EC" w:eastAsia="es-EC" w:bidi="ar-SA"/>
+        <w:rFonts w:asciiTheme="minorHAnsi" w:eastAsiaTheme="minorHAnsi" w:hAnsiTheme="minorHAnsi" w:cstheme="minorBidi"/>
+        <w:kern w:val="2"/>
+        <w:sz w:val="24"/>
+        <w:szCs w:val="24"/>
+        <w:lang w:val="en-US" w:eastAsia="en-US" w:bidi="ar-SA"/>
+        <w14:ligatures w14:val="standardContextual"/>
       </w:rPr>
     </w:rPrDefault>
-    <w:pPrDefault/>
+    <w:pPrDefault>
+      <w:pPr>
+        <w:spacing w:after="160" w:line="278" w:lineRule="auto"/>
+      </w:pPr>
+    </w:pPrDefault>
   </w:docDefaults>
   <w:latentStyles w:defLockedState="0" w:defUIPriority="99" w:defSemiHidden="0" w:defUnhideWhenUsed="0" w:defQFormat="0" w:count="376">
     <w:lsdException w:name="Normal" w:uiPriority="0" w:qFormat="1"/>
@@ -4035,7 +4454,7 @@
     <w:lsdException w:name="Medium Shading 2 Accent 1" w:uiPriority="64"/>
     <w:lsdException w:name="Medium List 1 Accent 1" w:uiPriority="65"/>
     <w:lsdException w:name="Revision" w:semiHidden="1"/>
-    <w:lsdException w:name="List Paragraph" w:uiPriority="34" w:qFormat="1"/>
+    <w:lsdException w:name="List Paragraph" w:uiPriority="0" w:qFormat="1"/>
     <w:lsdException w:name="Quote" w:uiPriority="29" w:qFormat="1"/>
     <w:lsdException w:name="Intense Quote" w:uiPriority="30" w:qFormat="1"/>
     <w:lsdException w:name="Medium List 2 Accent 1" w:uiPriority="66"/>
@@ -4236,94 +4655,213 @@
   <w:style w:type="paragraph" w:default="1" w:styleId="Normal">
     <w:name w:val="Normal"/>
     <w:qFormat/>
+    <w:rsid w:val="00176D73"/>
+    <w:pPr>
+      <w:spacing w:after="0" w:line="240" w:lineRule="auto"/>
+    </w:pPr>
+    <w:rPr>
+      <w:rFonts w:ascii="Times New Roman" w:eastAsia="Times New Roman" w:hAnsi="Times New Roman" w:cs="Times New Roman"/>
+      <w:kern w:val="0"/>
+      <w:sz w:val="20"/>
+      <w:szCs w:val="20"/>
+      <w:lang w:val="es-EC" w:eastAsia="es-EC"/>
+      <w14:ligatures w14:val="none"/>
+    </w:rPr>
   </w:style>
   <w:style w:type="paragraph" w:styleId="Heading1">
     <w:name w:val="heading 1"/>
+    <w:basedOn w:val="Normal"/>
+    <w:next w:val="Normal"/>
+    <w:link w:val="Heading1Char"/>
     <w:uiPriority w:val="9"/>
     <w:qFormat/>
+    <w:rsid w:val="00176D73"/>
     <w:pPr>
-      <w:spacing w:before="360" w:after="120"/>
+      <w:keepNext/>
+      <w:keepLines/>
+      <w:spacing w:before="360" w:after="80"/>
       <w:outlineLvl w:val="0"/>
     </w:pPr>
     <w:rPr>
-      <w:b/>
-      <w:bCs/>
-      <w:color w:val="000000"/>
-      <w:sz w:val="24"/>
-      <w:szCs w:val="24"/>
+      <w:rFonts w:asciiTheme="majorHAnsi" w:eastAsiaTheme="majorEastAsia" w:hAnsiTheme="majorHAnsi" w:cstheme="majorBidi"/>
+      <w:color w:val="0F4761" w:themeColor="accent1" w:themeShade="BF"/>
+      <w:sz w:val="40"/>
+      <w:szCs w:val="40"/>
     </w:rPr>
   </w:style>
   <w:style w:type="paragraph" w:styleId="Heading2">
     <w:name w:val="heading 2"/>
+    <w:basedOn w:val="Normal"/>
+    <w:next w:val="Normal"/>
+    <w:link w:val="Heading2Char"/>
     <w:uiPriority w:val="9"/>
     <w:unhideWhenUsed/>
     <w:qFormat/>
+    <w:rsid w:val="00176D73"/>
     <w:pPr>
-      <w:spacing w:before="240" w:after="80"/>
+      <w:keepNext/>
+      <w:keepLines/>
+      <w:spacing w:before="160" w:after="80"/>
       <w:outlineLvl w:val="1"/>
     </w:pPr>
     <w:rPr>
-      <w:b/>
-      <w:bCs/>
-      <w:color w:val="333333"/>
-      <w:sz w:val="22"/>
-      <w:szCs w:val="22"/>
+      <w:rFonts w:asciiTheme="majorHAnsi" w:eastAsiaTheme="majorEastAsia" w:hAnsiTheme="majorHAnsi" w:cstheme="majorBidi"/>
+      <w:color w:val="0F4761" w:themeColor="accent1" w:themeShade="BF"/>
+      <w:sz w:val="32"/>
+      <w:szCs w:val="32"/>
     </w:rPr>
   </w:style>
   <w:style w:type="paragraph" w:styleId="Heading3">
     <w:name w:val="heading 3"/>
+    <w:basedOn w:val="Normal"/>
+    <w:next w:val="Normal"/>
+    <w:link w:val="Heading3Char"/>
     <w:uiPriority w:val="9"/>
     <w:semiHidden/>
     <w:unhideWhenUsed/>
     <w:qFormat/>
+    <w:rsid w:val="00176D73"/>
     <w:pPr>
+      <w:keepNext/>
+      <w:keepLines/>
+      <w:spacing w:before="160" w:after="80"/>
       <w:outlineLvl w:val="2"/>
     </w:pPr>
     <w:rPr>
-      <w:color w:val="1F4D78"/>
-      <w:sz w:val="24"/>
-      <w:szCs w:val="24"/>
+      <w:rFonts w:eastAsiaTheme="majorEastAsia" w:cstheme="majorBidi"/>
+      <w:color w:val="0F4761" w:themeColor="accent1" w:themeShade="BF"/>
+      <w:sz w:val="28"/>
+      <w:szCs w:val="28"/>
     </w:rPr>
   </w:style>
   <w:style w:type="paragraph" w:styleId="Heading4">
     <w:name w:val="heading 4"/>
+    <w:basedOn w:val="Normal"/>
+    <w:next w:val="Normal"/>
+    <w:link w:val="Heading4Char"/>
     <w:uiPriority w:val="9"/>
     <w:semiHidden/>
     <w:unhideWhenUsed/>
     <w:qFormat/>
+    <w:rsid w:val="00176D73"/>
     <w:pPr>
+      <w:keepNext/>
+      <w:keepLines/>
+      <w:spacing w:before="80" w:after="40"/>
       <w:outlineLvl w:val="3"/>
     </w:pPr>
     <w:rPr>
+      <w:rFonts w:eastAsiaTheme="majorEastAsia" w:cstheme="majorBidi"/>
       <w:i/>
       <w:iCs/>
-      <w:color w:val="2E74B5"/>
+      <w:color w:val="0F4761" w:themeColor="accent1" w:themeShade="BF"/>
     </w:rPr>
   </w:style>
   <w:style w:type="paragraph" w:styleId="Heading5">
     <w:name w:val="heading 5"/>
+    <w:basedOn w:val="Normal"/>
+    <w:next w:val="Normal"/>
+    <w:link w:val="Heading5Char"/>
     <w:uiPriority w:val="9"/>
     <w:semiHidden/>
     <w:unhideWhenUsed/>
     <w:qFormat/>
+    <w:rsid w:val="00176D73"/>
     <w:pPr>
+      <w:keepNext/>
+      <w:keepLines/>
+      <w:spacing w:before="80" w:after="40"/>
       <w:outlineLvl w:val="4"/>
     </w:pPr>
     <w:rPr>
-      <w:color w:val="2E74B5"/>
+      <w:rFonts w:eastAsiaTheme="majorEastAsia" w:cstheme="majorBidi"/>
+      <w:color w:val="0F4761" w:themeColor="accent1" w:themeShade="BF"/>
     </w:rPr>
   </w:style>
   <w:style w:type="paragraph" w:styleId="Heading6">
     <w:name w:val="heading 6"/>
+    <w:basedOn w:val="Normal"/>
+    <w:next w:val="Normal"/>
+    <w:link w:val="Heading6Char"/>
     <w:uiPriority w:val="9"/>
     <w:semiHidden/>
     <w:unhideWhenUsed/>
     <w:qFormat/>
+    <w:rsid w:val="00176D73"/>
     <w:pPr>
+      <w:keepNext/>
+      <w:keepLines/>
+      <w:spacing w:before="40"/>
       <w:outlineLvl w:val="5"/>
     </w:pPr>
     <w:rPr>
-      <w:color w:val="1F4D78"/>
+      <w:rFonts w:eastAsiaTheme="majorEastAsia" w:cstheme="majorBidi"/>
+      <w:i/>
+      <w:iCs/>
+      <w:color w:val="595959" w:themeColor="text1" w:themeTint="A6"/>
+    </w:rPr>
+  </w:style>
+  <w:style w:type="paragraph" w:styleId="Heading7">
+    <w:name w:val="heading 7"/>
+    <w:basedOn w:val="Normal"/>
+    <w:next w:val="Normal"/>
+    <w:link w:val="Heading7Char"/>
+    <w:uiPriority w:val="9"/>
+    <w:semiHidden/>
+    <w:unhideWhenUsed/>
+    <w:qFormat/>
+    <w:rsid w:val="00176D73"/>
+    <w:pPr>
+      <w:keepNext/>
+      <w:keepLines/>
+      <w:spacing w:before="40"/>
+      <w:outlineLvl w:val="6"/>
+    </w:pPr>
+    <w:rPr>
+      <w:rFonts w:eastAsiaTheme="majorEastAsia" w:cstheme="majorBidi"/>
+      <w:color w:val="595959" w:themeColor="text1" w:themeTint="A6"/>
+    </w:rPr>
+  </w:style>
+  <w:style w:type="paragraph" w:styleId="Heading8">
+    <w:name w:val="heading 8"/>
+    <w:basedOn w:val="Normal"/>
+    <w:next w:val="Normal"/>
+    <w:link w:val="Heading8Char"/>
+    <w:uiPriority w:val="9"/>
+    <w:semiHidden/>
+    <w:unhideWhenUsed/>
+    <w:qFormat/>
+    <w:rsid w:val="00176D73"/>
+    <w:pPr>
+      <w:keepNext/>
+      <w:keepLines/>
+      <w:outlineLvl w:val="7"/>
+    </w:pPr>
+    <w:rPr>
+      <w:rFonts w:eastAsiaTheme="majorEastAsia" w:cstheme="majorBidi"/>
+      <w:i/>
+      <w:iCs/>
+      <w:color w:val="272727" w:themeColor="text1" w:themeTint="D8"/>
+    </w:rPr>
+  </w:style>
+  <w:style w:type="paragraph" w:styleId="Heading9">
+    <w:name w:val="heading 9"/>
+    <w:basedOn w:val="Normal"/>
+    <w:next w:val="Normal"/>
+    <w:link w:val="Heading9Char"/>
+    <w:uiPriority w:val="9"/>
+    <w:semiHidden/>
+    <w:unhideWhenUsed/>
+    <w:qFormat/>
+    <w:rsid w:val="00176D73"/>
+    <w:pPr>
+      <w:keepNext/>
+      <w:keepLines/>
+      <w:outlineLvl w:val="8"/>
+    </w:pPr>
+    <w:rPr>
+      <w:rFonts w:eastAsiaTheme="majorEastAsia" w:cstheme="majorBidi"/>
+      <w:color w:val="272727" w:themeColor="text1" w:themeTint="D8"/>
     </w:rPr>
   </w:style>
   <w:style w:type="character" w:default="1" w:styleId="DefaultParagraphFont">
@@ -4353,151 +4891,192 @@
     <w:semiHidden/>
     <w:unhideWhenUsed/>
   </w:style>
+  <w:style w:type="character" w:customStyle="1" w:styleId="Heading1Char">
+    <w:name w:val="Heading 1 Char"/>
+    <w:basedOn w:val="DefaultParagraphFont"/>
+    <w:link w:val="Heading1"/>
+    <w:uiPriority w:val="9"/>
+    <w:rsid w:val="00176D73"/>
+    <w:rPr>
+      <w:rFonts w:asciiTheme="majorHAnsi" w:eastAsiaTheme="majorEastAsia" w:hAnsiTheme="majorHAnsi" w:cstheme="majorBidi"/>
+      <w:color w:val="0F4761" w:themeColor="accent1" w:themeShade="BF"/>
+      <w:sz w:val="40"/>
+      <w:szCs w:val="40"/>
+    </w:rPr>
+  </w:style>
+  <w:style w:type="character" w:customStyle="1" w:styleId="Heading2Char">
+    <w:name w:val="Heading 2 Char"/>
+    <w:basedOn w:val="DefaultParagraphFont"/>
+    <w:link w:val="Heading2"/>
+    <w:uiPriority w:val="9"/>
+    <w:semiHidden/>
+    <w:rsid w:val="00176D73"/>
+    <w:rPr>
+      <w:rFonts w:asciiTheme="majorHAnsi" w:eastAsiaTheme="majorEastAsia" w:hAnsiTheme="majorHAnsi" w:cstheme="majorBidi"/>
+      <w:color w:val="0F4761" w:themeColor="accent1" w:themeShade="BF"/>
+      <w:sz w:val="32"/>
+      <w:szCs w:val="32"/>
+    </w:rPr>
+  </w:style>
+  <w:style w:type="character" w:customStyle="1" w:styleId="Heading3Char">
+    <w:name w:val="Heading 3 Char"/>
+    <w:basedOn w:val="DefaultParagraphFont"/>
+    <w:link w:val="Heading3"/>
+    <w:uiPriority w:val="9"/>
+    <w:semiHidden/>
+    <w:rsid w:val="00176D73"/>
+    <w:rPr>
+      <w:rFonts w:eastAsiaTheme="majorEastAsia" w:cstheme="majorBidi"/>
+      <w:color w:val="0F4761" w:themeColor="accent1" w:themeShade="BF"/>
+      <w:sz w:val="28"/>
+      <w:szCs w:val="28"/>
+    </w:rPr>
+  </w:style>
+  <w:style w:type="character" w:customStyle="1" w:styleId="Heading4Char">
+    <w:name w:val="Heading 4 Char"/>
+    <w:basedOn w:val="DefaultParagraphFont"/>
+    <w:link w:val="Heading4"/>
+    <w:uiPriority w:val="9"/>
+    <w:semiHidden/>
+    <w:rsid w:val="00176D73"/>
+    <w:rPr>
+      <w:rFonts w:eastAsiaTheme="majorEastAsia" w:cstheme="majorBidi"/>
+      <w:i/>
+      <w:iCs/>
+      <w:color w:val="0F4761" w:themeColor="accent1" w:themeShade="BF"/>
+    </w:rPr>
+  </w:style>
+  <w:style w:type="character" w:customStyle="1" w:styleId="Heading5Char">
+    <w:name w:val="Heading 5 Char"/>
+    <w:basedOn w:val="DefaultParagraphFont"/>
+    <w:link w:val="Heading5"/>
+    <w:uiPriority w:val="9"/>
+    <w:semiHidden/>
+    <w:rsid w:val="00176D73"/>
+    <w:rPr>
+      <w:rFonts w:eastAsiaTheme="majorEastAsia" w:cstheme="majorBidi"/>
+      <w:color w:val="0F4761" w:themeColor="accent1" w:themeShade="BF"/>
+    </w:rPr>
+  </w:style>
+  <w:style w:type="character" w:customStyle="1" w:styleId="Heading6Char">
+    <w:name w:val="Heading 6 Char"/>
+    <w:basedOn w:val="DefaultParagraphFont"/>
+    <w:link w:val="Heading6"/>
+    <w:uiPriority w:val="9"/>
+    <w:semiHidden/>
+    <w:rsid w:val="00176D73"/>
+    <w:rPr>
+      <w:rFonts w:eastAsiaTheme="majorEastAsia" w:cstheme="majorBidi"/>
+      <w:i/>
+      <w:iCs/>
+      <w:color w:val="595959" w:themeColor="text1" w:themeTint="A6"/>
+    </w:rPr>
+  </w:style>
+  <w:style w:type="character" w:customStyle="1" w:styleId="Heading7Char">
+    <w:name w:val="Heading 7 Char"/>
+    <w:basedOn w:val="DefaultParagraphFont"/>
+    <w:link w:val="Heading7"/>
+    <w:uiPriority w:val="9"/>
+    <w:semiHidden/>
+    <w:rsid w:val="00176D73"/>
+    <w:rPr>
+      <w:rFonts w:eastAsiaTheme="majorEastAsia" w:cstheme="majorBidi"/>
+      <w:color w:val="595959" w:themeColor="text1" w:themeTint="A6"/>
+    </w:rPr>
+  </w:style>
+  <w:style w:type="character" w:customStyle="1" w:styleId="Heading8Char">
+    <w:name w:val="Heading 8 Char"/>
+    <w:basedOn w:val="DefaultParagraphFont"/>
+    <w:link w:val="Heading8"/>
+    <w:uiPriority w:val="9"/>
+    <w:semiHidden/>
+    <w:rsid w:val="00176D73"/>
+    <w:rPr>
+      <w:rFonts w:eastAsiaTheme="majorEastAsia" w:cstheme="majorBidi"/>
+      <w:i/>
+      <w:iCs/>
+      <w:color w:val="272727" w:themeColor="text1" w:themeTint="D8"/>
+    </w:rPr>
+  </w:style>
+  <w:style w:type="character" w:customStyle="1" w:styleId="Heading9Char">
+    <w:name w:val="Heading 9 Char"/>
+    <w:basedOn w:val="DefaultParagraphFont"/>
+    <w:link w:val="Heading9"/>
+    <w:uiPriority w:val="9"/>
+    <w:semiHidden/>
+    <w:rsid w:val="00176D73"/>
+    <w:rPr>
+      <w:rFonts w:eastAsiaTheme="majorEastAsia" w:cstheme="majorBidi"/>
+      <w:color w:val="272727" w:themeColor="text1" w:themeTint="D8"/>
+    </w:rPr>
+  </w:style>
   <w:style w:type="paragraph" w:styleId="Title">
     <w:name w:val="Title"/>
+    <w:basedOn w:val="Normal"/>
+    <w:next w:val="Normal"/>
+    <w:link w:val="TitleChar"/>
     <w:uiPriority w:val="10"/>
     <w:qFormat/>
+    <w:rsid w:val="00176D73"/>
+    <w:pPr>
+      <w:spacing w:after="80"/>
+      <w:contextualSpacing/>
+    </w:pPr>
     <w:rPr>
+      <w:rFonts w:asciiTheme="majorHAnsi" w:eastAsiaTheme="majorEastAsia" w:hAnsiTheme="majorHAnsi" w:cstheme="majorBidi"/>
+      <w:spacing w:val="-10"/>
+      <w:kern w:val="28"/>
       <w:sz w:val="56"/>
       <w:szCs w:val="56"/>
     </w:rPr>
   </w:style>
-  <w:style w:type="paragraph" w:customStyle="1" w:styleId="Textoennegrita1">
-    <w:name w:val="Texto en negrita1"/>
+  <w:style w:type="character" w:customStyle="1" w:styleId="TitleChar">
+    <w:name w:val="Title Char"/>
+    <w:basedOn w:val="DefaultParagraphFont"/>
+    <w:link w:val="Title"/>
+    <w:uiPriority w:val="10"/>
+    <w:rsid w:val="00176D73"/>
+    <w:rPr>
+      <w:rFonts w:asciiTheme="majorHAnsi" w:eastAsiaTheme="majorEastAsia" w:hAnsiTheme="majorHAnsi" w:cstheme="majorBidi"/>
+      <w:spacing w:val="-10"/>
+      <w:kern w:val="28"/>
+      <w:sz w:val="56"/>
+      <w:szCs w:val="56"/>
+    </w:rPr>
+  </w:style>
+  <w:style w:type="paragraph" w:styleId="Subtitle">
+    <w:name w:val="Subtitle"/>
+    <w:basedOn w:val="Normal"/>
+    <w:next w:val="Normal"/>
+    <w:link w:val="SubtitleChar"/>
+    <w:uiPriority w:val="11"/>
     <w:qFormat/>
+    <w:rsid w:val="00176D73"/>
+    <w:pPr>
+      <w:numPr>
+        <w:ilvl w:val="1"/>
+      </w:numPr>
+    </w:pPr>
     <w:rPr>
-      <w:b/>
-      <w:bCs/>
+      <w:rFonts w:eastAsiaTheme="majorEastAsia" w:cstheme="majorBidi"/>
+      <w:color w:val="595959" w:themeColor="text1" w:themeTint="A6"/>
+      <w:spacing w:val="15"/>
+      <w:sz w:val="28"/>
+      <w:szCs w:val="28"/>
     </w:rPr>
   </w:style>
-  <w:style w:type="paragraph" w:styleId="ListParagraph">
-    <w:name w:val="List Paragraph"/>
-    <w:qFormat/>
-  </w:style>
-  <w:style w:type="character" w:styleId="Hyperlink">
-    <w:name w:val="Hyperlink"/>
-    <w:uiPriority w:val="99"/>
-    <w:unhideWhenUsed/>
+  <w:style w:type="character" w:customStyle="1" w:styleId="SubtitleChar">
+    <w:name w:val="Subtitle Char"/>
+    <w:basedOn w:val="DefaultParagraphFont"/>
+    <w:link w:val="Subtitle"/>
+    <w:uiPriority w:val="11"/>
+    <w:rsid w:val="00176D73"/>
     <w:rPr>
-      <w:color w:val="0563C1"/>
-      <w:u w:val="single"/>
-    </w:rPr>
-  </w:style>
-  <w:style w:type="character" w:styleId="FootnoteReference">
-    <w:name w:val="footnote reference"/>
-    <w:uiPriority w:val="99"/>
-    <w:semiHidden/>
-    <w:unhideWhenUsed/>
-    <w:rPr>
-      <w:vertAlign w:val="superscript"/>
-    </w:rPr>
-  </w:style>
-  <w:style w:type="paragraph" w:styleId="FootnoteText">
-    <w:name w:val="footnote text"/>
-    <w:link w:val="FootnoteTextChar"/>
-    <w:uiPriority w:val="99"/>
-    <w:semiHidden/>
-    <w:unhideWhenUsed/>
-  </w:style>
-  <w:style w:type="character" w:customStyle="1" w:styleId="FootnoteTextChar">
-    <w:name w:val="Footnote Text Char"/>
-    <w:link w:val="FootnoteText"/>
-    <w:uiPriority w:val="99"/>
-    <w:semiHidden/>
-    <w:unhideWhenUsed/>
-    <w:rPr>
-      <w:sz w:val="20"/>
-      <w:szCs w:val="20"/>
-    </w:rPr>
-  </w:style>
-  <w:style w:type="character" w:styleId="EndnoteReference">
-    <w:name w:val="endnote reference"/>
-    <w:uiPriority w:val="99"/>
-    <w:semiHidden/>
-    <w:unhideWhenUsed/>
-    <w:rPr>
-      <w:vertAlign w:val="superscript"/>
-    </w:rPr>
-  </w:style>
-  <w:style w:type="paragraph" w:styleId="EndnoteText">
-    <w:name w:val="endnote text"/>
-    <w:link w:val="EndnoteTextChar"/>
-    <w:uiPriority w:val="99"/>
-    <w:semiHidden/>
-    <w:unhideWhenUsed/>
-  </w:style>
-  <w:style w:type="character" w:customStyle="1" w:styleId="EndnoteTextChar">
-    <w:name w:val="Endnote Text Char"/>
-    <w:link w:val="EndnoteText"/>
-    <w:uiPriority w:val="99"/>
-    <w:semiHidden/>
-    <w:unhideWhenUsed/>
-    <w:rPr>
-      <w:sz w:val="20"/>
-      <w:szCs w:val="20"/>
-    </w:rPr>
-  </w:style>
-  <w:style w:type="paragraph" w:styleId="Header">
-    <w:name w:val="header"/>
-    <w:basedOn w:val="Normal"/>
-    <w:link w:val="HeaderChar"/>
-    <w:uiPriority w:val="99"/>
-    <w:unhideWhenUsed/>
-    <w:rsid w:val="00AC7BF7"/>
-    <w:pPr>
-      <w:tabs>
-        <w:tab w:val="center" w:pos="4252"/>
-        <w:tab w:val="right" w:pos="8504"/>
-      </w:tabs>
-    </w:pPr>
-  </w:style>
-  <w:style w:type="character" w:customStyle="1" w:styleId="HeaderChar">
-    <w:name w:val="Header Char"/>
-    <w:basedOn w:val="DefaultParagraphFont"/>
-    <w:link w:val="Header"/>
-    <w:uiPriority w:val="99"/>
-    <w:rsid w:val="00AC7BF7"/>
-  </w:style>
-  <w:style w:type="paragraph" w:styleId="Footer">
-    <w:name w:val="footer"/>
-    <w:basedOn w:val="Normal"/>
-    <w:link w:val="FooterChar"/>
-    <w:uiPriority w:val="99"/>
-    <w:unhideWhenUsed/>
-    <w:rsid w:val="00AC7BF7"/>
-    <w:pPr>
-      <w:tabs>
-        <w:tab w:val="center" w:pos="4252"/>
-        <w:tab w:val="right" w:pos="8504"/>
-      </w:tabs>
-    </w:pPr>
-  </w:style>
-  <w:style w:type="character" w:customStyle="1" w:styleId="FooterChar">
-    <w:name w:val="Footer Char"/>
-    <w:basedOn w:val="DefaultParagraphFont"/>
-    <w:link w:val="Footer"/>
-    <w:uiPriority w:val="99"/>
-    <w:rsid w:val="00AC7BF7"/>
-  </w:style>
-  <w:style w:type="character" w:styleId="Emphasis">
-    <w:name w:val="Emphasis"/>
-    <w:basedOn w:val="DefaultParagraphFont"/>
-    <w:uiPriority w:val="20"/>
-    <w:qFormat/>
-    <w:rsid w:val="00F15969"/>
-    <w:rPr>
-      <w:i/>
-      <w:iCs/>
-    </w:rPr>
-  </w:style>
-  <w:style w:type="character" w:styleId="PlaceholderText">
-    <w:name w:val="Placeholder Text"/>
-    <w:basedOn w:val="DefaultParagraphFont"/>
-    <w:uiPriority w:val="99"/>
-    <w:semiHidden/>
-    <w:rsid w:val="004F2E1E"/>
-    <w:rPr>
-      <w:color w:val="666666"/>
+      <w:rFonts w:eastAsiaTheme="majorEastAsia" w:cstheme="majorBidi"/>
+      <w:color w:val="595959" w:themeColor="text1" w:themeTint="A6"/>
+      <w:spacing w:val="15"/>
+      <w:sz w:val="28"/>
+      <w:szCs w:val="28"/>
     </w:rPr>
   </w:style>
   <w:style w:type="paragraph" w:styleId="Quote">
@@ -4507,10 +5086,9 @@
     <w:link w:val="QuoteChar"/>
     <w:uiPriority w:val="29"/>
     <w:qFormat/>
-    <w:rsid w:val="009A3A24"/>
+    <w:rsid w:val="00176D73"/>
     <w:pPr>
-      <w:spacing w:before="200" w:after="160"/>
-      <w:ind w:left="864" w:right="864"/>
+      <w:spacing w:before="160"/>
       <w:jc w:val="center"/>
     </w:pPr>
     <w:rPr>
@@ -4524,11 +5102,161 @@
     <w:basedOn w:val="DefaultParagraphFont"/>
     <w:link w:val="Quote"/>
     <w:uiPriority w:val="29"/>
-    <w:rsid w:val="009A3A24"/>
+    <w:rsid w:val="00176D73"/>
     <w:rPr>
       <w:i/>
       <w:iCs/>
       <w:color w:val="404040" w:themeColor="text1" w:themeTint="BF"/>
+    </w:rPr>
+  </w:style>
+  <w:style w:type="paragraph" w:styleId="ListParagraph">
+    <w:name w:val="List Paragraph"/>
+    <w:basedOn w:val="Normal"/>
+    <w:qFormat/>
+    <w:rsid w:val="00176D73"/>
+    <w:pPr>
+      <w:ind w:left="720"/>
+      <w:contextualSpacing/>
+    </w:pPr>
+  </w:style>
+  <w:style w:type="character" w:styleId="IntenseEmphasis">
+    <w:name w:val="Intense Emphasis"/>
+    <w:basedOn w:val="DefaultParagraphFont"/>
+    <w:uiPriority w:val="21"/>
+    <w:qFormat/>
+    <w:rsid w:val="00176D73"/>
+    <w:rPr>
+      <w:i/>
+      <w:iCs/>
+      <w:color w:val="0F4761" w:themeColor="accent1" w:themeShade="BF"/>
+    </w:rPr>
+  </w:style>
+  <w:style w:type="paragraph" w:styleId="IntenseQuote">
+    <w:name w:val="Intense Quote"/>
+    <w:basedOn w:val="Normal"/>
+    <w:next w:val="Normal"/>
+    <w:link w:val="IntenseQuoteChar"/>
+    <w:uiPriority w:val="30"/>
+    <w:qFormat/>
+    <w:rsid w:val="00176D73"/>
+    <w:pPr>
+      <w:pBdr>
+        <w:top w:val="single" w:sz="4" w:space="10" w:color="0F4761" w:themeColor="accent1" w:themeShade="BF"/>
+        <w:bottom w:val="single" w:sz="4" w:space="10" w:color="0F4761" w:themeColor="accent1" w:themeShade="BF"/>
+      </w:pBdr>
+      <w:spacing w:before="360" w:after="360"/>
+      <w:ind w:left="864" w:right="864"/>
+      <w:jc w:val="center"/>
+    </w:pPr>
+    <w:rPr>
+      <w:i/>
+      <w:iCs/>
+      <w:color w:val="0F4761" w:themeColor="accent1" w:themeShade="BF"/>
+    </w:rPr>
+  </w:style>
+  <w:style w:type="character" w:customStyle="1" w:styleId="IntenseQuoteChar">
+    <w:name w:val="Intense Quote Char"/>
+    <w:basedOn w:val="DefaultParagraphFont"/>
+    <w:link w:val="IntenseQuote"/>
+    <w:uiPriority w:val="30"/>
+    <w:rsid w:val="00176D73"/>
+    <w:rPr>
+      <w:i/>
+      <w:iCs/>
+      <w:color w:val="0F4761" w:themeColor="accent1" w:themeShade="BF"/>
+    </w:rPr>
+  </w:style>
+  <w:style w:type="character" w:styleId="IntenseReference">
+    <w:name w:val="Intense Reference"/>
+    <w:basedOn w:val="DefaultParagraphFont"/>
+    <w:uiPriority w:val="32"/>
+    <w:qFormat/>
+    <w:rsid w:val="00176D73"/>
+    <w:rPr>
+      <w:b/>
+      <w:bCs/>
+      <w:smallCaps/>
+      <w:color w:val="0F4761" w:themeColor="accent1" w:themeShade="BF"/>
+      <w:spacing w:val="5"/>
+    </w:rPr>
+  </w:style>
+  <w:style w:type="paragraph" w:styleId="Header">
+    <w:name w:val="header"/>
+    <w:basedOn w:val="Normal"/>
+    <w:link w:val="HeaderChar"/>
+    <w:uiPriority w:val="99"/>
+    <w:unhideWhenUsed/>
+    <w:rsid w:val="00176D73"/>
+    <w:pPr>
+      <w:tabs>
+        <w:tab w:val="center" w:pos="4252"/>
+        <w:tab w:val="right" w:pos="8504"/>
+      </w:tabs>
+    </w:pPr>
+  </w:style>
+  <w:style w:type="character" w:customStyle="1" w:styleId="HeaderChar">
+    <w:name w:val="Header Char"/>
+    <w:basedOn w:val="DefaultParagraphFont"/>
+    <w:link w:val="Header"/>
+    <w:uiPriority w:val="99"/>
+    <w:rsid w:val="00176D73"/>
+    <w:rPr>
+      <w:rFonts w:ascii="Times New Roman" w:eastAsia="Times New Roman" w:hAnsi="Times New Roman" w:cs="Times New Roman"/>
+      <w:kern w:val="0"/>
+      <w:sz w:val="20"/>
+      <w:szCs w:val="20"/>
+      <w:lang w:val="es-EC" w:eastAsia="es-EC"/>
+      <w14:ligatures w14:val="none"/>
+    </w:rPr>
+  </w:style>
+  <w:style w:type="paragraph" w:styleId="Footer">
+    <w:name w:val="footer"/>
+    <w:basedOn w:val="Normal"/>
+    <w:link w:val="FooterChar"/>
+    <w:uiPriority w:val="99"/>
+    <w:unhideWhenUsed/>
+    <w:rsid w:val="00176D73"/>
+    <w:pPr>
+      <w:tabs>
+        <w:tab w:val="center" w:pos="4252"/>
+        <w:tab w:val="right" w:pos="8504"/>
+      </w:tabs>
+    </w:pPr>
+  </w:style>
+  <w:style w:type="character" w:customStyle="1" w:styleId="FooterChar">
+    <w:name w:val="Footer Char"/>
+    <w:basedOn w:val="DefaultParagraphFont"/>
+    <w:link w:val="Footer"/>
+    <w:uiPriority w:val="99"/>
+    <w:rsid w:val="00176D73"/>
+    <w:rPr>
+      <w:rFonts w:ascii="Times New Roman" w:eastAsia="Times New Roman" w:hAnsi="Times New Roman" w:cs="Times New Roman"/>
+      <w:kern w:val="0"/>
+      <w:sz w:val="20"/>
+      <w:szCs w:val="20"/>
+      <w:lang w:val="es-EC" w:eastAsia="es-EC"/>
+      <w14:ligatures w14:val="none"/>
+    </w:rPr>
+  </w:style>
+  <w:style w:type="character" w:styleId="Emphasis">
+    <w:name w:val="Emphasis"/>
+    <w:basedOn w:val="DefaultParagraphFont"/>
+    <w:uiPriority w:val="20"/>
+    <w:qFormat/>
+    <w:rsid w:val="00176D73"/>
+    <w:rPr>
+      <w:i/>
+      <w:iCs/>
+    </w:rPr>
+  </w:style>
+  <w:style w:type="character" w:styleId="PlaceholderText">
+    <w:name w:val="Placeholder Text"/>
+    <w:basedOn w:val="DefaultParagraphFont"/>
+    <w:uiPriority w:val="99"/>
+    <w:semiHidden/>
+    <w:rsid w:val="00DF6B9F"/>
+    <w:rPr>
+      <w:color w:val="666666"/>
     </w:rPr>
   </w:style>
 </w:styles>
@@ -4537,6 +5265,499 @@
 <file path=word/glossary/document.xml><?xml version="1.0" encoding="utf-8"?>
 <w:glossaryDocument xmlns:wpc="http://schemas.microsoft.com/office/word/2010/wordprocessingCanvas" xmlns:cx="http://schemas.microsoft.com/office/drawing/2014/chartex" xmlns:cx1="http://schemas.microsoft.com/office/drawing/2015/9/8/chartex" xmlns:cx2="http://schemas.microsoft.com/office/drawing/2015/10/21/chartex" xmlns:cx3="http://schemas.microsoft.com/office/drawing/2016/5/9/chartex" xmlns:cx4="http://schemas.microsoft.com/office/drawing/2016/5/10/chartex" xmlns:cx5="http://schemas.microsoft.com/office/drawing/2016/5/11/chartex" xmlns:cx6="http://schemas.microsoft.com/office/drawing/2016/5/12/chartex" xmlns:cx7="http://schemas.microsoft.com/office/drawing/2016/5/13/chartex" xmlns:cx8="http://schemas.microsoft.com/office/drawing/2016/5/14/chartex" xmlns:mc="http://schemas.openxmlformats.org/markup-compatibility/2006" xmlns:aink="http://schemas.microsoft.com/office/drawing/2016/ink" xmlns:am3d="http://schemas.microsoft.com/office/drawing/2017/model3d" xmlns:o="urn:schemas-microsoft-com:office:office" xmlns:oel="http://schemas.microsoft.com/office/2019/extlst" xmlns:r="http://schemas.openxmlformats.org/officeDocument/2006/relationships" xmlns:m="http://schemas.openxmlformats.org/officeDocument/2006/math" xmlns:v="urn:schemas-microsoft-com:vml" xmlns:wp14="http://schemas.microsoft.com/office/word/2010/wordprocessingDrawing" xmlns:wp="http://schemas.openxmlformats.org/drawingml/2006/wordprocessingDrawing" xmlns:w10="urn:schemas-microsoft-com:office:word" xmlns:w="http://schemas.openxmlformats.org/wordprocessingml/2006/main" xmlns:w14="http://schemas.microsoft.com/office/word/2010/wordml" xmlns:w15="http://schemas.microsoft.com/office/word/2012/wordml" xmlns:w16cex="http://schemas.microsoft.com/office/word/2018/wordml/cex" xmlns:w16cid="http://schemas.microsoft.com/office/word/2016/wordml/cid" xmlns:w16="http://schemas.microsoft.com/office/word/2018/wordml" xmlns:w16du="http://schemas.microsoft.com/office/word/2023/wordml/word16du" xmlns:w16sdtdh="http://schemas.microsoft.com/office/word/2020/wordml/sdtdatahash" xmlns:w16sdtfl="http://schemas.microsoft.com/office/word/2024/wordml/sdtformatlock" xmlns:w16se="http://schemas.microsoft.com/office/word/2015/wordml/symex" xmlns:wpg="http://schemas.microsoft.com/office/word/2010/wordprocessingGroup" xmlns:wpi="http://schemas.microsoft.com/office/word/2010/wordprocessingInk" xmlns:wne="http://schemas.microsoft.com/office/word/2006/wordml" xmlns:wps="http://schemas.microsoft.com/office/word/2010/wordprocessingShape" mc:Ignorable="w14 w15 w16se w16cid w16 w16cex w16sdtdh w16sdtfl w16du wp14">
   <w:docParts>
+    <w:docPart>
+      <w:docPartPr>
+        <w:name w:val="92A048994EE7462FA5C1F18F998074A3"/>
+        <w:category>
+          <w:name w:val="General"/>
+          <w:gallery w:val="placeholder"/>
+        </w:category>
+        <w:types>
+          <w:type w:val="bbPlcHdr"/>
+        </w:types>
+        <w:behaviors>
+          <w:behavior w:val="content"/>
+        </w:behaviors>
+        <w:guid w:val="{71494AE7-92B3-48D5-8ECB-8D789A9D2CBD}"/>
+      </w:docPartPr>
+      <w:docPartBody>
+        <w:p>
+          <w:pPr>
+            <w:pStyle w:val="92A048994EE7462FA5C1F18F998074A3"/>
+          </w:pPr>
+          <w:r>
+            <w:rPr>
+              <w:rStyle w:val="PlaceholderText"/>
+            </w:rPr>
+            <w:t>Click or tap here to enter text.</w:t>
+          </w:r>
+        </w:p>
+      </w:docPartBody>
+    </w:docPart>
+    <w:docPart>
+      <w:docPartPr>
+        <w:name w:val="5A81BE2DBBB14F0BA7025D24615DD9C4"/>
+        <w:category>
+          <w:name w:val="General"/>
+          <w:gallery w:val="placeholder"/>
+        </w:category>
+        <w:types>
+          <w:type w:val="bbPlcHdr"/>
+        </w:types>
+        <w:behaviors>
+          <w:behavior w:val="content"/>
+        </w:behaviors>
+        <w:guid w:val="{347FC5E5-BCD0-46C8-BA64-0A8F13238DB8}"/>
+      </w:docPartPr>
+      <w:docPartBody>
+        <w:p>
+          <w:pPr>
+            <w:pStyle w:val="5A81BE2DBBB14F0BA7025D24615DD9C4"/>
+          </w:pPr>
+          <w:r>
+            <w:rPr>
+              <w:rStyle w:val="PlaceholderText"/>
+            </w:rPr>
+            <w:t>Click or tap here to enter text.</w:t>
+          </w:r>
+        </w:p>
+      </w:docPartBody>
+    </w:docPart>
+    <w:docPart>
+      <w:docPartPr>
+        <w:name w:val="5843609117BF473A8CC6B5934A866FB3"/>
+        <w:category>
+          <w:name w:val="General"/>
+          <w:gallery w:val="placeholder"/>
+        </w:category>
+        <w:types>
+          <w:type w:val="bbPlcHdr"/>
+        </w:types>
+        <w:behaviors>
+          <w:behavior w:val="content"/>
+        </w:behaviors>
+        <w:guid w:val="{8EC8D735-ADCC-48AB-9AA8-CF67E2FC8BCE}"/>
+      </w:docPartPr>
+      <w:docPartBody>
+        <w:p>
+          <w:pPr>
+            <w:pStyle w:val="5843609117BF473A8CC6B5934A866FB3"/>
+          </w:pPr>
+          <w:r>
+            <w:rPr>
+              <w:rStyle w:val="PlaceholderText"/>
+            </w:rPr>
+            <w:t>Click or tap here to enter text.</w:t>
+          </w:r>
+        </w:p>
+      </w:docPartBody>
+    </w:docPart>
+    <w:docPart>
+      <w:docPartPr>
+        <w:name w:val="B3A3D1D497CF49DEA0DA7E22E983EA38"/>
+        <w:category>
+          <w:name w:val="General"/>
+          <w:gallery w:val="placeholder"/>
+        </w:category>
+        <w:types>
+          <w:type w:val="bbPlcHdr"/>
+        </w:types>
+        <w:behaviors>
+          <w:behavior w:val="content"/>
+        </w:behaviors>
+        <w:guid w:val="{6EBD2BF4-0D9B-4948-9DE5-9B67263AC5C3}"/>
+      </w:docPartPr>
+      <w:docPartBody>
+        <w:p>
+          <w:pPr>
+            <w:pStyle w:val="B3A3D1D497CF49DEA0DA7E22E983EA38"/>
+          </w:pPr>
+          <w:r>
+            <w:rPr>
+              <w:rStyle w:val="PlaceholderText"/>
+            </w:rPr>
+            <w:t>Click or tap here to enter text.</w:t>
+          </w:r>
+        </w:p>
+      </w:docPartBody>
+    </w:docPart>
+    <w:docPart>
+      <w:docPartPr>
+        <w:name w:val="53FDF0F8C1514752A4EDC582BBD06E5C"/>
+        <w:category>
+          <w:name w:val="General"/>
+          <w:gallery w:val="placeholder"/>
+        </w:category>
+        <w:types>
+          <w:type w:val="bbPlcHdr"/>
+        </w:types>
+        <w:behaviors>
+          <w:behavior w:val="content"/>
+        </w:behaviors>
+        <w:guid w:val="{338969FC-27DA-426A-9F33-1785F206A19E}"/>
+      </w:docPartPr>
+      <w:docPartBody>
+        <w:p>
+          <w:pPr>
+            <w:pStyle w:val="53FDF0F8C1514752A4EDC582BBD06E5C"/>
+          </w:pPr>
+          <w:r>
+            <w:rPr>
+              <w:rStyle w:val="PlaceholderText"/>
+            </w:rPr>
+            <w:t>Click or tap here to enter text.</w:t>
+          </w:r>
+        </w:p>
+      </w:docPartBody>
+    </w:docPart>
+    <w:docPart>
+      <w:docPartPr>
+        <w:name w:val="A228149FB0C746888D07E8A214A60440"/>
+        <w:category>
+          <w:name w:val="General"/>
+          <w:gallery w:val="placeholder"/>
+        </w:category>
+        <w:types>
+          <w:type w:val="bbPlcHdr"/>
+        </w:types>
+        <w:behaviors>
+          <w:behavior w:val="content"/>
+        </w:behaviors>
+        <w:guid w:val="{37AAFC4A-C407-410D-8D9C-587DE5C352C1}"/>
+      </w:docPartPr>
+      <w:docPartBody>
+        <w:p>
+          <w:pPr>
+            <w:pStyle w:val="A228149FB0C746888D07E8A214A60440"/>
+          </w:pPr>
+          <w:r>
+            <w:rPr>
+              <w:rStyle w:val="PlaceholderText"/>
+            </w:rPr>
+            <w:t>Click or tap here to enter text.</w:t>
+          </w:r>
+        </w:p>
+      </w:docPartBody>
+    </w:docPart>
+    <w:docPart>
+      <w:docPartPr>
+        <w:name w:val="861B7CF906CB498CB37572622BD0FDF2"/>
+        <w:category>
+          <w:name w:val="General"/>
+          <w:gallery w:val="placeholder"/>
+        </w:category>
+        <w:types>
+          <w:type w:val="bbPlcHdr"/>
+        </w:types>
+        <w:behaviors>
+          <w:behavior w:val="content"/>
+        </w:behaviors>
+        <w:guid w:val="{70F61474-D09A-4F54-921F-03250015E506}"/>
+      </w:docPartPr>
+      <w:docPartBody>
+        <w:p>
+          <w:pPr>
+            <w:pStyle w:val="861B7CF906CB498CB37572622BD0FDF2"/>
+          </w:pPr>
+          <w:r>
+            <w:rPr>
+              <w:rStyle w:val="PlaceholderText"/>
+            </w:rPr>
+            <w:t>Click or tap here to enter text.</w:t>
+          </w:r>
+        </w:p>
+      </w:docPartBody>
+    </w:docPart>
+    <w:docPart>
+      <w:docPartPr>
+        <w:name w:val="7D57DCDF6DA245CC8A0129DEFEAE87A0"/>
+        <w:category>
+          <w:name w:val="General"/>
+          <w:gallery w:val="placeholder"/>
+        </w:category>
+        <w:types>
+          <w:type w:val="bbPlcHdr"/>
+        </w:types>
+        <w:behaviors>
+          <w:behavior w:val="content"/>
+        </w:behaviors>
+        <w:guid w:val="{627F4A85-1BCF-45DD-805F-7EA493F7B053}"/>
+      </w:docPartPr>
+      <w:docPartBody>
+        <w:p>
+          <w:pPr>
+            <w:pStyle w:val="7D57DCDF6DA245CC8A0129DEFEAE87A0"/>
+          </w:pPr>
+          <w:r>
+            <w:rPr>
+              <w:rStyle w:val="PlaceholderText"/>
+            </w:rPr>
+            <w:t>Click or tap here to enter text.</w:t>
+          </w:r>
+        </w:p>
+      </w:docPartBody>
+    </w:docPart>
+    <w:docPart>
+      <w:docPartPr>
+        <w:name w:val="BBC80184B4C043E2B95774D5190BC358"/>
+        <w:category>
+          <w:name w:val="General"/>
+          <w:gallery w:val="placeholder"/>
+        </w:category>
+        <w:types>
+          <w:type w:val="bbPlcHdr"/>
+        </w:types>
+        <w:behaviors>
+          <w:behavior w:val="content"/>
+        </w:behaviors>
+        <w:guid w:val="{FBA1C4B7-1A52-4C03-B10A-FCD77CC218BE}"/>
+      </w:docPartPr>
+      <w:docPartBody>
+        <w:p>
+          <w:pPr>
+            <w:pStyle w:val="BBC80184B4C043E2B95774D5190BC358"/>
+          </w:pPr>
+          <w:r>
+            <w:rPr>
+              <w:rStyle w:val="PlaceholderText"/>
+            </w:rPr>
+            <w:t>Click or tap here to enter text.</w:t>
+          </w:r>
+        </w:p>
+      </w:docPartBody>
+    </w:docPart>
+    <w:docPart>
+      <w:docPartPr>
+        <w:name w:val="2923F5B0C34C4BC5948F44CD4E962CC3"/>
+        <w:category>
+          <w:name w:val="General"/>
+          <w:gallery w:val="placeholder"/>
+        </w:category>
+        <w:types>
+          <w:type w:val="bbPlcHdr"/>
+        </w:types>
+        <w:behaviors>
+          <w:behavior w:val="content"/>
+        </w:behaviors>
+        <w:guid w:val="{3ED993AD-F9D4-4C24-909E-00A245B79BDA}"/>
+      </w:docPartPr>
+      <w:docPartBody>
+        <w:p>
+          <w:pPr>
+            <w:pStyle w:val="2923F5B0C34C4BC5948F44CD4E962CC3"/>
+          </w:pPr>
+          <w:r>
+            <w:rPr>
+              <w:rStyle w:val="PlaceholderText"/>
+            </w:rPr>
+            <w:t>Click or tap here to enter text.</w:t>
+          </w:r>
+        </w:p>
+      </w:docPartBody>
+    </w:docPart>
+    <w:docPart>
+      <w:docPartPr>
+        <w:name w:val="E8762C8E837F4EAC84EC33B7E1A8E10D"/>
+        <w:category>
+          <w:name w:val="General"/>
+          <w:gallery w:val="placeholder"/>
+        </w:category>
+        <w:types>
+          <w:type w:val="bbPlcHdr"/>
+        </w:types>
+        <w:behaviors>
+          <w:behavior w:val="content"/>
+        </w:behaviors>
+        <w:guid w:val="{68F56FCA-4219-4F0C-AA4E-A56611FE6F5D}"/>
+      </w:docPartPr>
+      <w:docPartBody>
+        <w:p>
+          <w:pPr>
+            <w:pStyle w:val="E8762C8E837F4EAC84EC33B7E1A8E10D"/>
+          </w:pPr>
+          <w:r>
+            <w:rPr>
+              <w:rStyle w:val="PlaceholderText"/>
+            </w:rPr>
+            <w:t>Click or tap here to enter text.</w:t>
+          </w:r>
+        </w:p>
+      </w:docPartBody>
+    </w:docPart>
+    <w:docPart>
+      <w:docPartPr>
+        <w:name w:val="0B821466430842B698E23ACF890722B7"/>
+        <w:category>
+          <w:name w:val="General"/>
+          <w:gallery w:val="placeholder"/>
+        </w:category>
+        <w:types>
+          <w:type w:val="bbPlcHdr"/>
+        </w:types>
+        <w:behaviors>
+          <w:behavior w:val="content"/>
+        </w:behaviors>
+        <w:guid w:val="{C1454518-9F38-4610-9D5C-2674C00E3A97}"/>
+      </w:docPartPr>
+      <w:docPartBody>
+        <w:p>
+          <w:pPr>
+            <w:pStyle w:val="0B821466430842B698E23ACF890722B7"/>
+          </w:pPr>
+          <w:r>
+            <w:rPr>
+              <w:rStyle w:val="PlaceholderText"/>
+            </w:rPr>
+            <w:t>Click or tap here to enter text.</w:t>
+          </w:r>
+        </w:p>
+      </w:docPartBody>
+    </w:docPart>
+    <w:docPart>
+      <w:docPartPr>
+        <w:name w:val="535ABF2F0F8E4F7088437767BDABBF5F"/>
+        <w:category>
+          <w:name w:val="General"/>
+          <w:gallery w:val="placeholder"/>
+        </w:category>
+        <w:types>
+          <w:type w:val="bbPlcHdr"/>
+        </w:types>
+        <w:behaviors>
+          <w:behavior w:val="content"/>
+        </w:behaviors>
+        <w:guid w:val="{37C53B37-4D51-4393-A281-4E395CE34F71}"/>
+      </w:docPartPr>
+      <w:docPartBody>
+        <w:p>
+          <w:pPr>
+            <w:pStyle w:val="535ABF2F0F8E4F7088437767BDABBF5F"/>
+          </w:pPr>
+          <w:r>
+            <w:rPr>
+              <w:rStyle w:val="PlaceholderText"/>
+            </w:rPr>
+            <w:t>Click or tap here to enter text.</w:t>
+          </w:r>
+        </w:p>
+      </w:docPartBody>
+    </w:docPart>
+    <w:docPart>
+      <w:docPartPr>
+        <w:name w:val="C4986038EF914A10B60CCA76FA3EBB9B"/>
+        <w:category>
+          <w:name w:val="General"/>
+          <w:gallery w:val="placeholder"/>
+        </w:category>
+        <w:types>
+          <w:type w:val="bbPlcHdr"/>
+        </w:types>
+        <w:behaviors>
+          <w:behavior w:val="content"/>
+        </w:behaviors>
+        <w:guid w:val="{987C64FD-2377-41D6-B0A1-072D45B4A328}"/>
+      </w:docPartPr>
+      <w:docPartBody>
+        <w:p>
+          <w:pPr>
+            <w:pStyle w:val="C4986038EF914A10B60CCA76FA3EBB9B"/>
+          </w:pPr>
+          <w:r>
+            <w:rPr>
+              <w:rStyle w:val="PlaceholderText"/>
+            </w:rPr>
+            <w:t>Click or tap here to enter text.</w:t>
+          </w:r>
+        </w:p>
+      </w:docPartBody>
+    </w:docPart>
+    <w:docPart>
+      <w:docPartPr>
+        <w:name w:val="F2C0B57624B642DBA60DE820D903AC52"/>
+        <w:category>
+          <w:name w:val="General"/>
+          <w:gallery w:val="placeholder"/>
+        </w:category>
+        <w:types>
+          <w:type w:val="bbPlcHdr"/>
+        </w:types>
+        <w:behaviors>
+          <w:behavior w:val="content"/>
+        </w:behaviors>
+        <w:guid w:val="{66F3DFA5-D48A-4B63-BE3B-77F27C97A7CD}"/>
+      </w:docPartPr>
+      <w:docPartBody>
+        <w:p>
+          <w:pPr>
+            <w:pStyle w:val="F2C0B57624B642DBA60DE820D903AC52"/>
+          </w:pPr>
+          <w:r>
+            <w:rPr>
+              <w:rStyle w:val="PlaceholderText"/>
+            </w:rPr>
+            <w:t>Click or tap here to enter text.</w:t>
+          </w:r>
+        </w:p>
+      </w:docPartBody>
+    </w:docPart>
+    <w:docPart>
+      <w:docPartPr>
+        <w:name w:val="B1EB3ECC9CED4AE7AED5566E8B5F6A63"/>
+        <w:category>
+          <w:name w:val="General"/>
+          <w:gallery w:val="placeholder"/>
+        </w:category>
+        <w:types>
+          <w:type w:val="bbPlcHdr"/>
+        </w:types>
+        <w:behaviors>
+          <w:behavior w:val="content"/>
+        </w:behaviors>
+        <w:guid w:val="{F7797362-7D9E-466E-8A47-0E715BD077BD}"/>
+      </w:docPartPr>
+      <w:docPartBody>
+        <w:p>
+          <w:pPr>
+            <w:pStyle w:val="B1EB3ECC9CED4AE7AED5566E8B5F6A63"/>
+          </w:pPr>
+          <w:r>
+            <w:rPr>
+              <w:rStyle w:val="PlaceholderText"/>
+            </w:rPr>
+            <w:t>Click or tap here to enter text.</w:t>
+          </w:r>
+        </w:p>
+      </w:docPartBody>
+    </w:docPart>
+    <w:docPart>
+      <w:docPartPr>
+        <w:name w:val="4154F53E0B29499AAC5B90ADF58F5304"/>
+        <w:category>
+          <w:name w:val="General"/>
+          <w:gallery w:val="placeholder"/>
+        </w:category>
+        <w:types>
+          <w:type w:val="bbPlcHdr"/>
+        </w:types>
+        <w:behaviors>
+          <w:behavior w:val="content"/>
+        </w:behaviors>
+        <w:guid w:val="{FE375E9A-45FA-4AE4-9C2C-DB0333F1DD42}"/>
+      </w:docPartPr>
+      <w:docPartBody>
+        <w:p>
+          <w:pPr>
+            <w:pStyle w:val="4154F53E0B29499AAC5B90ADF58F5304"/>
+          </w:pPr>
+          <w:r>
+            <w:rPr>
+              <w:rStyle w:val="PlaceholderText"/>
+            </w:rPr>
+            <w:t>Click or tap here to enter text.</w:t>
+          </w:r>
+        </w:p>
+      </w:docPartBody>
+    </w:docPart>
     <w:docPart>
       <w:docPartPr>
         <w:name w:val="DefaultPlaceholder_-1854013440"/>
@@ -4550,7 +5771,7 @@
         <w:behaviors>
           <w:behavior w:val="content"/>
         </w:behaviors>
-        <w:guid w:val="{F1B67896-FEAC-4A5C-932F-974BD9AC601C}"/>
+        <w:guid w:val="{C9B671A5-1565-48E4-9FE3-98D4722D96F2}"/>
       </w:docPartPr>
       <w:docPartBody>
         <w:p>
@@ -4597,20 +5818,6 @@
     <w:pitch w:val="variable"/>
     <w:sig w:usb0="00000000" w:usb1="10000000" w:usb2="00000000" w:usb3="00000000" w:csb0="80000000" w:csb1="00000000"/>
   </w:font>
-  <w:font w:name="Calibri Light">
-    <w:panose1 w:val="020F0302020204030204"/>
-    <w:charset w:val="00"/>
-    <w:family w:val="swiss"/>
-    <w:pitch w:val="variable"/>
-    <w:sig w:usb0="E4002EFF" w:usb1="C200247B" w:usb2="00000009" w:usb3="00000000" w:csb0="000001FF" w:csb1="00000000"/>
-  </w:font>
-  <w:font w:name="Calibri">
-    <w:panose1 w:val="020F0502020204030204"/>
-    <w:charset w:val="00"/>
-    <w:family w:val="swiss"/>
-    <w:pitch w:val="variable"/>
-    <w:sig w:usb0="E4002EFF" w:usb1="C200247B" w:usb2="00000009" w:usb3="00000000" w:csb0="000001FF" w:csb1="00000000"/>
-  </w:font>
   <w:font w:name="Aptos">
     <w:charset w:val="00"/>
     <w:family w:val="swiss"/>
@@ -4622,6 +5829,13 @@
     <w:family w:val="swiss"/>
     <w:pitch w:val="variable"/>
     <w:sig w:usb0="20000287" w:usb1="00000003" w:usb2="00000000" w:usb3="00000000" w:csb0="0000019F" w:csb1="00000000"/>
+  </w:font>
+  <w:font w:name="Segoe UI Symbol">
+    <w:panose1 w:val="020B0502040204020203"/>
+    <w:charset w:val="00"/>
+    <w:family w:val="swiss"/>
+    <w:pitch w:val="variable"/>
+    <w:sig w:usb0="800001E3" w:usb1="1200FFEF" w:usb2="00040000" w:usb3="00000000" w:csb0="00000001" w:csb1="00000000"/>
   </w:font>
 </w:fonts>
 </file>
@@ -4641,10 +5855,10 @@
     <w:compatSetting w:name="useWord2013TrackBottomHyphenation" w:uri="http://schemas.microsoft.com/office/word" w:val="0"/>
   </w:compat>
   <w:rsids>
-    <w:rsidRoot w:val="00A3479D"/>
-    <w:rsid w:val="004E747F"/>
-    <w:rsid w:val="00A3479D"/>
-    <w:rsid w:val="00E53731"/>
+    <w:rsidRoot w:val="00223DE9"/>
+    <w:rsid w:val="00212EC2"/>
+    <w:rsid w:val="00223DE9"/>
+    <w:rsid w:val="004A47C6"/>
   </w:rsids>
   <m:mathPr>
     <m:mathFont m:val="Cambria Math"/>
@@ -5100,10 +6314,146 @@
     <w:basedOn w:val="DefaultParagraphFont"/>
     <w:uiPriority w:val="99"/>
     <w:semiHidden/>
-    <w:rsid w:val="00A3479D"/>
+    <w:rsid w:val="00223DE9"/>
     <w:rPr>
       <w:color w:val="666666"/>
     </w:rPr>
+  </w:style>
+  <w:style w:type="paragraph" w:customStyle="1" w:styleId="4301A4C3D04543DF9E10FCADD77337B0">
+    <w:name w:val="4301A4C3D04543DF9E10FCADD77337B0"/>
+    <w:rsid w:val="00223DE9"/>
+  </w:style>
+  <w:style w:type="paragraph" w:customStyle="1" w:styleId="C5C141091E83483A9E64DA96FFAD7C1A">
+    <w:name w:val="C5C141091E83483A9E64DA96FFAD7C1A"/>
+    <w:rsid w:val="00223DE9"/>
+  </w:style>
+  <w:style w:type="paragraph" w:customStyle="1" w:styleId="C938F406C6F54F8A81AD19CE909AF24E">
+    <w:name w:val="C938F406C6F54F8A81AD19CE909AF24E"/>
+    <w:rsid w:val="00223DE9"/>
+  </w:style>
+  <w:style w:type="paragraph" w:customStyle="1" w:styleId="93030DE296A54BF591AB320F65085FC9">
+    <w:name w:val="93030DE296A54BF591AB320F65085FC9"/>
+    <w:rsid w:val="00223DE9"/>
+  </w:style>
+  <w:style w:type="paragraph" w:customStyle="1" w:styleId="7D68D183B54A4C0CA92B742C1AA8A0DE">
+    <w:name w:val="7D68D183B54A4C0CA92B742C1AA8A0DE"/>
+    <w:rsid w:val="00223DE9"/>
+  </w:style>
+  <w:style w:type="paragraph" w:customStyle="1" w:styleId="EAAD582FD13E4850A4526B77DDF1498E">
+    <w:name w:val="EAAD582FD13E4850A4526B77DDF1498E"/>
+    <w:rsid w:val="00223DE9"/>
+  </w:style>
+  <w:style w:type="paragraph" w:customStyle="1" w:styleId="369D044E3520451EA47E07950D176425">
+    <w:name w:val="369D044E3520451EA47E07950D176425"/>
+    <w:rsid w:val="00223DE9"/>
+  </w:style>
+  <w:style w:type="paragraph" w:customStyle="1" w:styleId="82B13AD5B56C41FC85B79A344DC35A8B">
+    <w:name w:val="82B13AD5B56C41FC85B79A344DC35A8B"/>
+    <w:rsid w:val="00223DE9"/>
+  </w:style>
+  <w:style w:type="paragraph" w:customStyle="1" w:styleId="F2DC9B6E93174112A2ABDE8682AAB826">
+    <w:name w:val="F2DC9B6E93174112A2ABDE8682AAB826"/>
+    <w:rsid w:val="00223DE9"/>
+  </w:style>
+  <w:style w:type="paragraph" w:customStyle="1" w:styleId="990470CC5AA84AD4AB6CE455BE3B92D5">
+    <w:name w:val="990470CC5AA84AD4AB6CE455BE3B92D5"/>
+    <w:rsid w:val="00223DE9"/>
+  </w:style>
+  <w:style w:type="paragraph" w:customStyle="1" w:styleId="00E23C8548A644FA9EC3CE8D8FA49A9D">
+    <w:name w:val="00E23C8548A644FA9EC3CE8D8FA49A9D"/>
+    <w:rsid w:val="00223DE9"/>
+  </w:style>
+  <w:style w:type="paragraph" w:customStyle="1" w:styleId="B80B54458A9845B1BE62BA4D6F42CD16">
+    <w:name w:val="B80B54458A9845B1BE62BA4D6F42CD16"/>
+    <w:rsid w:val="00223DE9"/>
+  </w:style>
+  <w:style w:type="paragraph" w:customStyle="1" w:styleId="2C32F1124E844D45B1111A8965A0BCC6">
+    <w:name w:val="2C32F1124E844D45B1111A8965A0BCC6"/>
+    <w:rsid w:val="00223DE9"/>
+  </w:style>
+  <w:style w:type="paragraph" w:customStyle="1" w:styleId="F5EC8EEEAA7C472C99F8189E766EC1E8">
+    <w:name w:val="F5EC8EEEAA7C472C99F8189E766EC1E8"/>
+    <w:rsid w:val="00223DE9"/>
+  </w:style>
+  <w:style w:type="paragraph" w:customStyle="1" w:styleId="E19273C08CE0492A8B30E4588E293F4D">
+    <w:name w:val="E19273C08CE0492A8B30E4588E293F4D"/>
+    <w:rsid w:val="00223DE9"/>
+  </w:style>
+  <w:style w:type="paragraph" w:customStyle="1" w:styleId="538EBD23B7B04EEE9AD7C855C3A1FBE7">
+    <w:name w:val="538EBD23B7B04EEE9AD7C855C3A1FBE7"/>
+    <w:rsid w:val="00223DE9"/>
+  </w:style>
+  <w:style w:type="paragraph" w:customStyle="1" w:styleId="92E730506721458F842D4EAD439FBF2B">
+    <w:name w:val="92E730506721458F842D4EAD439FBF2B"/>
+    <w:rsid w:val="00223DE9"/>
+  </w:style>
+  <w:style w:type="paragraph" w:customStyle="1" w:styleId="92A048994EE7462FA5C1F18F998074A3">
+    <w:name w:val="92A048994EE7462FA5C1F18F998074A3"/>
+    <w:rsid w:val="00223DE9"/>
+  </w:style>
+  <w:style w:type="paragraph" w:customStyle="1" w:styleId="5A81BE2DBBB14F0BA7025D24615DD9C4">
+    <w:name w:val="5A81BE2DBBB14F0BA7025D24615DD9C4"/>
+    <w:rsid w:val="00223DE9"/>
+  </w:style>
+  <w:style w:type="paragraph" w:customStyle="1" w:styleId="5843609117BF473A8CC6B5934A866FB3">
+    <w:name w:val="5843609117BF473A8CC6B5934A866FB3"/>
+    <w:rsid w:val="00223DE9"/>
+  </w:style>
+  <w:style w:type="paragraph" w:customStyle="1" w:styleId="B3A3D1D497CF49DEA0DA7E22E983EA38">
+    <w:name w:val="B3A3D1D497CF49DEA0DA7E22E983EA38"/>
+    <w:rsid w:val="00223DE9"/>
+  </w:style>
+  <w:style w:type="paragraph" w:customStyle="1" w:styleId="53FDF0F8C1514752A4EDC582BBD06E5C">
+    <w:name w:val="53FDF0F8C1514752A4EDC582BBD06E5C"/>
+    <w:rsid w:val="00223DE9"/>
+  </w:style>
+  <w:style w:type="paragraph" w:customStyle="1" w:styleId="A228149FB0C746888D07E8A214A60440">
+    <w:name w:val="A228149FB0C746888D07E8A214A60440"/>
+    <w:rsid w:val="00223DE9"/>
+  </w:style>
+  <w:style w:type="paragraph" w:customStyle="1" w:styleId="861B7CF906CB498CB37572622BD0FDF2">
+    <w:name w:val="861B7CF906CB498CB37572622BD0FDF2"/>
+    <w:rsid w:val="00223DE9"/>
+  </w:style>
+  <w:style w:type="paragraph" w:customStyle="1" w:styleId="7D57DCDF6DA245CC8A0129DEFEAE87A0">
+    <w:name w:val="7D57DCDF6DA245CC8A0129DEFEAE87A0"/>
+    <w:rsid w:val="00223DE9"/>
+  </w:style>
+  <w:style w:type="paragraph" w:customStyle="1" w:styleId="BBC80184B4C043E2B95774D5190BC358">
+    <w:name w:val="BBC80184B4C043E2B95774D5190BC358"/>
+    <w:rsid w:val="00223DE9"/>
+  </w:style>
+  <w:style w:type="paragraph" w:customStyle="1" w:styleId="2923F5B0C34C4BC5948F44CD4E962CC3">
+    <w:name w:val="2923F5B0C34C4BC5948F44CD4E962CC3"/>
+    <w:rsid w:val="00223DE9"/>
+  </w:style>
+  <w:style w:type="paragraph" w:customStyle="1" w:styleId="E8762C8E837F4EAC84EC33B7E1A8E10D">
+    <w:name w:val="E8762C8E837F4EAC84EC33B7E1A8E10D"/>
+    <w:rsid w:val="00223DE9"/>
+  </w:style>
+  <w:style w:type="paragraph" w:customStyle="1" w:styleId="0B821466430842B698E23ACF890722B7">
+    <w:name w:val="0B821466430842B698E23ACF890722B7"/>
+    <w:rsid w:val="00223DE9"/>
+  </w:style>
+  <w:style w:type="paragraph" w:customStyle="1" w:styleId="535ABF2F0F8E4F7088437767BDABBF5F">
+    <w:name w:val="535ABF2F0F8E4F7088437767BDABBF5F"/>
+    <w:rsid w:val="00223DE9"/>
+  </w:style>
+  <w:style w:type="paragraph" w:customStyle="1" w:styleId="C4986038EF914A10B60CCA76FA3EBB9B">
+    <w:name w:val="C4986038EF914A10B60CCA76FA3EBB9B"/>
+    <w:rsid w:val="00223DE9"/>
+  </w:style>
+  <w:style w:type="paragraph" w:customStyle="1" w:styleId="F2C0B57624B642DBA60DE820D903AC52">
+    <w:name w:val="F2C0B57624B642DBA60DE820D903AC52"/>
+    <w:rsid w:val="00223DE9"/>
+  </w:style>
+  <w:style w:type="paragraph" w:customStyle="1" w:styleId="B1EB3ECC9CED4AE7AED5566E8B5F6A63">
+    <w:name w:val="B1EB3ECC9CED4AE7AED5566E8B5F6A63"/>
+    <w:rsid w:val="00223DE9"/>
+  </w:style>
+  <w:style w:type="paragraph" w:customStyle="1" w:styleId="4154F53E0B29499AAC5B90ADF58F5304">
+    <w:name w:val="4154F53E0B29499AAC5B90ADF58F5304"/>
+    <w:rsid w:val="00223DE9"/>
   </w:style>
 </w:styles>
 </file>
@@ -5116,7 +6466,7 @@
 </file>
 
 <file path=word/theme/theme1.xml><?xml version="1.0" encoding="utf-8"?>
-<a:theme xmlns:a="http://schemas.openxmlformats.org/drawingml/2006/main" name="Tema de Office">
+<a:theme xmlns:a="http://schemas.openxmlformats.org/drawingml/2006/main" name="Office Theme">
   <a:themeElements>
     <a:clrScheme name="Office">
       <a:dk1>
@@ -5126,39 +6476,39 @@
         <a:sysClr val="window" lastClr="FFFFFF"/>
       </a:lt1>
       <a:dk2>
-        <a:srgbClr val="44546A"/>
+        <a:srgbClr val="0E2841"/>
       </a:dk2>
       <a:lt2>
-        <a:srgbClr val="E7E6E6"/>
+        <a:srgbClr val="E8E8E8"/>
       </a:lt2>
       <a:accent1>
-        <a:srgbClr val="4472C4"/>
+        <a:srgbClr val="156082"/>
       </a:accent1>
       <a:accent2>
-        <a:srgbClr val="ED7D31"/>
+        <a:srgbClr val="E97132"/>
       </a:accent2>
       <a:accent3>
-        <a:srgbClr val="A5A5A5"/>
+        <a:srgbClr val="196B24"/>
       </a:accent3>
       <a:accent4>
-        <a:srgbClr val="FFC000"/>
+        <a:srgbClr val="0F9ED5"/>
       </a:accent4>
       <a:accent5>
-        <a:srgbClr val="5B9BD5"/>
+        <a:srgbClr val="A02B93"/>
       </a:accent5>
       <a:accent6>
-        <a:srgbClr val="70AD47"/>
+        <a:srgbClr val="4EA72E"/>
       </a:accent6>
       <a:hlink>
-        <a:srgbClr val="0563C1"/>
+        <a:srgbClr val="467886"/>
       </a:hlink>
       <a:folHlink>
-        <a:srgbClr val="954F72"/>
+        <a:srgbClr val="96607D"/>
       </a:folHlink>
     </a:clrScheme>
     <a:fontScheme name="Office">
       <a:majorFont>
-        <a:latin typeface="Calibri Light" panose="020F0302020204030204"/>
+        <a:latin typeface="Aptos Display" panose="02110004020202020204"/>
         <a:ea typeface=""/>
         <a:cs typeface=""/>
         <a:font script="Jpan" typeface="游ゴシック Light"/>
@@ -5210,7 +6560,7 @@
         <a:font script="Tfng" typeface="Ebrima"/>
       </a:majorFont>
       <a:minorFont>
-        <a:latin typeface="Calibri" panose="020F0502020204030204"/>
+        <a:latin typeface="Aptos" panose="02110004020202020204"/>
         <a:ea typeface=""/>
         <a:cs typeface=""/>
         <a:font script="Jpan" typeface="游明朝"/>
@@ -5321,13 +6671,6 @@
         </a:gradFill>
       </a:fillStyleLst>
       <a:lnStyleLst>
-        <a:ln w="6350" cap="flat" cmpd="sng" algn="ctr">
-          <a:solidFill>
-            <a:schemeClr val="phClr"/>
-          </a:solidFill>
-          <a:prstDash val="solid"/>
-          <a:miter lim="800000"/>
-        </a:ln>
         <a:ln w="12700" cap="flat" cmpd="sng" algn="ctr">
           <a:solidFill>
             <a:schemeClr val="phClr"/>
@@ -5336,6 +6679,13 @@
           <a:miter lim="800000"/>
         </a:ln>
         <a:ln w="19050" cap="flat" cmpd="sng" algn="ctr">
+          <a:solidFill>
+            <a:schemeClr val="phClr"/>
+          </a:solidFill>
+          <a:prstDash val="solid"/>
+          <a:miter lim="800000"/>
+        </a:ln>
+        <a:ln w="25400" cap="flat" cmpd="sng" algn="ctr">
           <a:solidFill>
             <a:schemeClr val="phClr"/>
           </a:solidFill>
@@ -5400,11 +6750,31 @@
       </a:bgFillStyleLst>
     </a:fmtScheme>
   </a:themeElements>
-  <a:objectDefaults/>
+  <a:objectDefaults>
+    <a:lnDef>
+      <a:spPr/>
+      <a:bodyPr/>
+      <a:lstStyle/>
+      <a:style>
+        <a:lnRef idx="2">
+          <a:schemeClr val="accent1"/>
+        </a:lnRef>
+        <a:fillRef idx="0">
+          <a:schemeClr val="accent1"/>
+        </a:fillRef>
+        <a:effectRef idx="1">
+          <a:schemeClr val="accent1"/>
+        </a:effectRef>
+        <a:fontRef idx="minor">
+          <a:schemeClr val="tx1"/>
+        </a:fontRef>
+      </a:style>
+    </a:lnDef>
+  </a:objectDefaults>
   <a:extraClrSchemeLst/>
   <a:extLst>
     <a:ext uri="{05A4C25C-085E-4340-85A3-A5531E510DB2}">
-      <thm15:themeFamily xmlns:thm15="http://schemas.microsoft.com/office/thememl/2012/main" name="Office Theme" id="{62F939B6-93AF-4DB8-9C6B-D6C7DFDC589F}" vid="{4A3C46E8-61CC-4603-A589-7422A47A8E4A}"/>
+      <thm15:themeFamily xmlns:thm15="http://schemas.microsoft.com/office/thememl/2012/main" name="Office Theme" id="{2E142A2C-CD16-42D6-873A-C26D2A0506FA}" vid="{1BDDFF52-6CD6-40A5-AB3C-68EB2F1E4D0A}"/>
     </a:ext>
   </a:extLst>
 </a:theme>
@@ -5412,24 +6782,23 @@
 
 <file path=word/webextensions/taskpanes.xml><?xml version="1.0" encoding="utf-8"?>
 <wetp:taskpanes xmlns:wetp="http://schemas.microsoft.com/office/webextensions/taskpanes/2010/11">
-  <wetp:taskpane dockstate="right" visibility="0" width="667" row="0">
+  <wetp:taskpane dockstate="right" visibility="0" width="678" row="0">
     <wetp:webextensionref xmlns:r="http://schemas.openxmlformats.org/officeDocument/2006/relationships" r:id="rId1"/>
   </wetp:taskpane>
 </wetp:taskpanes>
 </file>
 
 <file path=word/webextensions/webextension1.xml><?xml version="1.0" encoding="utf-8"?>
-<we:webextension xmlns:we="http://schemas.microsoft.com/office/webextensions/webextension/2010/11" id="{9097E7EB-3A04-4E23-9C4F-E5ADBFA7CBA0}">
+<we:webextension xmlns:we="http://schemas.microsoft.com/office/webextensions/webextension/2010/11" id="{2F166071-C502-4A03-9B0A-55E4BB0615AD}">
   <we:reference id="wa104382081" version="1.55.1.0" store="en-US" storeType="OMEX"/>
   <we:alternateReferences>
-    <we:reference id="WA104382081" version="1.55.1.0" store="" storeType="OMEX"/>
+    <we:reference id="wa104382081" version="1.55.1.0" store="" storeType="OMEX"/>
   </we:alternateReferences>
   <we:properties>
-    <we:property name="MENDELEY_BIBLIOGRAPHY_IS_DIRTY" value="false"/>
-    <we:property name="MENDELEY_BIBLIOGRAPHY_LAST_MODIFIED" value="1782599498153"/>
-    <we:property name="MENDELEY_CITATIONS" value="[{&quot;citationID&quot;:&quot;MENDELEY_CITATION_3d4e23e2-829b-45a7-a589-752992ee3ded&quot;,&quot;properties&quot;:{&quot;noteIndex&quot;:0},&quot;isEdited&quot;:false,&quot;manualOverride&quot;:{&quot;isManuallyOverridden&quot;:false,&quot;citeprocText&quot;:&quot;[1]&quot;,&quot;manualOverrideText&quot;:&quot;&quot;},&quot;citationTag&quot;:&quot;MENDELEY_CITATION_v3_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&quot;,&quot;citationItems&quot;:[{&quot;id&quot;:&quot;c92b0e23-579f-341a-9bdc-ecb6a8e893af&quot;,&quot;itemData&quot;:{&quot;type&quot;:&quot;paper-conference&quot;,&quot;id&quot;:&quot;c92b0e23-579f-341a-9bdc-ecb6a8e893af&quot;,&quot;title&quot;:&quot;Lambda architecture for cost-effective batch and speed big data processing&quot;,&quot;author&quot;:[{&quot;family&quot;:&quot;Kiran&quot;,&quot;given&quot;:&quot;Mariam&quot;,&quot;parse-names&quot;:false,&quot;dropping-particle&quot;:&quot;&quot;,&quot;non-dropping-particle&quot;:&quot;&quot;},{&quot;family&quot;:&quot;Murphy&quot;,&quot;given&quot;:&quot;Peter&quot;,&quot;parse-names&quot;:false,&quot;dropping-particle&quot;:&quot;&quot;,&quot;non-dropping-particle&quot;:&quot;&quot;},{&quot;family&quot;:&quot;Monga&quot;,&quot;given&quot;:&quot;Inder&quot;,&quot;parse-names&quot;:false,&quot;dropping-particle&quot;:&quot;&quot;,&quot;non-dropping-particle&quot;:&quot;&quot;},{&quot;family&quot;:&quot;Dugan&quot;,&quot;given&quot;:&quot;Jon&quot;,&quot;parse-names&quot;:false,&quot;dropping-particle&quot;:&quot;&quot;,&quot;non-dropping-particle&quot;:&quot;&quot;},{&quot;family&quot;:&quot;Baveja&quot;,&quot;given&quot;:&quot;Sartaj Singh&quot;,&quot;parse-names&quot;:false,&quot;dropping-particle&quot;:&quot;&quot;,&quot;non-dropping-particle&quot;:&quot;&quot;}],&quot;container-title&quot;:&quot;2015 IEEE International Conference on Big Data (Big Data)&quot;,&quot;DOI&quot;:&quot;10.1109/bigdata.2015.7364082&quot;,&quot;issued&quot;:{&quot;date-parts&quot;:[[2015]]},&quot;container-title-short&quot;:&quot;&quot;},&quot;isTemporary&quot;:false}]},{&quot;citationID&quot;:&quot;MENDELEY_CITATION_11d93349-614d-4207-9faf-707e4410541e&quot;,&quot;properties&quot;:{&quot;noteIndex&quot;:0},&quot;isEdited&quot;:false,&quot;manualOverride&quot;:{&quot;isManuallyOverridden&quot;:false,&quot;citeprocText&quot;:&quot;[2]&quot;,&quot;manualOverrideText&quot;:&quot;&quot;},&quot;citationTag&quot;:&quot;MENDELEY_CITATION_v3_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&quot;,&quot;citationItems&quot;:[{&quot;id&quot;:&quot;7b2e5914-34c5-3e38-8556-a135ec464097&quot;,&quot;itemData&quot;:{&quot;type&quot;:&quot;article&quot;,&quot;id&quot;:&quot;7b2e5914-34c5-3e38-8556-a135ec464097&quot;,&quot;title&quot;:&quot;Questioning the Lambda Architecture&quot;,&quot;author&quot;:[{&quot;family&quot;:&quot;Kreps&quot;,&quot;given&quot;:&quot;Jay&quot;,&quot;parse-names&quot;:false,&quot;dropping-particle&quot;:&quot;&quot;,&quot;non-dropping-particle&quot;:&quot;&quot;}],&quot;URL&quot;:&quot;https://www.oreilly.com/radar/questioning-the-lambda-architecture/&quot;,&quot;issued&quot;:{&quot;date-parts&quot;:[[2014]]},&quot;container-title-short&quot;:&quot;&quot;},&quot;isTemporary&quot;:false}]},{&quot;citationID&quot;:&quot;MENDELEY_CITATION_5761f47a-8514-43e0-858d-d87827393147&quot;,&quot;properties&quot;:{&quot;noteIndex&quot;:0},&quot;isEdited&quot;:false,&quot;manualOverride&quot;:{&quot;isManuallyOverridden&quot;:false,&quot;citeprocText&quot;:&quot;[3]&quot;,&quot;manualOverrideText&quot;:&quot;&quot;},&quot;citationTag&quot;:&quot;MENDELEY_CITATION_v3_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&quot;,&quot;citationItems&quot;:[{&quot;id&quot;:&quot;27049b99-031a-331f-af2d-8ca2b05a9338&quot;,&quot;itemData&quot;:{&quot;type&quot;:&quot;article-journal&quot;,&quot;id&quot;:&quot;27049b99-031a-331f-af2d-8ca2b05a9338&quot;,&quot;title&quot;:&quot;End-to-End Architecture for Real-Time IoT Analytics and Predictive Maintenance Using Stream Processing and ML Pipelines&quot;,&quot;author&quot;:[{&quot;family&quot;:&quot;Khattach&quot;,&quot;given&quot;:&quot;Ouiam&quot;,&quot;parse-names&quot;:false,&quot;dropping-particle&quot;:&quot;&quot;,&quot;non-dropping-particle&quot;:&quot;&quot;},{&quot;family&quot;:&quot;Moussaoui&quot;,&quot;given&quot;:&quot;Omar&quot;,&quot;parse-names&quot;:false,&quot;dropping-particle&quot;:&quot;&quot;,&quot;non-dropping-particle&quot;:&quot;&quot;},{&quot;family&quot;:&quot;Hassine&quot;,&quot;given&quot;:&quot;Mohammed&quot;,&quot;parse-names&quot;:false,&quot;dropping-particle&quot;:&quot;&quot;,&quot;non-dropping-particle&quot;:&quot;&quot;}],&quot;container-title&quot;:&quot;Sensors&quot;,&quot;DOI&quot;:&quot;10.3390/s25092945&quot;,&quot;issued&quot;:{&quot;date-parts&quot;:[[2025]]},&quot;page&quot;:&quot;2945&quot;,&quot;issue&quot;:&quot;9&quot;,&quot;volume&quot;:&quot;25&quot;,&quot;container-title-short&quot;:&quot;&quot;},&quot;isTemporary&quot;:false}]},{&quot;citationID&quot;:&quot;MENDELEY_CITATION_e2e0d6f8-aaba-40ba-9131-eb869efe7fff&quot;,&quot;properties&quot;:{&quot;noteIndex&quot;:0},&quot;isEdited&quot;:false,&quot;manualOverride&quot;:{&quot;isManuallyOverridden&quot;:false,&quot;citeprocText&quot;:&quot;[4]&quot;,&quot;manualOverrideText&quot;:&quot;&quot;},&quot;citationTag&quot;:&quot;MENDELEY_CITATION_v3_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&quot;,&quot;citationItems&quot;:[{&quot;id&quot;:&quot;61fdf7e0-32dc-35e6-9a02-b2565bc62647&quot;,&quot;itemData&quot;:{&quot;type&quot;:&quot;article-journal&quot;,&quot;id&quot;:&quot;61fdf7e0-32dc-35e6-9a02-b2565bc62647&quot;,&quot;title&quot;:&quot;Decisiones gerenciales automatizadas: integrando Big Data y Machine Learning&quot;,&quot;author&quot;:[{&quot;family&quot;:&quot;Pincay Mendoza&quot;,&quot;given&quot;:&quot;Yhonny Alberto&quot;,&quot;parse-names&quot;:false,&quot;dropping-particle&quot;:&quot;&quot;,&quot;non-dropping-particle&quot;:&quot;&quot;},{&quot;family&quot;:&quot;Marcillo Salazar&quot;,&quot;given&quot;:&quot;Verónica Cecilia&quot;,&quot;parse-names&quot;:false,&quot;dropping-particle&quot;:&quot;&quot;,&quot;non-dropping-particle&quot;:&quot;&quot;},{&quot;family&quot;:&quot;García Constante&quot;,&quot;given&quot;:&quot;Verónica Valeria&quot;,&quot;parse-names&quot;:false,&quot;dropping-particle&quot;:&quot;&quot;,&quot;non-dropping-particle&quot;:&quot;&quot;},{&quot;family&quot;:&quot;Espinoza Cesme&quot;,&quot;given&quot;:&quot;Armando Gabriel&quot;,&quot;parse-names&quot;:false,&quot;dropping-particle&quot;:&quot;&quot;,&quot;non-dropping-particle&quot;:&quot;&quot;},{&quot;family&quot;:&quot;Morán Holguín&quot;,&quot;given&quot;:&quot;Ana María&quot;,&quot;parse-names&quot;:false,&quot;dropping-particle&quot;:&quot;&quot;,&quot;non-dropping-particle&quot;:&quot;&quot;},{&quot;family&quot;:&quot;Veloz Santa Cruz&quot;,&quot;given&quot;:&quot;Génesis Ariana&quot;,&quot;parse-names&quot;:false,&quot;dropping-particle&quot;:&quot;&quot;,&quot;non-dropping-particle&quot;:&quot;&quot;}],&quot;container-title&quot;:&quot;Ciencia y Desarrollo&quot;,&quot;container-title-short&quot;:&quot;Cienc. Desarro.&quot;,&quot;DOI&quot;:&quot;10.21503/cyd.v28i1.2830&quot;,&quot;issued&quot;:{&quot;date-parts&quot;:[[2025]]},&quot;page&quot;:&quot;357&quot;,&quot;issue&quot;:&quot;1&quot;,&quot;volume&quot;:&quot;28&quot;},&quot;isTemporary&quot;:false}]},{&quot;citationID&quot;:&quot;MENDELEY_CITATION_3aa99415-ca5d-4301-942e-892990059e12&quot;,&quot;properties&quot;:{&quot;noteIndex&quot;:0},&quot;isEdited&quot;:false,&quot;manualOverride&quot;:{&quot;isManuallyOverridden&quot;:false,&quot;citeprocText&quot;:&quot;[5]&quot;,&quot;manualOverrideText&quot;:&quot;&quot;},&quot;citationTag&quot;:&quot;MENDELEY_CITATION_v3_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&quot;,&quot;citationItems&quot;:[{&quot;id&quot;:&quot;fbe35585-821a-3611-8413-d4f0bd3d0536&quot;,&quot;itemData&quot;:{&quot;type&quot;:&quot;paper-conference&quot;,&quot;id&quot;:&quot;fbe35585-821a-3611-8413-d4f0bd3d0536&quot;,&quot;title&quot;:&quot;DiarizationLM: Speaker Diarization Post-Processing with Large Language Models&quot;,&quot;author&quot;:[{&quot;family&quot;:&quot;Wang&quot;,&quot;given&quot;:&quot;Quan&quot;,&quot;parse-names&quot;:false,&quot;dropping-particle&quot;:&quot;&quot;,&quot;non-dropping-particle&quot;:&quot;&quot;},{&quot;family&quot;:&quot;Huang&quot;,&quot;given&quot;:&quot;Yiling&quot;,&quot;parse-names&quot;:false,&quot;dropping-particle&quot;:&quot;&quot;,&quot;non-dropping-particle&quot;:&quot;&quot;},{&quot;family&quot;:&quot;Zhao&quot;,&quot;given&quot;:&quot;Guanlong&quot;,&quot;parse-names&quot;:false,&quot;dropping-particle&quot;:&quot;&quot;,&quot;non-dropping-particle&quot;:&quot;&quot;},{&quot;family&quot;:&quot;Clark&quot;,&quot;given&quot;:&quot;Evan&quot;,&quot;parse-names&quot;:false,&quot;dropping-particle&quot;:&quot;&quot;,&quot;non-dropping-particle&quot;:&quot;&quot;},{&quot;family&quot;:&quot;Xia&quot;,&quot;given&quot;:&quot;Wei&quot;,&quot;parse-names&quot;:false,&quot;dropping-particle&quot;:&quot;&quot;,&quot;non-dropping-particle&quot;:&quot;&quot;},{&quot;family&quot;:&quot;Liao&quot;,&quot;given&quot;:&quot;Hank&quot;,&quot;parse-names&quot;:false,&quot;dropping-particle&quot;:&quot;&quot;,&quot;non-dropping-particle&quot;:&quot;&quot;}],&quot;container-title&quot;:&quot;Interspeech 2024&quot;,&quot;DOI&quot;:&quot;10.21437/interspeech.2024-209&quot;,&quot;issued&quot;:{&quot;date-parts&quot;:[[2024]]},&quot;container-title-short&quot;:&quot;&quot;},&quot;isTemporary&quot;:false}]},{&quot;citationID&quot;:&quot;MENDELEY_CITATION_d2d03d92-ff26-490a-9085-bb1f44e398f6&quot;,&quot;properties&quot;:{&quot;noteIndex&quot;:0},&quot;isEdited&quot;:false,&quot;manualOverride&quot;:{&quot;isManuallyOverridden&quot;:false,&quot;citeprocText&quot;:&quot;[6]&quot;,&quot;manualOverrideText&quot;:&quot;&quot;},&quot;citationTag&quot;:&quot;MENDELEY_CITATION_v3_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&quot;,&quot;citationItems&quot;:[{&quot;id&quot;:&quot;678f2ff9-035e-39a4-ac5a-0c606b5806fe&quot;,&quot;itemData&quot;:{&quot;type&quot;:&quot;paper-conference&quot;,&quot;id&quot;:&quot;678f2ff9-035e-39a4-ac5a-0c606b5806fe&quot;,&quot;title&quot;:&quot;Careless Whisper: Speech-to-Text Hallucination Harms&quot;,&quot;author&quot;:[{&quot;family&quot;:&quot;Koenecke&quot;,&quot;given&quot;:&quot;Allison&quot;,&quot;parse-names&quot;:false,&quot;dropping-particle&quot;:&quot;&quot;,&quot;non-dropping-particle&quot;:&quot;&quot;},{&quot;family&quot;:&quot;Choi&quot;,&quot;given&quot;:&quot;Anna Seo Gyeong&quot;,&quot;parse-names&quot;:false,&quot;dropping-particle&quot;:&quot;&quot;,&quot;non-dropping-particle&quot;:&quot;&quot;},{&quot;family&quot;:&quot;Mei&quot;,&quot;given&quot;:&quot;Katelyn X&quot;,&quot;parse-names&quot;:false,&quot;dropping-particle&quot;:&quot;&quot;,&quot;non-dropping-particle&quot;:&quot;&quot;},{&quot;family&quot;:&quot;Schellmann&quot;,&quot;given&quot;:&quot;Hilke&quot;,&quot;parse-names&quot;:false,&quot;dropping-particle&quot;:&quot;&quot;,&quot;non-dropping-particle&quot;:&quot;&quot;},{&quot;family&quot;:&quot;Sloane&quot;,&quot;given&quot;:&quot;Mona&quot;,&quot;parse-names&quot;:false,&quot;dropping-particle&quot;:&quot;&quot;,&quot;non-dropping-particle&quot;:&quot;&quot;}],&quot;container-title&quot;:&quot;The 2024 ACM Conference on Fairness, Accountability, and Transparency&quot;,&quot;DOI&quot;:&quot;10.1145/3630106.3658996&quot;,&quot;issued&quot;:{&quot;date-parts&quot;:[[2024]]},&quot;container-title-short&quot;:&quot;&quot;},&quot;isTemporary&quot;:false}]},{&quot;citationID&quot;:&quot;MENDELEY_CITATION_c3b0c20c-fb4f-4801-a2d4-b634598e9bd0&quot;,&quot;properties&quot;:{&quot;noteIndex&quot;:0},&quot;isEdited&quot;:false,&quot;manualOverride&quot;:{&quot;isManuallyOverridden&quot;:false,&quot;citeprocText&quot;:&quot;[7]&quot;,&quot;manualOverrideText&quot;:&quot;&quot;},&quot;citationTag&quot;:&quot;MENDELEY_CITATION_v3_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&quot;,&quot;citationItems&quot;:[{&quot;id&quot;:&quot;1bf5a082-1f85-360b-8cbd-76ad77de8ac5&quot;,&quot;itemData&quot;:{&quot;type&quot;:&quot;paper-conference&quot;,&quot;id&quot;:&quot;1bf5a082-1f85-360b-8cbd-76ad77de8ac5&quot;,&quot;title&quot;:&quot;Modeling Gender and Dialect Bias in Automatic Speech Recognition&quot;,&quot;author&quot;:[{&quot;family&quot;:&quot;Harris&quot;,&quot;given&quot;:&quot;Camille&quot;,&quot;parse-names&quot;:false,&quot;dropping-particle&quot;:&quot;&quot;,&quot;non-dropping-particle&quot;:&quot;&quot;},{&quot;family&quot;:&quot;Mgbahurike&quot;,&quot;given&quot;:&quot;Chijioke&quot;,&quot;parse-names&quot;:false,&quot;dropping-particle&quot;:&quot;&quot;,&quot;non-dropping-particle&quot;:&quot;&quot;},{&quot;family&quot;:&quot;Kumar&quot;,&quot;given&quot;:&quot;Neha&quot;,&quot;parse-names&quot;:false,&quot;dropping-particle&quot;:&quot;&quot;,&quot;non-dropping-particle&quot;:&quot;&quot;},{&quot;family&quot;:&quot;Yang&quot;,&quot;given&quot;:&quot;Diyi&quot;,&quot;parse-names&quot;:false,&quot;dropping-particle&quot;:&quot;&quot;,&quot;non-dropping-particle&quot;:&quot;&quot;}],&quot;container-title&quot;:&quot;Findings of the Association for Computational Linguistics: EMNLP 2024&quot;,&quot;DOI&quot;:&quot;10.18653/v1/2024.findings-emnlp.890&quot;,&quot;issued&quot;:{&quot;date-parts&quot;:[[2024]]},&quot;container-title-short&quot;:&quot;&quot;},&quot;isTemporary&quot;:false}]},{&quot;citationID&quot;:&quot;MENDELEY_CITATION_2262b307-bd68-4ae3-b256-ceb6a1bdf0a6&quot;,&quot;properties&quot;:{&quot;noteIndex&quot;:0},&quot;isEdited&quot;:false,&quot;manualOverride&quot;:{&quot;isManuallyOverridden&quot;:false,&quot;citeprocText&quot;:&quot;[8]&quot;,&quot;manualOverrideText&quot;:&quot;&quot;},&quot;citationTag&quot;:&quot;MENDELEY_CITATION_v3_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&quot;,&quot;citationItems&quot;:[{&quot;id&quot;:&quot;d276dcad-9725-3fa6-80b3-02371ceda672&quot;,&quot;itemData&quot;:{&quot;type&quot;:&quot;article-journal&quot;,&quot;id&quot;:&quot;d276dcad-9725-3fa6-80b3-02371ceda672&quot;,&quot;title&quot;:&quot;Real-time speech emotion recognition using deep learning and data augmentation&quot;,&quot;author&quot;:[{&quot;family&quot;:&quot;Barhoumi&quot;,&quot;given&quot;:&quot;Chawki&quot;,&quot;parse-names&quot;:false,&quot;dropping-particle&quot;:&quot;&quot;,&quot;non-dropping-particle&quot;:&quot;&quot;},{&quot;family&quot;:&quot;BenAyed&quot;,&quot;given&quot;:&quot;Yassine&quot;,&quot;parse-names&quot;:false,&quot;dropping-particle&quot;:&quot;&quot;,&quot;non-dropping-particle&quot;:&quot;&quot;}],&quot;container-title&quot;:&quot;Artificial Intelligence Review&quot;,&quot;container-title-short&quot;:&quot;Artif. Intell. Rev.&quot;,&quot;DOI&quot;:&quot;10.1007/s10462-024-11065-x&quot;,&quot;issued&quot;:{&quot;date-parts&quot;:[[2024]]},&quot;issue&quot;:&quot;2&quot;,&quot;volume&quot;:&quot;58&quot;},&quot;isTemporary&quot;:false}]},{&quot;citationID&quot;:&quot;MENDELEY_CITATION_c58d746e-97b8-4981-8ed6-b36f192e7cc8&quot;,&quot;properties&quot;:{&quot;noteIndex&quot;:0},&quot;isEdited&quot;:false,&quot;manualOverride&quot;:{&quot;isManuallyOverridden&quot;:false,&quot;citeprocText&quot;:&quot;[9]&quot;,&quot;manualOverrideText&quot;:&quot;&quot;},&quot;citationTag&quot;:&quot;MENDELEY_CITATION_v3_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&quot;,&quot;citationItems&quot;:[{&quot;id&quot;:&quot;93a4f6bf-4bba-38dc-985c-5ad721b8f93c&quot;,&quot;itemData&quot;:{&quot;type&quot;:&quot;article&quot;,&quot;id&quot;:&quot;93a4f6bf-4bba-38dc-985c-5ad721b8f93c&quot;,&quot;title&quot;:&quot;Large Language Models: A Survey&quot;,&quot;author&quot;:[{&quot;family&quot;:&quot;Minaee&quot;,&quot;given&quot;:&quot;Shervin&quot;,&quot;parse-names&quot;:false,&quot;dropping-particle&quot;:&quot;&quot;,&quot;non-dropping-particle&quot;:&quot;&quot;},{&quot;family&quot;:&quot;Mikolov&quot;,&quot;given&quot;:&quot;Tomas&quot;,&quot;parse-names&quot;:false,&quot;dropping-particle&quot;:&quot;&quot;,&quot;non-dropping-particle&quot;:&quot;&quot;},{&quot;family&quot;:&quot;Nikzad&quot;,&quot;given&quot;:&quot;Narjes&quot;,&quot;parse-names&quot;:false,&quot;dropping-particle&quot;:&quot;&quot;,&quot;non-dropping-particle&quot;:&quot;&quot;},{&quot;family&quot;:&quot;Chenaghlu&quot;,&quot;given&quot;:&quot;Meysam&quot;,&quot;parse-names&quot;:false,&quot;dropping-particle&quot;:&quot;&quot;,&quot;non-dropping-particle&quot;:&quot;&quot;},{&quot;family&quot;:&quot;Socher&quot;,&quot;given&quot;:&quot;Richard&quot;,&quot;parse-names&quot;:false,&quot;dropping-particle&quot;:&quot;&quot;,&quot;non-dropping-particle&quot;:&quot;&quot;},{&quot;family&quot;:&quot;Amatriain&quot;,&quot;given&quot;:&quot;Xavier&quot;,&quot;parse-names&quot;:false,&quot;dropping-particle&quot;:&quot;&quot;,&quot;non-dropping-particle&quot;:&quot;&quot;},{&quot;family&quot;:&quot;Gao&quot;,&quot;given&quot;:&quot;Jianfeng&quot;,&quot;parse-names&quot;:false,&quot;dropping-particle&quot;:&quot;&quot;,&quot;non-dropping-particle&quot;:&quot;&quot;}],&quot;DOI&quot;:&quot;10.48550/arxiv.2402.06196&quot;,&quot;issued&quot;:{&quot;date-parts&quot;:[[2024]]},&quot;container-title-short&quot;:&quot;&quot;},&quot;isTemporary&quot;:false}]},{&quot;citationID&quot;:&quot;MENDELEY_CITATION_3bba09a7-8647-4677-a54e-55a567bc8c2d&quot;,&quot;properties&quot;:{&quot;noteIndex&quot;:0},&quot;isEdited&quot;:false,&quot;manualOverride&quot;:{&quot;isManuallyOverridden&quot;:false,&quot;citeprocText&quot;:&quot;[10]&quot;,&quot;manualOverrideText&quot;:&quot;&quot;},&quot;citationTag&quot;:&quot;MENDELEY_CITATION_v3_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&quot;,&quot;citationItems&quot;:[{&quot;id&quot;:&quot;296d4112-97f2-3fbe-b5e1-dca354ac7de8&quot;,&quot;itemData&quot;:{&quot;type&quot;:&quot;article-journal&quot;,&quot;id&quot;:&quot;296d4112-97f2-3fbe-b5e1-dca354ac7de8&quot;,&quot;title&quot;:&quot;A Review on Large Language Models: Architectures, Applications, Taxonomies, Open Issues and Challenges&quot;,&quot;author&quot;:[{&quot;family&quot;:&quot;Raiaan&quot;,&quot;given&quot;:&quot;Mohaimenul Azam Khan&quot;,&quot;parse-names&quot;:false,&quot;dropping-particle&quot;:&quot;&quot;,&quot;non-dropping-particle&quot;:&quot;&quot;},{&quot;family&quot;:&quot;Mukta&quot;,&quot;given&quot;:&quot;Md. Saddam Hossain&quot;,&quot;parse-names&quot;:false,&quot;dropping-particle&quot;:&quot;&quot;,&quot;non-dropping-particle&quot;:&quot;&quot;},{&quot;family&quot;:&quot;Fatema&quot;,&quot;given&quot;:&quot;Kaniz&quot;,&quot;parse-names&quot;:false,&quot;dropping-particle&quot;:&quot;&quot;,&quot;non-dropping-particle&quot;:&quot;&quot;},{&quot;family&quot;:&quot;Fahad&quot;,&quot;given&quot;:&quot;Nur Mohammad&quot;,&quot;parse-names&quot;:false,&quot;dropping-particle&quot;:&quot;&quot;,&quot;non-dropping-particle&quot;:&quot;&quot;},{&quot;family&quot;:&quot;Sakib&quot;,&quot;given&quot;:&quot;Sadman&quot;,&quot;parse-names&quot;:false,&quot;dropping-particle&quot;:&quot;&quot;,&quot;non-dropping-particle&quot;:&quot;&quot;},{&quot;family&quot;:&quot;Mim&quot;,&quot;given&quot;:&quot;Most Marufatul Jannat&quot;,&quot;parse-names&quot;:false,&quot;dropping-particle&quot;:&quot;&quot;,&quot;non-dropping-particle&quot;:&quot;&quot;},{&quot;family&quot;:&quot;Ahmad&quot;,&quot;given&quot;:&quot;Jubaer&quot;,&quot;parse-names&quot;:false,&quot;dropping-particle&quot;:&quot;&quot;,&quot;non-dropping-particle&quot;:&quot;&quot;},{&quot;family&quot;:&quot;Ali&quot;,&quot;given&quot;:&quot;Mohammed Eunus&quot;,&quot;parse-names&quot;:false,&quot;dropping-particle&quot;:&quot;&quot;,&quot;non-dropping-particle&quot;:&quot;&quot;},{&quot;family&quot;:&quot;Azam&quot;,&quot;given&quot;:&quot;Sami&quot;,&quot;parse-names&quot;:false,&quot;dropping-particle&quot;:&quot;&quot;,&quot;non-dropping-particle&quot;:&quot;&quot;}],&quot;container-title&quot;:&quot;IEEE Access&quot;,&quot;DOI&quot;:&quot;10.1109/access.2024.3365742&quot;,&quot;issued&quot;:{&quot;date-parts&quot;:[[2024]]},&quot;page&quot;:&quot;26839-26874&quot;,&quot;volume&quot;:&quot;12&quot;,&quot;container-title-short&quot;:&quot;&quot;},&quot;isTemporary&quot;:false}]},{&quot;citationID&quot;:&quot;MENDELEY_CITATION_892158ad-4792-4bf5-8c58-d94b74f21935&quot;,&quot;properties&quot;:{&quot;noteIndex&quot;:0},&quot;isEdited&quot;:false,&quot;manualOverride&quot;:{&quot;isManuallyOverridden&quot;:false,&quot;citeprocText&quot;:&quot;[11]&quot;,&quot;manualOverrideText&quot;:&quot;&quot;},&quot;citationTag&quot;:&quot;MENDELEY_CITATION_v3_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&quot;,&quot;citationItems&quot;:[{&quot;id&quot;:&quot;fe48008e-1f79-3313-9816-a5731f9f1243&quot;,&quot;itemData&quot;:{&quot;type&quot;:&quot;paper-conference&quot;,&quot;id&quot;:&quot;fe48008e-1f79-3313-9816-a5731f9f1243&quot;,&quot;title&quot;:&quot;Sentiment Analysis in the Era of Large Language Models: A Reality Check&quot;,&quot;author&quot;:[{&quot;family&quot;:&quot;Zhang&quot;,&quot;given&quot;:&quot;Wenxuan&quot;,&quot;parse-names&quot;:false,&quot;dropping-particle&quot;:&quot;&quot;,&quot;non-dropping-particle&quot;:&quot;&quot;},{&quot;family&quot;:&quot;Deng&quot;,&quot;given&quot;:&quot;Yue&quot;,&quot;parse-names&quot;:false,&quot;dropping-particle&quot;:&quot;&quot;,&quot;non-dropping-particle&quot;:&quot;&quot;},{&quot;family&quot;:&quot;Liu&quot;,&quot;given&quot;:&quot;Bing&quot;,&quot;parse-names&quot;:false,&quot;dropping-particle&quot;:&quot;&quot;,&quot;non-dropping-particle&quot;:&quot;&quot;},{&quot;family&quot;:&quot;Pan&quot;,&quot;given&quot;:&quot;Sinno&quot;,&quot;parse-names&quot;:false,&quot;dropping-particle&quot;:&quot;&quot;,&quot;non-dropping-particle&quot;:&quot;&quot;},{&quot;family&quot;:&quot;Bing&quot;,&quot;given&quot;:&quot;Lidong&quot;,&quot;parse-names&quot;:false,&quot;dropping-particle&quot;:&quot;&quot;,&quot;non-dropping-particle&quot;:&quot;&quot;}],&quot;container-title&quot;:&quot;Findings of the Association for Computational Linguistics: NAACL 2024&quot;,&quot;DOI&quot;:&quot;10.18653/v1/2024.findings-naacl.246&quot;,&quot;issued&quot;:{&quot;date-parts&quot;:[[2024]]},&quot;container-title-short&quot;:&quot;&quot;},&quot;isTemporary&quot;:false}]},{&quot;citationID&quot;:&quot;MENDELEY_CITATION_f5208629-304c-4569-a229-d247c23afb06&quot;,&quot;properties&quot;:{&quot;noteIndex&quot;:0},&quot;isEdited&quot;:false,&quot;manualOverride&quot;:{&quot;isManuallyOverridden&quot;:false,&quot;citeprocText&quot;:&quot;[12]&quot;,&quot;manualOverrideText&quot;:&quot;&quot;},&quot;citationTag&quot;:&quot;MENDELEY_CITATION_v3_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&quot;,&quot;citationItems&quot;:[{&quot;id&quot;:&quot;d0989282-f7b7-370a-b1a4-3b088a1e0301&quot;,&quot;itemData&quot;:{&quot;type&quot;:&quot;article-journal&quot;,&quot;id&quot;:&quot;d0989282-f7b7-370a-b1a4-3b088a1e0301&quot;,&quot;title&quot;:&quot;Una revisión de fusión de datos multimodal: aplicaciones y condiciones adversas&quot;,&quot;author&quot;:[{&quot;family&quot;:&quot;Quintero Bernal&quot;,&quot;given&quot;:&quot;Daniel Fernando&quot;,&quot;parse-names&quot;:false,&quot;dropping-particle&quot;:&quot;&quot;,&quot;non-dropping-particle&quot;:&quot;&quot;},{&quot;family&quot;:&quot;Kaschel&quot;,&quot;given&quot;:&quot;Héctor&quot;,&quot;parse-names&quot;:false,&quot;dropping-particle&quot;:&quot;&quot;,&quot;non-dropping-particle&quot;:&quot;&quot;},{&quot;family&quot;:&quot;Kern&quot;,&quot;given&quot;:&quot;John&quot;,&quot;parse-names&quot;:false,&quot;dropping-particle&quot;:&quot;&quot;,&quot;non-dropping-particle&quot;:&quot;&quot;}],&quot;container-title&quot;:&quot;Inge CuC&quot;,&quot;DOI&quot;:&quot;10.17981/ingecuc.21.1.2025.08&quot;,&quot;issued&quot;:{&quot;date-parts&quot;:[[2025]]},&quot;page&quot;:&quot;95-114&quot;,&quot;issue&quot;:&quot;1&quot;,&quot;volume&quot;:&quot;21&quot;,&quot;container-title-short&quot;:&quot;&quot;},&quot;isTemporary&quot;:false}]},{&quot;citationID&quot;:&quot;MENDELEY_CITATION_533f46e4-33f1-4ca7-899f-67186327e8b9&quot;,&quot;properties&quot;:{&quot;noteIndex&quot;:0},&quot;isEdited&quot;:false,&quot;manualOverride&quot;:{&quot;isManuallyOverridden&quot;:false,&quot;citeprocText&quot;:&quot;[13]&quot;,&quot;manualOverrideText&quot;:&quot;&quot;},&quot;citationTag&quot;:&quot;MENDELEY_CITATION_v3_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&quot;,&quot;citationItems&quot;:[{&quot;id&quot;:&quot;4c219fed-31bb-3d2f-9a65-4640c2a40559&quot;,&quot;itemData&quot;:{&quot;type&quot;:&quot;article&quot;,&quot;id&quot;:&quot;4c219fed-31bb-3d2f-9a65-4640c2a40559&quot;,&quot;title&quot;:&quot;Large Language Models for Forecasting and Anomaly Detection: A Systematic Literature Review&quot;,&quot;author&quot;:[{&quot;family&quot;:&quot;Su&quot;,&quot;given&quot;:&quot;Jing&quot;,&quot;parse-names&quot;:false,&quot;dropping-particle&quot;:&quot;&quot;,&quot;non-dropping-particle&quot;:&quot;&quot;},{&quot;family&quot;:&quot;Jiang&quot;,&quot;given&quot;:&quot;Chufeng&quot;,&quot;parse-names&quot;:false,&quot;dropping-particle&quot;:&quot;&quot;,&quot;non-dropping-particle&quot;:&quot;&quot;},{&quot;family&quot;:&quot;Jin&quot;,&quot;given&quot;:&quot;Xin&quot;,&quot;parse-names&quot;:false,&quot;dropping-particle&quot;:&quot;&quot;,&quot;non-dropping-particle&quot;:&quot;&quot;},{&quot;family&quot;:&quot;Qiao&quot;,&quot;given&quot;:&quot;Yuxin&quot;,&quot;parse-names&quot;:false,&quot;dropping-particle&quot;:&quot;&quot;,&quot;non-dropping-particle&quot;:&quot;&quot;},{&quot;family&quot;:&quot;Xiao&quot;,&quot;given&quot;:&quot;Tingsong&quot;,&quot;parse-names&quot;:false,&quot;dropping-particle&quot;:&quot;&quot;,&quot;non-dropping-particle&quot;:&quot;&quot;},{&quot;family&quot;:&quot;Ma&quot;,&quot;given&quot;:&quot;Hongda&quot;,&quot;parse-names&quot;:false,&quot;dropping-particle&quot;:&quot;&quot;,&quot;non-dropping-particle&quot;:&quot;&quot;},{&quot;family&quot;:&quot;Wei&quot;,&quot;given&quot;:&quot;Rong&quot;,&quot;parse-names&quot;:false,&quot;dropping-particle&quot;:&quot;&quot;,&quot;non-dropping-particle&quot;:&quot;&quot;},{&quot;family&quot;:&quot;Jing&quot;,&quot;given&quot;:&quot;Zhi&quot;,&quot;parse-names&quot;:false,&quot;dropping-particle&quot;:&quot;&quot;,&quot;non-dropping-particle&quot;:&quot;&quot;},{&quot;family&quot;:&quot;Xu&quot;,&quot;given&quot;:&quot;Jiajun&quot;,&quot;parse-names&quot;:false,&quot;dropping-particle&quot;:&quot;&quot;,&quot;non-dropping-particle&quot;:&quot;&quot;},{&quot;family&quot;:&quot;Lin&quot;,&quot;given&quot;:&quot;Junhong&quot;,&quot;parse-names&quot;:false,&quot;dropping-particle&quot;:&quot;&quot;,&quot;non-dropping-particle&quot;:&quot;&quot;}],&quot;DOI&quot;:&quot;10.48550/arxiv.2402.10350&quot;,&quot;issued&quot;:{&quot;date-parts&quot;:[[2024]]},&quot;container-title-short&quot;:&quot;&quot;},&quot;isTemporary&quot;:false}]},{&quot;citationID&quot;:&quot;MENDELEY_CITATION_52f18418-f61c-44fc-aae2-71f030f80055&quot;,&quot;properties&quot;:{&quot;noteIndex&quot;:0},&quot;isEdited&quot;:false,&quot;manualOverride&quot;:{&quot;isManuallyOverridden&quot;:false,&quot;citeprocText&quot;:&quot;[14]&quot;,&quot;manualOverrideText&quot;:&quot;&quot;},&quot;citationTag&quot;:&quot;MENDELEY_CITATION_v3_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&quot;,&quot;citationItems&quot;:[{&quot;id&quot;:&quot;8ffef9dc-eef4-3098-a5f5-00d07186cfc6&quot;,&quot;itemData&quot;:{&quot;type&quot;:&quot;article-journal&quot;,&quot;id&quot;:&quot;8ffef9dc-eef4-3098-a5f5-00d07186cfc6&quot;,&quot;title&quot;:&quot;Artificial intelligence advances in anomaly detection for telecom networks&quot;,&quot;author&quot;:[{&quot;family&quot;:&quot;Edozie&quot;,&quot;given&quot;:&quot;Enerst&quot;,&quot;parse-names&quot;:false,&quot;dropping-particle&quot;:&quot;&quot;,&quot;non-dropping-particle&quot;:&quot;&quot;},{&quot;family&quot;:&quot;Shuaibu&quot;,&quot;given&quot;:&quot;Aliyu Nuhu&quot;,&quot;parse-names&quot;:false,&quot;dropping-particle&quot;:&quot;&quot;,&quot;non-dropping-particle&quot;:&quot;&quot;},{&quot;family&quot;:&quot;Sadiq&quot;,&quot;given&quot;:&quot;Bashir Olaniyi&quot;,&quot;parse-names&quot;:false,&quot;dropping-particle&quot;:&quot;&quot;,&quot;non-dropping-particle&quot;:&quot;&quot;},{&quot;family&quot;:&quot;John&quot;,&quot;given&quot;:&quot;Ukagwu Kelechi&quot;,&quot;parse-names&quot;:false,&quot;dropping-particle&quot;:&quot;&quot;,&quot;non-dropping-particle&quot;:&quot;&quot;}],&quot;container-title&quot;:&quot;Artificial Intelligence Review&quot;,&quot;container-title-short&quot;:&quot;Artif. Intell. Rev.&quot;,&quot;DOI&quot;:&quot;10.1007/s10462-025-11108-x&quot;,&quot;issued&quot;:{&quot;date-parts&quot;:[[2025]]},&quot;issue&quot;:&quot;4&quot;,&quot;volume&quot;:&quot;58&quot;},&quot;isTemporary&quot;:false}]},{&quot;citationID&quot;:&quot;MENDELEY_CITATION_f7bc57cc-bbc7-459e-90a1-b7ad2e591163&quot;,&quot;properties&quot;:{&quot;noteIndex&quot;:0},&quot;isEdited&quot;:false,&quot;manualOverride&quot;:{&quot;isManuallyOverridden&quot;:false,&quot;citeprocText&quot;:&quot;[15]&quot;,&quot;manualOverrideText&quot;:&quot;&quot;},&quot;citationTag&quot;:&quot;MENDELEY_CITATION_v3_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&quot;,&quot;citationItems&quot;:[{&quot;id&quot;:&quot;18bc4622-1986-37d6-9db0-34e33b199bf3&quot;,&quot;itemData&quot;:{&quot;type&quot;:&quot;article-journal&quot;,&quot;id&quot;:&quot;18bc4622-1986-37d6-9db0-34e33b199bf3&quot;,&quot;title&quot;:&quot;Autoencoders and their applications in machine learning: a survey&quot;,&quot;author&quot;:[{&quot;family&quot;:&quot;Berahmand&quot;,&quot;given&quot;:&quot;Kamal&quot;,&quot;parse-names&quot;:false,&quot;dropping-particle&quot;:&quot;&quot;,&quot;non-dropping-particle&quot;:&quot;&quot;},{&quot;family&quot;:&quot;Daneshfar&quot;,&quot;given&quot;:&quot;Fatemeh&quot;,&quot;parse-names&quot;:false,&quot;dropping-particle&quot;:&quot;&quot;,&quot;non-dropping-particle&quot;:&quot;&quot;},{&quot;family&quot;:&quot;Salehi&quot;,&quot;given&quot;:&quot;Elaheh Sadat&quot;,&quot;parse-names&quot;:false,&quot;dropping-particle&quot;:&quot;&quot;,&quot;non-dropping-particle&quot;:&quot;&quot;},{&quot;family&quot;:&quot;Li&quot;,&quot;given&quot;:&quot;Yuefeng&quot;,&quot;parse-names&quot;:false,&quot;dropping-particle&quot;:&quot;&quot;,&quot;non-dropping-particle&quot;:&quot;&quot;},{&quot;family&quot;:&quot;Xu&quot;,&quot;given&quot;:&quot;Yue&quot;,&quot;parse-names&quot;:false,&quot;dropping-particle&quot;:&quot;&quot;,&quot;non-dropping-particle&quot;:&quot;&quot;}],&quot;container-title&quot;:&quot;Artificial Intelligence Review&quot;,&quot;container-title-short&quot;:&quot;Artif. Intell. Rev.&quot;,&quot;DOI&quot;:&quot;10.1007/s10462-023-10662-6&quot;,&quot;issued&quot;:{&quot;date-parts&quot;:[[2024]]},&quot;issue&quot;:&quot;2&quot;,&quot;volume&quot;:&quot;57&quot;},&quot;isTemporary&quot;:false}]},{&quot;citationID&quot;:&quot;MENDELEY_CITATION_087f6819-6d78-4f79-8152-eedf0d638e05&quot;,&quot;properties&quot;:{&quot;noteIndex&quot;:0},&quot;isEdited&quot;:false,&quot;manualOverride&quot;:{&quot;isManuallyOverridden&quot;:false,&quot;citeprocText&quot;:&quot;[16]&quot;,&quot;manualOverrideText&quot;:&quot;&quot;},&quot;citationTag&quot;:&quot;MENDELEY_CITATION_v3_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&quot;,&quot;citationItems&quot;:[{&quot;id&quot;:&quot;fab95fb1-1d71-3591-92fd-f747634ee9d2&quot;,&quot;itemData&quot;:{&quot;type&quot;:&quot;article-journal&quot;,&quot;id&quot;:&quot;fab95fb1-1d71-3591-92fd-f747634ee9d2&quot;,&quot;title&quot;:&quot;Deep learning for time series forecasting: a survey&quot;,&quot;author&quot;:[{&quot;family&quot;:&quot;Kong&quot;,&quot;given&quot;:&quot;Xiangjie&quot;,&quot;parse-names&quot;:false,&quot;dropping-particle&quot;:&quot;&quot;,&quot;non-dropping-particle&quot;:&quot;&quot;},{&quot;family&quot;:&quot;Chen&quot;,&quot;given&quot;:&quot;Zhenghao&quot;,&quot;parse-names&quot;:false,&quot;dropping-particle&quot;:&quot;&quot;,&quot;non-dropping-particle&quot;:&quot;&quot;},{&quot;family&quot;:&quot;Liu&quot;,&quot;given&quot;:&quot;Weiyao&quot;,&quot;parse-names&quot;:false,&quot;dropping-particle&quot;:&quot;&quot;,&quot;non-dropping-particle&quot;:&quot;&quot;},{&quot;family&quot;:&quot;Ning&quot;,&quot;given&quot;:&quot;Kaili&quot;,&quot;parse-names&quot;:false,&quot;dropping-particle&quot;:&quot;&quot;,&quot;non-dropping-particle&quot;:&quot;&quot;},{&quot;family&quot;:&quot;Zhang&quot;,&quot;given&quot;:&quot;Lechao&quot;,&quot;parse-names&quot;:false,&quot;dropping-particle&quot;:&quot;&quot;,&quot;non-dropping-particle&quot;:&quot;&quot;},{&quot;family&quot;:&quot;Muhammad Marier&quot;,&quot;given&quot;:&quot;Syauqie&quot;,&quot;parse-names&quot;:false,&quot;dropping-particle&quot;:&quot;&quot;,&quot;non-dropping-particle&quot;:&quot;&quot;},{&quot;family&quot;:&quot;Liu&quot;,&quot;given&quot;:&quot;Yichen&quot;,&quot;parse-names&quot;:false,&quot;dropping-particle&quot;:&quot;&quot;,&quot;non-dropping-particle&quot;:&quot;&quot;},{&quot;family&quot;:&quot;Chen&quot;,&quot;given&quot;:&quot;Yuhao&quot;,&quot;parse-names&quot;:false,&quot;dropping-particle&quot;:&quot;&quot;,&quot;non-dropping-particle&quot;:&quot;&quot;},{&quot;family&quot;:&quot;Xia&quot;,&quot;given&quot;:&quot;Feng&quot;,&quot;parse-names&quot;:false,&quot;dropping-particle&quot;:&quot;&quot;,&quot;non-dropping-particle&quot;:&quot;&quot;}],&quot;container-title&quot;:&quot;International Journal of Machine Learning and Cybernetics&quot;,&quot;DOI&quot;:&quot;10.1007/s13042-025-02560-w&quot;,&quot;issued&quot;:{&quot;date-parts&quot;:[[2025]]},&quot;page&quot;:&quot;5079-5112&quot;,&quot;issue&quot;:&quot;7-8&quot;,&quot;volume&quot;:&quot;16&quot;,&quot;container-title-short&quot;:&quot;&quot;},&quot;isTemporary&quot;:false}]},{&quot;citationID&quot;:&quot;MENDELEY_CITATION_5738c5a2-7fe8-4dbe-aee2-07cd42967d07&quot;,&quot;properties&quot;:{&quot;noteIndex&quot;:0},&quot;isEdited&quot;:false,&quot;manualOverride&quot;:{&quot;isManuallyOverridden&quot;:false,&quot;citeprocText&quot;:&quot;[11]&quot;,&quot;manualOverrideText&quot;:&quot;&quot;},&quot;citationTag&quot;:&quot;MENDELEY_CITATION_v3_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&quot;,&quot;citationItems&quot;:[{&quot;id&quot;:&quot;fe48008e-1f79-3313-9816-a5731f9f1243&quot;,&quot;itemData&quot;:{&quot;type&quot;:&quot;paper-conference&quot;,&quot;id&quot;:&quot;fe48008e-1f79-3313-9816-a5731f9f1243&quot;,&quot;title&quot;:&quot;Sentiment Analysis in the Era of Large Language Models: A Reality Check&quot;,&quot;author&quot;:[{&quot;family&quot;:&quot;Zhang&quot;,&quot;given&quot;:&quot;Wenxuan&quot;,&quot;parse-names&quot;:false,&quot;dropping-particle&quot;:&quot;&quot;,&quot;non-dropping-particle&quot;:&quot;&quot;},{&quot;family&quot;:&quot;Deng&quot;,&quot;given&quot;:&quot;Yue&quot;,&quot;parse-names&quot;:false,&quot;dropping-particle&quot;:&quot;&quot;,&quot;non-dropping-particle&quot;:&quot;&quot;},{&quot;family&quot;:&quot;Liu&quot;,&quot;given&quot;:&quot;Bing&quot;,&quot;parse-names&quot;:false,&quot;dropping-particle&quot;:&quot;&quot;,&quot;non-dropping-particle&quot;:&quot;&quot;},{&quot;family&quot;:&quot;Pan&quot;,&quot;given&quot;:&quot;Sinno&quot;,&quot;parse-names&quot;:false,&quot;dropping-particle&quot;:&quot;&quot;,&quot;non-dropping-particle&quot;:&quot;&quot;},{&quot;family&quot;:&quot;Bing&quot;,&quot;given&quot;:&quot;Lidong&quot;,&quot;parse-names&quot;:false,&quot;dropping-particle&quot;:&quot;&quot;,&quot;non-dropping-particle&quot;:&quot;&quot;}],&quot;container-title&quot;:&quot;Findings of the Association for Computational Linguistics: NAACL 2024&quot;,&quot;DOI&quot;:&quot;10.18653/v1/2024.findings-naacl.246&quot;,&quot;issued&quot;:{&quot;date-parts&quot;:[[2024]]},&quot;container-title-short&quot;:&quot;&quot;},&quot;isTemporary&quot;:false}]},{&quot;citationID&quot;:&quot;MENDELEY_CITATION_8bf63478-17d3-4522-be89-42df07281bc4&quot;,&quot;properties&quot;:{&quot;noteIndex&quot;:0},&quot;isEdited&quot;:false,&quot;manualOverride&quot;:{&quot;isManuallyOverridden&quot;:false,&quot;citeprocText&quot;:&quot;[3]&quot;,&quot;manualOverrideText&quot;:&quot;&quot;},&quot;citationTag&quot;:&quot;MENDELEY_CITATION_v3_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&quot;,&quot;citationItems&quot;:[{&quot;id&quot;:&quot;27049b99-031a-331f-af2d-8ca2b05a9338&quot;,&quot;itemData&quot;:{&quot;type&quot;:&quot;article-journal&quot;,&quot;id&quot;:&quot;27049b99-031a-331f-af2d-8ca2b05a9338&quot;,&quot;title&quot;:&quot;End-to-End Architecture for Real-Time IoT Analytics and Predictive Maintenance Using Stream Processing and ML Pipelines&quot;,&quot;author&quot;:[{&quot;family&quot;:&quot;Khattach&quot;,&quot;given&quot;:&quot;Ouiam&quot;,&quot;parse-names&quot;:false,&quot;dropping-particle&quot;:&quot;&quot;,&quot;non-dropping-particle&quot;:&quot;&quot;},{&quot;family&quot;:&quot;Moussaoui&quot;,&quot;given&quot;:&quot;Omar&quot;,&quot;parse-names&quot;:false,&quot;dropping-particle&quot;:&quot;&quot;,&quot;non-dropping-particle&quot;:&quot;&quot;},{&quot;family&quot;:&quot;Hassine&quot;,&quot;given&quot;:&quot;Mohammed&quot;,&quot;parse-names&quot;:false,&quot;dropping-particle&quot;:&quot;&quot;,&quot;non-dropping-particle&quot;:&quot;&quot;}],&quot;container-title&quot;:&quot;Sensors&quot;,&quot;DOI&quot;:&quot;10.3390/s25092945&quot;,&quot;issued&quot;:{&quot;date-parts&quot;:[[2025]]},&quot;page&quot;:&quot;2945&quot;,&quot;issue&quot;:&quot;9&quot;,&quot;volume&quot;:&quot;25&quot;,&quot;container-title-short&quot;:&quot;&quot;},&quot;isTemporary&quot;:false}]},{&quot;citationID&quot;:&quot;MENDELEY_CITATION_f13c32ac-2a65-4c0a-8b5c-40b190b605a7&quot;,&quot;properties&quot;:{&quot;noteIndex&quot;:0},&quot;isEdited&quot;:false,&quot;manualOverride&quot;:{&quot;isManuallyOverridden&quot;:false,&quot;citeprocText&quot;:&quot;[13]&quot;,&quot;manualOverrideText&quot;:&quot;&quot;},&quot;citationTag&quot;:&quot;MENDELEY_CITATION_v3_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&quot;,&quot;citationItems&quot;:[{&quot;id&quot;:&quot;4c219fed-31bb-3d2f-9a65-4640c2a40559&quot;,&quot;itemData&quot;:{&quot;type&quot;:&quot;article&quot;,&quot;id&quot;:&quot;4c219fed-31bb-3d2f-9a65-4640c2a40559&quot;,&quot;title&quot;:&quot;Large Language Models for Forecasting and Anomaly Detection: A Systematic Literature Review&quot;,&quot;author&quot;:[{&quot;family&quot;:&quot;Su&quot;,&quot;given&quot;:&quot;Jing&quot;,&quot;parse-names&quot;:false,&quot;dropping-particle&quot;:&quot;&quot;,&quot;non-dropping-particle&quot;:&quot;&quot;},{&quot;family&quot;:&quot;Jiang&quot;,&quot;given&quot;:&quot;Chufeng&quot;,&quot;parse-names&quot;:false,&quot;dropping-particle&quot;:&quot;&quot;,&quot;non-dropping-particle&quot;:&quot;&quot;},{&quot;family&quot;:&quot;Jin&quot;,&quot;given&quot;:&quot;Xin&quot;,&quot;parse-names&quot;:false,&quot;dropping-particle&quot;:&quot;&quot;,&quot;non-dropping-particle&quot;:&quot;&quot;},{&quot;family&quot;:&quot;Qiao&quot;,&quot;given&quot;:&quot;Yuxin&quot;,&quot;parse-names&quot;:false,&quot;dropping-particle&quot;:&quot;&quot;,&quot;non-dropping-particle&quot;:&quot;&quot;},{&quot;family&quot;:&quot;Xiao&quot;,&quot;given&quot;:&quot;Tingsong&quot;,&quot;parse-names&quot;:false,&quot;dropping-particle&quot;:&quot;&quot;,&quot;non-dropping-particle&quot;:&quot;&quot;},{&quot;family&quot;:&quot;Ma&quot;,&quot;given&quot;:&quot;Hongda&quot;,&quot;parse-names&quot;:false,&quot;dropping-particle&quot;:&quot;&quot;,&quot;non-dropping-particle&quot;:&quot;&quot;},{&quot;family&quot;:&quot;Wei&quot;,&quot;given&quot;:&quot;Rong&quot;,&quot;parse-names&quot;:false,&quot;dropping-particle&quot;:&quot;&quot;,&quot;non-dropping-particle&quot;:&quot;&quot;},{&quot;family&quot;:&quot;Jing&quot;,&quot;given&quot;:&quot;Zhi&quot;,&quot;parse-names&quot;:false,&quot;dropping-particle&quot;:&quot;&quot;,&quot;non-dropping-particle&quot;:&quot;&quot;},{&quot;family&quot;:&quot;Xu&quot;,&quot;given&quot;:&quot;Jiajun&quot;,&quot;parse-names&quot;:false,&quot;dropping-particle&quot;:&quot;&quot;,&quot;non-dropping-particle&quot;:&quot;&quot;},{&quot;family&quot;:&quot;Lin&quot;,&quot;given&quot;:&quot;Junhong&quot;,&quot;parse-names&quot;:false,&quot;dropping-particle&quot;:&quot;&quot;,&quot;non-dropping-particle&quot;:&quot;&quot;}],&quot;DOI&quot;:&quot;10.48550/arxiv.2402.10350&quot;,&quot;issued&quot;:{&quot;date-parts&quot;:[[2024]]},&quot;container-title-short&quot;:&quot;&quot;},&quot;isTemporary&quot;:false}]}]"/>
-    <we:property name="MENDELEY_CITATIONS_LOCALE_CODE" value="&quot;es-MX&quot;"/>
-    <we:property name="MENDELEY_CITATIONS_STYLE" value="{&quot;id&quot;:&quot;http://www.zotero.org/styles/ieee&quot;,&quot;title&quot;:&quot;IEEE Reference Guide version 11.29.2023&quot;,&quot;format&quot;:&quot;numeric&quot;,&quot;defaultLocale&quot;:null,&quot;isLocaleCodeValid&quot;:true}"/>
+    <we:property name="MENDELEY_BIBLIOGRAPHY_IS_DIRTY" value="true"/>
+    <we:property name="MENDELEY_BIBLIOGRAPHY_LAST_MODIFIED" value="1783737448166"/>
+    <we:property name="MENDELEY_CITATIONS" value="[{&quot;citationID&quot;:&quot;MENDELEY_CITATION_d89e4f83-8faa-4aea-9358-ba33d5aaddaa&quot;,&quot;properties&quot;:{&quot;noteIndex&quot;:0},&quot;isEdited&quot;:false,&quot;manualOverride&quot;:{&quot;isManuallyOverridden&quot;:false,&quot;citeprocText&quot;:&quot;[1]&quot;,&quot;manualOverrideText&quot;:&quot;&quot;},&quot;citationItems&quot;:[{&quot;id&quot;:&quot;c92b0e23-579f-341a-9bdc-ecb6a8e893af&quot;,&quot;itemData&quot;:{&quot;type&quot;:&quot;paper-conference&quot;,&quot;id&quot;:&quot;c92b0e23-579f-341a-9bdc-ecb6a8e893af&quot;,&quot;title&quot;:&quot;Lambda architecture for cost-effective batch and speed big data processing&quot;,&quot;author&quot;:[{&quot;family&quot;:&quot;Kiran&quot;,&quot;given&quot;:&quot;Mariam&quot;,&quot;parse-names&quot;:false,&quot;dropping-particle&quot;:&quot;&quot;,&quot;non-dropping-particle&quot;:&quot;&quot;},{&quot;family&quot;:&quot;Murphy&quot;,&quot;given&quot;:&quot;Peter&quot;,&quot;parse-names&quot;:false,&quot;dropping-particle&quot;:&quot;&quot;,&quot;non-dropping-particle&quot;:&quot;&quot;},{&quot;family&quot;:&quot;Monga&quot;,&quot;given&quot;:&quot;Inder&quot;,&quot;parse-names&quot;:false,&quot;dropping-particle&quot;:&quot;&quot;,&quot;non-dropping-particle&quot;:&quot;&quot;},{&quot;family&quot;:&quot;Dugan&quot;,&quot;given&quot;:&quot;Jon&quot;,&quot;parse-names&quot;:false,&quot;dropping-particle&quot;:&quot;&quot;,&quot;non-dropping-particle&quot;:&quot;&quot;},{&quot;family&quot;:&quot;Baveja&quot;,&quot;given&quot;:&quot;Sartaj Singh&quot;,&quot;parse-names&quot;:false,&quot;dropping-particle&quot;:&quot;&quot;,&quot;non-dropping-particle&quot;:&quot;&quot;}],&quot;container-title&quot;:&quot;2015 IEEE International Conference on Big Data (Big Data)&quot;,&quot;DOI&quot;:&quot;10.1109/bigdata.2015.7364082&quot;,&quot;issued&quot;:{&quot;date-parts&quot;:[[2015]]},&quot;container-title-short&quot;:&quot;&quot;},&quot;isTemporary&quot;:false}],&quot;citationTag&quot;:&quot;MENDELEY_CITATION_v3_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&quot;},{&quot;citationID&quot;:&quot;MENDELEY_CITATION_307cc777-0e44-4ef3-8104-bf7b3668409a&quot;,&quot;properties&quot;:{&quot;noteIndex&quot;:0},&quot;isEdited&quot;:false,&quot;manualOverride&quot;:{&quot;isManuallyOverridden&quot;:false,&quot;citeprocText&quot;:&quot;[2]&quot;,&quot;manualOverrideText&quot;:&quot;&quot;},&quot;citationItems&quot;:[{&quot;id&quot;:&quot;7b2e5914-34c5-3e38-8556-a135ec464097&quot;,&quot;itemData&quot;:{&quot;type&quot;:&quot;article&quot;,&quot;id&quot;:&quot;7b2e5914-34c5-3e38-8556-a135ec464097&quot;,&quot;title&quot;:&quot;Questioning the Lambda Architecture&quot;,&quot;author&quot;:[{&quot;family&quot;:&quot;Kreps&quot;,&quot;given&quot;:&quot;Jay&quot;,&quot;parse-names&quot;:false,&quot;dropping-particle&quot;:&quot;&quot;,&quot;non-dropping-particle&quot;:&quot;&quot;}],&quot;URL&quot;:&quot;https://www.oreilly.com/radar/questioning-the-lambda-architecture/&quot;,&quot;issued&quot;:{&quot;date-parts&quot;:[[2014]]},&quot;container-title-short&quot;:&quot;&quot;},&quot;isTemporary&quot;:false}],&quot;citationTag&quot;:&quot;MENDELEY_CITATION_v3_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&quot;},{&quot;citationID&quot;:&quot;MENDELEY_CITATION_648f27bb-b4da-4017-b0d4-189c9bbb513e&quot;,&quot;properties&quot;:{&quot;noteIndex&quot;:0},&quot;isEdited&quot;:false,&quot;manualOverride&quot;:{&quot;isManuallyOverridden&quot;:false,&quot;citeprocText&quot;:&quot;[3]&quot;,&quot;manualOverrideText&quot;:&quot;&quot;},&quot;citationItems&quot;:[{&quot;id&quot;:&quot;27049b99-031a-331f-af2d-8ca2b05a9338&quot;,&quot;itemData&quot;:{&quot;type&quot;:&quot;article-journal&quot;,&quot;id&quot;:&quot;27049b99-031a-331f-af2d-8ca2b05a9338&quot;,&quot;title&quot;:&quot;End-to-End Architecture for Real-Time IoT Analytics and Predictive Maintenance Using Stream Processing and ML Pipelines&quot;,&quot;author&quot;:[{&quot;family&quot;:&quot;Khattach&quot;,&quot;given&quot;:&quot;Ouiam&quot;,&quot;parse-names&quot;:false,&quot;dropping-particle&quot;:&quot;&quot;,&quot;non-dropping-particle&quot;:&quot;&quot;},{&quot;family&quot;:&quot;Moussaoui&quot;,&quot;given&quot;:&quot;Omar&quot;,&quot;parse-names&quot;:false,&quot;dropping-particle&quot;:&quot;&quot;,&quot;non-dropping-particle&quot;:&quot;&quot;},{&quot;family&quot;:&quot;Hassine&quot;,&quot;given&quot;:&quot;Mohammed&quot;,&quot;parse-names&quot;:false,&quot;dropping-particle&quot;:&quot;&quot;,&quot;non-dropping-particle&quot;:&quot;&quot;}],&quot;container-title&quot;:&quot;Sensors&quot;,&quot;DOI&quot;:&quot;10.3390/s25092945&quot;,&quot;issued&quot;:{&quot;date-parts&quot;:[[2025]]},&quot;page&quot;:&quot;2945&quot;,&quot;issue&quot;:&quot;9&quot;,&quot;volume&quot;:&quot;25&quot;,&quot;container-title-short&quot;:&quot;&quot;},&quot;isTemporary&quot;:false}],&quot;citationTag&quot;:&quot;MENDELEY_CITATION_v3_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&quot;},{&quot;citationID&quot;:&quot;MENDELEY_CITATION_74557961-11de-4b35-a993-81b6c97849ef&quot;,&quot;properties&quot;:{&quot;noteIndex&quot;:0},&quot;isEdited&quot;:false,&quot;manualOverride&quot;:{&quot;isManuallyOverridden&quot;:false,&quot;citeprocText&quot;:&quot;[4]&quot;,&quot;manualOverrideText&quot;:&quot;&quot;},&quot;citationItems&quot;:[{&quot;id&quot;:&quot;61fdf7e0-32dc-35e6-9a02-b2565bc62647&quot;,&quot;itemData&quot;:{&quot;type&quot;:&quot;article-journal&quot;,&quot;id&quot;:&quot;61fdf7e0-32dc-35e6-9a02-b2565bc62647&quot;,&quot;title&quot;:&quot;Decisiones gerenciales automatizadas: integrando Big Data y Machine Learning&quot;,&quot;author&quot;:[{&quot;family&quot;:&quot;Pincay Mendoza&quot;,&quot;given&quot;:&quot;Yhonny Alberto&quot;,&quot;parse-names&quot;:false,&quot;dropping-particle&quot;:&quot;&quot;,&quot;non-dropping-particle&quot;:&quot;&quot;},{&quot;family&quot;:&quot;Marcillo Salazar&quot;,&quot;given&quot;:&quot;Verónica Cecilia&quot;,&quot;parse-names&quot;:false,&quot;dropping-particle&quot;:&quot;&quot;,&quot;non-dropping-particle&quot;:&quot;&quot;},{&quot;family&quot;:&quot;García Constante&quot;,&quot;given&quot;:&quot;Verónica Valeria&quot;,&quot;parse-names&quot;:false,&quot;dropping-particle&quot;:&quot;&quot;,&quot;non-dropping-particle&quot;:&quot;&quot;},{&quot;family&quot;:&quot;Espinoza Cesme&quot;,&quot;given&quot;:&quot;Armando Gabriel&quot;,&quot;parse-names&quot;:false,&quot;dropping-particle&quot;:&quot;&quot;,&quot;non-dropping-particle&quot;:&quot;&quot;},{&quot;family&quot;:&quot;Morán Holguín&quot;,&quot;given&quot;:&quot;Ana María&quot;,&quot;parse-names&quot;:false,&quot;dropping-particle&quot;:&quot;&quot;,&quot;non-dropping-particle&quot;:&quot;&quot;},{&quot;family&quot;:&quot;Veloz Santa Cruz&quot;,&quot;given&quot;:&quot;Génesis Ariana&quot;,&quot;parse-names&quot;:false,&quot;dropping-particle&quot;:&quot;&quot;,&quot;non-dropping-particle&quot;:&quot;&quot;}],&quot;container-title&quot;:&quot;Ciencia y Desarrollo&quot;,&quot;container-title-short&quot;:&quot;Cienc. Desarro.&quot;,&quot;DOI&quot;:&quot;10.21503/cyd.v28i1.2830&quot;,&quot;issued&quot;:{&quot;date-parts&quot;:[[2025]]},&quot;page&quot;:&quot;357&quot;,&quot;issue&quot;:&quot;1&quot;,&quot;volume&quot;:&quot;28&quot;},&quot;isTemporary&quot;:false}],&quot;citationTag&quot;:&quot;MENDELEY_CITATION_v3_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&quot;},{&quot;citationID&quot;:&quot;MENDELEY_CITATION_48b2eb98-4038-4bef-8bca-1a637d73f55f&quot;,&quot;properties&quot;:{&quot;noteIndex&quot;:0},&quot;isEdited&quot;:false,&quot;manualOverride&quot;:{&quot;isManuallyOverridden&quot;:false,&quot;citeprocText&quot;:&quot;[5]&quot;,&quot;manualOverrideText&quot;:&quot;&quot;},&quot;citationItems&quot;:[{&quot;id&quot;:&quot;fbe35585-821a-3611-8413-d4f0bd3d0536&quot;,&quot;itemData&quot;:{&quot;type&quot;:&quot;paper-conference&quot;,&quot;id&quot;:&quot;fbe35585-821a-3611-8413-d4f0bd3d0536&quot;,&quot;title&quot;:&quot;DiarizationLM: Speaker Diarization Post-Processing with Large Language Models&quot;,&quot;author&quot;:[{&quot;family&quot;:&quot;Wang&quot;,&quot;given&quot;:&quot;Quan&quot;,&quot;parse-names&quot;:false,&quot;dropping-particle&quot;:&quot;&quot;,&quot;non-dropping-particle&quot;:&quot;&quot;},{&quot;family&quot;:&quot;Huang&quot;,&quot;given&quot;:&quot;Yiling&quot;,&quot;parse-names&quot;:false,&quot;dropping-particle&quot;:&quot;&quot;,&quot;non-dropping-particle&quot;:&quot;&quot;},{&quot;family&quot;:&quot;Zhao&quot;,&quot;given&quot;:&quot;Guanlong&quot;,&quot;parse-names&quot;:false,&quot;dropping-particle&quot;:&quot;&quot;,&quot;non-dropping-particle&quot;:&quot;&quot;},{&quot;family&quot;:&quot;Clark&quot;,&quot;given&quot;:&quot;Evan&quot;,&quot;parse-names&quot;:false,&quot;dropping-particle&quot;:&quot;&quot;,&quot;non-dropping-particle&quot;:&quot;&quot;},{&quot;family&quot;:&quot;Xia&quot;,&quot;given&quot;:&quot;Wei&quot;,&quot;parse-names&quot;:false,&quot;dropping-particle&quot;:&quot;&quot;,&quot;non-dropping-particle&quot;:&quot;&quot;},{&quot;family&quot;:&quot;Liao&quot;,&quot;given&quot;:&quot;Hank&quot;,&quot;parse-names&quot;:false,&quot;dropping-particle&quot;:&quot;&quot;,&quot;non-dropping-particle&quot;:&quot;&quot;}],&quot;container-title&quot;:&quot;Interspeech 2024&quot;,&quot;DOI&quot;:&quot;10.21437/interspeech.2024-209&quot;,&quot;issued&quot;:{&quot;date-parts&quot;:[[2024]]},&quot;container-title-short&quot;:&quot;&quot;},&quot;isTemporary&quot;:false}],&quot;citationTag&quot;:&quot;MENDELEY_CITATION_v3_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&quot;},{&quot;citationID&quot;:&quot;MENDELEY_CITATION_ad846250-44ae-48da-af0f-395732a768ef&quot;,&quot;properties&quot;:{&quot;noteIndex&quot;:0},&quot;isEdited&quot;:false,&quot;manualOverride&quot;:{&quot;isManuallyOverridden&quot;:false,&quot;citeprocText&quot;:&quot;[6]&quot;,&quot;manualOverrideText&quot;:&quot;&quot;},&quot;citationItems&quot;:[{&quot;id&quot;:&quot;678f2ff9-035e-39a4-ac5a-0c606b5806fe&quot;,&quot;itemData&quot;:{&quot;type&quot;:&quot;paper-conference&quot;,&quot;id&quot;:&quot;678f2ff9-035e-39a4-ac5a-0c606b5806fe&quot;,&quot;title&quot;:&quot;Careless Whisper: Speech-to-Text Hallucination Harms&quot;,&quot;author&quot;:[{&quot;family&quot;:&quot;Koenecke&quot;,&quot;given&quot;:&quot;Allison&quot;,&quot;parse-names&quot;:false,&quot;dropping-particle&quot;:&quot;&quot;,&quot;non-dropping-particle&quot;:&quot;&quot;},{&quot;family&quot;:&quot;Choi&quot;,&quot;given&quot;:&quot;Anna Seo Gyeong&quot;,&quot;parse-names&quot;:false,&quot;dropping-particle&quot;:&quot;&quot;,&quot;non-dropping-particle&quot;:&quot;&quot;},{&quot;family&quot;:&quot;Mei&quot;,&quot;given&quot;:&quot;Katelyn X&quot;,&quot;parse-names&quot;:false,&quot;dropping-particle&quot;:&quot;&quot;,&quot;non-dropping-particle&quot;:&quot;&quot;},{&quot;family&quot;:&quot;Schellmann&quot;,&quot;given&quot;:&quot;Hilke&quot;,&quot;parse-names&quot;:false,&quot;dropping-particle&quot;:&quot;&quot;,&quot;non-dropping-particle&quot;:&quot;&quot;},{&quot;family&quot;:&quot;Sloane&quot;,&quot;given&quot;:&quot;Mona&quot;,&quot;parse-names&quot;:false,&quot;dropping-particle&quot;:&quot;&quot;,&quot;non-dropping-particle&quot;:&quot;&quot;}],&quot;container-title&quot;:&quot;The 2024 ACM Conference on Fairness, Accountability, and Transparency&quot;,&quot;DOI&quot;:&quot;10.1145/3630106.3658996&quot;,&quot;issued&quot;:{&quot;date-parts&quot;:[[2024]]},&quot;container-title-short&quot;:&quot;&quot;},&quot;isTemporary&quot;:false}],&quot;citationTag&quot;:&quot;MENDELEY_CITATION_v3_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&quot;},{&quot;citationID&quot;:&quot;MENDELEY_CITATION_c3b0c20c-fb4f-4801-a2d4-b634598e9bd0&quot;,&quot;properties&quot;:{&quot;noteIndex&quot;:0},&quot;isEdited&quot;:false,&quot;manualOverride&quot;:{&quot;isManuallyOverridden&quot;:false,&quot;citeprocText&quot;:&quot;[7]&quot;,&quot;manualOverrideText&quot;:&quot;&quot;},&quot;citationItems&quot;:[{&quot;id&quot;:&quot;1bf5a082-1f85-360b-8cbd-76ad77de8ac5&quot;,&quot;itemData&quot;:{&quot;type&quot;:&quot;paper-conference&quot;,&quot;id&quot;:&quot;1bf5a082-1f85-360b-8cbd-76ad77de8ac5&quot;,&quot;title&quot;:&quot;Modeling Gender and Dialect Bias in Automatic Speech Recognition&quot;,&quot;author&quot;:[{&quot;family&quot;:&quot;Harris&quot;,&quot;given&quot;:&quot;Camille&quot;,&quot;parse-names&quot;:false,&quot;dropping-particle&quot;:&quot;&quot;,&quot;non-dropping-particle&quot;:&quot;&quot;},{&quot;family&quot;:&quot;Mgbahurike&quot;,&quot;given&quot;:&quot;Chijioke&quot;,&quot;parse-names&quot;:false,&quot;dropping-particle&quot;:&quot;&quot;,&quot;non-dropping-particle&quot;:&quot;&quot;},{&quot;family&quot;:&quot;Kumar&quot;,&quot;given&quot;:&quot;Neha&quot;,&quot;parse-names&quot;:false,&quot;dropping-particle&quot;:&quot;&quot;,&quot;non-dropping-particle&quot;:&quot;&quot;},{&quot;family&quot;:&quot;Yang&quot;,&quot;given&quot;:&quot;Diyi&quot;,&quot;parse-names&quot;:false,&quot;dropping-particle&quot;:&quot;&quot;,&quot;non-dropping-particle&quot;:&quot;&quot;}],&quot;container-title&quot;:&quot;Findings of the Association for Computational Linguistics: EMNLP 2024&quot;,&quot;DOI&quot;:&quot;10.18653/v1/2024.findings-emnlp.890&quot;,&quot;issued&quot;:{&quot;date-parts&quot;:[[2024]]},&quot;container-title-short&quot;:&quot;&quot;},&quot;isTemporary&quot;:false}],&quot;citationTag&quot;:&quot;MENDELEY_CITATION_v3_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&quot;},{&quot;citationID&quot;:&quot;MENDELEY_CITATION_d142994f-b2cd-4923-b77e-689fb70bda2d&quot;,&quot;properties&quot;:{&quot;noteIndex&quot;:0},&quot;isEdited&quot;:false,&quot;manualOverride&quot;:{&quot;isManuallyOverridden&quot;:false,&quot;citeprocText&quot;:&quot;[8]&quot;,&quot;manualOverrideText&quot;:&quot;&quot;},&quot;citationItems&quot;:[{&quot;id&quot;:&quot;d276dcad-9725-3fa6-80b3-02371ceda672&quot;,&quot;itemData&quot;:{&quot;type&quot;:&quot;article-journal&quot;,&quot;id&quot;:&quot;d276dcad-9725-3fa6-80b3-02371ceda672&quot;,&quot;title&quot;:&quot;Real-time speech emotion recognition using deep learning and data augmentation&quot;,&quot;author&quot;:[{&quot;family&quot;:&quot;Barhoumi&quot;,&quot;given&quot;:&quot;Chawki&quot;,&quot;parse-names&quot;:false,&quot;dropping-particle&quot;:&quot;&quot;,&quot;non-dropping-particle&quot;:&quot;&quot;},{&quot;family&quot;:&quot;BenAyed&quot;,&quot;given&quot;:&quot;Yassine&quot;,&quot;parse-names&quot;:false,&quot;dropping-particle&quot;:&quot;&quot;,&quot;non-dropping-particle&quot;:&quot;&quot;}],&quot;container-title&quot;:&quot;Artificial Intelligence Review&quot;,&quot;container-title-short&quot;:&quot;Artif. Intell. Rev.&quot;,&quot;DOI&quot;:&quot;10.1007/s10462-024-11065-x&quot;,&quot;issued&quot;:{&quot;date-parts&quot;:[[2024]]},&quot;issue&quot;:&quot;2&quot;,&quot;volume&quot;:&quot;58&quot;},&quot;isTemporary&quot;:false}],&quot;citationTag&quot;:&quot;MENDELEY_CITATION_v3_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&quot;},{&quot;citationID&quot;:&quot;MENDELEY_CITATION_dd5714f2-b0e3-4ad1-b2e3-a4256ef15e16&quot;,&quot;properties&quot;:{&quot;noteIndex&quot;:0},&quot;isEdited&quot;:false,&quot;manualOverride&quot;:{&quot;isManuallyOverridden&quot;:false,&quot;citeprocText&quot;:&quot;[9]&quot;,&quot;manualOverrideText&quot;:&quot;&quot;},&quot;citationItems&quot;:[{&quot;id&quot;:&quot;93a4f6bf-4bba-38dc-985c-5ad721b8f93c&quot;,&quot;itemData&quot;:{&quot;type&quot;:&quot;article&quot;,&quot;id&quot;:&quot;93a4f6bf-4bba-38dc-985c-5ad721b8f93c&quot;,&quot;title&quot;:&quot;Large Language Models: A Survey&quot;,&quot;author&quot;:[{&quot;family&quot;:&quot;Minaee&quot;,&quot;given&quot;:&quot;Shervin&quot;,&quot;parse-names&quot;:false,&quot;dropping-particle&quot;:&quot;&quot;,&quot;non-dropping-particle&quot;:&quot;&quot;},{&quot;family&quot;:&quot;Mikolov&quot;,&quot;given&quot;:&quot;Tomas&quot;,&quot;parse-names&quot;:false,&quot;dropping-particle&quot;:&quot;&quot;,&quot;non-dropping-particle&quot;:&quot;&quot;},{&quot;family&quot;:&quot;Nikzad&quot;,&quot;given&quot;:&quot;Narjes&quot;,&quot;parse-names&quot;:false,&quot;dropping-particle&quot;:&quot;&quot;,&quot;non-dropping-particle&quot;:&quot;&quot;},{&quot;family&quot;:&quot;Chenaghlu&quot;,&quot;given&quot;:&quot;Meysam&quot;,&quot;parse-names&quot;:false,&quot;dropping-particle&quot;:&quot;&quot;,&quot;non-dropping-particle&quot;:&quot;&quot;},{&quot;family&quot;:&quot;Socher&quot;,&quot;given&quot;:&quot;Richard&quot;,&quot;parse-names&quot;:false,&quot;dropping-particle&quot;:&quot;&quot;,&quot;non-dropping-particle&quot;:&quot;&quot;},{&quot;family&quot;:&quot;Amatriain&quot;,&quot;given&quot;:&quot;Xavier&quot;,&quot;parse-names&quot;:false,&quot;dropping-particle&quot;:&quot;&quot;,&quot;non-dropping-particle&quot;:&quot;&quot;},{&quot;family&quot;:&quot;Gao&quot;,&quot;given&quot;:&quot;Jianfeng&quot;,&quot;parse-names&quot;:false,&quot;dropping-particle&quot;:&quot;&quot;,&quot;non-dropping-particle&quot;:&quot;&quot;}],&quot;DOI&quot;:&quot;10.48550/arxiv.2402.06196&quot;,&quot;issued&quot;:{&quot;date-parts&quot;:[[2024]]},&quot;container-title-short&quot;:&quot;&quot;},&quot;isTemporary&quot;:false}],&quot;citationTag&quot;:&quot;MENDELEY_CITATION_v3_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&quot;},{&quot;citationID&quot;:&quot;MENDELEY_CITATION_e2626cd2-3e2d-49da-b925-1baf39733e58&quot;,&quot;properties&quot;:{&quot;noteIndex&quot;:0},&quot;isEdited&quot;:false,&quot;manualOverride&quot;:{&quot;isManuallyOverridden&quot;:false,&quot;citeprocText&quot;:&quot;[10]&quot;,&quot;manualOverrideText&quot;:&quot;&quot;},&quot;citationItems&quot;:[{&quot;id&quot;:&quot;296d4112-97f2-3fbe-b5e1-dca354ac7de8&quot;,&quot;itemData&quot;:{&quot;type&quot;:&quot;article-journal&quot;,&quot;id&quot;:&quot;296d4112-97f2-3fbe-b5e1-dca354ac7de8&quot;,&quot;title&quot;:&quot;A Review on Large Language Models: Architectures, Applications, Taxonomies, Open Issues and Challenges&quot;,&quot;author&quot;:[{&quot;family&quot;:&quot;Raiaan&quot;,&quot;given&quot;:&quot;Mohaimenul Azam Khan&quot;,&quot;parse-names&quot;:false,&quot;dropping-particle&quot;:&quot;&quot;,&quot;non-dropping-particle&quot;:&quot;&quot;},{&quot;family&quot;:&quot;Mukta&quot;,&quot;given&quot;:&quot;Md. Saddam Hossain&quot;,&quot;parse-names&quot;:false,&quot;dropping-particle&quot;:&quot;&quot;,&quot;non-dropping-particle&quot;:&quot;&quot;},{&quot;family&quot;:&quot;Fatema&quot;,&quot;given&quot;:&quot;Kaniz&quot;,&quot;parse-names&quot;:false,&quot;dropping-particle&quot;:&quot;&quot;,&quot;non-dropping-particle&quot;:&quot;&quot;},{&quot;family&quot;:&quot;Fahad&quot;,&quot;given&quot;:&quot;Nur Mohammad&quot;,&quot;parse-names&quot;:false,&quot;dropping-particle&quot;:&quot;&quot;,&quot;non-dropping-particle&quot;:&quot;&quot;},{&quot;family&quot;:&quot;Sakib&quot;,&quot;given&quot;:&quot;Sadman&quot;,&quot;parse-names&quot;:false,&quot;dropping-particle&quot;:&quot;&quot;,&quot;non-dropping-particle&quot;:&quot;&quot;},{&quot;family&quot;:&quot;Mim&quot;,&quot;given&quot;:&quot;Most Marufatul Jannat&quot;,&quot;parse-names&quot;:false,&quot;dropping-particle&quot;:&quot;&quot;,&quot;non-dropping-particle&quot;:&quot;&quot;},{&quot;family&quot;:&quot;Ahmad&quot;,&quot;given&quot;:&quot;Jubaer&quot;,&quot;parse-names&quot;:false,&quot;dropping-particle&quot;:&quot;&quot;,&quot;non-dropping-particle&quot;:&quot;&quot;},{&quot;family&quot;:&quot;Ali&quot;,&quot;given&quot;:&quot;Mohammed Eunus&quot;,&quot;parse-names&quot;:false,&quot;dropping-particle&quot;:&quot;&quot;,&quot;non-dropping-particle&quot;:&quot;&quot;},{&quot;family&quot;:&quot;Azam&quot;,&quot;given&quot;:&quot;Sami&quot;,&quot;parse-names&quot;:false,&quot;dropping-particle&quot;:&quot;&quot;,&quot;non-dropping-particle&quot;:&quot;&quot;}],&quot;container-title&quot;:&quot;IEEE Access&quot;,&quot;DOI&quot;:&quot;10.1109/access.2024.3365742&quot;,&quot;issued&quot;:{&quot;date-parts&quot;:[[2024]]},&quot;page&quot;:&quot;26839-26874&quot;,&quot;volume&quot;:&quot;12&quot;,&quot;container-title-short&quot;:&quot;&quot;},&quot;isTemporary&quot;:false}],&quot;citationTag&quot;:&quot;MENDELEY_CITATION_v3_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&quot;},{&quot;citationID&quot;:&quot;MENDELEY_CITATION_85f5dea7-56c1-4a17-b7fa-8540745e2f68&quot;,&quot;properties&quot;:{&quot;noteIndex&quot;:0},&quot;isEdited&quot;:false,&quot;manualOverride&quot;:{&quot;isManuallyOverridden&quot;:false,&quot;citeprocText&quot;:&quot;[11]&quot;,&quot;manualOverrideText&quot;:&quot;&quot;},&quot;citationItems&quot;:[{&quot;id&quot;:&quot;fe48008e-1f79-3313-9816-a5731f9f1243&quot;,&quot;itemData&quot;:{&quot;type&quot;:&quot;paper-conference&quot;,&quot;id&quot;:&quot;fe48008e-1f79-3313-9816-a5731f9f1243&quot;,&quot;title&quot;:&quot;Sentiment Analysis in the Era of Large Language Models: A Reality Check&quot;,&quot;author&quot;:[{&quot;family&quot;:&quot;Zhang&quot;,&quot;given&quot;:&quot;Wenxuan&quot;,&quot;parse-names&quot;:false,&quot;dropping-particle&quot;:&quot;&quot;,&quot;non-dropping-particle&quot;:&quot;&quot;},{&quot;family&quot;:&quot;Deng&quot;,&quot;given&quot;:&quot;Yue&quot;,&quot;parse-names&quot;:false,&quot;dropping-particle&quot;:&quot;&quot;,&quot;non-dropping-particle&quot;:&quot;&quot;},{&quot;family&quot;:&quot;Liu&quot;,&quot;given&quot;:&quot;Bing&quot;,&quot;parse-names&quot;:false,&quot;dropping-particle&quot;:&quot;&quot;,&quot;non-dropping-particle&quot;:&quot;&quot;},{&quot;family&quot;:&quot;Pan&quot;,&quot;given&quot;:&quot;Sinno&quot;,&quot;parse-names&quot;:false,&quot;dropping-particle&quot;:&quot;&quot;,&quot;non-dropping-particle&quot;:&quot;&quot;},{&quot;family&quot;:&quot;Bing&quot;,&quot;given&quot;:&quot;Lidong&quot;,&quot;parse-names&quot;:false,&quot;dropping-particle&quot;:&quot;&quot;,&quot;non-dropping-particle&quot;:&quot;&quot;}],&quot;container-title&quot;:&quot;Findings of the Association for Computational Linguistics: NAACL 2024&quot;,&quot;DOI&quot;:&quot;10.18653/v1/2024.findings-naacl.246&quot;,&quot;issued&quot;:{&quot;date-parts&quot;:[[2024]]},&quot;container-title-short&quot;:&quot;&quot;},&quot;isTemporary&quot;:false}],&quot;citationTag&quot;:&quot;MENDELEY_CITATION_v3_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&quot;},{&quot;citationID&quot;:&quot;MENDELEY_CITATION_b7391499-7392-4062-abae-95723073635b&quot;,&quot;properties&quot;:{&quot;noteIndex&quot;:0},&quot;isEdited&quot;:false,&quot;manualOverride&quot;:{&quot;isManuallyOverridden&quot;:false,&quot;citeprocText&quot;:&quot;[12]&quot;,&quot;manualOverrideText&quot;:&quot;&quot;},&quot;citationItems&quot;:[{&quot;id&quot;:&quot;d0989282-f7b7-370a-b1a4-3b088a1e0301&quot;,&quot;itemData&quot;:{&quot;type&quot;:&quot;article-journal&quot;,&quot;id&quot;:&quot;d0989282-f7b7-370a-b1a4-3b088a1e0301&quot;,&quot;title&quot;:&quot;Una revisión de fusión de datos multimodal: aplicaciones y condiciones adversas&quot;,&quot;author&quot;:[{&quot;family&quot;:&quot;Quintero Bernal&quot;,&quot;given&quot;:&quot;Daniel Fernando&quot;,&quot;parse-names&quot;:false,&quot;dropping-particle&quot;:&quot;&quot;,&quot;non-dropping-particle&quot;:&quot;&quot;},{&quot;family&quot;:&quot;Kaschel&quot;,&quot;given&quot;:&quot;Héctor&quot;,&quot;parse-names&quot;:false,&quot;dropping-particle&quot;:&quot;&quot;,&quot;non-dropping-particle&quot;:&quot;&quot;},{&quot;family&quot;:&quot;Kern&quot;,&quot;given&quot;:&quot;John&quot;,&quot;parse-names&quot;:false,&quot;dropping-particle&quot;:&quot;&quot;,&quot;non-dropping-particle&quot;:&quot;&quot;}],&quot;container-title&quot;:&quot;Inge CuC&quot;,&quot;DOI&quot;:&quot;10.17981/ingecuc.21.1.2025.08&quot;,&quot;issued&quot;:{&quot;date-parts&quot;:[[2025]]},&quot;page&quot;:&quot;95-114&quot;,&quot;issue&quot;:&quot;1&quot;,&quot;volume&quot;:&quot;21&quot;,&quot;container-title-short&quot;:&quot;&quot;},&quot;isTemporary&quot;:false}],&quot;citationTag&quot;:&quot;MENDELEY_CITATION_v3_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&quot;},{&quot;citationID&quot;:&quot;MENDELEY_CITATION_7adfe76c-4505-436c-9a36-074e7f5d06b9&quot;,&quot;properties&quot;:{&quot;noteIndex&quot;:0},&quot;isEdited&quot;:false,&quot;manualOverride&quot;:{&quot;isManuallyOverridden&quot;:false,&quot;citeprocText&quot;:&quot;[13]&quot;,&quot;manualOverrideText&quot;:&quot;&quot;},&quot;citationItems&quot;:[{&quot;id&quot;:&quot;4c219fed-31bb-3d2f-9a65-4640c2a40559&quot;,&quot;itemData&quot;:{&quot;type&quot;:&quot;article&quot;,&quot;id&quot;:&quot;4c219fed-31bb-3d2f-9a65-4640c2a40559&quot;,&quot;title&quot;:&quot;Large Language Models for Forecasting and Anomaly Detection: A Systematic Literature Review&quot;,&quot;author&quot;:[{&quot;family&quot;:&quot;Su&quot;,&quot;given&quot;:&quot;Jing&quot;,&quot;parse-names&quot;:false,&quot;dropping-particle&quot;:&quot;&quot;,&quot;non-dropping-particle&quot;:&quot;&quot;},{&quot;family&quot;:&quot;Jiang&quot;,&quot;given&quot;:&quot;Chufeng&quot;,&quot;parse-names&quot;:false,&quot;dropping-particle&quot;:&quot;&quot;,&quot;non-dropping-particle&quot;:&quot;&quot;},{&quot;family&quot;:&quot;Jin&quot;,&quot;given&quot;:&quot;Xin&quot;,&quot;parse-names&quot;:false,&quot;dropping-particle&quot;:&quot;&quot;,&quot;non-dropping-particle&quot;:&quot;&quot;},{&quot;family&quot;:&quot;Qiao&quot;,&quot;given&quot;:&quot;Yuxin&quot;,&quot;parse-names&quot;:false,&quot;dropping-particle&quot;:&quot;&quot;,&quot;non-dropping-particle&quot;:&quot;&quot;},{&quot;family&quot;:&quot;Xiao&quot;,&quot;given&quot;:&quot;Tingsong&quot;,&quot;parse-names&quot;:false,&quot;dropping-particle&quot;:&quot;&quot;,&quot;non-dropping-particle&quot;:&quot;&quot;},{&quot;family&quot;:&quot;Ma&quot;,&quot;given&quot;:&quot;Hongda&quot;,&quot;parse-names&quot;:false,&quot;dropping-particle&quot;:&quot;&quot;,&quot;non-dropping-particle&quot;:&quot;&quot;},{&quot;family&quot;:&quot;Wei&quot;,&quot;given&quot;:&quot;Rong&quot;,&quot;parse-names&quot;:false,&quot;dropping-particle&quot;:&quot;&quot;,&quot;non-dropping-particle&quot;:&quot;&quot;},{&quot;family&quot;:&quot;Jing&quot;,&quot;given&quot;:&quot;Zhi&quot;,&quot;parse-names&quot;:false,&quot;dropping-particle&quot;:&quot;&quot;,&quot;non-dropping-particle&quot;:&quot;&quot;},{&quot;family&quot;:&quot;Xu&quot;,&quot;given&quot;:&quot;Jiajun&quot;,&quot;parse-names&quot;:false,&quot;dropping-particle&quot;:&quot;&quot;,&quot;non-dropping-particle&quot;:&quot;&quot;},{&quot;family&quot;:&quot;Lin&quot;,&quot;given&quot;:&quot;Junhong&quot;,&quot;parse-names&quot;:false,&quot;dropping-particle&quot;:&quot;&quot;,&quot;non-dropping-particle&quot;:&quot;&quot;}],&quot;DOI&quot;:&quot;10.48550/arxiv.2402.10350&quot;,&quot;issued&quot;:{&quot;date-parts&quot;:[[2024]]},&quot;container-title-short&quot;:&quot;&quot;},&quot;isTemporary&quot;:false}],&quot;citationTag&quot;:&quot;MENDELEY_CITATION_v3_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&quot;},{&quot;citationID&quot;:&quot;MENDELEY_CITATION_db13e770-c174-4cdc-93c0-c8cc71373987&quot;,&quot;properties&quot;:{&quot;noteIndex&quot;:0},&quot;isEdited&quot;:false,&quot;manualOverride&quot;:{&quot;isManuallyOverridden&quot;:false,&quot;citeprocText&quot;:&quot;[14]&quot;,&quot;manualOverrideText&quot;:&quot;&quot;},&quot;citationItems&quot;:[{&quot;id&quot;:&quot;8ffef9dc-eef4-3098-a5f5-00d07186cfc6&quot;,&quot;itemData&quot;:{&quot;type&quot;:&quot;article-journal&quot;,&quot;id&quot;:&quot;8ffef9dc-eef4-3098-a5f5-00d07186cfc6&quot;,&quot;title&quot;:&quot;Artificial intelligence advances in anomaly detection for telecom networks&quot;,&quot;author&quot;:[{&quot;family&quot;:&quot;Edozie&quot;,&quot;given&quot;:&quot;Enerst&quot;,&quot;parse-names&quot;:false,&quot;dropping-particle&quot;:&quot;&quot;,&quot;non-dropping-particle&quot;:&quot;&quot;},{&quot;family&quot;:&quot;Shuaibu&quot;,&quot;given&quot;:&quot;Aliyu Nuhu&quot;,&quot;parse-names&quot;:false,&quot;dropping-particle&quot;:&quot;&quot;,&quot;non-dropping-particle&quot;:&quot;&quot;},{&quot;family&quot;:&quot;Sadiq&quot;,&quot;given&quot;:&quot;Bashir Olaniyi&quot;,&quot;parse-names&quot;:false,&quot;dropping-particle&quot;:&quot;&quot;,&quot;non-dropping-particle&quot;:&quot;&quot;},{&quot;family&quot;:&quot;John&quot;,&quot;given&quot;:&quot;Ukagwu Kelechi&quot;,&quot;parse-names&quot;:false,&quot;dropping-particle&quot;:&quot;&quot;,&quot;non-dropping-particle&quot;:&quot;&quot;}],&quot;container-title&quot;:&quot;Artificial Intelligence Review&quot;,&quot;container-title-short&quot;:&quot;Artif. Intell. Rev.&quot;,&quot;DOI&quot;:&quot;10.1007/s10462-025-11108-x&quot;,&quot;issued&quot;:{&quot;date-parts&quot;:[[2025]]},&quot;issue&quot;:&quot;4&quot;,&quot;volume&quot;:&quot;58&quot;},&quot;isTemporary&quot;:false}],&quot;citationTag&quot;:&quot;MENDELEY_CITATION_v3_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&quot;},{&quot;citationID&quot;:&quot;MENDELEY_CITATION_70595a42-2b4f-4afa-96db-d33cf9824a4e&quot;,&quot;properties&quot;:{&quot;noteIndex&quot;:0},&quot;isEdited&quot;:false,&quot;manualOverride&quot;:{&quot;isManuallyOverridden&quot;:false,&quot;citeprocText&quot;:&quot;[15]&quot;,&quot;manualOverrideText&quot;:&quot;&quot;},&quot;citationItems&quot;:[{&quot;id&quot;:&quot;18bc4622-1986-37d6-9db0-34e33b199bf3&quot;,&quot;itemData&quot;:{&quot;type&quot;:&quot;article-journal&quot;,&quot;id&quot;:&quot;18bc4622-1986-37d6-9db0-34e33b199bf3&quot;,&quot;title&quot;:&quot;Autoencoders and their applications in machine learning: a survey&quot;,&quot;author&quot;:[{&quot;family&quot;:&quot;Berahmand&quot;,&quot;given&quot;:&quot;Kamal&quot;,&quot;parse-names&quot;:false,&quot;dropping-particle&quot;:&quot;&quot;,&quot;non-dropping-particle&quot;:&quot;&quot;},{&quot;family&quot;:&quot;Daneshfar&quot;,&quot;given&quot;:&quot;Fatemeh&quot;,&quot;parse-names&quot;:false,&quot;dropping-particle&quot;:&quot;&quot;,&quot;non-dropping-particle&quot;:&quot;&quot;},{&quot;family&quot;:&quot;Salehi&quot;,&quot;given&quot;:&quot;Elaheh Sadat&quot;,&quot;parse-names&quot;:false,&quot;dropping-particle&quot;:&quot;&quot;,&quot;non-dropping-particle&quot;:&quot;&quot;},{&quot;family&quot;:&quot;Li&quot;,&quot;given&quot;:&quot;Yuefeng&quot;,&quot;parse-names&quot;:false,&quot;dropping-particle&quot;:&quot;&quot;,&quot;non-dropping-particle&quot;:&quot;&quot;},{&quot;family&quot;:&quot;Xu&quot;,&quot;given&quot;:&quot;Yue&quot;,&quot;parse-names&quot;:false,&quot;dropping-particle&quot;:&quot;&quot;,&quot;non-dropping-particle&quot;:&quot;&quot;}],&quot;container-title&quot;:&quot;Artificial Intelligence Review&quot;,&quot;container-title-short&quot;:&quot;Artif. Intell. Rev.&quot;,&quot;DOI&quot;:&quot;10.1007/s10462-023-10662-6&quot;,&quot;issued&quot;:{&quot;date-parts&quot;:[[2024]]},&quot;issue&quot;:&quot;2&quot;,&quot;volume&quot;:&quot;57&quot;},&quot;isTemporary&quot;:false}],&quot;citationTag&quot;:&quot;MENDELEY_CITATION_v3_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&quot;},{&quot;citationID&quot;:&quot;MENDELEY_CITATION_b7d35434-6af9-46c3-9d7f-42d5f9a148a5&quot;,&quot;properties&quot;:{&quot;noteIndex&quot;:0},&quot;isEdited&quot;:false,&quot;manualOverride&quot;:{&quot;isManuallyOverridden&quot;:false,&quot;citeprocText&quot;:&quot;[16]&quot;,&quot;manualOverrideText&quot;:&quot;&quot;},&quot;citationItems&quot;:[{&quot;id&quot;:&quot;fab95fb1-1d71-3591-92fd-f747634ee9d2&quot;,&quot;itemData&quot;:{&quot;type&quot;:&quot;article-journal&quot;,&quot;id&quot;:&quot;fab95fb1-1d71-3591-92fd-f747634ee9d2&quot;,&quot;title&quot;:&quot;Deep learning for time series forecasting: a survey&quot;,&quot;author&quot;:[{&quot;family&quot;:&quot;Kong&quot;,&quot;given&quot;:&quot;Xiangjie&quot;,&quot;parse-names&quot;:false,&quot;dropping-particle&quot;:&quot;&quot;,&quot;non-dropping-particle&quot;:&quot;&quot;},{&quot;family&quot;:&quot;Chen&quot;,&quot;given&quot;:&quot;Zhenghao&quot;,&quot;parse-names&quot;:false,&quot;dropping-particle&quot;:&quot;&quot;,&quot;non-dropping-particle&quot;:&quot;&quot;},{&quot;family&quot;:&quot;Liu&quot;,&quot;given&quot;:&quot;Weiyao&quot;,&quot;parse-names&quot;:false,&quot;dropping-particle&quot;:&quot;&quot;,&quot;non-dropping-particle&quot;:&quot;&quot;},{&quot;family&quot;:&quot;Ning&quot;,&quot;given&quot;:&quot;Kaili&quot;,&quot;parse-names&quot;:false,&quot;dropping-particle&quot;:&quot;&quot;,&quot;non-dropping-particle&quot;:&quot;&quot;},{&quot;family&quot;:&quot;Zhang&quot;,&quot;given&quot;:&quot;Lechao&quot;,&quot;parse-names&quot;:false,&quot;dropping-particle&quot;:&quot;&quot;,&quot;non-dropping-particle&quot;:&quot;&quot;},{&quot;family&quot;:&quot;Muhammad Marier&quot;,&quot;given&quot;:&quot;Syauqie&quot;,&quot;parse-names&quot;:false,&quot;dropping-particle&quot;:&quot;&quot;,&quot;non-dropping-particle&quot;:&quot;&quot;},{&quot;family&quot;:&quot;Liu&quot;,&quot;given&quot;:&quot;Yichen&quot;,&quot;parse-names&quot;:false,&quot;dropping-particle&quot;:&quot;&quot;,&quot;non-dropping-particle&quot;:&quot;&quot;},{&quot;family&quot;:&quot;Chen&quot;,&quot;given&quot;:&quot;Yuhao&quot;,&quot;parse-names&quot;:false,&quot;dropping-particle&quot;:&quot;&quot;,&quot;non-dropping-particle&quot;:&quot;&quot;},{&quot;family&quot;:&quot;Xia&quot;,&quot;given&quot;:&quot;Feng&quot;,&quot;parse-names&quot;:false,&quot;dropping-particle&quot;:&quot;&quot;,&quot;non-dropping-particle&quot;:&quot;&quot;}],&quot;container-title&quot;:&quot;International Journal of Machine Learning and Cybernetics&quot;,&quot;DOI&quot;:&quot;10.1007/s13042-025-02560-w&quot;,&quot;issued&quot;:{&quot;date-parts&quot;:[[2025]]},&quot;page&quot;:&quot;5079-5112&quot;,&quot;issue&quot;:&quot;7-8&quot;,&quot;volume&quot;:&quot;16&quot;,&quot;container-title-short&quot;:&quot;&quot;},&quot;isTemporary&quot;:false}],&quot;citationTag&quot;:&quot;MENDELEY_CITATION_v3_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&quot;},{&quot;citationID&quot;:&quot;MENDELEY_CITATION_5738c5a2-7fe8-4dbe-aee2-07cd42967d07&quot;,&quot;properties&quot;:{&quot;noteIndex&quot;:0},&quot;isEdited&quot;:false,&quot;manualOverride&quot;:{&quot;isManuallyOverridden&quot;:false,&quot;citeprocText&quot;:&quot;[11]&quot;,&quot;manualOverrideText&quot;:&quot;&quot;},&quot;citationItems&quot;:[{&quot;id&quot;:&quot;fe48008e-1f79-3313-9816-a5731f9f1243&quot;,&quot;itemData&quot;:{&quot;type&quot;:&quot;paper-conference&quot;,&quot;id&quot;:&quot;fe48008e-1f79-3313-9816-a5731f9f1243&quot;,&quot;title&quot;:&quot;Sentiment Analysis in the Era of Large Language Models: A Reality Check&quot;,&quot;author&quot;:[{&quot;family&quot;:&quot;Zhang&quot;,&quot;given&quot;:&quot;Wenxuan&quot;,&quot;parse-names&quot;:false,&quot;dropping-particle&quot;:&quot;&quot;,&quot;non-dropping-particle&quot;:&quot;&quot;},{&quot;family&quot;:&quot;Deng&quot;,&quot;given&quot;:&quot;Yue&quot;,&quot;parse-names&quot;:false,&quot;dropping-particle&quot;:&quot;&quot;,&quot;non-dropping-particle&quot;:&quot;&quot;},{&quot;family&quot;:&quot;Liu&quot;,&quot;given&quot;:&quot;Bing&quot;,&quot;parse-names&quot;:false,&quot;dropping-particle&quot;:&quot;&quot;,&quot;non-dropping-particle&quot;:&quot;&quot;},{&quot;family&quot;:&quot;Pan&quot;,&quot;given&quot;:&quot;Sinno&quot;,&quot;parse-names&quot;:false,&quot;dropping-particle&quot;:&quot;&quot;,&quot;non-dropping-particle&quot;:&quot;&quot;},{&quot;family&quot;:&quot;Bing&quot;,&quot;given&quot;:&quot;Lidong&quot;,&quot;parse-names&quot;:false,&quot;dropping-particle&quot;:&quot;&quot;,&quot;non-dropping-particle&quot;:&quot;&quot;}],&quot;container-title&quot;:&quot;Findings of the Association for Computational Linguistics: NAACL 2024&quot;,&quot;DOI&quot;:&quot;10.18653/v1/2024.findings-naacl.246&quot;,&quot;issued&quot;:{&quot;date-parts&quot;:[[2024]]},&quot;container-title-short&quot;:&quot;&quot;},&quot;isTemporary&quot;:false}],&quot;citationTag&quot;:&quot;MENDELEY_CITATION_v3_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&quot;},{&quot;citationID&quot;:&quot;MENDELEY_CITATION_8bf63478-17d3-4522-be89-42df07281bc4&quot;,&quot;properties&quot;:{&quot;noteIndex&quot;:0},&quot;isEdited&quot;:false,&quot;manualOverride&quot;:{&quot;isManuallyOverridden&quot;:false,&quot;citeprocText&quot;:&quot;[3]&quot;,&quot;manualOverrideText&quot;:&quot;&quot;},&quot;citationItems&quot;:[{&quot;id&quot;:&quot;27049b99-031a-331f-af2d-8ca2b05a9338&quot;,&quot;itemData&quot;:{&quot;type&quot;:&quot;article-journal&quot;,&quot;id&quot;:&quot;27049b99-031a-331f-af2d-8ca2b05a9338&quot;,&quot;title&quot;:&quot;End-to-End Architecture for Real-Time IoT Analytics and Predictive Maintenance Using Stream Processing and ML Pipelines&quot;,&quot;author&quot;:[{&quot;family&quot;:&quot;Khattach&quot;,&quot;given&quot;:&quot;Ouiam&quot;,&quot;parse-names&quot;:false,&quot;dropping-particle&quot;:&quot;&quot;,&quot;non-dropping-particle&quot;:&quot;&quot;},{&quot;family&quot;:&quot;Moussaoui&quot;,&quot;given&quot;:&quot;Omar&quot;,&quot;parse-names&quot;:false,&quot;dropping-particle&quot;:&quot;&quot;,&quot;non-dropping-particle&quot;:&quot;&quot;},{&quot;family&quot;:&quot;Hassine&quot;,&quot;given&quot;:&quot;Mohammed&quot;,&quot;parse-names&quot;:false,&quot;dropping-particle&quot;:&quot;&quot;,&quot;non-dropping-particle&quot;:&quot;&quot;}],&quot;container-title&quot;:&quot;Sensors&quot;,&quot;DOI&quot;:&quot;10.3390/s25092945&quot;,&quot;issued&quot;:{&quot;date-parts&quot;:[[2025]]},&quot;page&quot;:&quot;2945&quot;,&quot;issue&quot;:&quot;9&quot;,&quot;volume&quot;:&quot;25&quot;,&quot;container-title-short&quot;:&quot;&quot;},&quot;isTemporary&quot;:false}],&quot;citationTag&quot;:&quot;MENDELEY_CITATION_v3_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&quot;},{&quot;citationID&quot;:&quot;MENDELEY_CITATION_f13c32ac-2a65-4c0a-8b5c-40b190b605a7&quot;,&quot;properties&quot;:{&quot;noteIndex&quot;:0},&quot;isEdited&quot;:false,&quot;manualOverride&quot;:{&quot;isManuallyOverridden&quot;:false,&quot;citeprocText&quot;:&quot;[13]&quot;,&quot;manualOverrideText&quot;:&quot;&quot;},&quot;citationItems&quot;:[{&quot;id&quot;:&quot;4c219fed-31bb-3d2f-9a65-4640c2a40559&quot;,&quot;itemData&quot;:{&quot;type&quot;:&quot;article&quot;,&quot;id&quot;:&quot;4c219fed-31bb-3d2f-9a65-4640c2a40559&quot;,&quot;title&quot;:&quot;Large Language Models for Forecasting and Anomaly Detection: A Systematic Literature Review&quot;,&quot;author&quot;:[{&quot;family&quot;:&quot;Su&quot;,&quot;given&quot;:&quot;Jing&quot;,&quot;parse-names&quot;:false,&quot;dropping-particle&quot;:&quot;&quot;,&quot;non-dropping-particle&quot;:&quot;&quot;},{&quot;family&quot;:&quot;Jiang&quot;,&quot;given&quot;:&quot;Chufeng&quot;,&quot;parse-names&quot;:false,&quot;dropping-particle&quot;:&quot;&quot;,&quot;non-dropping-particle&quot;:&quot;&quot;},{&quot;family&quot;:&quot;Jin&quot;,&quot;given&quot;:&quot;Xin&quot;,&quot;parse-names&quot;:false,&quot;dropping-particle&quot;:&quot;&quot;,&quot;non-dropping-particle&quot;:&quot;&quot;},{&quot;family&quot;:&quot;Qiao&quot;,&quot;given&quot;:&quot;Yuxin&quot;,&quot;parse-names&quot;:false,&quot;dropping-particle&quot;:&quot;&quot;,&quot;non-dropping-particle&quot;:&quot;&quot;},{&quot;family&quot;:&quot;Xiao&quot;,&quot;given&quot;:&quot;Tingsong&quot;,&quot;parse-names&quot;:false,&quot;dropping-particle&quot;:&quot;&quot;,&quot;non-dropping-particle&quot;:&quot;&quot;},{&quot;family&quot;:&quot;Ma&quot;,&quot;given&quot;:&quot;Hongda&quot;,&quot;parse-names&quot;:false,&quot;dropping-particle&quot;:&quot;&quot;,&quot;non-dropping-particle&quot;:&quot;&quot;},{&quot;family&quot;:&quot;Wei&quot;,&quot;given&quot;:&quot;Rong&quot;,&quot;parse-names&quot;:false,&quot;dropping-particle&quot;:&quot;&quot;,&quot;non-dropping-particle&quot;:&quot;&quot;},{&quot;family&quot;:&quot;Jing&quot;,&quot;given&quot;:&quot;Zhi&quot;,&quot;parse-names&quot;:false,&quot;dropping-particle&quot;:&quot;&quot;,&quot;non-dropping-particle&quot;:&quot;&quot;},{&quot;family&quot;:&quot;Xu&quot;,&quot;given&quot;:&quot;Jiajun&quot;,&quot;parse-names&quot;:false,&quot;dropping-particle&quot;:&quot;&quot;,&quot;non-dropping-particle&quot;:&quot;&quot;},{&quot;family&quot;:&quot;Lin&quot;,&quot;given&quot;:&quot;Junhong&quot;,&quot;parse-names&quot;:false,&quot;dropping-particle&quot;:&quot;&quot;,&quot;non-dropping-particle&quot;:&quot;&quot;}],&quot;DOI&quot;:&quot;10.48550/arxiv.2402.10350&quot;,&quot;issued&quot;:{&quot;date-parts&quot;:[[2024]]},&quot;container-title-short&quot;:&quot;&quot;},&quot;isTemporary&quot;:false}],&quot;citationTag&quot;:&quot;MENDELEY_CITATION_v3_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&quot;},{&quot;citationID&quot;:&quot;MENDELEY_CITATION_b56d3c61-186a-4688-bc82-3dbc5e035958&quot;,&quot;properties&quot;:{&quot;noteIndex&quot;:0},&quot;isEdited&quot;:false,&quot;manualOverride&quot;:{&quot;isManuallyOverridden&quot;:false,&quot;citeprocText&quot;:&quot;[17]&quot;,&quot;manualOverrideText&quot;:&quot;&quot;},&quot;citationTag&quot;:&quot;MENDELEY_CITATION_v3_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&quot;,&quot;citationItems&quot;:[{&quot;id&quot;:&quot;62931da3-9abc-38cc-8a46-55f6d3623e5e&quot;,&quot;itemData&quot;:{&quot;type&quot;:&quot;article-journal&quot;,&quot;id&quot;:&quot;62931da3-9abc-38cc-8a46-55f6d3623e5e&quot;,&quot;title&quot;:&quot;Design Science in Information Systems Research&quot;,&quot;author&quot;:[{&quot;family&quot;:&quot;Hevner&quot;,&quot;given&quot;:&quot;Alan R&quot;,&quot;parse-names&quot;:false,&quot;dropping-particle&quot;:&quot;&quot;,&quot;non-dropping-particle&quot;:&quot;&quot;},{&quot;family&quot;:&quot;March&quot;,&quot;given&quot;:&quot;Salvatore T&quot;,&quot;parse-names&quot;:false,&quot;dropping-particle&quot;:&quot;&quot;,&quot;non-dropping-particle&quot;:&quot;&quot;},{&quot;family&quot;:&quot;Park&quot;,&quot;given&quot;:&quot;Jinsoo&quot;,&quot;parse-names&quot;:false,&quot;dropping-particle&quot;:&quot;&quot;,&quot;non-dropping-particle&quot;:&quot;&quot;},{&quot;family&quot;:&quot;Ram&quot;,&quot;given&quot;:&quot;Sudha&quot;,&quot;parse-names&quot;:false,&quot;dropping-particle&quot;:&quot;&quot;,&quot;non-dropping-particle&quot;:&quot;&quot;}],&quot;container-title&quot;:&quot;MIS Quarterly&quot;,&quot;DOI&quot;:&quot;10.2307/25148625&quot;,&quot;issued&quot;:{&quot;date-parts&quot;:[[2004]]},&quot;page&quot;:&quot;75-105&quot;,&quot;issue&quot;:&quot;1&quot;,&quot;volume&quot;:&quot;28&quot;,&quot;container-title-short&quot;:&quot;&quot;},&quot;isTemporary&quot;:false}]},{&quot;citationID&quot;:&quot;MENDELEY_CITATION_23870f65-ff4a-4d19-96f9-ecf7681f5442&quot;,&quot;properties&quot;:{&quot;noteIndex&quot;:0},&quot;isEdited&quot;:false,&quot;manualOverride&quot;:{&quot;isManuallyOverridden&quot;:false,&quot;citeprocText&quot;:&quot;[18]&quot;,&quot;manualOverrideText&quot;:&quot;&quot;},&quot;citationTag&quot;:&quot;MENDELEY_CITATION_v3_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&quot;,&quot;citationItems&quot;:[{&quot;id&quot;:&quot;e949d4be-a28a-31a3-a68a-58cdca24343f&quot;,&quot;itemData&quot;:{&quot;type&quot;:&quot;paper-conference&quot;,&quot;id&quot;:&quot;e949d4be-a28a-31a3-a68a-58cdca24343f&quot;,&quot;title&quot;:&quot;CRISP-DM: Towards a Standard Process Model for Data Mining&quot;,&quot;author&quot;:[{&quot;family&quot;:&quot;Wirth&quot;,&quot;given&quot;:&quot;Rüdiger&quot;,&quot;parse-names&quot;:false,&quot;dropping-particle&quot;:&quot;&quot;,&quot;non-dropping-particle&quot;:&quot;&quot;},{&quot;family&quot;:&quot;Hipp&quot;,&quot;given&quot;:&quot;Jochen&quot;,&quot;parse-names&quot;:false,&quot;dropping-particle&quot;:&quot;&quot;,&quot;non-dropping-particle&quot;:&quot;&quot;}],&quot;container-title&quot;:&quot;Proceedings of the 4th International Conference on the Practical Applications of Knowledge Discovery and Data Mining (PADD)&quot;,&quot;issued&quot;:{&quot;date-parts&quot;:[[2000]]},&quot;page&quot;:&quot;29-39&quot;,&quot;container-title-short&quot;:&quot;&quot;},&quot;isTemporary&quot;:false}]},{&quot;citationID&quot;:&quot;MENDELEY_CITATION_5e65d68f-a153-432e-9622-7f01082c3aae&quot;,&quot;properties&quot;:{&quot;noteIndex&quot;:0},&quot;isEdited&quot;:false,&quot;manualOverride&quot;:{&quot;isManuallyOverridden&quot;:false,&quot;citeprocText&quot;:&quot;[1], [2], [3]&quot;,&quot;manualOverrideText&quot;:&quot;&quot;},&quot;citationTag&quot;:&quot;MENDELEY_CITATION_v3_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&quot;,&quot;citationItems&quot;:[{&quot;id&quot;:&quot;c92b0e23-579f-341a-9bdc-ecb6a8e893af&quot;,&quot;itemData&quot;:{&quot;type&quot;:&quot;paper-conference&quot;,&quot;id&quot;:&quot;c92b0e23-579f-341a-9bdc-ecb6a8e893af&quot;,&quot;title&quot;:&quot;Lambda architecture for cost-effective batch and speed big data processing&quot;,&quot;author&quot;:[{&quot;family&quot;:&quot;Kiran&quot;,&quot;given&quot;:&quot;Mariam&quot;,&quot;parse-names&quot;:false,&quot;dropping-particle&quot;:&quot;&quot;,&quot;non-dropping-particle&quot;:&quot;&quot;},{&quot;family&quot;:&quot;Murphy&quot;,&quot;given&quot;:&quot;Peter&quot;,&quot;parse-names&quot;:false,&quot;dropping-particle&quot;:&quot;&quot;,&quot;non-dropping-particle&quot;:&quot;&quot;},{&quot;family&quot;:&quot;Monga&quot;,&quot;given&quot;:&quot;Inder&quot;,&quot;parse-names&quot;:false,&quot;dropping-particle&quot;:&quot;&quot;,&quot;non-dropping-particle&quot;:&quot;&quot;},{&quot;family&quot;:&quot;Dugan&quot;,&quot;given&quot;:&quot;Jon&quot;,&quot;parse-names&quot;:false,&quot;dropping-particle&quot;:&quot;&quot;,&quot;non-dropping-particle&quot;:&quot;&quot;},{&quot;family&quot;:&quot;Baveja&quot;,&quot;given&quot;:&quot;Sartaj Singh&quot;,&quot;parse-names&quot;:false,&quot;dropping-particle&quot;:&quot;&quot;,&quot;non-dropping-particle&quot;:&quot;&quot;}],&quot;container-title&quot;:&quot;2015 IEEE International Conference on Big Data (Big Data)&quot;,&quot;DOI&quot;:&quot;10.1109/bigdata.2015.7364082&quot;,&quot;issued&quot;:{&quot;date-parts&quot;:[[2015]]},&quot;container-title-short&quot;:&quot;&quot;},&quot;isTemporary&quot;:false},{&quot;id&quot;:&quot;7b2e5914-34c5-3e38-8556-a135ec464097&quot;,&quot;itemData&quot;:{&quot;type&quot;:&quot;article&quot;,&quot;id&quot;:&quot;7b2e5914-34c5-3e38-8556-a135ec464097&quot;,&quot;title&quot;:&quot;Questioning the Lambda Architecture&quot;,&quot;author&quot;:[{&quot;family&quot;:&quot;Kreps&quot;,&quot;given&quot;:&quot;Jay&quot;,&quot;parse-names&quot;:false,&quot;dropping-particle&quot;:&quot;&quot;,&quot;non-dropping-particle&quot;:&quot;&quot;}],&quot;URL&quot;:&quot;https://www.oreilly.com/radar/questioning-the-lambda-architecture/&quot;,&quot;issued&quot;:{&quot;date-parts&quot;:[[2014]]},&quot;container-title-short&quot;:&quot;&quot;},&quot;isTemporary&quot;:false},{&quot;id&quot;:&quot;27049b99-031a-331f-af2d-8ca2b05a9338&quot;,&quot;itemData&quot;:{&quot;type&quot;:&quot;article-journal&quot;,&quot;id&quot;:&quot;27049b99-031a-331f-af2d-8ca2b05a9338&quot;,&quot;title&quot;:&quot;End-to-End Architecture for Real-Time IoT Analytics and Predictive Maintenance Using Stream Processing and ML Pipelines&quot;,&quot;author&quot;:[{&quot;family&quot;:&quot;Khattach&quot;,&quot;given&quot;:&quot;Ouiam&quot;,&quot;parse-names&quot;:false,&quot;dropping-particle&quot;:&quot;&quot;,&quot;non-dropping-particle&quot;:&quot;&quot;},{&quot;family&quot;:&quot;Moussaoui&quot;,&quot;given&quot;:&quot;Omar&quot;,&quot;parse-names&quot;:false,&quot;dropping-particle&quot;:&quot;&quot;,&quot;non-dropping-particle&quot;:&quot;&quot;},{&quot;family&quot;:&quot;Hassine&quot;,&quot;given&quot;:&quot;Mohammed&quot;,&quot;parse-names&quot;:false,&quot;dropping-particle&quot;:&quot;&quot;,&quot;non-dropping-particle&quot;:&quot;&quot;}],&quot;container-title&quot;:&quot;Sensors&quot;,&quot;DOI&quot;:&quot;10.3390/s25092945&quot;,&quot;issued&quot;:{&quot;date-parts&quot;:[[2025]]},&quot;page&quot;:&quot;2945&quot;,&quot;issue&quot;:&quot;9&quot;,&quot;volume&quot;:&quot;25&quot;,&quot;container-title-short&quot;:&quot;&quot;},&quot;isTemporary&quot;:false}]}]"/>
+    <we:property name="MENDELEY_CITATIONS_STYLE" value="{&quot;id&quot;:&quot;https://www.zotero.org/styles/ieee&quot;,&quot;title&quot;:&quot;IEEE Reference Guide version 11.29.2023&quot;,&quot;format&quot;:&quot;numeric&quot;,&quot;defaultLocale&quot;:null,&quot;isLocaleCodeValid&quot;:true}"/>
   </we:properties>
   <we:bindings/>
   <we:snapshot xmlns:r="http://schemas.openxmlformats.org/officeDocument/2006/relationships"/>
@@ -5441,7 +6810,7 @@
 </file>
 
 <file path=customXml/itemProps1.xml><?xml version="1.0" encoding="utf-8"?>
-<ds:datastoreItem xmlns:ds="http://schemas.openxmlformats.org/officeDocument/2006/customXml" ds:itemID="{BF83F013-62CE-4D5F-864D-1CD30DBFBA33}">
+<ds:datastoreItem xmlns:ds="http://schemas.openxmlformats.org/officeDocument/2006/customXml" ds:itemID="{42106E02-A477-4674-992E-E734133FC092}">
   <ds:schemaRefs>
     <ds:schemaRef ds:uri="http://schemas.openxmlformats.org/officeDocument/2006/bibliography"/>
   </ds:schemaRefs>

--- a/plan_titulacion.docx
+++ b/plan_titulacion.docx
@@ -24,7 +24,7 @@
                     <pic:cNvPicPr preferRelativeResize="0"/>
                   </pic:nvPicPr>
                   <pic:blipFill>
-                    <a:blip r:embed="rId6"/>
+                    <a:blip r:embed="rId8"/>
                     <a:srcRect l="10017" t="10053" r="9854" b="10888"/>
                     <a:stretch>
                       <a:fillRect/>
@@ -246,7 +246,21 @@
               <w:rPr>
                 <w:b/>
               </w:rPr>
-              <w:t>Integración de analítica en tiempo real y LLMs en la ingesta de metadatos y grabaciones telefónicas, para identificar prácticas de atención críticas y predecir anomalías en el rendimiento de los agentes de call center.</w:t>
+              <w:t xml:space="preserve">Integración de analítica en tiempo real y LLMs en la ingesta de metadatos y grabaciones telefónicas, para identificar prácticas de atención críticas y predecir anomalías en el rendimiento de los agentes de </w:t>
+            </w:r>
+            <w:proofErr w:type="gramStart"/>
+            <w:r>
+              <w:rPr>
+                <w:b/>
+              </w:rPr>
+              <w:t>call center</w:t>
+            </w:r>
+            <w:proofErr w:type="gramEnd"/>
+            <w:r>
+              <w:rPr>
+                <w:b/>
+              </w:rPr>
+              <w:t>.</w:t>
             </w:r>
           </w:p>
         </w:tc>
@@ -349,7 +363,7 @@
           <w:bCs/>
         </w:rPr>
         <w:sectPr>
-          <w:footerReference w:type="default" r:id="rId7"/>
+          <w:footerReference w:type="default" r:id="rId9"/>
           <w:pgSz w:w="11906" w:h="16838"/>
           <w:pgMar w:top="2552" w:right="1701" w:bottom="1417" w:left="1701" w:header="708" w:footer="708" w:gutter="0"/>
           <w:pgNumType w:start="1"/>
@@ -898,7 +912,15 @@
         </w:sdtContent>
       </w:sdt>
       <w:r>
-        <w:t xml:space="preserve">. En casos donde las auditorias son manuales, no se dispone de suficientes etiquetados para entrenar los modelos. Es por eso que los enfoques no supervisados se convierten en una alternativa adecuada. Berahmand et al. presentan un estudio sobre autocodificadores y sus aplicaciones en la reducción de patrones atípicos en los datos </w:t>
+        <w:t xml:space="preserve">. En casos donde las auditorias son manuales, no se dispone de suficientes etiquetados para entrenar los modelos. Es por eso </w:t>
+      </w:r>
+      <w:proofErr w:type="gramStart"/>
+      <w:r>
+        <w:t>que</w:t>
+      </w:r>
+      <w:proofErr w:type="gramEnd"/>
+      <w:r>
+        <w:t xml:space="preserve"> los enfoques no supervisados se convierten en una alternativa adecuada. Berahmand et al. presentan un estudio sobre autocodificadores y sus aplicaciones en la reducción de patrones atípicos en los datos </w:t>
       </w:r>
       <w:sdt>
         <w:sdtPr>
@@ -1008,7 +1030,15 @@
         <w:jc w:val="both"/>
       </w:pPr>
       <w:r>
-        <w:t xml:space="preserve">Los call center generan cada día grandes cantidades de información, principalmente en grabaciones de audio que no están estructuradas y que, en muchos casos, no se analizan completamente. En este trabajo, se dispone de </w:t>
+        <w:t xml:space="preserve">Los </w:t>
+      </w:r>
+      <w:proofErr w:type="gramStart"/>
+      <w:r>
+        <w:t>call center</w:t>
+      </w:r>
+      <w:proofErr w:type="gramEnd"/>
+      <w:r>
+        <w:t xml:space="preserve"> generan cada día grandes cantidades de información, principalmente en grabaciones de audio que no están estructuradas y que, en muchos casos, no se analizan completamente. En este trabajo, se dispone de </w:t>
       </w:r>
       <w:r>
         <w:t>más</w:t>
@@ -1131,7 +1161,25 @@
           <w:iCs/>
           <w:color w:val="404040"/>
         </w:rPr>
-        <w:t>¿Cómo diseñar e implementar una arquitectura que integre Modelos de Lenguaje de Gran Escala (LLM) y analítica en tiempo real sobre registros CDR y grabaciones de audio para identificar de forma escalable prácticas de atención críticas y predecir anomalías en el rendimiento de los agentes de un call center?</w:t>
+        <w:t xml:space="preserve">¿Cómo diseñar e implementar una arquitectura que integre Modelos de Lenguaje de Gran Escala (LLM) y analítica en tiempo real sobre registros CDR y grabaciones de audio para identificar de forma escalable prácticas de atención críticas y predecir anomalías en el rendimiento de los agentes de un </w:t>
+      </w:r>
+      <w:proofErr w:type="gramStart"/>
+      <w:r>
+        <w:rPr>
+          <w:i/>
+          <w:iCs/>
+          <w:color w:val="404040"/>
+        </w:rPr>
+        <w:t>call center</w:t>
+      </w:r>
+      <w:proofErr w:type="gramEnd"/>
+      <w:r>
+        <w:rPr>
+          <w:i/>
+          <w:iCs/>
+          <w:color w:val="404040"/>
+        </w:rPr>
+        <w:t>?</w:t>
       </w:r>
     </w:p>
     <w:p>
@@ -1180,7 +1228,15 @@
         <w:jc w:val="both"/>
       </w:pPr>
       <w:r>
-        <w:t>Implementar una solución de Big Data para el procesamiento concurrente de metadatos CDR y grabaciones de audio no estructuradas, mediante la integración de analítica en tiempo real (streaming) y Modelos de Lenguaje de Gran Escala (LLM), con el fin de identificar prácticas de atención críticas y predecir anomalías en el rendimiento de los agentes de un call center.</w:t>
+        <w:t xml:space="preserve">Implementar una solución de Big Data para el procesamiento concurrente de metadatos CDR y grabaciones de audio no estructuradas, mediante la integración de analítica en tiempo real (streaming) y Modelos de Lenguaje de Gran Escala (LLM), con el fin de identificar prácticas de atención críticas y predecir anomalías en el rendimiento de los agentes de un </w:t>
+      </w:r>
+      <w:proofErr w:type="gramStart"/>
+      <w:r>
+        <w:t>call center</w:t>
+      </w:r>
+      <w:proofErr w:type="gramEnd"/>
+      <w:r>
+        <w:t>.</w:t>
       </w:r>
     </w:p>
     <w:p>
@@ -1213,7 +1269,15 @@
         <w:jc w:val="both"/>
       </w:pPr>
       <w:r>
-        <w:t>Contextualizar los fundamentos teóricos sobre analítica en tiempo real, reconocimiento automático del habla (ASR) y Modelos de Lenguaje de Gran Escala aplicados al análisis de interacciones de call center, mediante una revisión sistemática de la literatura científica actualizada.</w:t>
+        <w:t xml:space="preserve">Contextualizar los fundamentos teóricos sobre analítica en tiempo real, reconocimiento automático del habla (ASR) y Modelos de Lenguaje de Gran Escala aplicados al análisis de interacciones de </w:t>
+      </w:r>
+      <w:proofErr w:type="gramStart"/>
+      <w:r>
+        <w:t>call center</w:t>
+      </w:r>
+      <w:proofErr w:type="gramEnd"/>
+      <w:r>
+        <w:t>, mediante una revisión sistemática de la literatura científica actualizada.</w:t>
       </w:r>
     </w:p>
     <w:p>
@@ -1291,7 +1355,31 @@
       </w:pPr>
       <w:r>
         <w:lastRenderedPageBreak/>
-        <w:t>Desde lo técnico, la propuesta permite integrar eficientemente el procesamiento de datos en tiempo real y procesamiento por lotes, incorporando mecanismos de privacidad y aprovechando la infraestructura ya disponible como Asterisk y la base de datos. En el plano académico, el estudio aporta una solución de posible referencia que puede ser replicada en otros escenarios, al combinar varias tecnologías para identificar practicas críticas de atención y posibles anomalías en el desempeño. Además, desde la perspectiva social, la solución brinda una mayor protección a los consumidores al facilitar la identificación de prácticas de venta inadecuadas y reducir el riesgo de incumplimiento normativo. Al mismo tiempo, proporciona a la empresa indicadores objetivo que apoyan la mejora de procesos hacia los agentes, favoreciendo la toma de decisiones informada por parte de la gerencia.</w:t>
+        <w:t>Desde lo técnico, la propuesta permite integrar el procesamiento de datos en tiempo real y por lotes, incorporando mecanismos de privacidad</w:t>
+      </w:r>
+      <w:r>
+        <w:t xml:space="preserve">, </w:t>
+      </w:r>
+      <w:r>
+        <w:t>aprovechando infraestructura disponible como Asterisk y</w:t>
+      </w:r>
+      <w:r>
+        <w:t xml:space="preserve"> </w:t>
+      </w:r>
+      <w:r>
+        <w:t xml:space="preserve">base de datos. En </w:t>
+      </w:r>
+      <w:r>
+        <w:t>lo</w:t>
+      </w:r>
+      <w:r>
+        <w:t xml:space="preserve"> académico, el estudio aporta una solución que puede ser replicada en otros escenarios, al combinar varias tecnologías para identificar practicas críticas de atención y posibles anomalías. Además, desde l</w:t>
+      </w:r>
+      <w:r>
+        <w:t xml:space="preserve">o </w:t>
+      </w:r>
+      <w:r>
+        <w:t>social, la solución brinda protección a los consumidores al facilitar la identificación de prácticas inadecuadas y reducir el riesgo de incumplimiento normativo. Al mismo tiempo, proporciona a la empresa indicadores que apoyan la mejora de procesos hacia los agentes, favoreciendo la toma de decisiones informada por parte de la gerencia.</w:t>
       </w:r>
     </w:p>
     <w:p>
@@ -1374,7 +1462,15 @@
         <w:t>auditoría</w:t>
       </w:r>
       <w:r>
-        <w:t xml:space="preserve"> y los agentes del call center. De forma indirecta, también se beneficiarán los clientes, al recibir atención </w:t>
+        <w:t xml:space="preserve"> y los agentes del </w:t>
+      </w:r>
+      <w:proofErr w:type="gramStart"/>
+      <w:r>
+        <w:t>call center</w:t>
+      </w:r>
+      <w:proofErr w:type="gramEnd"/>
+      <w:r>
+        <w:t xml:space="preserve">. De forma indirecta, también se beneficiarán los clientes, al recibir atención </w:t>
       </w:r>
       <w:r>
         <w:t>más</w:t>
@@ -1582,8 +1678,11 @@
         <w:jc w:val="both"/>
       </w:pPr>
       <w:r>
+        <w:t xml:space="preserve">La validación de la propuesta se llevará a cabo con la implementación en el entorno real de la empresa. Para esto, utilizaran un tablero analítico que presentara indicadores de calidad y rendimiento definidos por la empresa, </w:t>
+      </w:r>
+      <w:r>
         <w:lastRenderedPageBreak/>
-        <w:t>La validación de la propuesta se llevará a cabo con la implementación en el entorno real de la empresa. Para esto, utilizaran un tablero analítico que presentara indicadores de calidad y rendimiento definidos por la empresa, permitiendo monitorear de forma continua los resultados. Esta implementación facilitará la comparación entre el desempeño automatizado contra el proceso manual, con el fin de evaluar los beneficios de la solución y proporcionar información oportuna que apoye la toma de decisiones de la gerencia.</w:t>
+        <w:t>permitiendo monitorear de forma continua los resultados. Esta implementación facilitará la comparación entre el desempeño automatizado contra el proceso manual, con el fin de evaluar los beneficios de la solución y proporcionar información oportuna que apoye la toma de decisiones de la gerencia.</w:t>
       </w:r>
     </w:p>
     <w:p>
@@ -1779,7 +1878,15 @@
         <w:t>Población</w:t>
       </w:r>
       <w:r>
-        <w:t>: El universo de interacciones del call center registradas desde 2017, correspondiente a más de 100.000 registros CDR y más de 100 GB de grabaciones de audio.</w:t>
+        <w:t xml:space="preserve">: El universo de interacciones del </w:t>
+      </w:r>
+      <w:proofErr w:type="gramStart"/>
+      <w:r>
+        <w:t>call center</w:t>
+      </w:r>
+      <w:proofErr w:type="gramEnd"/>
+      <w:r>
+        <w:t xml:space="preserve"> registradas desde 2017, correspondiente a más de 100.000 registros CDR y más de 100 GB de grabaciones de audio.</w:t>
       </w:r>
     </w:p>
     <w:p>
@@ -1916,7 +2023,15 @@
       </w:r>
       <w:proofErr w:type="spellEnd"/>
       <w:r>
-        <w:t>, para el reprocesamiento masivo del histórico por rangos de fechas bajo la misma lógica de limpieza y validación.</w:t>
+        <w:t xml:space="preserve">, para el </w:t>
+      </w:r>
+      <w:proofErr w:type="gramStart"/>
+      <w:r>
+        <w:t>reprocesamiento masivo</w:t>
+      </w:r>
+      <w:proofErr w:type="gramEnd"/>
+      <w:r>
+        <w:t xml:space="preserve"> del histórico por rangos de fechas bajo la misma lógica de limpieza y validación.</w:t>
       </w:r>
     </w:p>
     <w:p>
@@ -2478,7 +2593,23 @@
               <w:color w:val="000000"/>
               <w:lang w:val="en-US"/>
             </w:rPr>
-            <w:t>: 10.21503/cyd.v28i1.2830.</w:t>
+            <w:t>: 10.21503/</w:t>
+          </w:r>
+          <w:proofErr w:type="gramStart"/>
+          <w:r>
+            <w:rPr>
+              <w:color w:val="000000"/>
+              <w:lang w:val="en-US"/>
+            </w:rPr>
+            <w:t>cyd.v</w:t>
+          </w:r>
+          <w:proofErr w:type="gramEnd"/>
+          <w:r>
+            <w:rPr>
+              <w:color w:val="000000"/>
+              <w:lang w:val="en-US"/>
+            </w:rPr>
+            <w:t>28i1.2830.</w:t>
           </w:r>
         </w:p>
         <w:p>
@@ -2593,6 +2724,7 @@
             <w:tab/>
             <w:t xml:space="preserve">A. Koenecke, A. S. G. Choi, K. X. Mei, H. Schellmann, and M. Sloane, “Careless Whisper: Speech-to-Text Hallucination Harms,” in </w:t>
           </w:r>
+          <w:proofErr w:type="gramStart"/>
           <w:r>
             <w:rPr>
               <w:i/>
@@ -2600,7 +2732,17 @@
               <w:color w:val="000000"/>
               <w:lang w:val="en-US"/>
             </w:rPr>
-            <w:t>The 2024 ACM Conference on Fairness, Accountability, and Transparency</w:t>
+            <w:t>The</w:t>
+          </w:r>
+          <w:proofErr w:type="gramEnd"/>
+          <w:r>
+            <w:rPr>
+              <w:i/>
+              <w:iCs/>
+              <w:color w:val="000000"/>
+              <w:lang w:val="en-US"/>
+            </w:rPr>
+            <w:t xml:space="preserve"> 2024 ACM Conference on Fairness, Accountability, and Transparency</w:t>
           </w:r>
           <w:r>
             <w:rPr>
@@ -3579,8 +3721,8 @@
     </w:p>
     <w:p/>
     <w:sectPr>
-      <w:headerReference w:type="default" r:id="rId8"/>
-      <w:footerReference w:type="default" r:id="rId9"/>
+      <w:headerReference w:type="default" r:id="rId10"/>
+      <w:footerReference w:type="default" r:id="rId11"/>
       <w:pgSz w:w="12240" w:h="15840"/>
       <w:pgMar w:top="1411" w:right="1411" w:bottom="1411" w:left="1411" w:header="706" w:footer="706" w:gutter="0"/>
       <w:cols w:space="720"/>
@@ -3588,6 +3730,25 @@
     </w:sectPr>
   </w:body>
 </w:document>
+</file>
+
+<file path=word/endnotes.xml><?xml version="1.0" encoding="utf-8"?>
+<w:endnotes xmlns:wpc="http://schemas.microsoft.com/office/word/2010/wordprocessingCanvas" xmlns:cx="http://schemas.microsoft.com/office/drawing/2014/chartex" xmlns:cx1="http://schemas.microsoft.com/office/drawing/2015/9/8/chartex" xmlns:cx2="http://schemas.microsoft.com/office/drawing/2015/10/21/chartex" xmlns:cx3="http://schemas.microsoft.com/office/drawing/2016/5/9/chartex" xmlns:cx4="http://schemas.microsoft.com/office/drawing/2016/5/10/chartex" xmlns:cx5="http://schemas.microsoft.com/office/drawing/2016/5/11/chartex" xmlns:cx6="http://schemas.microsoft.com/office/drawing/2016/5/12/chartex" xmlns:cx7="http://schemas.microsoft.com/office/drawing/2016/5/13/chartex" xmlns:cx8="http://schemas.microsoft.com/office/drawing/2016/5/14/chartex" xmlns:mc="http://schemas.openxmlformats.org/markup-compatibility/2006" xmlns:aink="http://schemas.microsoft.com/office/drawing/2016/ink" xmlns:am3d="http://schemas.microsoft.com/office/drawing/2017/model3d" xmlns:o="urn:schemas-microsoft-com:office:office" xmlns:oel="http://schemas.microsoft.com/office/2019/extlst" xmlns:r="http://schemas.openxmlformats.org/officeDocument/2006/relationships" xmlns:m="http://schemas.openxmlformats.org/officeDocument/2006/math" xmlns:v="urn:schemas-microsoft-com:vml" xmlns:wp14="http://schemas.microsoft.com/office/word/2010/wordprocessingDrawing" xmlns:wp="http://schemas.openxmlformats.org/drawingml/2006/wordprocessingDrawing" xmlns:w10="urn:schemas-microsoft-com:office:word" xmlns:w="http://schemas.openxmlformats.org/wordprocessingml/2006/main" xmlns:w14="http://schemas.microsoft.com/office/word/2010/wordml" xmlns:w15="http://schemas.microsoft.com/office/word/2012/wordml" xmlns:w16cex="http://schemas.microsoft.com/office/word/2018/wordml/cex" xmlns:w16cid="http://schemas.microsoft.com/office/word/2016/wordml/cid" xmlns:w16="http://schemas.microsoft.com/office/word/2018/wordml" xmlns:w16du="http://schemas.microsoft.com/office/word/2023/wordml/word16du" xmlns:w16sdtdh="http://schemas.microsoft.com/office/word/2020/wordml/sdtdatahash" xmlns:w16sdtfl="http://schemas.microsoft.com/office/word/2024/wordml/sdtformatlock" xmlns:w16se="http://schemas.microsoft.com/office/word/2015/wordml/symex" xmlns:wpg="http://schemas.microsoft.com/office/word/2010/wordprocessingGroup" xmlns:wpi="http://schemas.microsoft.com/office/word/2010/wordprocessingInk" xmlns:wne="http://schemas.microsoft.com/office/word/2006/wordml" xmlns:wps="http://schemas.microsoft.com/office/word/2010/wordprocessingShape" mc:Ignorable="w14 w15 w16se w16cid w16 w16cex w16sdtdh w16sdtfl w16du wp14">
+  <w:endnote w:type="separator" w:id="-1">
+    <w:p>
+      <w:r>
+        <w:separator/>
+      </w:r>
+    </w:p>
+  </w:endnote>
+  <w:endnote w:type="continuationSeparator" w:id="0">
+    <w:p>
+      <w:r>
+        <w:continuationSeparator/>
+      </w:r>
+    </w:p>
+  </w:endnote>
+</w:endnotes>
 </file>
 
 <file path=word/footer1.xml><?xml version="1.0" encoding="utf-8"?>
@@ -3658,6 +3819,25 @@
     </w:pPr>
   </w:p>
 </w:ftr>
+</file>
+
+<file path=word/footnotes.xml><?xml version="1.0" encoding="utf-8"?>
+<w:footnotes xmlns:wpc="http://schemas.microsoft.com/office/word/2010/wordprocessingCanvas" xmlns:cx="http://schemas.microsoft.com/office/drawing/2014/chartex" xmlns:cx1="http://schemas.microsoft.com/office/drawing/2015/9/8/chartex" xmlns:cx2="http://schemas.microsoft.com/office/drawing/2015/10/21/chartex" xmlns:cx3="http://schemas.microsoft.com/office/drawing/2016/5/9/chartex" xmlns:cx4="http://schemas.microsoft.com/office/drawing/2016/5/10/chartex" xmlns:cx5="http://schemas.microsoft.com/office/drawing/2016/5/11/chartex" xmlns:cx6="http://schemas.microsoft.com/office/drawing/2016/5/12/chartex" xmlns:cx7="http://schemas.microsoft.com/office/drawing/2016/5/13/chartex" xmlns:cx8="http://schemas.microsoft.com/office/drawing/2016/5/14/chartex" xmlns:mc="http://schemas.openxmlformats.org/markup-compatibility/2006" xmlns:aink="http://schemas.microsoft.com/office/drawing/2016/ink" xmlns:am3d="http://schemas.microsoft.com/office/drawing/2017/model3d" xmlns:o="urn:schemas-microsoft-com:office:office" xmlns:oel="http://schemas.microsoft.com/office/2019/extlst" xmlns:r="http://schemas.openxmlformats.org/officeDocument/2006/relationships" xmlns:m="http://schemas.openxmlformats.org/officeDocument/2006/math" xmlns:v="urn:schemas-microsoft-com:vml" xmlns:wp14="http://schemas.microsoft.com/office/word/2010/wordprocessingDrawing" xmlns:wp="http://schemas.openxmlformats.org/drawingml/2006/wordprocessingDrawing" xmlns:w10="urn:schemas-microsoft-com:office:word" xmlns:w="http://schemas.openxmlformats.org/wordprocessingml/2006/main" xmlns:w14="http://schemas.microsoft.com/office/word/2010/wordml" xmlns:w15="http://schemas.microsoft.com/office/word/2012/wordml" xmlns:w16cex="http://schemas.microsoft.com/office/word/2018/wordml/cex" xmlns:w16cid="http://schemas.microsoft.com/office/word/2016/wordml/cid" xmlns:w16="http://schemas.microsoft.com/office/word/2018/wordml" xmlns:w16du="http://schemas.microsoft.com/office/word/2023/wordml/word16du" xmlns:w16sdtdh="http://schemas.microsoft.com/office/word/2020/wordml/sdtdatahash" xmlns:w16sdtfl="http://schemas.microsoft.com/office/word/2024/wordml/sdtformatlock" xmlns:w16se="http://schemas.microsoft.com/office/word/2015/wordml/symex" xmlns:wpg="http://schemas.microsoft.com/office/word/2010/wordprocessingGroup" xmlns:wpi="http://schemas.microsoft.com/office/word/2010/wordprocessingInk" xmlns:wne="http://schemas.microsoft.com/office/word/2006/wordml" xmlns:wps="http://schemas.microsoft.com/office/word/2010/wordprocessingShape" mc:Ignorable="w14 w15 w16se w16cid w16 w16cex w16sdtdh w16sdtfl w16du wp14">
+  <w:footnote w:type="separator" w:id="-1">
+    <w:p>
+      <w:r>
+        <w:separator/>
+      </w:r>
+    </w:p>
+  </w:footnote>
+  <w:footnote w:type="continuationSeparator" w:id="0">
+    <w:p>
+      <w:r>
+        <w:continuationSeparator/>
+      </w:r>
+    </w:p>
+  </w:footnote>
+</w:footnotes>
 </file>
 
 <file path=word/header1.xml><?xml version="1.0" encoding="utf-8"?>
@@ -5859,6 +6039,9 @@
     <w:rsid w:val="00212EC2"/>
     <w:rsid w:val="00223DE9"/>
     <w:rsid w:val="004A47C6"/>
+    <w:rsid w:val="00534B97"/>
+    <w:rsid w:val="00D863CA"/>
+    <w:rsid w:val="00EB4DE7"/>
   </w:rsids>
   <m:mathPr>
     <m:mathFont m:val="Cambria Math"/>
@@ -6318,74 +6501,6 @@
     <w:rPr>
       <w:color w:val="666666"/>
     </w:rPr>
-  </w:style>
-  <w:style w:type="paragraph" w:customStyle="1" w:styleId="4301A4C3D04543DF9E10FCADD77337B0">
-    <w:name w:val="4301A4C3D04543DF9E10FCADD77337B0"/>
-    <w:rsid w:val="00223DE9"/>
-  </w:style>
-  <w:style w:type="paragraph" w:customStyle="1" w:styleId="C5C141091E83483A9E64DA96FFAD7C1A">
-    <w:name w:val="C5C141091E83483A9E64DA96FFAD7C1A"/>
-    <w:rsid w:val="00223DE9"/>
-  </w:style>
-  <w:style w:type="paragraph" w:customStyle="1" w:styleId="C938F406C6F54F8A81AD19CE909AF24E">
-    <w:name w:val="C938F406C6F54F8A81AD19CE909AF24E"/>
-    <w:rsid w:val="00223DE9"/>
-  </w:style>
-  <w:style w:type="paragraph" w:customStyle="1" w:styleId="93030DE296A54BF591AB320F65085FC9">
-    <w:name w:val="93030DE296A54BF591AB320F65085FC9"/>
-    <w:rsid w:val="00223DE9"/>
-  </w:style>
-  <w:style w:type="paragraph" w:customStyle="1" w:styleId="7D68D183B54A4C0CA92B742C1AA8A0DE">
-    <w:name w:val="7D68D183B54A4C0CA92B742C1AA8A0DE"/>
-    <w:rsid w:val="00223DE9"/>
-  </w:style>
-  <w:style w:type="paragraph" w:customStyle="1" w:styleId="EAAD582FD13E4850A4526B77DDF1498E">
-    <w:name w:val="EAAD582FD13E4850A4526B77DDF1498E"/>
-    <w:rsid w:val="00223DE9"/>
-  </w:style>
-  <w:style w:type="paragraph" w:customStyle="1" w:styleId="369D044E3520451EA47E07950D176425">
-    <w:name w:val="369D044E3520451EA47E07950D176425"/>
-    <w:rsid w:val="00223DE9"/>
-  </w:style>
-  <w:style w:type="paragraph" w:customStyle="1" w:styleId="82B13AD5B56C41FC85B79A344DC35A8B">
-    <w:name w:val="82B13AD5B56C41FC85B79A344DC35A8B"/>
-    <w:rsid w:val="00223DE9"/>
-  </w:style>
-  <w:style w:type="paragraph" w:customStyle="1" w:styleId="F2DC9B6E93174112A2ABDE8682AAB826">
-    <w:name w:val="F2DC9B6E93174112A2ABDE8682AAB826"/>
-    <w:rsid w:val="00223DE9"/>
-  </w:style>
-  <w:style w:type="paragraph" w:customStyle="1" w:styleId="990470CC5AA84AD4AB6CE455BE3B92D5">
-    <w:name w:val="990470CC5AA84AD4AB6CE455BE3B92D5"/>
-    <w:rsid w:val="00223DE9"/>
-  </w:style>
-  <w:style w:type="paragraph" w:customStyle="1" w:styleId="00E23C8548A644FA9EC3CE8D8FA49A9D">
-    <w:name w:val="00E23C8548A644FA9EC3CE8D8FA49A9D"/>
-    <w:rsid w:val="00223DE9"/>
-  </w:style>
-  <w:style w:type="paragraph" w:customStyle="1" w:styleId="B80B54458A9845B1BE62BA4D6F42CD16">
-    <w:name w:val="B80B54458A9845B1BE62BA4D6F42CD16"/>
-    <w:rsid w:val="00223DE9"/>
-  </w:style>
-  <w:style w:type="paragraph" w:customStyle="1" w:styleId="2C32F1124E844D45B1111A8965A0BCC6">
-    <w:name w:val="2C32F1124E844D45B1111A8965A0BCC6"/>
-    <w:rsid w:val="00223DE9"/>
-  </w:style>
-  <w:style w:type="paragraph" w:customStyle="1" w:styleId="F5EC8EEEAA7C472C99F8189E766EC1E8">
-    <w:name w:val="F5EC8EEEAA7C472C99F8189E766EC1E8"/>
-    <w:rsid w:val="00223DE9"/>
-  </w:style>
-  <w:style w:type="paragraph" w:customStyle="1" w:styleId="E19273C08CE0492A8B30E4588E293F4D">
-    <w:name w:val="E19273C08CE0492A8B30E4588E293F4D"/>
-    <w:rsid w:val="00223DE9"/>
-  </w:style>
-  <w:style w:type="paragraph" w:customStyle="1" w:styleId="538EBD23B7B04EEE9AD7C855C3A1FBE7">
-    <w:name w:val="538EBD23B7B04EEE9AD7C855C3A1FBE7"/>
-    <w:rsid w:val="00223DE9"/>
-  </w:style>
-  <w:style w:type="paragraph" w:customStyle="1" w:styleId="92E730506721458F842D4EAD439FBF2B">
-    <w:name w:val="92E730506721458F842D4EAD439FBF2B"/>
-    <w:rsid w:val="00223DE9"/>
   </w:style>
   <w:style w:type="paragraph" w:customStyle="1" w:styleId="92A048994EE7462FA5C1F18F998074A3">
     <w:name w:val="92A048994EE7462FA5C1F18F998074A3"/>

--- a/plan_titulacion.docx
+++ b/plan_titulacion.docx
@@ -246,21 +246,7 @@
               <w:rPr>
                 <w:b/>
               </w:rPr>
-              <w:t xml:space="preserve">Integración de analítica en tiempo real y LLMs en la ingesta de metadatos y grabaciones telefónicas, para identificar prácticas de atención críticas y predecir anomalías en el rendimiento de los agentes de </w:t>
-            </w:r>
-            <w:proofErr w:type="gramStart"/>
-            <w:r>
-              <w:rPr>
-                <w:b/>
-              </w:rPr>
-              <w:t>call center</w:t>
-            </w:r>
-            <w:proofErr w:type="gramEnd"/>
-            <w:r>
-              <w:rPr>
-                <w:b/>
-              </w:rPr>
-              <w:t>.</w:t>
+              <w:t>Integración de analítica en tiempo real y LLMs en la ingesta de metadatos y grabaciones telefónicas, para identificar prácticas de atención críticas y predecir anomalías en el rendimiento de los agentes de call center.</w:t>
             </w:r>
           </w:p>
         </w:tc>
@@ -438,15 +424,7 @@
         <w:jc w:val="both"/>
       </w:pPr>
       <w:r>
-        <w:t xml:space="preserve">El manejo de grandes cantidades de datos que requieren respuestas rápidas ha dado lugar a diferentes modelos de arquitectura para su procesamiento. Entre los </w:t>
-      </w:r>
-      <w:proofErr w:type="spellStart"/>
-      <w:r>
-        <w:t>mas</w:t>
-      </w:r>
-      <w:proofErr w:type="spellEnd"/>
-      <w:r>
-        <w:t xml:space="preserve"> conocidos se encuentra la arquitectura Lamba, que combina el procesamiento de datos histórico por lotes con el procesamiento de información en tiempo real, permitiendo obtener resultados precisos sin perder velocidad en el análisis de nuevos datos</w:t>
+        <w:t>El manejo de grandes cantidades de datos que requieren respuestas rápidas ha dado lugar a diferentes modelos de arquitectura para su procesamiento. Entre los mas conocidos se encuentra la arquitectura Lamba, que combina el procesamiento de datos histórico por lotes con el procesamiento de información en tiempo real, permitiendo obtener resultados precisos sin perder velocidad en el análisis de nuevos datos</w:t>
       </w:r>
       <w:r>
         <w:rPr>
@@ -640,15 +618,7 @@
         </w:sdtContent>
       </w:sdt>
       <w:r>
-        <w:t xml:space="preserve">. Por esta razón, se recomienda incorporar mecanismos que permitan validar la calidad de las transcripciones. Igualmente, Harris et al. identifican la existencia de sesgos en cuanto al </w:t>
-      </w:r>
-      <w:proofErr w:type="spellStart"/>
-      <w:r>
-        <w:t>genero</w:t>
-      </w:r>
-      <w:proofErr w:type="spellEnd"/>
-      <w:r>
-        <w:t xml:space="preserve"> y variantes de dialecto en los ASR </w:t>
+        <w:t xml:space="preserve">. Por esta razón, se recomienda incorporar mecanismos que permitan validar la calidad de las transcripciones. Igualmente, Harris et al. identifican la existencia de sesgos en cuanto al genero y variantes de dialecto en los ASR </w:t>
       </w:r>
       <w:sdt>
         <w:sdtPr>
@@ -912,15 +882,7 @@
         </w:sdtContent>
       </w:sdt>
       <w:r>
-        <w:t xml:space="preserve">. En casos donde las auditorias son manuales, no se dispone de suficientes etiquetados para entrenar los modelos. Es por eso </w:t>
-      </w:r>
-      <w:proofErr w:type="gramStart"/>
-      <w:r>
-        <w:t>que</w:t>
-      </w:r>
-      <w:proofErr w:type="gramEnd"/>
-      <w:r>
-        <w:t xml:space="preserve"> los enfoques no supervisados se convierten en una alternativa adecuada. Berahmand et al. presentan un estudio sobre autocodificadores y sus aplicaciones en la reducción de patrones atípicos en los datos </w:t>
+        <w:t xml:space="preserve">. En casos donde las auditorias son manuales, no se dispone de suficientes etiquetados para entrenar los modelos. Es por eso que los enfoques no supervisados se convierten en una alternativa adecuada. Berahmand et al. presentan un estudio sobre autocodificadores y sus aplicaciones en la reducción de patrones atípicos en los datos </w:t>
       </w:r>
       <w:sdt>
         <w:sdtPr>
@@ -1030,15 +992,7 @@
         <w:jc w:val="both"/>
       </w:pPr>
       <w:r>
-        <w:t xml:space="preserve">Los </w:t>
-      </w:r>
-      <w:proofErr w:type="gramStart"/>
-      <w:r>
-        <w:t>call center</w:t>
-      </w:r>
-      <w:proofErr w:type="gramEnd"/>
-      <w:r>
-        <w:t xml:space="preserve"> generan cada día grandes cantidades de información, principalmente en grabaciones de audio que no están estructuradas y que, en muchos casos, no se analizan completamente. En este trabajo, se dispone de </w:t>
+        <w:t xml:space="preserve">Los call center generan cada día grandes cantidades de información, principalmente en grabaciones de audio que no están estructuradas y que, en muchos casos, no se analizan completamente. En este trabajo, se dispone de </w:t>
       </w:r>
       <w:r>
         <w:t>más</w:t>
@@ -1161,25 +1115,7 @@
           <w:iCs/>
           <w:color w:val="404040"/>
         </w:rPr>
-        <w:t xml:space="preserve">¿Cómo diseñar e implementar una arquitectura que integre Modelos de Lenguaje de Gran Escala (LLM) y analítica en tiempo real sobre registros CDR y grabaciones de audio para identificar de forma escalable prácticas de atención críticas y predecir anomalías en el rendimiento de los agentes de un </w:t>
-      </w:r>
-      <w:proofErr w:type="gramStart"/>
-      <w:r>
-        <w:rPr>
-          <w:i/>
-          <w:iCs/>
-          <w:color w:val="404040"/>
-        </w:rPr>
-        <w:t>call center</w:t>
-      </w:r>
-      <w:proofErr w:type="gramEnd"/>
-      <w:r>
-        <w:rPr>
-          <w:i/>
-          <w:iCs/>
-          <w:color w:val="404040"/>
-        </w:rPr>
-        <w:t>?</w:t>
+        <w:t>¿Cómo diseñar e implementar una arquitectura que integre Modelos de Lenguaje de Gran Escala (LLM) y analítica en tiempo real sobre registros CDR y grabaciones de audio para identificar de forma escalable prácticas de atención críticas y predecir anomalías en el rendimiento de los agentes de un call center?</w:t>
       </w:r>
     </w:p>
     <w:p>
@@ -1228,15 +1164,7 @@
         <w:jc w:val="both"/>
       </w:pPr>
       <w:r>
-        <w:t xml:space="preserve">Implementar una solución de Big Data para el procesamiento concurrente de metadatos CDR y grabaciones de audio no estructuradas, mediante la integración de analítica en tiempo real (streaming) y Modelos de Lenguaje de Gran Escala (LLM), con el fin de identificar prácticas de atención críticas y predecir anomalías en el rendimiento de los agentes de un </w:t>
-      </w:r>
-      <w:proofErr w:type="gramStart"/>
-      <w:r>
-        <w:t>call center</w:t>
-      </w:r>
-      <w:proofErr w:type="gramEnd"/>
-      <w:r>
-        <w:t>.</w:t>
+        <w:t>Implementar una solución de Big Data para el procesamiento concurrente de metadatos CDR y grabaciones de audio no estructuradas, mediante la integración de analítica en tiempo real (streaming) y Modelos de Lenguaje de Gran Escala (LLM), con el fin de identificar prácticas de atención críticas y predecir anomalías en el rendimiento de los agentes de un call center.</w:t>
       </w:r>
     </w:p>
     <w:p>
@@ -1269,15 +1197,7 @@
         <w:jc w:val="both"/>
       </w:pPr>
       <w:r>
-        <w:t xml:space="preserve">Contextualizar los fundamentos teóricos sobre analítica en tiempo real, reconocimiento automático del habla (ASR) y Modelos de Lenguaje de Gran Escala aplicados al análisis de interacciones de </w:t>
-      </w:r>
-      <w:proofErr w:type="gramStart"/>
-      <w:r>
-        <w:t>call center</w:t>
-      </w:r>
-      <w:proofErr w:type="gramEnd"/>
-      <w:r>
-        <w:t>, mediante una revisión sistemática de la literatura científica actualizada.</w:t>
+        <w:t>Contextualizar los fundamentos teóricos sobre analítica en tiempo real, reconocimiento automático del habla (ASR) y Modelos de Lenguaje de Gran Escala aplicados al análisis de interacciones de call center, mediante una revisión de la literatura científica actualizada.</w:t>
       </w:r>
     </w:p>
     <w:p>
@@ -1462,15 +1382,7 @@
         <w:t>auditoría</w:t>
       </w:r>
       <w:r>
-        <w:t xml:space="preserve"> y los agentes del </w:t>
-      </w:r>
-      <w:proofErr w:type="gramStart"/>
-      <w:r>
-        <w:t>call center</w:t>
-      </w:r>
-      <w:proofErr w:type="gramEnd"/>
-      <w:r>
-        <w:t xml:space="preserve">. De forma indirecta, también se beneficiarán los clientes, al recibir atención </w:t>
+        <w:t xml:space="preserve"> y los agentes del call center. De forma indirecta, también se beneficiarán los clientes, al recibir atención </w:t>
       </w:r>
       <w:r>
         <w:t>más</w:t>
@@ -1533,23 +1445,7 @@
         <w:jc w:val="both"/>
       </w:pPr>
       <w:r>
-        <w:t xml:space="preserve">El trabajo adopta un enfoque cuantitativo, ya que busca evaluar de manera objetiva el desempeño de la solución a través de indicadores medibles relacionados con la calidad y rendimiento. Para el desarrollo de utiliza el marco metodológico </w:t>
-      </w:r>
-      <w:proofErr w:type="spellStart"/>
-      <w:r>
-        <w:t>Design</w:t>
-      </w:r>
-      <w:proofErr w:type="spellEnd"/>
-      <w:r>
-        <w:t xml:space="preserve"> Science </w:t>
-      </w:r>
-      <w:proofErr w:type="spellStart"/>
-      <w:r>
-        <w:t>Research</w:t>
-      </w:r>
-      <w:proofErr w:type="spellEnd"/>
-      <w:r>
-        <w:t xml:space="preserve"> (DSR)</w:t>
+        <w:t>El trabajo adopta un enfoque cuantitativo, ya que busca evaluar de manera objetiva el desempeño de la solución a través de indicadores medibles relacionados con la calidad y rendimiento. Para el desarrollo de utiliza el marco metodológico Design Science Research (DSR)</w:t>
       </w:r>
       <w:r>
         <w:t xml:space="preserve"> </w:t>
@@ -1587,31 +1483,7 @@
         <w:jc w:val="both"/>
       </w:pPr>
       <w:r>
-        <w:t>Como metodología del ciclo de datos aplicaremos CRISP-DM (Cross-</w:t>
-      </w:r>
-      <w:proofErr w:type="spellStart"/>
-      <w:r>
-        <w:t>Industry</w:t>
-      </w:r>
-      <w:proofErr w:type="spellEnd"/>
-      <w:r>
-        <w:t xml:space="preserve"> Standard Process </w:t>
-      </w:r>
-      <w:proofErr w:type="spellStart"/>
-      <w:r>
-        <w:t>for</w:t>
-      </w:r>
-      <w:proofErr w:type="spellEnd"/>
-      <w:r>
-        <w:t xml:space="preserve"> Data </w:t>
-      </w:r>
-      <w:proofErr w:type="spellStart"/>
-      <w:r>
-        <w:t>Mining</w:t>
-      </w:r>
-      <w:proofErr w:type="spellEnd"/>
-      <w:r>
-        <w:t>)</w:t>
+        <w:t>Como metodología del ciclo de datos aplicaremos CRISP-DM (Cross-Industry Standard Process for Data Mining)</w:t>
       </w:r>
       <w:r>
         <w:t xml:space="preserve"> </w:t>
@@ -1878,15 +1750,7 @@
         <w:t>Población</w:t>
       </w:r>
       <w:r>
-        <w:t xml:space="preserve">: El universo de interacciones del </w:t>
-      </w:r>
-      <w:proofErr w:type="gramStart"/>
-      <w:r>
-        <w:t>call center</w:t>
-      </w:r>
-      <w:proofErr w:type="gramEnd"/>
-      <w:r>
-        <w:t xml:space="preserve"> registradas desde 2017, correspondiente a más de 100.000 registros CDR y más de 100 GB de grabaciones de audio.</w:t>
+        <w:t>: El universo de interacciones del call center registradas desde 2017, correspondiente a más de 100.000 registros CDR y más de 100 GB de grabaciones de audio.</w:t>
       </w:r>
     </w:p>
     <w:p>
@@ -2015,23 +1879,7 @@
         <w:t>Procesamiento distribuido por lotes</w:t>
       </w:r>
       <w:r>
-        <w:t xml:space="preserve">: Apache Spark / </w:t>
-      </w:r>
-      <w:proofErr w:type="spellStart"/>
-      <w:r>
-        <w:t>PySpark</w:t>
-      </w:r>
-      <w:proofErr w:type="spellEnd"/>
-      <w:r>
-        <w:t xml:space="preserve">, para el </w:t>
-      </w:r>
-      <w:proofErr w:type="gramStart"/>
-      <w:r>
-        <w:t>reprocesamiento masivo</w:t>
-      </w:r>
-      <w:proofErr w:type="gramEnd"/>
-      <w:r>
-        <w:t xml:space="preserve"> del histórico por rangos de fechas bajo la misma lógica de limpieza y validación.</w:t>
+        <w:t>: Apache Spark / PySpark, para el reprocesamiento masivo del histórico por rangos de fechas bajo la misma lógica de limpieza y validación.</w:t>
       </w:r>
     </w:p>
     <w:p>
@@ -2091,15 +1939,7 @@
         <w:t>Entorno de programación</w:t>
       </w:r>
       <w:r>
-        <w:t xml:space="preserve">: Python con pandas, </w:t>
-      </w:r>
-      <w:proofErr w:type="spellStart"/>
-      <w:r>
-        <w:t>PySpark</w:t>
-      </w:r>
-      <w:proofErr w:type="spellEnd"/>
-      <w:r>
-        <w:t xml:space="preserve"> y librerías de aprendizaje automático para la preparación de datos, el cálculo de indicadores y la evaluación de los modelos.</w:t>
+        <w:t>: Python con pandas, PySpark y librerías de aprendizaje automático para la preparación de datos, el cálculo de indicadores y la evaluación de los modelos.</w:t>
       </w:r>
     </w:p>
     <w:p>
@@ -2187,31 +2027,7 @@
         <w:t>Identificación de prácticas de atención críticas</w:t>
       </w:r>
       <w:r>
-        <w:t xml:space="preserve">:  </w:t>
-      </w:r>
-      <w:proofErr w:type="spellStart"/>
-      <w:r>
-        <w:t>Accuracy</w:t>
-      </w:r>
-      <w:proofErr w:type="spellEnd"/>
-      <w:r>
-        <w:t xml:space="preserve">, </w:t>
-      </w:r>
-      <w:proofErr w:type="spellStart"/>
-      <w:r>
-        <w:t>Precision</w:t>
-      </w:r>
-      <w:proofErr w:type="spellEnd"/>
-      <w:r>
-        <w:t xml:space="preserve">, </w:t>
-      </w:r>
-      <w:proofErr w:type="spellStart"/>
-      <w:r>
-        <w:t>Recall</w:t>
-      </w:r>
-      <w:proofErr w:type="spellEnd"/>
-      <w:r>
-        <w:t xml:space="preserve"> y F1-score, calculadas sobre el conjunto de datos, para cuantificar la exactitud del sistema en la detección de malas prácticas y del cumplimiento de los parámetros de calidad definidos por la empresa.</w:t>
+        <w:t>:  Accuracy, Precision, Recall y F1-score, calculadas sobre el conjunto de datos, para cuantificar la exactitud del sistema en la detección de malas prácticas y del cumplimiento de los parámetros de calidad definidos por la empresa.</w:t>
       </w:r>
     </w:p>
     <w:p>
@@ -2291,39 +2107,7 @@
         <w:t>Herramientas de análisis</w:t>
       </w:r>
       <w:r>
-        <w:t xml:space="preserve">: Python (pandas, </w:t>
-      </w:r>
-      <w:proofErr w:type="spellStart"/>
-      <w:r>
-        <w:t>scikit-learn</w:t>
-      </w:r>
-      <w:proofErr w:type="spellEnd"/>
-      <w:r>
-        <w:t xml:space="preserve">, </w:t>
-      </w:r>
-      <w:proofErr w:type="spellStart"/>
-      <w:r>
-        <w:t>SciPy</w:t>
-      </w:r>
-      <w:proofErr w:type="spellEnd"/>
-      <w:r>
-        <w:t xml:space="preserve">, </w:t>
-      </w:r>
-      <w:proofErr w:type="spellStart"/>
-      <w:r>
-        <w:t>statsmodels</w:t>
-      </w:r>
-      <w:proofErr w:type="spellEnd"/>
-      <w:r>
-        <w:t xml:space="preserve"> y </w:t>
-      </w:r>
-      <w:proofErr w:type="spellStart"/>
-      <w:r>
-        <w:t>PySpark</w:t>
-      </w:r>
-      <w:proofErr w:type="spellEnd"/>
-      <w:r>
-        <w:t>) para el cálculo de métricas, las pruebas estadísticas y la sistematización de los resultados que se visualizan en el tablero analítico.</w:t>
+        <w:t>: Python (pandas, scikit-learn, SciPy, statsmodels y PySpark) para el cálculo de métricas, las pruebas estadísticas y la sistematización de los resultados que se visualizan en el tablero analítico.</w:t>
       </w:r>
     </w:p>
     <w:p>
@@ -2401,23 +2185,7 @@
               <w:color w:val="000000"/>
               <w:lang w:val="en-US"/>
             </w:rPr>
-            <w:t xml:space="preserve">, 2015. </w:t>
-          </w:r>
-          <w:proofErr w:type="spellStart"/>
-          <w:r>
-            <w:rPr>
-              <w:color w:val="000000"/>
-              <w:lang w:val="en-US"/>
-            </w:rPr>
-            <w:t>doi</w:t>
-          </w:r>
-          <w:proofErr w:type="spellEnd"/>
-          <w:r>
-            <w:rPr>
-              <w:color w:val="000000"/>
-              <w:lang w:val="en-US"/>
-            </w:rPr>
-            <w:t>: 10.1109/bigdata.2015.7364082.</w:t>
+            <w:t>, 2015. doi: 10.1109/bigdata.2015.7364082.</w:t>
           </w:r>
         </w:p>
         <w:p>
@@ -2487,23 +2255,7 @@
               <w:color w:val="000000"/>
               <w:lang w:val="en-US"/>
             </w:rPr>
-            <w:t xml:space="preserve">, vol. 25, no. 9, p. 2945, 2025, </w:t>
-          </w:r>
-          <w:proofErr w:type="spellStart"/>
-          <w:r>
-            <w:rPr>
-              <w:color w:val="000000"/>
-              <w:lang w:val="en-US"/>
-            </w:rPr>
-            <w:t>doi</w:t>
-          </w:r>
-          <w:proofErr w:type="spellEnd"/>
-          <w:r>
-            <w:rPr>
-              <w:color w:val="000000"/>
-              <w:lang w:val="en-US"/>
-            </w:rPr>
-            <w:t>: 10.3390/s25092945.</w:t>
+            <w:t>, vol. 25, no. 9, p. 2945, 2025, doi: 10.3390/s25092945.</w:t>
           </w:r>
         </w:p>
         <w:p>
@@ -2529,45 +2281,21 @@
               <w:color w:val="000000"/>
             </w:rPr>
             <w:tab/>
-            <w:t xml:space="preserve">Y. A. Pincay Mendoza, V. C. Marcillo Salazar, V. V. García Constante, A. G. Espinoza Cesme, A. M. Morán Holguín, and G. A. Veloz Santa Cruz, “Decisiones gerenciales automatizadas: integrando Big Data y Machine </w:t>
-          </w:r>
-          <w:proofErr w:type="spellStart"/>
-          <w:r>
-            <w:rPr>
-              <w:color w:val="000000"/>
-            </w:rPr>
-            <w:t>Learning</w:t>
-          </w:r>
-          <w:proofErr w:type="spellEnd"/>
-          <w:r>
-            <w:rPr>
-              <w:color w:val="000000"/>
-            </w:rPr>
-            <w:t xml:space="preserve">,” </w:t>
-          </w:r>
-          <w:proofErr w:type="spellStart"/>
+            <w:t xml:space="preserve">Y. A. Pincay Mendoza, V. C. Marcillo Salazar, V. V. García Constante, A. G. Espinoza Cesme, A. M. Morán Holguín, and G. A. Veloz Santa Cruz, “Decisiones gerenciales automatizadas: integrando Big Data y Machine Learning,” </w:t>
+          </w:r>
           <w:r>
             <w:rPr>
               <w:i/>
               <w:iCs/>
               <w:color w:val="000000"/>
             </w:rPr>
-            <w:t>Cienc</w:t>
-          </w:r>
-          <w:proofErr w:type="spellEnd"/>
+            <w:t xml:space="preserve">Cienc. </w:t>
+          </w:r>
           <w:r>
             <w:rPr>
               <w:i/>
               <w:iCs/>
               <w:color w:val="000000"/>
-            </w:rPr>
-            <w:t xml:space="preserve">. </w:t>
-          </w:r>
-          <w:r>
-            <w:rPr>
-              <w:i/>
-              <w:iCs/>
-              <w:color w:val="000000"/>
               <w:lang w:val="en-US"/>
             </w:rPr>
             <w:t>Desarro.</w:t>
@@ -2577,39 +2305,7 @@
               <w:color w:val="000000"/>
               <w:lang w:val="en-US"/>
             </w:rPr>
-            <w:t xml:space="preserve">, vol. 28, no. 1, p. 357, 2025, </w:t>
-          </w:r>
-          <w:proofErr w:type="spellStart"/>
-          <w:r>
-            <w:rPr>
-              <w:color w:val="000000"/>
-              <w:lang w:val="en-US"/>
-            </w:rPr>
-            <w:t>doi</w:t>
-          </w:r>
-          <w:proofErr w:type="spellEnd"/>
-          <w:r>
-            <w:rPr>
-              <w:color w:val="000000"/>
-              <w:lang w:val="en-US"/>
-            </w:rPr>
-            <w:t>: 10.21503/</w:t>
-          </w:r>
-          <w:proofErr w:type="gramStart"/>
-          <w:r>
-            <w:rPr>
-              <w:color w:val="000000"/>
-              <w:lang w:val="en-US"/>
-            </w:rPr>
-            <w:t>cyd.v</w:t>
-          </w:r>
-          <w:proofErr w:type="gramEnd"/>
-          <w:r>
-            <w:rPr>
-              <w:color w:val="000000"/>
-              <w:lang w:val="en-US"/>
-            </w:rPr>
-            <w:t>28i1.2830.</w:t>
+            <w:t>, vol. 28, no. 1, p. 357, 2025, doi: 10.21503/cyd.v28i1.2830.</w:t>
           </w:r>
         </w:p>
         <w:p>
@@ -2636,25 +2332,8 @@
               <w:lang w:val="en-US"/>
             </w:rPr>
             <w:tab/>
-            <w:t xml:space="preserve">Q. Wang, Y. Huang, G. Zhao, E. Clark, W. Xia, and H. Liao, “DiarizationLM: Speaker </w:t>
-          </w:r>
-          <w:proofErr w:type="spellStart"/>
-          <w:r>
-            <w:rPr>
-              <w:color w:val="000000"/>
-              <w:lang w:val="en-US"/>
-            </w:rPr>
-            <w:t>Diarization</w:t>
-          </w:r>
-          <w:proofErr w:type="spellEnd"/>
-          <w:r>
-            <w:rPr>
-              <w:color w:val="000000"/>
-              <w:lang w:val="en-US"/>
-            </w:rPr>
-            <w:t xml:space="preserve"> Post-Processing with Large Language Models,” in </w:t>
-          </w:r>
-          <w:proofErr w:type="spellStart"/>
+            <w:t xml:space="preserve">Q. Wang, Y. Huang, G. Zhao, E. Clark, W. Xia, and H. Liao, “DiarizationLM: Speaker Diarization Post-Processing with Large Language Models,” in </w:t>
+          </w:r>
           <w:r>
             <w:rPr>
               <w:i/>
@@ -2662,40 +2341,14 @@
               <w:color w:val="000000"/>
               <w:lang w:val="en-US"/>
             </w:rPr>
-            <w:t>Interspeech</w:t>
-          </w:r>
-          <w:proofErr w:type="spellEnd"/>
-          <w:r>
-            <w:rPr>
-              <w:i/>
-              <w:iCs/>
-              <w:color w:val="000000"/>
-              <w:lang w:val="en-US"/>
-            </w:rPr>
-            <w:t xml:space="preserve"> 2024</w:t>
-          </w:r>
-          <w:r>
-            <w:rPr>
-              <w:color w:val="000000"/>
-              <w:lang w:val="en-US"/>
-            </w:rPr>
-            <w:t xml:space="preserve">, 2024. </w:t>
-          </w:r>
-          <w:proofErr w:type="spellStart"/>
-          <w:r>
-            <w:rPr>
-              <w:color w:val="000000"/>
-              <w:lang w:val="en-US"/>
-            </w:rPr>
-            <w:t>doi</w:t>
-          </w:r>
-          <w:proofErr w:type="spellEnd"/>
-          <w:r>
-            <w:rPr>
-              <w:color w:val="000000"/>
-              <w:lang w:val="en-US"/>
-            </w:rPr>
-            <w:t>: 10.21437/interspeech.2024-209.</w:t>
+            <w:t>Interspeech 2024</w:t>
+          </w:r>
+          <w:r>
+            <w:rPr>
+              <w:color w:val="000000"/>
+              <w:lang w:val="en-US"/>
+            </w:rPr>
+            <w:t>, 2024. doi: 10.21437/interspeech.2024-209.</w:t>
           </w:r>
         </w:p>
         <w:p>
@@ -2724,7 +2377,6 @@
             <w:tab/>
             <w:t xml:space="preserve">A. Koenecke, A. S. G. Choi, K. X. Mei, H. Schellmann, and M. Sloane, “Careless Whisper: Speech-to-Text Hallucination Harms,” in </w:t>
           </w:r>
-          <w:proofErr w:type="gramStart"/>
           <w:r>
             <w:rPr>
               <w:i/>
@@ -2732,40 +2384,14 @@
               <w:color w:val="000000"/>
               <w:lang w:val="en-US"/>
             </w:rPr>
-            <w:t>The</w:t>
-          </w:r>
-          <w:proofErr w:type="gramEnd"/>
-          <w:r>
-            <w:rPr>
-              <w:i/>
-              <w:iCs/>
-              <w:color w:val="000000"/>
-              <w:lang w:val="en-US"/>
-            </w:rPr>
-            <w:t xml:space="preserve"> 2024 ACM Conference on Fairness, Accountability, and Transparency</w:t>
-          </w:r>
-          <w:r>
-            <w:rPr>
-              <w:color w:val="000000"/>
-              <w:lang w:val="en-US"/>
-            </w:rPr>
-            <w:t xml:space="preserve">, 2024. </w:t>
-          </w:r>
-          <w:proofErr w:type="spellStart"/>
-          <w:r>
-            <w:rPr>
-              <w:color w:val="000000"/>
-              <w:lang w:val="en-US"/>
-            </w:rPr>
-            <w:t>doi</w:t>
-          </w:r>
-          <w:proofErr w:type="spellEnd"/>
-          <w:r>
-            <w:rPr>
-              <w:color w:val="000000"/>
-              <w:lang w:val="en-US"/>
-            </w:rPr>
-            <w:t>: 10.1145/3630106.3658996.</w:t>
+            <w:t>The 2024 ACM Conference on Fairness, Accountability, and Transparency</w:t>
+          </w:r>
+          <w:r>
+            <w:rPr>
+              <w:color w:val="000000"/>
+              <w:lang w:val="en-US"/>
+            </w:rPr>
+            <w:t>, 2024. doi: 10.1145/3630106.3658996.</w:t>
           </w:r>
         </w:p>
         <w:p>
@@ -2792,23 +2418,7 @@
               <w:lang w:val="en-US"/>
             </w:rPr>
             <w:tab/>
-            <w:t xml:space="preserve">C. Harris, C. </w:t>
-          </w:r>
-          <w:proofErr w:type="spellStart"/>
-          <w:r>
-            <w:rPr>
-              <w:color w:val="000000"/>
-              <w:lang w:val="en-US"/>
-            </w:rPr>
-            <w:t>Mgbahurike</w:t>
-          </w:r>
-          <w:proofErr w:type="spellEnd"/>
-          <w:r>
-            <w:rPr>
-              <w:color w:val="000000"/>
-              <w:lang w:val="en-US"/>
-            </w:rPr>
-            <w:t xml:space="preserve">, N. Kumar, and D. Yang, “Modeling Gender and Dialect Bias in Automatic Speech Recognition,” in </w:t>
+            <w:t xml:space="preserve">C. Harris, C. Mgbahurike, N. Kumar, and D. Yang, “Modeling Gender and Dialect Bias in Automatic Speech Recognition,” in </w:t>
           </w:r>
           <w:r>
             <w:rPr>
@@ -2824,23 +2434,7 @@
               <w:color w:val="000000"/>
               <w:lang w:val="en-US"/>
             </w:rPr>
-            <w:t xml:space="preserve">, 2024. </w:t>
-          </w:r>
-          <w:proofErr w:type="spellStart"/>
-          <w:r>
-            <w:rPr>
-              <w:color w:val="000000"/>
-              <w:lang w:val="en-US"/>
-            </w:rPr>
-            <w:t>doi</w:t>
-          </w:r>
-          <w:proofErr w:type="spellEnd"/>
-          <w:r>
-            <w:rPr>
-              <w:color w:val="000000"/>
-              <w:lang w:val="en-US"/>
-            </w:rPr>
-            <w:t>: 10.18653/v1/2024.findings-emnlp.890.</w:t>
+            <w:t>, 2024. doi: 10.18653/v1/2024.findings-emnlp.890.</w:t>
           </w:r>
         </w:p>
         <w:p>
@@ -2869,7 +2463,6 @@
             <w:tab/>
             <w:t xml:space="preserve">C. Barhoumi and Y. BenAyed, “Real-time speech emotion recognition using deep learning and data augmentation,” </w:t>
           </w:r>
-          <w:proofErr w:type="spellStart"/>
           <w:r>
             <w:rPr>
               <w:i/>
@@ -2877,40 +2470,14 @@
               <w:color w:val="000000"/>
               <w:lang w:val="en-US"/>
             </w:rPr>
-            <w:t>Artif</w:t>
-          </w:r>
-          <w:proofErr w:type="spellEnd"/>
-          <w:r>
-            <w:rPr>
-              <w:i/>
-              <w:iCs/>
-              <w:color w:val="000000"/>
-              <w:lang w:val="en-US"/>
-            </w:rPr>
-            <w:t>. Intell. Rev.</w:t>
-          </w:r>
-          <w:r>
-            <w:rPr>
-              <w:color w:val="000000"/>
-              <w:lang w:val="en-US"/>
-            </w:rPr>
-            <w:t xml:space="preserve">, vol. 58, no. 2, 2024, </w:t>
-          </w:r>
-          <w:proofErr w:type="spellStart"/>
-          <w:r>
-            <w:rPr>
-              <w:color w:val="000000"/>
-              <w:lang w:val="en-US"/>
-            </w:rPr>
-            <w:t>doi</w:t>
-          </w:r>
-          <w:proofErr w:type="spellEnd"/>
-          <w:r>
-            <w:rPr>
-              <w:color w:val="000000"/>
-              <w:lang w:val="en-US"/>
-            </w:rPr>
-            <w:t>: 10.1007/s10462-024-11065-x.</w:t>
+            <w:t>Artif. Intell. Rev.</w:t>
+          </w:r>
+          <w:r>
+            <w:rPr>
+              <w:color w:val="000000"/>
+              <w:lang w:val="en-US"/>
+            </w:rPr>
+            <w:t>, vol. 58, no. 2, 2024, doi: 10.1007/s10462-024-11065-x.</w:t>
           </w:r>
         </w:p>
         <w:p>
@@ -2953,23 +2520,7 @@
               <w:color w:val="000000"/>
               <w:lang w:val="en-US"/>
             </w:rPr>
-            <w:t xml:space="preserve">, “Large Language Models: A Survey,” 2024. </w:t>
-          </w:r>
-          <w:proofErr w:type="spellStart"/>
-          <w:r>
-            <w:rPr>
-              <w:color w:val="000000"/>
-              <w:lang w:val="en-US"/>
-            </w:rPr>
-            <w:t>doi</w:t>
-          </w:r>
-          <w:proofErr w:type="spellEnd"/>
-          <w:r>
-            <w:rPr>
-              <w:color w:val="000000"/>
-              <w:lang w:val="en-US"/>
-            </w:rPr>
-            <w:t>: 10.48550/arxiv.2402.06196.</w:t>
+            <w:t>, “Large Language Models: A Survey,” 2024. doi: 10.48550/arxiv.2402.06196.</w:t>
           </w:r>
         </w:p>
         <w:p>
@@ -3028,23 +2579,7 @@
               <w:color w:val="000000"/>
               <w:lang w:val="en-US"/>
             </w:rPr>
-            <w:t xml:space="preserve">, vol. 12, pp. 26839–26874, 2024, </w:t>
-          </w:r>
-          <w:proofErr w:type="spellStart"/>
-          <w:r>
-            <w:rPr>
-              <w:color w:val="000000"/>
-              <w:lang w:val="en-US"/>
-            </w:rPr>
-            <w:t>doi</w:t>
-          </w:r>
-          <w:proofErr w:type="spellEnd"/>
-          <w:r>
-            <w:rPr>
-              <w:color w:val="000000"/>
-              <w:lang w:val="en-US"/>
-            </w:rPr>
-            <w:t>: 10.1109/access.2024.3365742.</w:t>
+            <w:t>, vol. 12, pp. 26839–26874, 2024, doi: 10.1109/access.2024.3365742.</w:t>
           </w:r>
         </w:p>
         <w:p>
@@ -3087,23 +2622,7 @@
               <w:color w:val="000000"/>
               <w:lang w:val="en-US"/>
             </w:rPr>
-            <w:t xml:space="preserve">, 2024. </w:t>
-          </w:r>
-          <w:proofErr w:type="spellStart"/>
-          <w:r>
-            <w:rPr>
-              <w:color w:val="000000"/>
-              <w:lang w:val="en-US"/>
-            </w:rPr>
-            <w:t>doi</w:t>
-          </w:r>
-          <w:proofErr w:type="spellEnd"/>
-          <w:r>
-            <w:rPr>
-              <w:color w:val="000000"/>
-              <w:lang w:val="en-US"/>
-            </w:rPr>
-            <w:t>: 10.18653/v1/2024.findings-naacl.246.</w:t>
+            <w:t>, 2024. doi: 10.18653/v1/2024.findings-naacl.246.</w:t>
           </w:r>
         </w:p>
         <w:p>
@@ -3135,37 +2654,13 @@
               <w:iCs/>
               <w:color w:val="000000"/>
             </w:rPr>
-            <w:t xml:space="preserve">Inge </w:t>
-          </w:r>
-          <w:proofErr w:type="spellStart"/>
-          <w:r>
-            <w:rPr>
-              <w:i/>
-              <w:iCs/>
-              <w:color w:val="000000"/>
-            </w:rPr>
-            <w:t>CuC</w:t>
-          </w:r>
-          <w:proofErr w:type="spellEnd"/>
-          <w:r>
-            <w:rPr>
-              <w:color w:val="000000"/>
-            </w:rPr>
-            <w:t xml:space="preserve">, vol. 21, no. 1, pp. 95–114, 2025, </w:t>
-          </w:r>
-          <w:proofErr w:type="spellStart"/>
-          <w:r>
-            <w:rPr>
-              <w:color w:val="000000"/>
-            </w:rPr>
-            <w:t>doi</w:t>
-          </w:r>
-          <w:proofErr w:type="spellEnd"/>
-          <w:r>
-            <w:rPr>
-              <w:color w:val="000000"/>
-            </w:rPr>
-            <w:t>: 10.17981/ingecuc.21.1.2025.08.</w:t>
+            <w:t>Inge CuC</w:t>
+          </w:r>
+          <w:r>
+            <w:rPr>
+              <w:color w:val="000000"/>
+            </w:rPr>
+            <w:t>, vol. 21, no. 1, pp. 95–114, 2025, doi: 10.17981/ingecuc.21.1.2025.08.</w:t>
           </w:r>
         </w:p>
         <w:p>
@@ -3208,23 +2703,7 @@
               <w:color w:val="000000"/>
               <w:lang w:val="en-US"/>
             </w:rPr>
-            <w:t xml:space="preserve">, “Large Language Models for Forecasting and Anomaly Detection: A Systematic Literature Review,” 2024. </w:t>
-          </w:r>
-          <w:proofErr w:type="spellStart"/>
-          <w:r>
-            <w:rPr>
-              <w:color w:val="000000"/>
-              <w:lang w:val="en-US"/>
-            </w:rPr>
-            <w:t>doi</w:t>
-          </w:r>
-          <w:proofErr w:type="spellEnd"/>
-          <w:r>
-            <w:rPr>
-              <w:color w:val="000000"/>
-              <w:lang w:val="en-US"/>
-            </w:rPr>
-            <w:t>: 10.48550/arxiv.2402.10350.</w:t>
+            <w:t>, “Large Language Models for Forecasting and Anomaly Detection: A Systematic Literature Review,” 2024. doi: 10.48550/arxiv.2402.10350.</w:t>
           </w:r>
         </w:p>
         <w:p>
@@ -3253,7 +2732,6 @@
             <w:tab/>
             <w:t xml:space="preserve">E. Edozie, A. N. Shuaibu, B. O. Sadiq, and U. K. John, “Artificial intelligence advances in anomaly detection for telecom networks,” </w:t>
           </w:r>
-          <w:proofErr w:type="spellStart"/>
           <w:r>
             <w:rPr>
               <w:i/>
@@ -3261,40 +2739,14 @@
               <w:color w:val="000000"/>
               <w:lang w:val="en-US"/>
             </w:rPr>
-            <w:t>Artif</w:t>
-          </w:r>
-          <w:proofErr w:type="spellEnd"/>
-          <w:r>
-            <w:rPr>
-              <w:i/>
-              <w:iCs/>
-              <w:color w:val="000000"/>
-              <w:lang w:val="en-US"/>
-            </w:rPr>
-            <w:t>. Intell. Rev.</w:t>
-          </w:r>
-          <w:r>
-            <w:rPr>
-              <w:color w:val="000000"/>
-              <w:lang w:val="en-US"/>
-            </w:rPr>
-            <w:t xml:space="preserve">, vol. 58, no. 4, 2025, </w:t>
-          </w:r>
-          <w:proofErr w:type="spellStart"/>
-          <w:r>
-            <w:rPr>
-              <w:color w:val="000000"/>
-              <w:lang w:val="en-US"/>
-            </w:rPr>
-            <w:t>doi</w:t>
-          </w:r>
-          <w:proofErr w:type="spellEnd"/>
-          <w:r>
-            <w:rPr>
-              <w:color w:val="000000"/>
-              <w:lang w:val="en-US"/>
-            </w:rPr>
-            <w:t>: 10.1007/s10462-025-11108-x.</w:t>
+            <w:t>Artif. Intell. Rev.</w:t>
+          </w:r>
+          <w:r>
+            <w:rPr>
+              <w:color w:val="000000"/>
+              <w:lang w:val="en-US"/>
+            </w:rPr>
+            <w:t>, vol. 58, no. 4, 2025, doi: 10.1007/s10462-025-11108-x.</w:t>
           </w:r>
         </w:p>
         <w:p>
@@ -3323,7 +2775,6 @@
             <w:tab/>
             <w:t xml:space="preserve">K. Berahmand, F. Daneshfar, E. S. Salehi, Y. Li, and Y. Xu, “Autoencoders and their applications in machine learning: a survey,” </w:t>
           </w:r>
-          <w:proofErr w:type="spellStart"/>
           <w:r>
             <w:rPr>
               <w:i/>
@@ -3331,40 +2782,14 @@
               <w:color w:val="000000"/>
               <w:lang w:val="en-US"/>
             </w:rPr>
-            <w:t>Artif</w:t>
-          </w:r>
-          <w:proofErr w:type="spellEnd"/>
-          <w:r>
-            <w:rPr>
-              <w:i/>
-              <w:iCs/>
-              <w:color w:val="000000"/>
-              <w:lang w:val="en-US"/>
-            </w:rPr>
-            <w:t>. Intell. Rev.</w:t>
-          </w:r>
-          <w:r>
-            <w:rPr>
-              <w:color w:val="000000"/>
-              <w:lang w:val="en-US"/>
-            </w:rPr>
-            <w:t xml:space="preserve">, vol. 57, no. 2, 2024, </w:t>
-          </w:r>
-          <w:proofErr w:type="spellStart"/>
-          <w:r>
-            <w:rPr>
-              <w:color w:val="000000"/>
-              <w:lang w:val="en-US"/>
-            </w:rPr>
-            <w:t>doi</w:t>
-          </w:r>
-          <w:proofErr w:type="spellEnd"/>
-          <w:r>
-            <w:rPr>
-              <w:color w:val="000000"/>
-              <w:lang w:val="en-US"/>
-            </w:rPr>
-            <w:t>: 10.1007/s10462-023-10662-6.</w:t>
+            <w:t>Artif. Intell. Rev.</w:t>
+          </w:r>
+          <w:r>
+            <w:rPr>
+              <w:color w:val="000000"/>
+              <w:lang w:val="en-US"/>
+            </w:rPr>
+            <w:t>, vol. 57, no. 2, 2024, doi: 10.1007/s10462-023-10662-6.</w:t>
           </w:r>
         </w:p>
         <w:p>
@@ -3423,23 +2848,7 @@
               <w:color w:val="000000"/>
               <w:lang w:val="en-US"/>
             </w:rPr>
-            <w:t xml:space="preserve">, vol. 16, no. 7–8, pp. 5079–5112, 2025, </w:t>
-          </w:r>
-          <w:proofErr w:type="spellStart"/>
-          <w:r>
-            <w:rPr>
-              <w:color w:val="000000"/>
-              <w:lang w:val="en-US"/>
-            </w:rPr>
-            <w:t>doi</w:t>
-          </w:r>
-          <w:proofErr w:type="spellEnd"/>
-          <w:r>
-            <w:rPr>
-              <w:color w:val="000000"/>
-              <w:lang w:val="en-US"/>
-            </w:rPr>
-            <w:t>: 10.1007/s13042-025-02560-w.</w:t>
+            <w:t>, vol. 16, no. 7–8, pp. 5079–5112, 2025, doi: 10.1007/s13042-025-02560-w.</w:t>
           </w:r>
         </w:p>
         <w:p>
@@ -3482,23 +2891,7 @@
               <w:color w:val="000000"/>
               <w:lang w:val="en-US"/>
             </w:rPr>
-            <w:t xml:space="preserve">, vol. 28, no. 1, pp. 75–105, 2004, </w:t>
-          </w:r>
-          <w:proofErr w:type="spellStart"/>
-          <w:r>
-            <w:rPr>
-              <w:color w:val="000000"/>
-              <w:lang w:val="en-US"/>
-            </w:rPr>
-            <w:t>doi</w:t>
-          </w:r>
-          <w:proofErr w:type="spellEnd"/>
-          <w:r>
-            <w:rPr>
-              <w:color w:val="000000"/>
-              <w:lang w:val="en-US"/>
-            </w:rPr>
-            <w:t>: 10.2307/25148625.</w:t>
+            <w:t>, vol. 28, no. 1, pp. 75–105, 2004, doi: 10.2307/25148625.</w:t>
           </w:r>
         </w:p>
         <w:p>
@@ -3647,6 +3040,7 @@
             <w:r>
               <w:rPr>
                 <w:rFonts w:ascii="Segoe UI Symbol" w:hAnsi="Segoe UI Symbol" w:cs="Segoe UI Symbol"/>
+                <w:highlight w:val="black"/>
               </w:rPr>
               <w:t>☐</w:t>
             </w:r>
@@ -6040,8 +5434,12 @@
     <w:rsid w:val="00223DE9"/>
     <w:rsid w:val="004A47C6"/>
     <w:rsid w:val="00534B97"/>
+    <w:rsid w:val="00617687"/>
+    <w:rsid w:val="00901F4A"/>
+    <w:rsid w:val="00C63E10"/>
     <w:rsid w:val="00D863CA"/>
     <w:rsid w:val="00EB4DE7"/>
+    <w:rsid w:val="00FA67B5"/>
   </w:rsids>
   <m:mathPr>
     <m:mathFont m:val="Cambria Math"/>
